--- a/CLIENT_SETUP_AI_LABS_SAMPLES.docx
+++ b/CLIENT_SETUP_AI_LABS_SAMPLES.docx
@@ -12,16 +12,7 @@
     </w:p>
     <w:p>
       <w:r>
-        <w:t xml:space="preserve">This guide builds a curated </w:t>
-      </w:r>
-      <w:r>
-        <w:rPr>
-          <w:b/>
-        </w:rPr>
-        <w:t>~1200-file sample set</w:t>
-      </w:r>
-      <w:r>
-        <w:t xml:space="preserve"> in </w:t>
+        <w:t xml:space="preserve">This guide builds a curated sample set in </w:t>
       </w:r>
       <w:r>
         <w:rPr>
@@ -30,22 +21,12 @@
         <w:t>your own Google Drive</w:t>
       </w:r>
       <w:r>
-        <w:t>.</w:t>
+        <w:t xml:space="preserve"> (and, optionally, your own Gmail).</w:t>
       </w:r>
     </w:p>
     <w:p>
       <w:r>
-        <w:t xml:space="preserve">It creates a new folder like </w:t>
-      </w:r>
-      <w:r>
-        <w:rPr>
-          <w:rFonts w:ascii="Consolas" w:hAnsi="Consolas"/>
-          <w:sz w:val="18"/>
-        </w:rPr>
-        <w:t>AI Labs Sample Set (YYYY-MM-DD)</w:t>
-      </w:r>
-      <w:r>
-        <w:t xml:space="preserve"> in your My Drive, with subfolders by category, and copies the selected files into it.</w:t>
+        <w:t>It creates a new folder like AI Labs Sample Set (YYYY-MM-DD) in your My Drive, with subfolders by category, and copies the selected files into it. Gmail threads (if you build a manifest that includes them) go into your own Gmail Inbox instead.</w:t>
       </w:r>
     </w:p>
     <w:p>
@@ -59,44 +40,53 @@
         <w:t>your</w:t>
       </w:r>
       <w:r>
-        <w:t xml:space="preserve"> Google account. No shared folder and no one else’s token is required.</w:t>
+        <w:t xml:space="preserve"> Google account for the copy step. No shared folder and no one else's token is required.</w:t>
+      </w:r>
+    </w:p>
+    <w:p>
+      <w:r>
+        <w:t>There are two roles in this guide:</w:t>
       </w:r>
     </w:p>
     <w:p>
       <w:pPr>
-        <w:ind w:left="288"/>
+        <w:pStyle w:val="ListBullet"/>
       </w:pPr>
       <w:r>
         <w:rPr>
           <w:b/>
-          <w:i/>
         </w:rPr>
-        <w:t>Already ran Inventory Segmentor on this machine?</w:t>
+        <w:t>Client</w:t>
+      </w:r>
+      <w:r>
+        <w:t xml:space="preserve"> — signs in with their own Google account and runs the copy steps (Parts 1, 2, 4, 6, 8). No admin access needed.</w:t>
       </w:r>
     </w:p>
     <w:p>
       <w:pPr>
-        <w:ind w:left="288"/>
+        <w:pStyle w:val="ListBullet"/>
       </w:pPr>
       <w:r>
         <w:rPr>
-          <w:i/>
+          <w:b/>
         </w:rPr>
-        <w:t xml:space="preserve">Skip to [Part 4 — Google Drive login](#part-4--google-drive-login) if the project is already cloned and </w:t>
-      </w:r>
+        <w:t>Operator</w:t>
+      </w:r>
+      <w:r>
+        <w:t xml:space="preserve"> — the person running the extraction for this engagement, who has a Service Account with Domain-Wide Delegation and a Workspace admin email. Only needed for Part 5 (building a fresh manifest across the whole Workspace).</w:t>
+      </w:r>
+    </w:p>
+    <w:p>
       <w:r>
         <w:rPr>
-          <w:rFonts w:ascii="Consolas" w:hAnsi="Consolas"/>
-          <w:i/>
-          <w:sz w:val="18"/>
+          <w:b/>
         </w:rPr>
-        <w:t>.venv</w:t>
-      </w:r>
-      <w:r>
-        <w:rPr>
-          <w:i/>
-        </w:rPr>
-        <w:t xml:space="preserve"> works. Then jump to [Part 5 — Build the sample set](#part-5--build-the-sample-set).</w:t>
+        <w:t>Already ran Inventory Segmentor on this machine?</w:t>
+      </w:r>
+    </w:p>
+    <w:p>
+      <w:r>
+        <w:t>Skip to [Part 4 — Google Drive login](#part-4--google-drive-login) if the project is already cloned and .venv works. Then jump to [Part 6 — Build the sample set](#part-6--build-the-sample-set).</w:t>
       </w:r>
     </w:p>
     <w:p>
@@ -129,7 +119,7 @@
         <w:pStyle w:val="ListBullet"/>
       </w:pPr>
       <w:r>
-        <w:t>Python 3 and Git (steps below if you don’t have them)</w:t>
+        <w:t>Python 3 and Git (steps below if you don't have them)</w:t>
       </w:r>
     </w:p>
     <w:p>
@@ -141,6 +131,34 @@
       </w:r>
     </w:p>
     <w:p>
+      <w:pPr>
+        <w:pStyle w:val="ListBullet"/>
+      </w:pPr>
+      <w:r>
+        <w:rPr>
+          <w:b/>
+        </w:rPr>
+        <w:t>(Operator only, Part 5)</w:t>
+      </w:r>
+      <w:r>
+        <w:t xml:space="preserve"> A Service Account JSON with Domain-Wide Delegation, and a Workspace super-admin email — see CLIENT_SETUP.md → Part 4B</w:t>
+      </w:r>
+    </w:p>
+    <w:p>
+      <w:pPr>
+        <w:pStyle w:val="ListBullet"/>
+      </w:pPr>
+      <w:r>
+        <w:rPr>
+          <w:b/>
+        </w:rPr>
+        <w:t>(Optional, Part 8 — Gmail thread samples)</w:t>
+      </w:r>
+      <w:r>
+        <w:t xml:space="preserve"> The gmail.insert scope enabled on the OAuth client, added to its consent screen in Google Cloud Console</w:t>
+      </w:r>
+    </w:p>
+    <w:p>
       <w:r>
         <w:rPr>
           <w:b/>
@@ -148,7 +166,7 @@
         <w:t>You do not need</w:t>
       </w:r>
       <w:r>
-        <w:t xml:space="preserve"> an Anthropic / OpenAI / Gemini API key for this script.</w:t>
+        <w:t xml:space="preserve"> an Anthropic / OpenAI / Gemini API key for any of this.</w:t>
       </w:r>
     </w:p>
     <w:p>
@@ -221,31 +239,13 @@
       </w:r>
     </w:p>
     <w:p>
-      <w:pPr>
-        <w:spacing w:before="120" w:after="120"/>
-        <w:ind w:left="216"/>
-      </w:pPr>
-      <w:r>
-        <w:rPr>
-          <w:rFonts w:ascii="Consolas" w:hAnsi="Consolas"/>
-          <w:sz w:val="18"/>
-        </w:rPr>
+      <w:r>
         <w:t>python --version</w:t>
       </w:r>
     </w:p>
     <w:p>
       <w:r>
-        <w:t xml:space="preserve">You should see something like </w:t>
-      </w:r>
-      <w:r>
-        <w:rPr>
-          <w:rFonts w:ascii="Consolas" w:hAnsi="Consolas"/>
-          <w:sz w:val="18"/>
-        </w:rPr>
-        <w:t>Python 3.12.x</w:t>
-      </w:r>
-      <w:r>
-        <w:t>.</w:t>
+        <w:t>You should see something like Python 3.12.x.</w:t>
       </w:r>
     </w:p>
     <w:p>
@@ -287,15 +287,7 @@
       </w:r>
     </w:p>
     <w:p>
-      <w:pPr>
-        <w:spacing w:before="120" w:after="120"/>
-        <w:ind w:left="216"/>
-      </w:pPr>
-      <w:r>
-        <w:rPr>
-          <w:rFonts w:ascii="Consolas" w:hAnsi="Consolas"/>
-          <w:sz w:val="18"/>
-        </w:rPr>
+      <w:r>
         <w:t>git --version</w:t>
       </w:r>
     </w:p>
@@ -331,52 +323,22 @@
       </w:r>
     </w:p>
     <w:p>
-      <w:pPr>
-        <w:spacing w:before="120" w:after="120"/>
-        <w:ind w:left="216"/>
-      </w:pPr>
-      <w:r>
-        <w:rPr>
-          <w:rFonts w:ascii="Consolas" w:hAnsi="Consolas"/>
-          <w:sz w:val="18"/>
-        </w:rPr>
+      <w:r>
         <w:t>cd ~</w:t>
       </w:r>
     </w:p>
     <w:p>
-      <w:pPr>
-        <w:spacing w:before="120" w:after="120"/>
-        <w:ind w:left="216"/>
-      </w:pPr>
-      <w:r>
-        <w:rPr>
-          <w:rFonts w:ascii="Consolas" w:hAnsi="Consolas"/>
-          <w:sz w:val="18"/>
-        </w:rPr>
+      <w:r>
         <w:t>git clone https://github.com/data927/inventory-segmentor.git</w:t>
       </w:r>
     </w:p>
     <w:p>
-      <w:pPr>
-        <w:ind w:left="288"/>
-      </w:pPr>
-      <w:r>
-        <w:rPr>
-          <w:i/>
-        </w:rPr>
+      <w:r>
         <w:t>Or use the exact link / zip you were given.</w:t>
       </w:r>
     </w:p>
     <w:p>
-      <w:pPr>
-        <w:spacing w:before="120" w:after="120"/>
-        <w:ind w:left="216"/>
-      </w:pPr>
-      <w:r>
-        <w:rPr>
-          <w:rFonts w:ascii="Consolas" w:hAnsi="Consolas"/>
-          <w:sz w:val="18"/>
-        </w:rPr>
+      <w:r>
         <w:t>cd inventory-segmentor</w:t>
       </w:r>
     </w:p>
@@ -386,59 +348,23 @@
       </w:r>
     </w:p>
     <w:p>
-      <w:pPr>
-        <w:spacing w:before="120" w:after="120"/>
-        <w:ind w:left="216"/>
-      </w:pPr>
-      <w:r>
-        <w:rPr>
-          <w:rFonts w:ascii="Consolas" w:hAnsi="Consolas"/>
-          <w:sz w:val="18"/>
-        </w:rPr>
+      <w:r>
         <w:t>ls data/ai_labs_1200_balanced_sample.json</w:t>
       </w:r>
     </w:p>
     <w:p>
       <w:r>
-        <w:t xml:space="preserve">Mac / Linux: if </w:t>
-      </w:r>
-      <w:r>
-        <w:rPr>
-          <w:rFonts w:ascii="Consolas" w:hAnsi="Consolas"/>
-          <w:sz w:val="18"/>
-        </w:rPr>
-        <w:t>ls</w:t>
-      </w:r>
-      <w:r>
-        <w:t xml:space="preserve"> fails, try:</w:t>
+        <w:t>Mac / Linux: if ls fails, try:</w:t>
       </w:r>
     </w:p>
     <w:p>
-      <w:pPr>
-        <w:spacing w:before="120" w:after="120"/>
-        <w:ind w:left="216"/>
-      </w:pPr>
-      <w:r>
-        <w:rPr>
-          <w:rFonts w:ascii="Consolas" w:hAnsi="Consolas"/>
-          <w:sz w:val="18"/>
-        </w:rPr>
+      <w:r>
         <w:t>ls data/</w:t>
       </w:r>
     </w:p>
     <w:p>
       <w:r>
-        <w:t xml:space="preserve">You should see </w:t>
-      </w:r>
-      <w:r>
-        <w:rPr>
-          <w:rFonts w:ascii="Consolas" w:hAnsi="Consolas"/>
-          <w:sz w:val="18"/>
-        </w:rPr>
-        <w:t>ai_labs_1200_balanced_sample.json</w:t>
-      </w:r>
-      <w:r>
-        <w:t xml:space="preserve">. That file is </w:t>
+        <w:t xml:space="preserve">You should see ai_labs_1200_balanced_sample.json. That file is </w:t>
       </w:r>
       <w:r>
         <w:rPr>
@@ -447,7 +373,7 @@
         <w:t>bundled in the repo</w:t>
       </w:r>
       <w:r>
-        <w:t xml:space="preserve"> — you do not need any Excel file.</w:t>
+        <w:t xml:space="preserve"> as a fallback default — you do not need any Excel file. If Part 5 below has already been run for this engagement, you'll use its output manifest instead (see Part 6).</w:t>
       </w:r>
     </w:p>
     <w:p>
@@ -472,15 +398,7 @@
       </w:r>
     </w:p>
     <w:p>
-      <w:pPr>
-        <w:spacing w:before="120" w:after="120"/>
-        <w:ind w:left="216"/>
-      </w:pPr>
-      <w:r>
-        <w:rPr>
-          <w:rFonts w:ascii="Consolas" w:hAnsi="Consolas"/>
-          <w:sz w:val="18"/>
-        </w:rPr>
+      <w:r>
         <w:t>python3 -m venv .venv</w:t>
       </w:r>
     </w:p>
@@ -490,15 +408,7 @@
       </w:r>
     </w:p>
     <w:p>
-      <w:pPr>
-        <w:spacing w:before="120" w:after="120"/>
-        <w:ind w:left="216"/>
-      </w:pPr>
-      <w:r>
-        <w:rPr>
-          <w:rFonts w:ascii="Consolas" w:hAnsi="Consolas"/>
-          <w:sz w:val="18"/>
-        </w:rPr>
+      <w:r>
         <w:t>python -m venv .venv</w:t>
       </w:r>
     </w:p>
@@ -516,15 +426,7 @@
       </w:r>
     </w:p>
     <w:p>
-      <w:pPr>
-        <w:spacing w:before="120" w:after="120"/>
-        <w:ind w:left="216"/>
-      </w:pPr>
-      <w:r>
-        <w:rPr>
-          <w:rFonts w:ascii="Consolas" w:hAnsi="Consolas"/>
-          <w:sz w:val="18"/>
-        </w:rPr>
+      <w:r>
         <w:t>source .venv/bin/activate</w:t>
       </w:r>
     </w:p>
@@ -534,31 +436,13 @@
       </w:r>
     </w:p>
     <w:p>
-      <w:pPr>
-        <w:spacing w:before="120" w:after="120"/>
-        <w:ind w:left="216"/>
-      </w:pPr>
-      <w:r>
-        <w:rPr>
-          <w:rFonts w:ascii="Consolas" w:hAnsi="Consolas"/>
-          <w:sz w:val="18"/>
-        </w:rPr>
+      <w:r>
         <w:t>.venv\Scripts\activate</w:t>
       </w:r>
     </w:p>
     <w:p>
       <w:r>
-        <w:t xml:space="preserve">You should see </w:t>
-      </w:r>
-      <w:r>
-        <w:rPr>
-          <w:rFonts w:ascii="Consolas" w:hAnsi="Consolas"/>
-          <w:sz w:val="18"/>
-        </w:rPr>
-        <w:t>(.venv)</w:t>
-      </w:r>
-      <w:r>
-        <w:t xml:space="preserve"> at the start of the line.</w:t>
+        <w:t>You should see (.venv) at the start of the line.</w:t>
       </w:r>
     </w:p>
     <w:p>
@@ -570,15 +454,7 @@
       </w:r>
     </w:p>
     <w:p>
-      <w:pPr>
-        <w:spacing w:before="120" w:after="120"/>
-        <w:ind w:left="216"/>
-      </w:pPr>
-      <w:r>
-        <w:rPr>
-          <w:rFonts w:ascii="Consolas" w:hAnsi="Consolas"/>
-          <w:sz w:val="18"/>
-        </w:rPr>
+      <w:r>
         <w:t>pip install -r requirements.txt</w:t>
       </w:r>
     </w:p>
@@ -610,15 +486,7 @@
       </w:r>
     </w:p>
     <w:p>
-      <w:pPr>
-        <w:spacing w:before="120" w:after="120"/>
-        <w:ind w:left="216"/>
-      </w:pPr>
-      <w:r>
-        <w:rPr>
-          <w:rFonts w:ascii="Consolas" w:hAnsi="Consolas"/>
-          <w:sz w:val="18"/>
-        </w:rPr>
+      <w:r>
         <w:t>python setup.py</w:t>
       </w:r>
     </w:p>
@@ -653,17 +521,7 @@
         <w:t>Google Drive</w:t>
       </w:r>
       <w:r>
-        <w:t xml:space="preserve">, type </w:t>
-      </w:r>
-      <w:r>
-        <w:rPr>
-          <w:rFonts w:ascii="Consolas" w:hAnsi="Consolas"/>
-          <w:sz w:val="18"/>
-        </w:rPr>
-        <w:t>y</w:t>
-      </w:r>
-      <w:r>
-        <w:t xml:space="preserve"> and follow the prompts.</w:t>
+        <w:t>, type y and follow the prompts.</w:t>
       </w:r>
     </w:p>
     <w:p>
@@ -671,17 +529,7 @@
         <w:pStyle w:val="ListBullet"/>
       </w:pPr>
       <w:r>
-        <w:t xml:space="preserve">Point it at your OAuth client JSON (often in Downloads: </w:t>
-      </w:r>
-      <w:r>
-        <w:rPr>
-          <w:rFonts w:ascii="Consolas" w:hAnsi="Consolas"/>
-          <w:sz w:val="18"/>
-        </w:rPr>
-        <w:t>client_secret_....json</w:t>
-      </w:r>
-      <w:r>
-        <w:t>).</w:t>
+        <w:t>Point it at your OAuth client JSON (often in Downloads: client_secret_....json).</w:t>
       </w:r>
     </w:p>
     <w:p>
@@ -733,27 +581,7 @@
     </w:p>
     <w:p>
       <w:r>
-        <w:t>The sample list refers to file IDs from that Drive. A different account will get many failures (</w:t>
-      </w:r>
-      <w:r>
-        <w:rPr>
-          <w:rFonts w:ascii="Consolas" w:hAnsi="Consolas"/>
-          <w:sz w:val="18"/>
-        </w:rPr>
-        <w:t>404</w:t>
-      </w:r>
-      <w:r>
-        <w:t xml:space="preserve"> / </w:t>
-      </w:r>
-      <w:r>
-        <w:rPr>
-          <w:rFonts w:ascii="Consolas" w:hAnsi="Consolas"/>
-          <w:sz w:val="18"/>
-        </w:rPr>
-        <w:t>403</w:t>
-      </w:r>
-      <w:r>
-        <w:t>).</w:t>
+        <w:t>The sample list refers to file IDs from that Drive. A different account will get many failures (404 / 403).</w:t>
       </w:r>
     </w:p>
     <w:p>
@@ -775,7 +603,7 @@
         <w:t>create a folder and copy files</w:t>
       </w:r>
       <w:r>
-        <w:t xml:space="preserve"> in your Drive (broader than the inventory’s read-only login). The first run opens a browser — click </w:t>
+        <w:t xml:space="preserve"> in your Drive (broader than the inventory's read-only login). The first run opens a browser — click </w:t>
       </w:r>
       <w:r>
         <w:rPr>
@@ -793,41 +621,13 @@
       </w:r>
     </w:p>
     <w:p>
-      <w:pPr>
-        <w:spacing w:before="120" w:after="120"/>
-        <w:ind w:left="216"/>
-      </w:pPr>
-      <w:r>
-        <w:rPr>
-          <w:rFonts w:ascii="Consolas" w:hAnsi="Consolas"/>
-          <w:sz w:val="18"/>
-        </w:rPr>
+      <w:r>
         <w:t>.secrets/google_oauth_client.json</w:t>
       </w:r>
     </w:p>
     <w:p>
       <w:r>
-        <w:t xml:space="preserve">If setup put it elsewhere, that is fine as long as </w:t>
-      </w:r>
-      <w:r>
-        <w:rPr>
-          <w:rFonts w:ascii="Consolas" w:hAnsi="Consolas"/>
-          <w:sz w:val="18"/>
-        </w:rPr>
-        <w:t>.env</w:t>
-      </w:r>
-      <w:r>
-        <w:t xml:space="preserve"> points to it (</w:t>
-      </w:r>
-      <w:r>
-        <w:rPr>
-          <w:rFonts w:ascii="Consolas" w:hAnsi="Consolas"/>
-          <w:sz w:val="18"/>
-        </w:rPr>
-        <w:t>GOOGLE_OAUTH_CLIENT_SECRETS=...</w:t>
-      </w:r>
-      <w:r>
-        <w:t>).</w:t>
+        <w:t>If setup put it elsewhere, that is fine as long as .env points to it (GOOGLE_OAUTH_CLIENT_SECRETS=...).</w:t>
       </w:r>
     </w:p>
     <w:p>
@@ -835,57 +635,162 @@
         <w:pStyle w:val="Heading1"/>
       </w:pPr>
       <w:r>
-        <w:t>Part 5 — Build the sample set</w:t>
+        <w:t>Part 5 — (Operator) Build a fresh, size-capped sample manifest</w:t>
       </w:r>
     </w:p>
     <w:p>
       <w:r>
-        <w:t xml:space="preserve">Make sure you are in the project folder with </w:t>
-      </w:r>
-      <w:r>
         <w:rPr>
-          <w:rFonts w:ascii="Consolas" w:hAnsi="Consolas"/>
-          <w:sz w:val="18"/>
+          <w:b/>
         </w:rPr>
-        <w:t>.venv</w:t>
-      </w:r>
-      <w:r>
-        <w:t xml:space="preserve"> activated:</w:t>
+        <w:t>Skip this part if you're the client running the bundled sample set — jump to Part 6.</w:t>
+      </w:r>
+      <w:r>
+        <w:t xml:space="preserve"> This part is for whoever is running the extraction for the engagement, using the admin-level Service Account.</w:t>
+      </w:r>
+    </w:p>
+    <w:p>
+      <w:r>
+        <w:t xml:space="preserve">data/ai_labs_1200_balanced_sample.json (used by default in Part 6) is a fixed, hand-picked list. For a fresh engagement, tools/build_quality_sample.py instead scans the </w:t>
+      </w:r>
+      <w:r>
+        <w:rPr>
+          <w:b/>
+        </w:rPr>
+        <w:t>entire live Workspace</w:t>
+      </w:r>
+      <w:r>
+        <w:t xml:space="preserve"> — every user's My Drive + Shared Drives, every user's Gmail — and builds a new manifest using two selection rules:</w:t>
       </w:r>
     </w:p>
     <w:p>
       <w:pPr>
-        <w:spacing w:before="120" w:after="120"/>
-        <w:ind w:left="216"/>
+        <w:pStyle w:val="ListBullet"/>
       </w:pPr>
       <w:r>
         <w:rPr>
-          <w:rFonts w:ascii="Consolas" w:hAnsi="Consolas"/>
-          <w:sz w:val="18"/>
+          <w:b/>
         </w:rPr>
-        <w:t>cd ~/inventory-segmentor</w:t>
-        <w:br/>
-        <w:t>source .venv/bin/activate</w:t>
+        <w:t>Binary files</w:t>
+      </w:r>
+      <w:r>
+        <w:t xml:space="preserve"> (PDFs, Office docs, images, etc.) and </w:t>
+      </w:r>
+      <w:r>
+        <w:rPr>
+          <w:b/>
+        </w:rPr>
+        <w:t>Gmail threads</w:t>
+      </w:r>
+      <w:r>
+        <w:t xml:space="preserve"> — largest first (size is used as a quality proxy; there's no LLM scoring pass) until a byte cap is hit:</w:t>
       </w:r>
     </w:p>
     <w:p>
       <w:r>
-        <w:t>Windows:</w:t>
+        <w:t xml:space="preserve">- </w:t>
+      </w:r>
+      <w:r>
+        <w:rPr>
+          <w:b/>
+        </w:rPr>
+        <w:t>Drive:</w:t>
+      </w:r>
+      <w:r>
+        <w:t xml:space="preserve"> ~75GB</w:t>
+      </w:r>
+    </w:p>
+    <w:p>
+      <w:r>
+        <w:t xml:space="preserve">- </w:t>
+      </w:r>
+      <w:r>
+        <w:rPr>
+          <w:b/>
+        </w:rPr>
+        <w:t>Gmail:</w:t>
+      </w:r>
+      <w:r>
+        <w:t xml:space="preserve"> ~10–15GB (default 12.5GB)</w:t>
       </w:r>
     </w:p>
     <w:p>
       <w:pPr>
-        <w:spacing w:before="120" w:after="120"/>
-        <w:ind w:left="216"/>
+        <w:pStyle w:val="ListBullet"/>
       </w:pPr>
       <w:r>
         <w:rPr>
-          <w:rFonts w:ascii="Consolas" w:hAnsi="Consolas"/>
-          <w:sz w:val="18"/>
+          <w:b/>
         </w:rPr>
-        <w:t>cd %USERPROFILE%\inventory-segmentor</w:t>
-        <w:br/>
-        <w:t>.venv\Scripts\activate</w:t>
+        <w:t>Google-native Docs/Sheets/Slides</w:t>
+      </w:r>
+      <w:r>
+        <w:t xml:space="preserve"> — these have no fixed byte size, so they can't be size-ranked. Instead each type gets its own fixed count, most-recently-modified first, </w:t>
+      </w:r>
+      <w:r>
+        <w:rPr>
+          <w:b/>
+        </w:rPr>
+        <w:t>on top of</w:t>
+      </w:r>
+      <w:r>
+        <w:t xml:space="preserve"> (not counted against) the 75GB Drive cap:</w:t>
+      </w:r>
+    </w:p>
+    <w:p>
+      <w:r>
+        <w:t xml:space="preserve">- </w:t>
+      </w:r>
+      <w:r>
+        <w:rPr>
+          <w:b/>
+        </w:rPr>
+        <w:t>Google Sheets:</w:t>
+      </w:r>
+      <w:r>
+        <w:t xml:space="preserve"> 350</w:t>
+      </w:r>
+    </w:p>
+    <w:p>
+      <w:r>
+        <w:t xml:space="preserve">- </w:t>
+      </w:r>
+      <w:r>
+        <w:rPr>
+          <w:b/>
+        </w:rPr>
+        <w:t>Google Docs:</w:t>
+      </w:r>
+      <w:r>
+        <w:t xml:space="preserve"> 300</w:t>
+      </w:r>
+    </w:p>
+    <w:p>
+      <w:r>
+        <w:t xml:space="preserve">- </w:t>
+      </w:r>
+      <w:r>
+        <w:rPr>
+          <w:b/>
+        </w:rPr>
+        <w:t>Google Slides:</w:t>
+      </w:r>
+      <w:r>
+        <w:t xml:space="preserve"> 150</w:t>
+      </w:r>
+    </w:p>
+    <w:p>
+      <w:r>
+        <w:t xml:space="preserve">Gmail messages are grouped into </w:t>
+      </w:r>
+      <w:r>
+        <w:rPr>
+          <w:b/>
+        </w:rPr>
+        <w:t>whole threads</w:t>
+      </w:r>
+      <w:r>
+        <w:t xml:space="preserve"> before selection — a thread is included or skipped as one unit, so a thread never gets split across the include/exclude line.</w:t>
       </w:r>
     </w:p>
     <w:p>
@@ -893,98 +798,21 @@
         <w:pStyle w:val="Heading2"/>
       </w:pPr>
       <w:r>
-        <w:t>Step A — Preview (no changes to Drive)</w:t>
+        <w:t>Prerequisite</w:t>
       </w:r>
     </w:p>
     <w:p>
-      <w:pPr>
-        <w:spacing w:before="120" w:after="120"/>
-        <w:ind w:left="216"/>
-      </w:pPr>
-      <w:r>
-        <w:rPr>
-          <w:rFonts w:ascii="Consolas" w:hAnsi="Consolas"/>
-          <w:sz w:val="18"/>
-        </w:rPr>
-        <w:t>python tools/export_ai_labs_samples.py --dry-run</w:t>
-      </w:r>
-    </w:p>
-    <w:p>
-      <w:r>
-        <w:t xml:space="preserve">You should see about </w:t>
+      <w:r>
+        <w:t xml:space="preserve">Service Account + Domain-Wide Delegation, already set up. If not, see CLIENT_SETUP.md → </w:t>
       </w:r>
       <w:r>
         <w:rPr>
           <w:b/>
         </w:rPr>
-        <w:t>1200</w:t>
-      </w:r>
-      <w:r>
-        <w:t xml:space="preserve"> files listed across categories such as:</w:t>
-      </w:r>
-    </w:p>
-    <w:p>
-      <w:pPr>
-        <w:pStyle w:val="ListBullet"/>
-      </w:pPr>
-      <w:r>
-        <w:t>Product &amp; Engineering</w:t>
-      </w:r>
-    </w:p>
-    <w:p>
-      <w:pPr>
-        <w:pStyle w:val="ListBullet"/>
-      </w:pPr>
-      <w:r>
-        <w:t>Financial &amp; Legal</w:t>
-      </w:r>
-    </w:p>
-    <w:p>
-      <w:pPr>
-        <w:pStyle w:val="ListBullet"/>
-      </w:pPr>
-      <w:r>
-        <w:t>Operations &amp; HR</w:t>
-      </w:r>
-    </w:p>
-    <w:p>
-      <w:pPr>
-        <w:pStyle w:val="ListBullet"/>
-      </w:pPr>
-      <w:r>
-        <w:t>Marketing</w:t>
-      </w:r>
-    </w:p>
-    <w:p>
-      <w:pPr>
-        <w:pStyle w:val="ListBullet"/>
-      </w:pPr>
-      <w:r>
-        <w:t>Strategy &amp; Planning</w:t>
-      </w:r>
-    </w:p>
-    <w:p>
-      <w:pPr>
-        <w:pStyle w:val="ListBullet"/>
-      </w:pPr>
-      <w:r>
-        <w:t>Customer &amp; Sales</w:t>
-      </w:r>
-    </w:p>
-    <w:p>
-      <w:pPr>
-        <w:pStyle w:val="ListBullet"/>
-      </w:pPr>
-      <w:r>
-        <w:t>Meeting Notes &amp; Internal Comms</w:t>
-      </w:r>
-    </w:p>
-    <w:p>
-      <w:pPr>
-        <w:pStyle w:val="ListBullet"/>
-      </w:pPr>
-      <w:r>
-        <w:t>Uncategorized</w:t>
+        <w:t>Part 4B — Service Account with Domain-Wide Delegation</w:t>
+      </w:r>
+      <w:r>
+        <w:t xml:space="preserve"> and come back here once you have the service account JSON path and a super-admin email.</w:t>
       </w:r>
     </w:p>
     <w:p>
@@ -992,84 +820,29 @@
         <w:pStyle w:val="Heading2"/>
       </w:pPr>
       <w:r>
-        <w:t>Step B — Smoke test (5 files)</w:t>
+        <w:t>Run it</w:t>
       </w:r>
     </w:p>
     <w:p>
-      <w:pPr>
-        <w:spacing w:before="120" w:after="120"/>
-        <w:ind w:left="216"/>
-      </w:pPr>
-      <w:r>
-        <w:rPr>
-          <w:rFonts w:ascii="Consolas" w:hAnsi="Consolas"/>
-          <w:sz w:val="18"/>
-        </w:rPr>
-        <w:t>python tools/export_ai_labs_samples.py --limit 5</w:t>
+      <w:r>
+        <w:t>python tools/build_quality_sample.py \</w:t>
+      </w:r>
+      <w:r>
+        <w:br/>
+      </w:r>
+      <w:r>
+        <w:t xml:space="preserve">  --service-account ~/Downloads/service_account.json \</w:t>
+      </w:r>
+      <w:r>
+        <w:br/>
+      </w:r>
+      <w:r>
+        <w:t xml:space="preserve">  --admin-email admin@yourdomain.com</w:t>
       </w:r>
     </w:p>
     <w:p>
-      <w:pPr>
-        <w:pStyle w:val="ListNumber"/>
-      </w:pPr>
-      <w:r>
-        <w:t xml:space="preserve">Browser opens → sign in → </w:t>
-      </w:r>
-      <w:r>
-        <w:rPr>
-          <w:b/>
-        </w:rPr>
-        <w:t>Allow</w:t>
-      </w:r>
-      <w:r>
-        <w:t xml:space="preserve"> Drive access.</w:t>
-      </w:r>
-    </w:p>
-    <w:p>
-      <w:pPr>
-        <w:pStyle w:val="ListNumber"/>
-      </w:pPr>
-      <w:r>
-        <w:t xml:space="preserve">When it finishes, open [Google Drive](https://drive.google.com) → </w:t>
-      </w:r>
-      <w:r>
-        <w:rPr>
-          <w:b/>
-        </w:rPr>
-        <w:t>My Drive</w:t>
-      </w:r>
-      <w:r>
-        <w:t>.</w:t>
-      </w:r>
-    </w:p>
-    <w:p>
-      <w:pPr>
-        <w:pStyle w:val="ListNumber"/>
-      </w:pPr>
-      <w:r>
-        <w:t xml:space="preserve">Look for a folder named like </w:t>
-      </w:r>
-      <w:r>
-        <w:rPr>
-          <w:b/>
-        </w:rPr>
-        <w:t>`AI Labs Sample Set (YYYY-MM-DD)`</w:t>
-      </w:r>
-      <w:r>
-        <w:t>.</w:t>
-      </w:r>
-    </w:p>
-    <w:p>
-      <w:pPr>
-        <w:pStyle w:val="ListNumber"/>
-      </w:pPr>
-      <w:r>
-        <w:t>Inside it you should see category folders with a few copied files.</w:t>
-      </w:r>
-    </w:p>
-    <w:p>
-      <w:r>
-        <w:t>If those 5 look correct, continue.</w:t>
+      <w:r>
+        <w:t>This can take a while for a large Workspace — it caches scan progress under out/ (*.drive_scan_cache.jsonl, gmail_ids__*.txt), so re-running the same command resumes rather than rescanning from zero.</w:t>
       </w:r>
     </w:p>
     <w:p>
@@ -1077,123 +850,7 @@
         <w:pStyle w:val="Heading2"/>
       </w:pPr>
       <w:r>
-        <w:t>Step C — Full sample set (~1200 files)</w:t>
-      </w:r>
-    </w:p>
-    <w:p>
-      <w:pPr>
-        <w:spacing w:before="120" w:after="120"/>
-        <w:ind w:left="216"/>
-      </w:pPr>
-      <w:r>
-        <w:rPr>
-          <w:rFonts w:ascii="Consolas" w:hAnsi="Consolas"/>
-          <w:sz w:val="18"/>
-        </w:rPr>
-        <w:t>python tools/export_ai_labs_samples.py</w:t>
-      </w:r>
-    </w:p>
-    <w:p>
-      <w:r>
-        <w:t xml:space="preserve">This can take a while. It is safe to stop and re-run the </w:t>
-      </w:r>
-      <w:r>
-        <w:rPr>
-          <w:b/>
-        </w:rPr>
-        <w:t>same</w:t>
-      </w:r>
-      <w:r>
-        <w:t xml:space="preserve"> command — it resumes from a checkpoint and will not re-copy files it already finished.</w:t>
-      </w:r>
-    </w:p>
-    <w:p>
-      <w:r>
-        <w:t>Optional custom folder name:</w:t>
-      </w:r>
-    </w:p>
-    <w:p>
-      <w:pPr>
-        <w:spacing w:before="120" w:after="120"/>
-        <w:ind w:left="216"/>
-      </w:pPr>
-      <w:r>
-        <w:rPr>
-          <w:rFonts w:ascii="Consolas" w:hAnsi="Consolas"/>
-          <w:sz w:val="18"/>
-        </w:rPr>
-        <w:t>python tools/export_ai_labs_samples.py --folder-name "Goldsetu AI Labs Samples"</w:t>
-      </w:r>
-    </w:p>
-    <w:p>
-      <w:pPr>
-        <w:pStyle w:val="Heading1"/>
-      </w:pPr>
-      <w:r>
-        <w:t>Part 6 — Find your output</w:t>
-      </w:r>
-    </w:p>
-    <w:p>
-      <w:r>
-        <w:t xml:space="preserve">In Google Drive → </w:t>
-      </w:r>
-      <w:r>
-        <w:rPr>
-          <w:b/>
-        </w:rPr>
-        <w:t>My Drive</w:t>
-      </w:r>
-      <w:r>
-        <w:t>:</w:t>
-      </w:r>
-    </w:p>
-    <w:p>
-      <w:pPr>
-        <w:spacing w:before="120" w:after="120"/>
-        <w:ind w:left="216"/>
-      </w:pPr>
-      <w:r>
-        <w:rPr>
-          <w:rFonts w:ascii="Consolas" w:hAnsi="Consolas"/>
-          <w:sz w:val="18"/>
-        </w:rPr>
-        <w:t>AI Labs Sample Set (YYYY-MM-DD)/</w:t>
-        <w:br/>
-        <w:t xml:space="preserve">  Product &amp; Engineering/</w:t>
-        <w:br/>
-        <w:t xml:space="preserve">  Financial &amp; Legal/</w:t>
-        <w:br/>
-        <w:t xml:space="preserve">  Operations &amp; HR/</w:t>
-        <w:br/>
-        <w:t xml:space="preserve">  Marketing/</w:t>
-        <w:br/>
-        <w:t xml:space="preserve">  ...</w:t>
-      </w:r>
-    </w:p>
-    <w:p>
-      <w:r>
-        <w:t>The script also prints a direct link at the end, for example:</w:t>
-      </w:r>
-    </w:p>
-    <w:p>
-      <w:pPr>
-        <w:spacing w:before="120" w:after="120"/>
-        <w:ind w:left="216"/>
-      </w:pPr>
-      <w:r>
-        <w:rPr>
-          <w:rFonts w:ascii="Consolas" w:hAnsi="Consolas"/>
-          <w:sz w:val="18"/>
-        </w:rPr>
-        <w:t>their folder: https://drive.google.com/drive/folders/.........</w:t>
-      </w:r>
-    </w:p>
-    <w:p>
-      <w:pPr>
-        <w:pStyle w:val="Heading1"/>
-      </w:pPr>
-      <w:r>
-        <w:t>Troubleshooting</w:t>
+        <w:t>Optional flags</w:t>
       </w:r>
     </w:p>
     <w:tbl>
@@ -1203,20 +860,863 @@
         <w:tblLook w:firstColumn="1" w:firstRow="1" w:lastColumn="0" w:lastRow="0" w:noHBand="0" w:noVBand="1" w:val="04A0"/>
       </w:tblPr>
       <w:tblGrid>
-        <w:gridCol w:w="4680"/>
-        <w:gridCol w:w="4680"/>
+        <w:gridCol w:w="2880"/>
+        <w:gridCol w:w="2880"/>
+        <w:gridCol w:w="2880"/>
       </w:tblGrid>
       <w:tr>
         <w:tc>
           <w:tcPr>
-            <w:tcW w:type="dxa" w:w="4680"/>
+            <w:tcW w:type="dxa" w:w="2880"/>
           </w:tcPr>
           <w:p>
-            <w:r/>
             <w:r>
               <w:rPr>
                 <w:b/>
-                <w:sz w:val="20"/>
+              </w:rPr>
+              <w:t>Flag</w:t>
+            </w:r>
+          </w:p>
+        </w:tc>
+        <w:tc>
+          <w:tcPr>
+            <w:tcW w:type="dxa" w:w="2880"/>
+          </w:tcPr>
+          <w:p>
+            <w:r>
+              <w:rPr>
+                <w:b/>
+              </w:rPr>
+              <w:t>Default</w:t>
+            </w:r>
+          </w:p>
+        </w:tc>
+        <w:tc>
+          <w:tcPr>
+            <w:tcW w:type="dxa" w:w="2880"/>
+          </w:tcPr>
+          <w:p>
+            <w:r>
+              <w:rPr>
+                <w:b/>
+              </w:rPr>
+              <w:t>What it does</w:t>
+            </w:r>
+          </w:p>
+        </w:tc>
+      </w:tr>
+      <w:tr>
+        <w:tc>
+          <w:tcPr>
+            <w:tcW w:type="dxa" w:w="2880"/>
+          </w:tcPr>
+          <w:p>
+            <w:r>
+              <w:t>--drive-cap-gb</w:t>
+            </w:r>
+          </w:p>
+        </w:tc>
+        <w:tc>
+          <w:tcPr>
+            <w:tcW w:type="dxa" w:w="2880"/>
+          </w:tcPr>
+          <w:p>
+            <w:r>
+              <w:t>75</w:t>
+            </w:r>
+          </w:p>
+        </w:tc>
+        <w:tc>
+          <w:tcPr>
+            <w:tcW w:type="dxa" w:w="2880"/>
+          </w:tcPr>
+          <w:p>
+            <w:r>
+              <w:t>Byte cap for binary Drive files, in GB</w:t>
+            </w:r>
+          </w:p>
+        </w:tc>
+      </w:tr>
+      <w:tr>
+        <w:tc>
+          <w:tcPr>
+            <w:tcW w:type="dxa" w:w="2880"/>
+          </w:tcPr>
+          <w:p>
+            <w:r>
+              <w:t>--gmail-cap-gb</w:t>
+            </w:r>
+          </w:p>
+        </w:tc>
+        <w:tc>
+          <w:tcPr>
+            <w:tcW w:type="dxa" w:w="2880"/>
+          </w:tcPr>
+          <w:p>
+            <w:r>
+              <w:t>12.5</w:t>
+            </w:r>
+          </w:p>
+        </w:tc>
+        <w:tc>
+          <w:tcPr>
+            <w:tcW w:type="dxa" w:w="2880"/>
+          </w:tcPr>
+          <w:p>
+            <w:r>
+              <w:t>Gmail selection cap, in GB</w:t>
+            </w:r>
+          </w:p>
+        </w:tc>
+      </w:tr>
+      <w:tr>
+        <w:tc>
+          <w:tcPr>
+            <w:tcW w:type="dxa" w:w="2880"/>
+          </w:tcPr>
+          <w:p>
+            <w:r>
+              <w:t>--gsheets-limit</w:t>
+            </w:r>
+          </w:p>
+        </w:tc>
+        <w:tc>
+          <w:tcPr>
+            <w:tcW w:type="dxa" w:w="2880"/>
+          </w:tcPr>
+          <w:p>
+            <w:r>
+              <w:t>350</w:t>
+            </w:r>
+          </w:p>
+        </w:tc>
+        <w:tc>
+          <w:tcPr>
+            <w:tcW w:type="dxa" w:w="2880"/>
+          </w:tcPr>
+          <w:p>
+            <w:r>
+              <w:t>Max Google Sheets, most-recently-modified first</w:t>
+            </w:r>
+          </w:p>
+        </w:tc>
+      </w:tr>
+      <w:tr>
+        <w:tc>
+          <w:tcPr>
+            <w:tcW w:type="dxa" w:w="2880"/>
+          </w:tcPr>
+          <w:p>
+            <w:r>
+              <w:t>--gdocs-limit</w:t>
+            </w:r>
+          </w:p>
+        </w:tc>
+        <w:tc>
+          <w:tcPr>
+            <w:tcW w:type="dxa" w:w="2880"/>
+          </w:tcPr>
+          <w:p>
+            <w:r>
+              <w:t>300</w:t>
+            </w:r>
+          </w:p>
+        </w:tc>
+        <w:tc>
+          <w:tcPr>
+            <w:tcW w:type="dxa" w:w="2880"/>
+          </w:tcPr>
+          <w:p>
+            <w:r>
+              <w:t>Max Google Docs, most-recently-modified first</w:t>
+            </w:r>
+          </w:p>
+        </w:tc>
+      </w:tr>
+      <w:tr>
+        <w:tc>
+          <w:tcPr>
+            <w:tcW w:type="dxa" w:w="2880"/>
+          </w:tcPr>
+          <w:p>
+            <w:r>
+              <w:t>--gslides-limit</w:t>
+            </w:r>
+          </w:p>
+        </w:tc>
+        <w:tc>
+          <w:tcPr>
+            <w:tcW w:type="dxa" w:w="2880"/>
+          </w:tcPr>
+          <w:p>
+            <w:r>
+              <w:t>150</w:t>
+            </w:r>
+          </w:p>
+        </w:tc>
+        <w:tc>
+          <w:tcPr>
+            <w:tcW w:type="dxa" w:w="2880"/>
+          </w:tcPr>
+          <w:p>
+            <w:r>
+              <w:t>Max Google Slides, most-recently-modified first</w:t>
+            </w:r>
+          </w:p>
+        </w:tc>
+      </w:tr>
+      <w:tr>
+        <w:tc>
+          <w:tcPr>
+            <w:tcW w:type="dxa" w:w="2880"/>
+          </w:tcPr>
+          <w:p>
+            <w:r>
+              <w:t>--out</w:t>
+            </w:r>
+          </w:p>
+        </w:tc>
+        <w:tc>
+          <w:tcPr>
+            <w:tcW w:type="dxa" w:w="2880"/>
+          </w:tcPr>
+          <w:p>
+            <w:r>
+              <w:t>out/quality_sample_manifest.json</w:t>
+            </w:r>
+          </w:p>
+        </w:tc>
+        <w:tc>
+          <w:tcPr>
+            <w:tcW w:type="dxa" w:w="2880"/>
+          </w:tcPr>
+          <w:p>
+            <w:r>
+              <w:t>Where the manifest is written</w:t>
+            </w:r>
+          </w:p>
+        </w:tc>
+      </w:tr>
+      <w:tr>
+        <w:tc>
+          <w:tcPr>
+            <w:tcW w:type="dxa" w:w="2880"/>
+          </w:tcPr>
+          <w:p>
+            <w:r>
+              <w:t>--gmail-query</w:t>
+            </w:r>
+          </w:p>
+        </w:tc>
+        <w:tc>
+          <w:tcPr>
+            <w:tcW w:type="dxa" w:w="2880"/>
+          </w:tcPr>
+          <w:p>
+            <w:r>
+              <w:t>(none)</w:t>
+            </w:r>
+          </w:p>
+        </w:tc>
+        <w:tc>
+          <w:tcPr>
+            <w:tcW w:type="dxa" w:w="2880"/>
+          </w:tcPr>
+          <w:p>
+            <w:r>
+              <w:t>Gmail search query to filter candidate messages (e.g. after:2024/01/01)</w:t>
+            </w:r>
+          </w:p>
+        </w:tc>
+      </w:tr>
+      <w:tr>
+        <w:tc>
+          <w:tcPr>
+            <w:tcW w:type="dxa" w:w="2880"/>
+          </w:tcPr>
+          <w:p>
+            <w:r>
+              <w:t>--skip-drive</w:t>
+            </w:r>
+          </w:p>
+        </w:tc>
+        <w:tc>
+          <w:tcPr>
+            <w:tcW w:type="dxa" w:w="2880"/>
+          </w:tcPr>
+          <w:p>
+            <w:r>
+              <w:t>off</w:t>
+            </w:r>
+          </w:p>
+        </w:tc>
+        <w:tc>
+          <w:tcPr>
+            <w:tcW w:type="dxa" w:w="2880"/>
+          </w:tcPr>
+          <w:p>
+            <w:r>
+              <w:t>Skip Drive scanning entirely</w:t>
+            </w:r>
+          </w:p>
+        </w:tc>
+      </w:tr>
+      <w:tr>
+        <w:tc>
+          <w:tcPr>
+            <w:tcW w:type="dxa" w:w="2880"/>
+          </w:tcPr>
+          <w:p>
+            <w:r>
+              <w:t>--skip-gmail</w:t>
+            </w:r>
+          </w:p>
+        </w:tc>
+        <w:tc>
+          <w:tcPr>
+            <w:tcW w:type="dxa" w:w="2880"/>
+          </w:tcPr>
+          <w:p>
+            <w:r>
+              <w:t>off</w:t>
+            </w:r>
+          </w:p>
+        </w:tc>
+        <w:tc>
+          <w:tcPr>
+            <w:tcW w:type="dxa" w:w="2880"/>
+          </w:tcPr>
+          <w:p>
+            <w:r>
+              <w:t>Skip Gmail scanning entirely</w:t>
+            </w:r>
+          </w:p>
+        </w:tc>
+      </w:tr>
+    </w:tbl>
+    <w:p>
+      <w:pPr>
+        <w:pStyle w:val="Heading2"/>
+      </w:pPr>
+      <w:r>
+        <w:t>Output</w:t>
+      </w:r>
+    </w:p>
+    <w:p>
+      <w:r>
+        <w:t>out/quality_sample_manifest.json, containing:</w:t>
+      </w:r>
+    </w:p>
+    <w:p>
+      <w:pPr>
+        <w:pStyle w:val="ListBullet"/>
+      </w:pPr>
+      <w:r>
+        <w:t>"files" — selected Drive files: binary files under the 75GB cap, plus the Sheets/Docs/Slides quotas (same shape Part 6's script already reads)</w:t>
+      </w:r>
+    </w:p>
+    <w:p>
+      <w:pPr>
+        <w:pStyle w:val="ListBullet"/>
+      </w:pPr>
+      <w:r>
+        <w:t>"gmail_threads" — selected Gmail threads, each with its message_ids (used by Part 8)</w:t>
+      </w:r>
+    </w:p>
+    <w:p>
+      <w:pPr>
+        <w:pStyle w:val="ListBullet"/>
+      </w:pPr>
+      <w:r>
+        <w:t>"drive_native_selected" — how many Sheets/Docs/Slides were actually included (useful if a Workspace has fewer than the quota of a given type)</w:t>
+      </w:r>
+    </w:p>
+    <w:p>
+      <w:r>
+        <w:t>Once this finishes, use --manifest out/quality_sample_manifest.json in Part 6 (and Part 8) instead of the bundled default.</w:t>
+      </w:r>
+    </w:p>
+    <w:p>
+      <w:pPr>
+        <w:pStyle w:val="Heading1"/>
+      </w:pPr>
+      <w:r>
+        <w:t>Part 6 — Build the sample set</w:t>
+      </w:r>
+    </w:p>
+    <w:p>
+      <w:r>
+        <w:t>Make sure you are in the project folder with .venv activated:</w:t>
+      </w:r>
+    </w:p>
+    <w:p>
+      <w:r>
+        <w:t>cd ~/inventory-segmentor</w:t>
+      </w:r>
+      <w:r>
+        <w:br/>
+      </w:r>
+      <w:r>
+        <w:t>source .venv/bin/activate</w:t>
+      </w:r>
+    </w:p>
+    <w:p>
+      <w:r>
+        <w:t>Windows:</w:t>
+      </w:r>
+    </w:p>
+    <w:p>
+      <w:r>
+        <w:t>cd %USERPROFILE%\inventory-segmentor</w:t>
+      </w:r>
+      <w:r>
+        <w:br/>
+      </w:r>
+      <w:r>
+        <w:t>.venv\Scripts\activate</w:t>
+      </w:r>
+    </w:p>
+    <w:p>
+      <w:r>
+        <w:t>By default this uses the bundled data/ai_labs_1200_balanced_sample.json. If an operator ran Part 5 for this engagement, add --manifest out/quality_sample_manifest.json to every command below to use that fresh manifest instead.</w:t>
+      </w:r>
+    </w:p>
+    <w:p>
+      <w:pPr>
+        <w:pStyle w:val="Heading2"/>
+      </w:pPr>
+      <w:r>
+        <w:t>Step A — Preview (no changes to Drive)</w:t>
+      </w:r>
+    </w:p>
+    <w:p>
+      <w:r>
+        <w:t>python tools/export_ai_labs_samples.py --dry-run</w:t>
+      </w:r>
+    </w:p>
+    <w:p>
+      <w:r>
+        <w:t>You should see the selected files listed across categories such as:</w:t>
+      </w:r>
+    </w:p>
+    <w:p>
+      <w:pPr>
+        <w:pStyle w:val="ListBullet"/>
+      </w:pPr>
+      <w:r>
+        <w:t>Product &amp; Engineering</w:t>
+      </w:r>
+    </w:p>
+    <w:p>
+      <w:pPr>
+        <w:pStyle w:val="ListBullet"/>
+      </w:pPr>
+      <w:r>
+        <w:t>Financial &amp; Legal</w:t>
+      </w:r>
+    </w:p>
+    <w:p>
+      <w:pPr>
+        <w:pStyle w:val="ListBullet"/>
+      </w:pPr>
+      <w:r>
+        <w:t>Operations &amp; HR</w:t>
+      </w:r>
+    </w:p>
+    <w:p>
+      <w:pPr>
+        <w:pStyle w:val="ListBullet"/>
+      </w:pPr>
+      <w:r>
+        <w:t>Marketing</w:t>
+      </w:r>
+    </w:p>
+    <w:p>
+      <w:pPr>
+        <w:pStyle w:val="ListBullet"/>
+      </w:pPr>
+      <w:r>
+        <w:t>Strategy &amp; Planning</w:t>
+      </w:r>
+    </w:p>
+    <w:p>
+      <w:pPr>
+        <w:pStyle w:val="ListBullet"/>
+      </w:pPr>
+      <w:r>
+        <w:t>Customer &amp; Sales</w:t>
+      </w:r>
+    </w:p>
+    <w:p>
+      <w:pPr>
+        <w:pStyle w:val="ListBullet"/>
+      </w:pPr>
+      <w:r>
+        <w:t>Meeting Notes &amp; Internal Comms</w:t>
+      </w:r>
+    </w:p>
+    <w:p>
+      <w:pPr>
+        <w:pStyle w:val="ListBullet"/>
+      </w:pPr>
+      <w:r>
+        <w:t>Uncategorized</w:t>
+      </w:r>
+    </w:p>
+    <w:p>
+      <w:pPr>
+        <w:pStyle w:val="Heading2"/>
+      </w:pPr>
+      <w:r>
+        <w:t>Step B — Smoke test (5 files)</w:t>
+      </w:r>
+    </w:p>
+    <w:p>
+      <w:r>
+        <w:t>python tools/export_ai_labs_samples.py --limit 5</w:t>
+      </w:r>
+    </w:p>
+    <w:p>
+      <w:pPr>
+        <w:pStyle w:val="ListNumber"/>
+      </w:pPr>
+      <w:r>
+        <w:t xml:space="preserve">Browser opens → sign in → </w:t>
+      </w:r>
+      <w:r>
+        <w:rPr>
+          <w:b/>
+        </w:rPr>
+        <w:t>Allow</w:t>
+      </w:r>
+      <w:r>
+        <w:t xml:space="preserve"> Drive access.</w:t>
+      </w:r>
+    </w:p>
+    <w:p>
+      <w:pPr>
+        <w:pStyle w:val="ListNumber"/>
+      </w:pPr>
+      <w:r>
+        <w:t xml:space="preserve">When it finishes, open [Google Drive](https://drive.google.com) → </w:t>
+      </w:r>
+      <w:r>
+        <w:rPr>
+          <w:b/>
+        </w:rPr>
+        <w:t>My Drive</w:t>
+      </w:r>
+      <w:r>
+        <w:t>.</w:t>
+      </w:r>
+    </w:p>
+    <w:p>
+      <w:pPr>
+        <w:pStyle w:val="ListNumber"/>
+      </w:pPr>
+      <w:r>
+        <w:t xml:space="preserve">Look for a folder named like </w:t>
+      </w:r>
+      <w:r>
+        <w:rPr>
+          <w:b/>
+        </w:rPr>
+        <w:t>AI Labs Sample Set (YYYY-MM-DD)</w:t>
+      </w:r>
+      <w:r>
+        <w:t>.</w:t>
+      </w:r>
+    </w:p>
+    <w:p>
+      <w:pPr>
+        <w:pStyle w:val="ListNumber"/>
+      </w:pPr>
+      <w:r>
+        <w:t>Inside it you should see category folders with a few copied files.</w:t>
+      </w:r>
+    </w:p>
+    <w:p>
+      <w:r>
+        <w:t>If those 5 look correct, continue.</w:t>
+      </w:r>
+    </w:p>
+    <w:p>
+      <w:pPr>
+        <w:pStyle w:val="Heading2"/>
+      </w:pPr>
+      <w:r>
+        <w:t>Step C — Full sample set</w:t>
+      </w:r>
+    </w:p>
+    <w:p>
+      <w:r>
+        <w:t>python tools/export_ai_labs_samples.py</w:t>
+      </w:r>
+    </w:p>
+    <w:p>
+      <w:r>
+        <w:t xml:space="preserve">This can take a while. It is safe to stop and re-run the </w:t>
+      </w:r>
+      <w:r>
+        <w:rPr>
+          <w:b/>
+        </w:rPr>
+        <w:t>same</w:t>
+      </w:r>
+      <w:r>
+        <w:t xml:space="preserve"> command — it resumes from a checkpoint and will not re-copy files it already finished.</w:t>
+      </w:r>
+    </w:p>
+    <w:p>
+      <w:r>
+        <w:t>Optional custom folder name:</w:t>
+      </w:r>
+    </w:p>
+    <w:p>
+      <w:r>
+        <w:t>python tools/export_ai_labs_samples.py --folder-name "Goldsetu AI Labs Samples"</w:t>
+      </w:r>
+    </w:p>
+    <w:p>
+      <w:pPr>
+        <w:pStyle w:val="Heading1"/>
+      </w:pPr>
+      <w:r>
+        <w:t>Part 7 — Find your output</w:t>
+      </w:r>
+    </w:p>
+    <w:p>
+      <w:r>
+        <w:t xml:space="preserve">In Google Drive → </w:t>
+      </w:r>
+      <w:r>
+        <w:rPr>
+          <w:b/>
+        </w:rPr>
+        <w:t>My Drive</w:t>
+      </w:r>
+      <w:r>
+        <w:t>:</w:t>
+      </w:r>
+    </w:p>
+    <w:p>
+      <w:r>
+        <w:t>AI Labs Sample Set (YYYY-MM-DD)/</w:t>
+      </w:r>
+      <w:r>
+        <w:br/>
+      </w:r>
+      <w:r>
+        <w:t xml:space="preserve">  Product &amp; Engineering/</w:t>
+      </w:r>
+      <w:r>
+        <w:br/>
+      </w:r>
+      <w:r>
+        <w:t xml:space="preserve">  Financial &amp; Legal/</w:t>
+      </w:r>
+      <w:r>
+        <w:br/>
+      </w:r>
+      <w:r>
+        <w:t xml:space="preserve">  Operations &amp; HR/</w:t>
+      </w:r>
+      <w:r>
+        <w:br/>
+      </w:r>
+      <w:r>
+        <w:t xml:space="preserve">  Marketing/</w:t>
+      </w:r>
+      <w:r>
+        <w:br/>
+      </w:r>
+      <w:r>
+        <w:t xml:space="preserve">  ...</w:t>
+      </w:r>
+    </w:p>
+    <w:p>
+      <w:r>
+        <w:t>The script also prints a direct link at the end, for example:</w:t>
+      </w:r>
+    </w:p>
+    <w:p>
+      <w:r>
+        <w:t>their folder: https://drive.google.com/drive/folders/.........</w:t>
+      </w:r>
+    </w:p>
+    <w:p>
+      <w:pPr>
+        <w:pStyle w:val="Heading1"/>
+      </w:pPr>
+      <w:r>
+        <w:t>Part 8 — Gmail thread samples (optional)</w:t>
+      </w:r>
+    </w:p>
+    <w:p>
+      <w:r>
+        <w:t xml:space="preserve">Only relevant if Part 5's manifest includes a "gmail_threads" list. This copies those threads — </w:t>
+      </w:r>
+      <w:r>
+        <w:rPr>
+          <w:b/>
+        </w:rPr>
+        <w:t>whole threads, never split</w:t>
+      </w:r>
+      <w:r>
+        <w:t xml:space="preserve"> — into your own Gmail Inbox, so Gmail re-threads them correctly on arrival.</w:t>
+      </w:r>
+    </w:p>
+    <w:p>
+      <w:pPr>
+        <w:pStyle w:val="Heading2"/>
+      </w:pPr>
+      <w:r>
+        <w:t>One-time setup (operator, before first use)</w:t>
+      </w:r>
+    </w:p>
+    <w:p>
+      <w:r>
+        <w:t xml:space="preserve">The OAuth client used by this project needs the gmail.insert scope added to its </w:t>
+      </w:r>
+      <w:r>
+        <w:rPr>
+          <w:b/>
+        </w:rPr>
+        <w:t>consent screen</w:t>
+      </w:r>
+      <w:r>
+        <w:t xml:space="preserve"> in Google Cloud Console. If the app is still in </w:t>
+      </w:r>
+      <w:r>
+        <w:rPr>
+          <w:b/>
+        </w:rPr>
+        <w:t>Testing</w:t>
+      </w:r>
+      <w:r>
+        <w:t xml:space="preserve"> publish status, also add the signing-in Google account as a </w:t>
+      </w:r>
+      <w:r>
+        <w:rPr>
+          <w:b/>
+        </w:rPr>
+        <w:t>test user</w:t>
+      </w:r>
+      <w:r>
+        <w:t xml:space="preserve"> there. This is separate from the Drive scopes already in use and needs its own first-time consent.</w:t>
+      </w:r>
+    </w:p>
+    <w:p>
+      <w:pPr>
+        <w:pStyle w:val="Heading2"/>
+      </w:pPr>
+      <w:r>
+        <w:t>Copy the threads</w:t>
+      </w:r>
+    </w:p>
+    <w:p>
+      <w:r>
+        <w:t>Same shape as Part 6 — dry-run, then a small smoke test, then the full run:</w:t>
+      </w:r>
+    </w:p>
+    <w:p>
+      <w:r>
+        <w:t>python tools/export_ai_labs_gmail_threads.py --service-account ~/Downloads/service_account.json --dry-run</w:t>
+      </w:r>
+    </w:p>
+    <w:p>
+      <w:r>
+        <w:t>python tools/export_ai_labs_gmail_threads.py --service-account ~/Downloads/service_account.json --limit 5</w:t>
+      </w:r>
+    </w:p>
+    <w:p>
+      <w:r>
+        <w:t>python tools/export_ai_labs_gmail_threads.py --service-account ~/Downloads/service_account.json</w:t>
+      </w:r>
+    </w:p>
+    <w:p>
+      <w:pPr>
+        <w:pStyle w:val="ListNumber"/>
+      </w:pPr>
+      <w:r>
+        <w:t xml:space="preserve">Browser opens the </w:t>
+      </w:r>
+      <w:r>
+        <w:rPr>
+          <w:b/>
+        </w:rPr>
+        <w:t>first time</w:t>
+      </w:r>
+      <w:r>
+        <w:t xml:space="preserve"> you insert → sign in → </w:t>
+      </w:r>
+      <w:r>
+        <w:rPr>
+          <w:b/>
+        </w:rPr>
+        <w:t>Allow</w:t>
+      </w:r>
+      <w:r>
+        <w:t>. The token is cached at .secrets/google_gmail_insert_token.json so you won't be asked again.</w:t>
+      </w:r>
+    </w:p>
+    <w:p>
+      <w:pPr>
+        <w:pStyle w:val="ListNumber"/>
+      </w:pPr>
+      <w:r>
+        <w:t xml:space="preserve">Open Gmail → the selected threads appear in your </w:t>
+      </w:r>
+      <w:r>
+        <w:rPr>
+          <w:b/>
+        </w:rPr>
+        <w:t>Inbox</w:t>
+      </w:r>
+      <w:r>
+        <w:t>, correctly threaded.</w:t>
+      </w:r>
+    </w:p>
+    <w:p>
+      <w:pPr>
+        <w:pStyle w:val="ListNumber"/>
+      </w:pPr>
+      <w:r>
+        <w:t>Safe to stop and re-run — it resumes from out/ai_labs_gmail_threads.checkpoint.jsonl and won't re-insert threads it already finished.</w:t>
+      </w:r>
+    </w:p>
+    <w:p>
+      <w:r>
+        <w:t>By default this reads out/quality_sample_manifest.json (Part 5's output); pass --manifest to point elsewhere.</w:t>
+      </w:r>
+    </w:p>
+    <w:p>
+      <w:pPr>
+        <w:pStyle w:val="Heading1"/>
+      </w:pPr>
+      <w:r>
+        <w:t>Troubleshooting</w:t>
+      </w:r>
+    </w:p>
+    <w:tbl>
+      <w:tblPr>
+        <w:tblStyle w:val="TableGrid"/>
+        <w:tblW w:type="auto" w:w="0"/>
+        <w:tblLook w:firstColumn="1" w:firstRow="1" w:lastColumn="0" w:lastRow="0" w:noHBand="0" w:noVBand="1" w:val="04A0"/>
+      </w:tblPr>
+      <w:tblGrid>
+        <w:gridCol w:w="4320"/>
+        <w:gridCol w:w="4320"/>
+      </w:tblGrid>
+      <w:tr>
+        <w:tc>
+          <w:tcPr>
+            <w:tcW w:type="dxa" w:w="4320"/>
+          </w:tcPr>
+          <w:p>
+            <w:r>
+              <w:rPr>
+                <w:b/>
               </w:rPr>
               <w:t>Problem</w:t>
             </w:r>
@@ -1224,14 +1724,12 @@
         </w:tc>
         <w:tc>
           <w:tcPr>
-            <w:tcW w:type="dxa" w:w="4680"/>
+            <w:tcW w:type="dxa" w:w="4320"/>
           </w:tcPr>
           <w:p>
-            <w:r/>
             <w:r>
               <w:rPr>
                 <w:b/>
-                <w:sz w:val="20"/>
               </w:rPr>
               <w:t>What to do</w:t>
             </w:r>
@@ -1241,10 +1739,9 @@
       <w:tr>
         <w:tc>
           <w:tcPr>
-            <w:tcW w:type="dxa" w:w="4680"/>
+            <w:tcW w:type="dxa" w:w="4320"/>
           </w:tcPr>
           <w:p>
-            <w:r/>
             <w:r>
               <w:t>Browser asks to sign in again</w:t>
             </w:r>
@@ -1252,10 +1749,9 @@
         </w:tc>
         <w:tc>
           <w:tcPr>
-            <w:tcW w:type="dxa" w:w="4680"/>
+            <w:tcW w:type="dxa" w:w="4320"/>
           </w:tcPr>
           <w:p>
-            <w:r/>
             <w:r>
               <w:t xml:space="preserve">Use the </w:t>
             </w:r>
@@ -1274,48 +1770,19 @@
       <w:tr>
         <w:tc>
           <w:tcPr>
-            <w:tcW w:type="dxa" w:w="4680"/>
+            <w:tcW w:type="dxa" w:w="4320"/>
           </w:tcPr>
           <w:p>
-            <w:r/>
             <w:r>
-              <w:t xml:space="preserve">Many </w:t>
-            </w:r>
-            <w:r>
-              <w:rPr>
-                <w:rFonts w:ascii="Consolas" w:hAnsi="Consolas"/>
-                <w:sz w:val="18"/>
-              </w:rPr>
-              <w:t>FAIL</w:t>
-            </w:r>
-            <w:r>
-              <w:t xml:space="preserve"> / </w:t>
-            </w:r>
-            <w:r>
-              <w:rPr>
-                <w:rFonts w:ascii="Consolas" w:hAnsi="Consolas"/>
-                <w:sz w:val="18"/>
-              </w:rPr>
-              <w:t>404</w:t>
-            </w:r>
-            <w:r>
-              <w:t xml:space="preserve"> / </w:t>
-            </w:r>
-            <w:r>
-              <w:rPr>
-                <w:rFonts w:ascii="Consolas" w:hAnsi="Consolas"/>
-                <w:sz w:val="18"/>
-              </w:rPr>
-              <w:t>notFound</w:t>
+              <w:t>Many FAIL / 404 / notFound</w:t>
             </w:r>
           </w:p>
         </w:tc>
         <w:tc>
           <w:tcPr>
-            <w:tcW w:type="dxa" w:w="4680"/>
+            <w:tcW w:type="dxa" w:w="4320"/>
           </w:tcPr>
           <w:p>
-            <w:r/>
             <w:r>
               <w:t>Wrong Google account, or files were deleted since the inventory</w:t>
             </w:r>
@@ -1325,31 +1792,19 @@
       <w:tr>
         <w:tc>
           <w:tcPr>
-            <w:tcW w:type="dxa" w:w="4680"/>
+            <w:tcW w:type="dxa" w:w="4320"/>
           </w:tcPr>
           <w:p>
-            <w:r/>
             <w:r>
-              <w:t xml:space="preserve">Many </w:t>
-            </w:r>
-            <w:r>
-              <w:rPr>
-                <w:rFonts w:ascii="Consolas" w:hAnsi="Consolas"/>
-                <w:sz w:val="18"/>
-              </w:rPr>
-              <w:t>403</w:t>
-            </w:r>
-            <w:r>
-              <w:t xml:space="preserve"> / permission errors</w:t>
+              <w:t>Many 403 / permission errors</w:t>
             </w:r>
           </w:p>
         </w:tc>
         <w:tc>
           <w:tcPr>
-            <w:tcW w:type="dxa" w:w="4680"/>
+            <w:tcW w:type="dxa" w:w="4320"/>
           </w:tcPr>
           <w:p>
-            <w:r/>
             <w:r>
               <w:t>Sign in as the inventory account; confirm you can open those files in Drive normally</w:t>
             </w:r>
@@ -1359,44 +1814,21 @@
       <w:tr>
         <w:tc>
           <w:tcPr>
-            <w:tcW w:type="dxa" w:w="4680"/>
+            <w:tcW w:type="dxa" w:w="4320"/>
           </w:tcPr>
           <w:p>
-            <w:r/>
             <w:r>
-              <w:rPr>
-                <w:rFonts w:ascii="Consolas" w:hAnsi="Consolas"/>
-                <w:sz w:val="18"/>
-              </w:rPr>
               <w:t>OAuth client secrets not found</w:t>
             </w:r>
           </w:p>
         </w:tc>
         <w:tc>
           <w:tcPr>
-            <w:tcW w:type="dxa" w:w="4680"/>
+            <w:tcW w:type="dxa" w:w="4320"/>
           </w:tcPr>
           <w:p>
-            <w:r/>
             <w:r>
-              <w:t xml:space="preserve">Re-run </w:t>
-            </w:r>
-            <w:r>
-              <w:rPr>
-                <w:rFonts w:ascii="Consolas" w:hAnsi="Consolas"/>
-                <w:sz w:val="18"/>
-              </w:rPr>
-              <w:t>python setup.py</w:t>
-            </w:r>
-            <w:r>
-              <w:t xml:space="preserve"> and complete the Google Drive step, or place the client JSON under </w:t>
-            </w:r>
-            <w:r>
-              <w:rPr>
-                <w:rFonts w:ascii="Consolas" w:hAnsi="Consolas"/>
-                <w:sz w:val="18"/>
-              </w:rPr>
-              <w:t>.secrets/google_oauth_client.json</w:t>
+              <w:t>Re-run python setup.py and complete the Google Drive step, or place the client JSON under .secrets/google_oauth_client.json</w:t>
             </w:r>
           </w:p>
         </w:tc>
@@ -1404,37 +1836,21 @@
       <w:tr>
         <w:tc>
           <w:tcPr>
-            <w:tcW w:type="dxa" w:w="4680"/>
+            <w:tcW w:type="dxa" w:w="4320"/>
           </w:tcPr>
           <w:p>
-            <w:r/>
             <w:r>
-              <w:rPr>
-                <w:rFonts w:ascii="Consolas" w:hAnsi="Consolas"/>
-                <w:sz w:val="18"/>
-              </w:rPr>
               <w:t>sample manifest not found</w:t>
             </w:r>
           </w:p>
         </w:tc>
         <w:tc>
           <w:tcPr>
-            <w:tcW w:type="dxa" w:w="4680"/>
+            <w:tcW w:type="dxa" w:w="4320"/>
           </w:tcPr>
           <w:p>
-            <w:r/>
             <w:r>
-              <w:t xml:space="preserve">Update/pull the latest code so </w:t>
-            </w:r>
-            <w:r>
-              <w:rPr>
-                <w:rFonts w:ascii="Consolas" w:hAnsi="Consolas"/>
-                <w:sz w:val="18"/>
-              </w:rPr>
-              <w:t>data/ai_labs_1200_balanced_sample.json</w:t>
-            </w:r>
-            <w:r>
-              <w:t xml:space="preserve"> exists</w:t>
+              <w:t>Update/pull the latest code so data/ai_labs_1200_balanced_sample.json exists, or check the --manifest path</w:t>
             </w:r>
           </w:p>
         </w:tc>
@@ -1442,10 +1858,9 @@
       <w:tr>
         <w:tc>
           <w:tcPr>
-            <w:tcW w:type="dxa" w:w="4680"/>
+            <w:tcW w:type="dxa" w:w="4320"/>
           </w:tcPr>
           <w:p>
-            <w:r/>
             <w:r>
               <w:t>Interrupted halfway</w:t>
             </w:r>
@@ -1453,22 +1868,11 @@
         </w:tc>
         <w:tc>
           <w:tcPr>
-            <w:tcW w:type="dxa" w:w="4680"/>
+            <w:tcW w:type="dxa" w:w="4320"/>
           </w:tcPr>
           <w:p>
-            <w:r/>
             <w:r>
-              <w:t xml:space="preserve">Re-run </w:t>
-            </w:r>
-            <w:r>
-              <w:rPr>
-                <w:rFonts w:ascii="Consolas" w:hAnsi="Consolas"/>
-                <w:sz w:val="18"/>
-              </w:rPr>
-              <w:t>python tools/export_ai_labs_samples.py</w:t>
-            </w:r>
-            <w:r>
-              <w:t xml:space="preserve"> — it resumes automatically</w:t>
+              <w:t>Re-run the same command — both export_ai_labs_samples.py and export_ai_labs_gmail_threads.py resume automatically</w:t>
             </w:r>
           </w:p>
         </w:tc>
@@ -1476,10 +1880,9 @@
       <w:tr>
         <w:tc>
           <w:tcPr>
-            <w:tcW w:type="dxa" w:w="4680"/>
+            <w:tcW w:type="dxa" w:w="4320"/>
           </w:tcPr>
           <w:p>
-            <w:r/>
             <w:r>
               <w:t>Want a fresh destination folder</w:t>
             </w:r>
@@ -1487,38 +1890,82 @@
         </w:tc>
         <w:tc>
           <w:tcPr>
-            <w:tcW w:type="dxa" w:w="4680"/>
+            <w:tcW w:type="dxa" w:w="4320"/>
           </w:tcPr>
           <w:p>
-            <w:r/>
             <w:r>
-              <w:t xml:space="preserve">Delete </w:t>
+              <w:t>Delete out/ai_labs_samples.checkpoint.jsonl and out/ai_labs_samples.checkpoint.jsonl.dest.json, then run again</w:t>
             </w:r>
+          </w:p>
+        </w:tc>
+      </w:tr>
+      <w:tr>
+        <w:tc>
+          <w:tcPr>
+            <w:tcW w:type="dxa" w:w="4320"/>
+          </w:tcPr>
+          <w:p>
             <w:r>
-              <w:rPr>
-                <w:rFonts w:ascii="Consolas" w:hAnsi="Consolas"/>
-                <w:sz w:val="18"/>
-              </w:rPr>
-              <w:t>out/ai_labs_samples.checkpoint.jsonl</w:t>
+              <w:t>build_quality_sample.py: --service-account is required</w:t>
             </w:r>
+          </w:p>
+        </w:tc>
+        <w:tc>
+          <w:tcPr>
+            <w:tcW w:type="dxa" w:w="4320"/>
+          </w:tcPr>
+          <w:p>
             <w:r>
-              <w:t xml:space="preserve"> and </w:t>
+              <w:t>Full-workspace scanning needs Domain-Wide Delegation — see CLIENT_SETUP.md → Part 4B</w:t>
             </w:r>
+          </w:p>
+        </w:tc>
+      </w:tr>
+      <w:tr>
+        <w:tc>
+          <w:tcPr>
+            <w:tcW w:type="dxa" w:w="4320"/>
+          </w:tcPr>
+          <w:p>
             <w:r>
-              <w:rPr>
-                <w:rFonts w:ascii="Consolas" w:hAnsi="Consolas"/>
-                <w:sz w:val="18"/>
-              </w:rPr>
-              <w:t>out/ai_labs_samples.checkpoint.jsonl.dest.json</w:t>
+              <w:t>Manifest has no gmail_threads / Part 8 finds nothing</w:t>
             </w:r>
+          </w:p>
+        </w:tc>
+        <w:tc>
+          <w:tcPr>
+            <w:tcW w:type="dxa" w:w="4320"/>
+          </w:tcPr>
+          <w:p>
             <w:r>
-              <w:t>, then run again</w:t>
+              <w:t>Run Part 5 first (with Gmail not skipped), or point --manifest at a manifest that has one</w:t>
+            </w:r>
+          </w:p>
+        </w:tc>
+      </w:tr>
+      <w:tr>
+        <w:tc>
+          <w:tcPr>
+            <w:tcW w:type="dxa" w:w="4320"/>
+          </w:tcPr>
+          <w:p>
+            <w:r>
+              <w:t>Gmail insert fails with a permissions / consent screen error</w:t>
+            </w:r>
+          </w:p>
+        </w:tc>
+        <w:tc>
+          <w:tcPr>
+            <w:tcW w:type="dxa" w:w="4320"/>
+          </w:tcPr>
+          <w:p>
+            <w:r>
+              <w:t>gmail.insert scope isn't on the OAuth client's consent screen yet, or (Testing mode) the account isn't added as a test user — operator needs to fix this in Cloud Console</w:t>
             </w:r>
           </w:p>
         </w:tc>
       </w:tr>
     </w:tbl>
-    <w:p/>
     <w:p>
       <w:pPr>
         <w:pStyle w:val="Heading1"/>
@@ -1528,51 +1975,100 @@
       </w:r>
     </w:p>
     <w:p>
-      <w:pPr>
-        <w:spacing w:before="120" w:after="120"/>
-        <w:ind w:left="216"/>
-      </w:pPr>
-      <w:r>
-        <w:rPr>
-          <w:rFonts w:ascii="Consolas" w:hAnsi="Consolas"/>
-          <w:sz w:val="18"/>
-        </w:rPr>
-        <w:t># Preview</w:t>
+      <w:r>
+        <w:t># (Operator) Build a fresh manifest across the whole Workspace</w:t>
+      </w:r>
+      <w:r>
         <w:br/>
+      </w:r>
+      <w:r>
+        <w:t>python tools/build_quality_sample.py --service-account ~/Downloads/service_account.json --admin-email admin@yourdomain.com</w:t>
+      </w:r>
+      <w:r>
+        <w:br/>
+      </w:r>
+      <w:r>
+        <w:t># Preview the Drive copy</w:t>
+      </w:r>
+      <w:r>
+        <w:br/>
+      </w:r>
+      <w:r>
         <w:t>python tools/export_ai_labs_samples.py --dry-run</w:t>
+      </w:r>
+      <w:r>
         <w:br/>
+      </w:r>
+      <w:r>
+        <w:t># Test with 5 files</w:t>
+      </w:r>
+      <w:r>
         <w:br/>
-        <w:t># Test with 5 files</w:t>
+      </w:r>
+      <w:r>
+        <w:t>python tools/export_ai_labs_samples.py --limit 5</w:t>
+      </w:r>
+      <w:r>
         <w:br/>
-        <w:t>python tools/export_ai_labs_samples.py --limit 5</w:t>
+      </w:r>
+      <w:r>
+        <w:t># Full Drive copy run</w:t>
+      </w:r>
+      <w:r>
         <w:br/>
+      </w:r>
+      <w:r>
+        <w:t>python tools/export_ai_labs_samples.py</w:t>
+      </w:r>
+      <w:r>
         <w:br/>
-        <w:t># Full run</w:t>
+      </w:r>
+      <w:r>
+        <w:t># Same, but from a freshly built manifest</w:t>
+      </w:r>
+      <w:r>
         <w:br/>
-        <w:t>python tools/export_ai_labs_samples.py</w:t>
+      </w:r>
+      <w:r>
+        <w:t>python tools/export_ai_labs_samples.py --manifest out/quality_sample_manifest.json</w:t>
+      </w:r>
+      <w:r>
+        <w:br/>
+      </w:r>
+      <w:r>
+        <w:t># Gmail thread copy (needs a manifest with gmail_threads, e.g. from Part 5)</w:t>
+      </w:r>
+      <w:r>
+        <w:br/>
+      </w:r>
+      <w:r>
+        <w:t>python tools/export_ai_labs_gmail_threads.py --service-account ~/Downloads/service_account.json</w:t>
       </w:r>
     </w:p>
     <w:p>
       <w:r>
-        <w:t>Manifest used (bundled — no Excel required):</w:t>
+        <w:t>Manifest used:</w:t>
       </w:r>
     </w:p>
     <w:p>
       <w:pPr>
-        <w:spacing w:before="120" w:after="120"/>
-        <w:ind w:left="216"/>
+        <w:pStyle w:val="ListBullet"/>
       </w:pPr>
       <w:r>
-        <w:rPr>
-          <w:rFonts w:ascii="Consolas" w:hAnsi="Consolas"/>
-          <w:sz w:val="18"/>
-        </w:rPr>
-        <w:t>data/ai_labs_1200_balanced_sample.json</w:t>
+        <w:t>Bundled default (no Excel required): data/ai_labs_1200_balanced_sample.json</w:t>
+      </w:r>
+    </w:p>
+    <w:p>
+      <w:pPr>
+        <w:pStyle w:val="ListBullet"/>
+      </w:pPr>
+      <w:r>
+        <w:t>Freshly built (Part 5, size-capped, includes Gmail threads): out/quality_sample_manifest.json</w:t>
       </w:r>
     </w:p>
     <w:sectPr>
       <w:pgSz w:w="12240" w:h="15840"/>
-      <w:pgMar w:top="1296" w:right="1440" w:bottom="1296" w:left="1440" w:header="720" w:footer="720" w:gutter="0"/>
+      <w:pgMar w:top="1440" w:right="1800" w:bottom="1440" w:left="1800" w:header="720" w:footer="720" w:gutter="0"/>
       <w:cols w:space="720"/>
       <w:docGrid w:linePitch="360"/>
     </w:sectPr>
@@ -1943,10 +2439,6 @@
     <w:name w:val="Normal"/>
     <w:qFormat/>
     <w:rsid w:val="00FC693F"/>
-    <w:rPr>
-      <w:rFonts w:ascii="Calibri" w:hAnsi="Calibri"/>
-      <w:sz w:val="22"/>
-    </w:rPr>
   </w:style>
   <w:style w:type="paragraph" w:styleId="Header">
     <w:name w:val="header"/>

--- a/CLIENT_SETUP_AI_LABS_SAMPLES.docx
+++ b/CLIENT_SETUP_AI_LABS_SAMPLES.docx
@@ -73,7 +73,16 @@
         <w:t>Operator</w:t>
       </w:r>
       <w:r>
-        <w:t xml:space="preserve"> — the person running the extraction for this engagement, who has a Service Account with Domain-Wide Delegation and a Workspace admin email. Only needed for Part 5 (building a fresh manifest across the whole Workspace).</w:t>
+        <w:t xml:space="preserve"> — the person running the extraction for this engagement (Part 5). A Service Account with Domain-Wide Delegation is only needed if they're building a manifest across the </w:t>
+      </w:r>
+      <w:r>
+        <w:rPr>
+          <w:b/>
+        </w:rPr>
+        <w:t>whole Workspace</w:t>
+      </w:r>
+      <w:r>
+        <w:t>; scanning just their own Drive + Gmail needs no extra setup at all.</w:t>
       </w:r>
     </w:p>
     <w:p>
@@ -138,10 +147,10 @@
         <w:rPr>
           <w:b/>
         </w:rPr>
-        <w:t>(Operator only, Part 5)</w:t>
-      </w:r>
-      <w:r>
-        <w:t xml:space="preserve"> A Service Account JSON with Domain-Wide Delegation, and a Workspace super-admin email — see CLIENT_SETUP.md → Part 4B</w:t>
+        <w:t>(Operator, Part 5 — whole-Workspace mode only)</w:t>
+      </w:r>
+      <w:r>
+        <w:t xml:space="preserve"> A Service Account JSON with Domain-Wide Delegation, and a Workspace super-admin email — see CLIENT_SETUP.md → Part 4B. Not needed if scanning just your own Drive + Gmail.</w:t>
       </w:r>
     </w:p>
     <w:p>
@@ -344,36 +353,26 @@
     </w:p>
     <w:p>
       <w:r>
-        <w:t>Confirm the sample list is present:</w:t>
+        <w:t>Confirm the clone worked:</w:t>
       </w:r>
     </w:p>
     <w:p>
       <w:r>
-        <w:t>ls data/ai_labs_1200_balanced_sample.json</w:t>
+        <w:t>ls tools/build_quality_sample.py</w:t>
       </w:r>
     </w:p>
     <w:p>
       <w:r>
-        <w:t>Mac / Linux: if ls fails, try:</w:t>
-      </w:r>
-    </w:p>
-    <w:p>
-      <w:r>
-        <w:t>ls data/</w:t>
-      </w:r>
-    </w:p>
-    <w:p>
-      <w:r>
-        <w:t xml:space="preserve">You should see ai_labs_1200_balanced_sample.json. That file is </w:t>
+        <w:t xml:space="preserve">For most engagements, Part 5 below builds a </w:t>
       </w:r>
       <w:r>
         <w:rPr>
           <w:b/>
         </w:rPr>
-        <w:t>bundled in the repo</w:t>
-      </w:r>
-      <w:r>
-        <w:t xml:space="preserve"> as a fallback default — you do not need any Excel file. If Part 5 below has already been run for this engagement, you'll use its output manifest instead (see Part 6).</w:t>
+        <w:t>fresh</w:t>
+      </w:r>
+      <w:r>
+        <w:t xml:space="preserve"> manifest by scanning live — that's what you'll actually use in Part 6, no Excel file needed. The repo also carries one legacy fixed list, data/ai_labs_1200_balanced_sample.json, kept only as a fallback default for Part 6 if Part 5 is skipped entirely.</w:t>
       </w:r>
     </w:p>
     <w:p>
@@ -635,7 +634,7 @@
         <w:pStyle w:val="Heading1"/>
       </w:pPr>
       <w:r>
-        <w:t>Part 5 — (Operator) Build a fresh, size-capped sample manifest</w:t>
+        <w:t>Part 5 — Build a fresh, size-capped sample manifest</w:t>
       </w:r>
     </w:p>
     <w:p>
@@ -646,21 +645,21 @@
         <w:t>Skip this part if you're the client running the bundled sample set — jump to Part 6.</w:t>
       </w:r>
       <w:r>
-        <w:t xml:space="preserve"> This part is for whoever is running the extraction for the engagement, using the admin-level Service Account.</w:t>
+        <w:t xml:space="preserve"> This part is for whoever is running the extraction for the engagement.</w:t>
       </w:r>
     </w:p>
     <w:p>
       <w:r>
-        <w:t xml:space="preserve">data/ai_labs_1200_balanced_sample.json (used by default in Part 6) is a fixed, hand-picked list. For a fresh engagement, tools/build_quality_sample.py instead scans the </w:t>
+        <w:t xml:space="preserve">data/ai_labs_1200_balanced_sample.json (used by default in Part 6) is a fixed, hand-picked list. tools/build_quality_sample.py instead scans live and builds a fresh manifest, in one of two modes — </w:t>
       </w:r>
       <w:r>
         <w:rPr>
           <w:b/>
         </w:rPr>
-        <w:t>entire live Workspace</w:t>
-      </w:r>
-      <w:r>
-        <w:t xml:space="preserve"> — every user's My Drive + Shared Drives, every user's Gmail — and builds a new manifest using two selection rules:</w:t>
+        <w:t>picked automatically</w:t>
+      </w:r>
+      <w:r>
+        <w:t xml:space="preserve"> depending on what auth you give it:</w:t>
       </w:r>
     </w:p>
     <w:p>
@@ -671,47 +670,19 @@
         <w:rPr>
           <w:b/>
         </w:rPr>
-        <w:t>Binary files</w:t>
-      </w:r>
-      <w:r>
-        <w:t xml:space="preserve"> (PDFs, Office docs, images, etc.) and </w:t>
+        <w:t>Workspace mode</w:t>
+      </w:r>
+      <w:r>
+        <w:t xml:space="preserve"> — pass --service-account + --admin-email (Domain-Wide Delegation): scans </w:t>
       </w:r>
       <w:r>
         <w:rPr>
           <w:b/>
         </w:rPr>
-        <w:t>Gmail threads</w:t>
-      </w:r>
-      <w:r>
-        <w:t xml:space="preserve"> — largest first (size is used as a quality proxy; there's no LLM scoring pass) until a byte cap is hit:</w:t>
-      </w:r>
-    </w:p>
-    <w:p>
-      <w:r>
-        <w:t xml:space="preserve">- </w:t>
-      </w:r>
-      <w:r>
-        <w:rPr>
-          <w:b/>
-        </w:rPr>
-        <w:t>Drive:</w:t>
-      </w:r>
-      <w:r>
-        <w:t xml:space="preserve"> ~75GB</w:t>
-      </w:r>
-    </w:p>
-    <w:p>
-      <w:r>
-        <w:t xml:space="preserve">- </w:t>
-      </w:r>
-      <w:r>
-        <w:rPr>
-          <w:b/>
-        </w:rPr>
-        <w:t>Gmail:</w:t>
-      </w:r>
-      <w:r>
-        <w:t xml:space="preserve"> ~10–15GB (default 12.5GB)</w:t>
+        <w:t>every user's</w:t>
+      </w:r>
+      <w:r>
+        <w:t xml:space="preserve"> My Drive + Shared Drives + Gmail across the whole org.</w:t>
       </w:r>
     </w:p>
     <w:p>
@@ -722,6 +693,85 @@
         <w:rPr>
           <w:b/>
         </w:rPr>
+        <w:t>My Drive mode</w:t>
+      </w:r>
+      <w:r>
+        <w:t xml:space="preserve"> — run it with no service account: scans just </w:t>
+      </w:r>
+      <w:r>
+        <w:rPr>
+          <w:b/>
+        </w:rPr>
+        <w:t>your own</w:t>
+      </w:r>
+      <w:r>
+        <w:t xml:space="preserve"> Drive + Gmail, reusing the same OAuth tokens the rest of this repo's tools already use. If you've already signed in for Part 4 / a Gmail scan, no new login is needed; otherwise a browser opens once.</w:t>
+      </w:r>
+    </w:p>
+    <w:p>
+      <w:r>
+        <w:t>Either way, the manifest is built using two selection rules:</w:t>
+      </w:r>
+    </w:p>
+    <w:p>
+      <w:pPr>
+        <w:pStyle w:val="ListBullet"/>
+      </w:pPr>
+      <w:r>
+        <w:rPr>
+          <w:b/>
+        </w:rPr>
+        <w:t>Binary files</w:t>
+      </w:r>
+      <w:r>
+        <w:t xml:space="preserve"> (PDFs, Office docs, images, etc.) and </w:t>
+      </w:r>
+      <w:r>
+        <w:rPr>
+          <w:b/>
+        </w:rPr>
+        <w:t>Gmail threads</w:t>
+      </w:r>
+      <w:r>
+        <w:t xml:space="preserve"> — largest first (size is used as a quality proxy; there's no LLM scoring pass) until a byte cap is hit:</w:t>
+      </w:r>
+    </w:p>
+    <w:p>
+      <w:r>
+        <w:t xml:space="preserve">- </w:t>
+      </w:r>
+      <w:r>
+        <w:rPr>
+          <w:b/>
+        </w:rPr>
+        <w:t>Drive:</w:t>
+      </w:r>
+      <w:r>
+        <w:t xml:space="preserve"> ~75GB</w:t>
+      </w:r>
+    </w:p>
+    <w:p>
+      <w:r>
+        <w:t xml:space="preserve">- </w:t>
+      </w:r>
+      <w:r>
+        <w:rPr>
+          <w:b/>
+        </w:rPr>
+        <w:t>Gmail:</w:t>
+      </w:r>
+      <w:r>
+        <w:t xml:space="preserve"> ~10–15GB (default 12.5GB)</w:t>
+      </w:r>
+    </w:p>
+    <w:p>
+      <w:pPr>
+        <w:pStyle w:val="ListBullet"/>
+      </w:pPr>
+      <w:r>
+        <w:rPr>
+          <w:b/>
+        </w:rPr>
         <w:t>Google-native Docs/Sheets/Slides</w:t>
       </w:r>
       <w:r>
@@ -802,8 +852,17 @@
       </w:r>
     </w:p>
     <w:p>
-      <w:r>
-        <w:t xml:space="preserve">Service Account + Domain-Wide Delegation, already set up. If not, see CLIENT_SETUP.md → </w:t>
+      <w:pPr>
+        <w:pStyle w:val="ListBullet"/>
+      </w:pPr>
+      <w:r>
+        <w:rPr>
+          <w:b/>
+        </w:rPr>
+        <w:t>Workspace mode:</w:t>
+      </w:r>
+      <w:r>
+        <w:t xml:space="preserve"> Service Account + Domain-Wide Delegation, already set up. If not, see CLIENT_SETUP.md → </w:t>
       </w:r>
       <w:r>
         <w:rPr>
@@ -813,6 +872,20 @@
       </w:r>
       <w:r>
         <w:t xml:space="preserve"> and come back here once you have the service account JSON path and a super-admin email.</w:t>
+      </w:r>
+    </w:p>
+    <w:p>
+      <w:pPr>
+        <w:pStyle w:val="ListBullet"/>
+      </w:pPr>
+      <w:r>
+        <w:rPr>
+          <w:b/>
+        </w:rPr>
+        <w:t>My Drive mode:</w:t>
+      </w:r>
+      <w:r>
+        <w:t xml:space="preserve"> nothing extra — reuses whatever OAuth login you've already done (Part 4, or a prior Gmail scan). If neither token exists yet, a browser opens the first time each is needed.</w:t>
       </w:r>
     </w:p>
     <w:p>
@@ -825,6 +898,11 @@
     </w:p>
     <w:p>
       <w:r>
+        <w:t>Workspace-wide:</w:t>
+      </w:r>
+    </w:p>
+    <w:p>
+      <w:r>
         <w:t>python tools/build_quality_sample.py \</w:t>
       </w:r>
       <w:r>
@@ -838,6 +916,16 @@
       </w:r>
       <w:r>
         <w:t xml:space="preserve">  --admin-email admin@yourdomain.com</w:t>
+      </w:r>
+    </w:p>
+    <w:p>
+      <w:r>
+        <w:t>Just your own Drive + Gmail:</w:t>
+      </w:r>
+    </w:p>
+    <w:p>
+      <w:r>
+        <w:t>python tools/build_quality_sample.py</w:t>
       </w:r>
     </w:p>
     <w:p>
@@ -1906,7 +1994,7 @@
           </w:tcPr>
           <w:p>
             <w:r>
-              <w:t>build_quality_sample.py: --service-account is required</w:t>
+              <w:t>build_quality_sample.py: --admin-email is required with --service-account</w:t>
             </w:r>
           </w:p>
         </w:tc>
@@ -1916,7 +2004,7 @@
           </w:tcPr>
           <w:p>
             <w:r>
-              <w:t>Full-workspace scanning needs Domain-Wide Delegation — see CLIENT_SETUP.md → Part 4B</w:t>
+              <w:t>You passed --service-account but not --admin-email — add it, or drop --service-account entirely to scan just your own Drive + Gmail instead</w:t>
             </w:r>
           </w:p>
         </w:tc>
@@ -1983,6 +2071,18 @@
       </w:r>
       <w:r>
         <w:t>python tools/build_quality_sample.py --service-account ~/Downloads/service_account.json --admin-email admin@yourdomain.com</w:t>
+      </w:r>
+      <w:r>
+        <w:br/>
+      </w:r>
+      <w:r>
+        <w:t># (Operator) Or just your own Drive + Gmail — no service account needed</w:t>
+      </w:r>
+      <w:r>
+        <w:br/>
+      </w:r>
+      <w:r>
+        <w:t>python tools/build_quality_sample.py</w:t>
       </w:r>
       <w:r>
         <w:br/>

--- a/CLIENT_SETUP_AI_LABS_SAMPLES.docx
+++ b/CLIENT_SETUP_AI_LABS_SAMPLES.docx
@@ -7,12 +7,12 @@
         <w:pStyle w:val="Title"/>
       </w:pPr>
       <w:r>
-        <w:t>AI Labs Sample Set — Client Setup Guide</w:t>
+        <w:t>AI Labs Sample Set — End-to-End Setup Guide</w:t>
       </w:r>
     </w:p>
     <w:p>
       <w:r>
-        <w:t xml:space="preserve">This guide builds a curated sample set in </w:t>
+        <w:t xml:space="preserve">This guide is self-contained — it does not assume you've set up or run anything else in this repo before. It builds a curated sample set in </w:t>
       </w:r>
       <w:r>
         <w:rPr>
@@ -59,7 +59,7 @@
         <w:t>Client</w:t>
       </w:r>
       <w:r>
-        <w:t xml:space="preserve"> — signs in with their own Google account and runs the copy steps (Parts 1, 2, 4, 6, 8). No admin access needed.</w:t>
+        <w:t xml:space="preserve"> — signs in with their own Google account and runs the copy steps (Parts 1, 2, 3, 4, 6, 8). No admin access needed.</w:t>
       </w:r>
     </w:p>
     <w:p>
@@ -82,20 +82,7 @@
         <w:t>whole Workspace</w:t>
       </w:r>
       <w:r>
-        <w:t>; scanning just their own Drive + Gmail needs no extra setup at all.</w:t>
-      </w:r>
-    </w:p>
-    <w:p>
-      <w:r>
-        <w:rPr>
-          <w:b/>
-        </w:rPr>
-        <w:t>Already ran Inventory Segmentor on this machine?</w:t>
-      </w:r>
-    </w:p>
-    <w:p>
-      <w:r>
-        <w:t>Skip to [Part 4 — Google Drive login](#part-4--google-drive-login) if the project is already cloned and .venv works. Then jump to [Part 6 — Build the sample set](#part-6--build-the-sample-set).</w:t>
+        <w:t>; scanning just their own Drive + Gmail needs no extra setup beyond Part 3/4.</w:t>
       </w:r>
     </w:p>
     <w:p>
@@ -111,16 +98,7 @@
         <w:pStyle w:val="ListBullet"/>
       </w:pPr>
       <w:r>
-        <w:t xml:space="preserve">The </w:t>
-      </w:r>
-      <w:r>
-        <w:rPr>
-          <w:b/>
-        </w:rPr>
-        <w:t>same Google account</w:t>
-      </w:r>
-      <w:r>
-        <w:t xml:space="preserve"> you used when the Drive inventory was run</w:t>
+        <w:t>A Google account — the one whose Drive/Gmail you're building samples in</w:t>
       </w:r>
     </w:p>
     <w:p>
@@ -136,7 +114,7 @@
         <w:pStyle w:val="ListBullet"/>
       </w:pPr>
       <w:r>
-        <w:t>An OAuth client JSON file (often already set up from Inventory Segmentor — see Part 4)</w:t>
+        <w:t>Access to [Google Cloud Console](https://console.cloud.google.com/) with that same Google account, to create an OAuth client (Part 3 — free, ~5 minutes, one time)</w:t>
       </w:r>
     </w:p>
     <w:p>
@@ -150,7 +128,7 @@
         <w:t>(Operator, Part 5 — whole-Workspace mode only)</w:t>
       </w:r>
       <w:r>
-        <w:t xml:space="preserve"> A Service Account JSON with Domain-Wide Delegation, and a Workspace super-admin email — see CLIENT_SETUP.md → Part 4B. Not needed if scanning just your own Drive + Gmail.</w:t>
+        <w:t xml:space="preserve"> A Service Account JSON with Domain-Wide Delegation, and a Workspace super-admin email — covered in full in Part 5</w:t>
       </w:r>
     </w:p>
     <w:p>
@@ -164,7 +142,7 @@
         <w:t>(Optional, Part 8 — Gmail thread samples)</w:t>
       </w:r>
       <w:r>
-        <w:t xml:space="preserve"> The gmail.insert scope enabled on the OAuth client, added to its consent screen in Google Cloud Console</w:t>
+        <w:t xml:space="preserve"> The gmail.insert scope added to your OAuth client's consent screen — covered in full in Part 8</w:t>
       </w:r>
     </w:p>
     <w:p>
@@ -372,7 +350,7 @@
         <w:t>fresh</w:t>
       </w:r>
       <w:r>
-        <w:t xml:space="preserve"> manifest by scanning live — that's what you'll actually use in Part 6, no Excel file needed. The repo also carries one legacy fixed list, data/ai_labs_1200_balanced_sample.json, kept only as a fallback default for Part 6 if Part 5 is skipped entirely.</w:t>
+        <w:t xml:space="preserve"> sample manifest by scanning live — that's what you'll actually use in Part 6. The repo also carries one legacy fixed list, data/ai_labs_1200_balanced_sample.json, kept only as a fallback default for Part 6 if Part 5 is skipped entirely.</w:t>
       </w:r>
     </w:p>
     <w:p>
@@ -462,26 +440,434 @@
         <w:pStyle w:val="Heading1"/>
       </w:pPr>
       <w:r>
-        <w:t>Part 3 — (Optional) If you never set up Google Drive here</w:t>
+        <w:t>Part 3 — Create a Google Cloud OAuth client</w:t>
       </w:r>
     </w:p>
     <w:p>
       <w:r>
-        <w:t xml:space="preserve">If you </w:t>
+        <w:t>This is the one-time Google Cloud Console setup that lets this tool sign in as you and access your Drive/Gmail. If someone already handed you a client_secret_....json file for this exact project, you can skip to Part 4 — otherwise, here's where it comes from:</w:t>
+      </w:r>
+    </w:p>
+    <w:p>
+      <w:pPr>
+        <w:pStyle w:val="ListNumber"/>
+      </w:pPr>
+      <w:r>
+        <w:t xml:space="preserve">Go to </w:t>
       </w:r>
       <w:r>
         <w:rPr>
           <w:b/>
         </w:rPr>
-        <w:t>already</w:t>
-      </w:r>
-      <w:r>
-        <w:t xml:space="preserve"> completed Google Drive setup for Inventory Segmentor, skip to Part 4.</w:t>
+        <w:t>https://console.cloud.google.com/</w:t>
+      </w:r>
+      <w:r>
+        <w:t xml:space="preserve"> and sign in with the Google account you'll use for this tool.</w:t>
       </w:r>
     </w:p>
     <w:p>
-      <w:r>
-        <w:t>If this is a fresh machine:</w:t>
+      <w:pPr>
+        <w:pStyle w:val="ListNumber"/>
+      </w:pPr>
+      <w:r>
+        <w:rPr>
+          <w:b/>
+        </w:rPr>
+        <w:t>Create a project</w:t>
+      </w:r>
+      <w:r>
+        <w:t xml:space="preserve"> — top-left project dropdown → </w:t>
+      </w:r>
+      <w:r>
+        <w:rPr>
+          <w:b/>
+        </w:rPr>
+        <w:t>New Project</w:t>
+      </w:r>
+      <w:r>
+        <w:t xml:space="preserve"> → give it any name (e.g. AI Labs Sample Set) → </w:t>
+      </w:r>
+      <w:r>
+        <w:rPr>
+          <w:b/>
+        </w:rPr>
+        <w:t>Create</w:t>
+      </w:r>
+      <w:r>
+        <w:t>. Wait ~30 seconds for it to finish provisioning, then make sure it's selected in that same dropdown.</w:t>
+      </w:r>
+    </w:p>
+    <w:p>
+      <w:pPr>
+        <w:pStyle w:val="ListNumber"/>
+      </w:pPr>
+      <w:r>
+        <w:rPr>
+          <w:b/>
+        </w:rPr>
+        <w:t>Enable the APIs you'll need</w:t>
+      </w:r>
+      <w:r>
+        <w:t xml:space="preserve"> — left menu → </w:t>
+      </w:r>
+      <w:r>
+        <w:rPr>
+          <w:b/>
+        </w:rPr>
+        <w:t>APIs &amp; Services</w:t>
+      </w:r>
+      <w:r>
+        <w:t xml:space="preserve"> → </w:t>
+      </w:r>
+      <w:r>
+        <w:rPr>
+          <w:b/>
+        </w:rPr>
+        <w:t>Library</w:t>
+      </w:r>
+      <w:r>
+        <w:t>:</w:t>
+      </w:r>
+    </w:p>
+    <w:p>
+      <w:r>
+        <w:t xml:space="preserve">- Search </w:t>
+      </w:r>
+      <w:r>
+        <w:rPr>
+          <w:b/>
+        </w:rPr>
+        <w:t>Google Drive API</w:t>
+      </w:r>
+      <w:r>
+        <w:t xml:space="preserve"> → </w:t>
+      </w:r>
+      <w:r>
+        <w:rPr>
+          <w:b/>
+        </w:rPr>
+        <w:t>Enable</w:t>
+      </w:r>
+    </w:p>
+    <w:p>
+      <w:r>
+        <w:t xml:space="preserve">- Search </w:t>
+      </w:r>
+      <w:r>
+        <w:rPr>
+          <w:b/>
+        </w:rPr>
+        <w:t>Gmail API</w:t>
+      </w:r>
+      <w:r>
+        <w:t xml:space="preserve"> → </w:t>
+      </w:r>
+      <w:r>
+        <w:rPr>
+          <w:b/>
+        </w:rPr>
+        <w:t>Enable</w:t>
+      </w:r>
+      <w:r>
+        <w:t xml:space="preserve"> (skip this one only if you're certain you'll never use Part 8)</w:t>
+      </w:r>
+    </w:p>
+    <w:p>
+      <w:pPr>
+        <w:pStyle w:val="ListNumber"/>
+      </w:pPr>
+      <w:r>
+        <w:rPr>
+          <w:b/>
+        </w:rPr>
+        <w:t>Configure the OAuth consent screen</w:t>
+      </w:r>
+      <w:r>
+        <w:t xml:space="preserve"> — </w:t>
+      </w:r>
+      <w:r>
+        <w:rPr>
+          <w:b/>
+        </w:rPr>
+        <w:t>APIs &amp; Services</w:t>
+      </w:r>
+      <w:r>
+        <w:t xml:space="preserve"> → </w:t>
+      </w:r>
+      <w:r>
+        <w:rPr>
+          <w:b/>
+        </w:rPr>
+        <w:t>OAuth consent screen</w:t>
+      </w:r>
+      <w:r>
+        <w:t>:</w:t>
+      </w:r>
+    </w:p>
+    <w:p>
+      <w:r>
+        <w:t xml:space="preserve">- User type: </w:t>
+      </w:r>
+      <w:r>
+        <w:rPr>
+          <w:b/>
+        </w:rPr>
+        <w:t>External</w:t>
+      </w:r>
+      <w:r>
+        <w:t xml:space="preserve"> (unless this Google account belongs to a Google Workspace org you manage, in which case </w:t>
+      </w:r>
+      <w:r>
+        <w:rPr>
+          <w:b/>
+        </w:rPr>
+        <w:t>Internal</w:t>
+      </w:r>
+      <w:r>
+        <w:t xml:space="preserve"> also works) → </w:t>
+      </w:r>
+      <w:r>
+        <w:rPr>
+          <w:b/>
+        </w:rPr>
+        <w:t>Create</w:t>
+      </w:r>
+    </w:p>
+    <w:p>
+      <w:r>
+        <w:t xml:space="preserve">- Fill in </w:t>
+      </w:r>
+      <w:r>
+        <w:rPr>
+          <w:b/>
+        </w:rPr>
+        <w:t>App name</w:t>
+      </w:r>
+      <w:r>
+        <w:t xml:space="preserve">, </w:t>
+      </w:r>
+      <w:r>
+        <w:rPr>
+          <w:b/>
+        </w:rPr>
+        <w:t>User support email</w:t>
+      </w:r>
+      <w:r>
+        <w:t xml:space="preserve">, and </w:t>
+      </w:r>
+      <w:r>
+        <w:rPr>
+          <w:b/>
+        </w:rPr>
+        <w:t>Developer contact email</w:t>
+      </w:r>
+      <w:r>
+        <w:t xml:space="preserve"> (any values are fine — this app is only ever used by you) → </w:t>
+      </w:r>
+      <w:r>
+        <w:rPr>
+          <w:b/>
+        </w:rPr>
+        <w:t>Save and Continue</w:t>
+      </w:r>
+    </w:p>
+    <w:p>
+      <w:r>
+        <w:t xml:space="preserve">- </w:t>
+      </w:r>
+      <w:r>
+        <w:rPr>
+          <w:b/>
+        </w:rPr>
+        <w:t>Scopes</w:t>
+      </w:r>
+      <w:r>
+        <w:t xml:space="preserve">: click </w:t>
+      </w:r>
+      <w:r>
+        <w:rPr>
+          <w:b/>
+        </w:rPr>
+        <w:t>Add or Remove Scopes</w:t>
+      </w:r>
+      <w:r>
+        <w:t>, search for and check:</w:t>
+      </w:r>
+    </w:p>
+    <w:p>
+      <w:r>
+        <w:t>- .../auth/drive (full Drive access — needed to create the sample folder and copy files in Part 6)</w:t>
+      </w:r>
+    </w:p>
+    <w:p>
+      <w:r>
+        <w:t>- .../auth/gmail.insert (only if you'll use Part 8 — Gmail thread samples; you can add this later instead, see Part 8)</w:t>
+      </w:r>
+    </w:p>
+    <w:p>
+      <w:r>
+        <w:t xml:space="preserve">→ </w:t>
+      </w:r>
+      <w:r>
+        <w:rPr>
+          <w:b/>
+        </w:rPr>
+        <w:t>Update</w:t>
+      </w:r>
+      <w:r>
+        <w:t xml:space="preserve"> → </w:t>
+      </w:r>
+      <w:r>
+        <w:rPr>
+          <w:b/>
+        </w:rPr>
+        <w:t>Save and Continue</w:t>
+      </w:r>
+    </w:p>
+    <w:p>
+      <w:r>
+        <w:t xml:space="preserve">- </w:t>
+      </w:r>
+      <w:r>
+        <w:rPr>
+          <w:b/>
+        </w:rPr>
+        <w:t>Test users</w:t>
+      </w:r>
+      <w:r>
+        <w:t xml:space="preserve">: click </w:t>
+      </w:r>
+      <w:r>
+        <w:rPr>
+          <w:b/>
+        </w:rPr>
+        <w:t>Add Users</w:t>
+      </w:r>
+      <w:r>
+        <w:t xml:space="preserve"> and add the Google account you'll sign in with. This is required while the app is in </w:t>
+      </w:r>
+      <w:r>
+        <w:rPr>
+          <w:b/>
+        </w:rPr>
+        <w:t>Testing</w:t>
+      </w:r>
+      <w:r>
+        <w:t xml:space="preserve"> publish status — without it, sign-in will be blocked with an error → </w:t>
+      </w:r>
+      <w:r>
+        <w:rPr>
+          <w:b/>
+        </w:rPr>
+        <w:t>Save and Continue</w:t>
+      </w:r>
+      <w:r>
+        <w:t xml:space="preserve"> → </w:t>
+      </w:r>
+      <w:r>
+        <w:rPr>
+          <w:b/>
+        </w:rPr>
+        <w:t>Back to Dashboard</w:t>
+      </w:r>
+    </w:p>
+    <w:p>
+      <w:pPr>
+        <w:pStyle w:val="ListNumber"/>
+      </w:pPr>
+      <w:r>
+        <w:rPr>
+          <w:b/>
+        </w:rPr>
+        <w:t>Create the OAuth client</w:t>
+      </w:r>
+      <w:r>
+        <w:t xml:space="preserve"> — </w:t>
+      </w:r>
+      <w:r>
+        <w:rPr>
+          <w:b/>
+        </w:rPr>
+        <w:t>APIs &amp; Services</w:t>
+      </w:r>
+      <w:r>
+        <w:t xml:space="preserve"> → </w:t>
+      </w:r>
+      <w:r>
+        <w:rPr>
+          <w:b/>
+        </w:rPr>
+        <w:t>Credentials</w:t>
+      </w:r>
+      <w:r>
+        <w:t xml:space="preserve"> → </w:t>
+      </w:r>
+      <w:r>
+        <w:rPr>
+          <w:b/>
+        </w:rPr>
+        <w:t>Create Credentials</w:t>
+      </w:r>
+      <w:r>
+        <w:t xml:space="preserve"> → </w:t>
+      </w:r>
+      <w:r>
+        <w:rPr>
+          <w:b/>
+        </w:rPr>
+        <w:t>OAuth client ID</w:t>
+      </w:r>
+      <w:r>
+        <w:t>:</w:t>
+      </w:r>
+    </w:p>
+    <w:p>
+      <w:r>
+        <w:t xml:space="preserve">- Application type: </w:t>
+      </w:r>
+      <w:r>
+        <w:rPr>
+          <w:b/>
+        </w:rPr>
+        <w:t>Desktop app</w:t>
+      </w:r>
+    </w:p>
+    <w:p>
+      <w:r>
+        <w:t xml:space="preserve">- Name it anything (e.g. Inventory Segmentor) → </w:t>
+      </w:r>
+      <w:r>
+        <w:rPr>
+          <w:b/>
+        </w:rPr>
+        <w:t>Create</w:t>
+      </w:r>
+    </w:p>
+    <w:p>
+      <w:r>
+        <w:t xml:space="preserve">- A dialog shows your client ID/secret — click </w:t>
+      </w:r>
+      <w:r>
+        <w:rPr>
+          <w:b/>
+        </w:rPr>
+        <w:t>Download JSON</w:t>
+      </w:r>
+    </w:p>
+    <w:p>
+      <w:pPr>
+        <w:pStyle w:val="ListNumber"/>
+      </w:pPr>
+      <w:r>
+        <w:t>Save that downloaded file somewhere you can find it (e.g. your Downloads folder). You'll point the tool at it in Part 4.</w:t>
+      </w:r>
+    </w:p>
+    <w:p>
+      <w:pPr>
+        <w:pStyle w:val="Heading1"/>
+      </w:pPr>
+      <w:r>
+        <w:t>Part 4 — Connect the tool to your OAuth credentials</w:t>
       </w:r>
     </w:p>
     <w:p>
@@ -494,16 +880,13 @@
         <w:pStyle w:val="ListBullet"/>
       </w:pPr>
       <w:r>
-        <w:t xml:space="preserve">When asked for an </w:t>
-      </w:r>
-      <w:r>
         <w:rPr>
           <w:b/>
         </w:rPr>
         <w:t>API key</w:t>
       </w:r>
       <w:r>
-        <w:t>, press Enter to skip (not required for this tool).</w:t>
+        <w:t xml:space="preserve"> prompt → press Enter to skip (not needed for sampling).</w:t>
       </w:r>
     </w:p>
     <w:p>
@@ -511,16 +894,13 @@
         <w:pStyle w:val="ListBullet"/>
       </w:pPr>
       <w:r>
-        <w:t xml:space="preserve">When asked about </w:t>
-      </w:r>
-      <w:r>
         <w:rPr>
           <w:b/>
         </w:rPr>
-        <w:t>Google Drive</w:t>
-      </w:r>
-      <w:r>
-        <w:t>, type y and follow the prompts.</w:t>
+        <w:t>"Set up Google Drive access? (y/n)"</w:t>
+      </w:r>
+      <w:r>
+        <w:t xml:space="preserve"> → type y.</w:t>
       </w:r>
     </w:p>
     <w:p>
@@ -528,7 +908,23 @@
         <w:pStyle w:val="ListBullet"/>
       </w:pPr>
       <w:r>
-        <w:t>Point it at your OAuth client JSON (often in Downloads: client_secret_....json).</w:t>
+        <w:rPr>
+          <w:b/>
+        </w:rPr>
+        <w:t>"Path to OAuth client JSON file"</w:t>
+      </w:r>
+      <w:r>
+        <w:t xml:space="preserve"> → paste the path to the file you downloaded in Part 3, e.g.:</w:t>
+      </w:r>
+    </w:p>
+    <w:p>
+      <w:r>
+        <w:t>- Mac: ~/Downloads/client_secret_xxxx.json</w:t>
+      </w:r>
+    </w:p>
+    <w:p>
+      <w:r>
+        <w:t>- Windows: C:\Users\YourName\Downloads\client_secret_xxxx.json</w:t>
       </w:r>
     </w:p>
     <w:p>
@@ -536,16 +932,27 @@
         <w:pStyle w:val="ListBullet"/>
       </w:pPr>
       <w:r>
-        <w:t xml:space="preserve">A browser window will open — sign in with the </w:t>
+        <w:t xml:space="preserve">It copies that file to .secrets/google_oauth_client.json and asks to authorize now — type y. A browser tab opens; sign in with the same Google account and click </w:t>
       </w:r>
       <w:r>
         <w:rPr>
           <w:b/>
         </w:rPr>
-        <w:t>same Google account</w:t>
-      </w:r>
-      <w:r>
-        <w:t xml:space="preserve"> that owns the Drive inventory.</w:t>
+        <w:t>Allow</w:t>
+      </w:r>
+      <w:r>
+        <w:t>.</w:t>
+      </w:r>
+    </w:p>
+    <w:p>
+      <w:r>
+        <w:rPr>
+          <w:b/>
+        </w:rPr>
+        <w:t>Manual alternative</w:t>
+      </w:r>
+      <w:r>
+        <w:t>, if you'd rather not use the wizard: copy the downloaded JSON to .secrets/google_oauth_client.json yourself, or set GOOGLE_OAUTH_CLIENT_SECRETS=/path/to/file.json in .env.</w:t>
       </w:r>
     </w:p>
     <w:p>
@@ -553,7 +960,266 @@
         <w:pStyle w:val="Heading1"/>
       </w:pPr>
       <w:r>
-        <w:t>Part 4 — Google Drive login</w:t>
+        <w:t>Part 5 — Build a fresh, size-capped sample manifest</w:t>
+      </w:r>
+    </w:p>
+    <w:p>
+      <w:r>
+        <w:rPr>
+          <w:b/>
+        </w:rPr>
+        <w:t>Skip this part if you're the client running a manifest someone already built for you — jump to Part 6.</w:t>
+      </w:r>
+      <w:r>
+        <w:t xml:space="preserve"> This part is for whoever is running the extraction for the engagement.</w:t>
+      </w:r>
+    </w:p>
+    <w:p>
+      <w:r>
+        <w:t xml:space="preserve">data/ai_labs_1200_balanced_sample.json (used by default in Part 6) is a fixed, hand-picked list. tools/build_quality_sample.py instead scans live and builds a fresh manifest, in one of two modes — </w:t>
+      </w:r>
+      <w:r>
+        <w:rPr>
+          <w:b/>
+        </w:rPr>
+        <w:t>picked automatically</w:t>
+      </w:r>
+      <w:r>
+        <w:t xml:space="preserve"> depending on what auth you give it:</w:t>
+      </w:r>
+    </w:p>
+    <w:p>
+      <w:pPr>
+        <w:pStyle w:val="ListBullet"/>
+      </w:pPr>
+      <w:r>
+        <w:rPr>
+          <w:b/>
+        </w:rPr>
+        <w:t>Workspace mode</w:t>
+      </w:r>
+      <w:r>
+        <w:t xml:space="preserve"> — pass --service-account + --admin-email (Domain-Wide Delegation): scans </w:t>
+      </w:r>
+      <w:r>
+        <w:rPr>
+          <w:b/>
+        </w:rPr>
+        <w:t>every user's</w:t>
+      </w:r>
+      <w:r>
+        <w:t xml:space="preserve"> My Drive + Shared Drives + Gmail across the whole org.</w:t>
+      </w:r>
+    </w:p>
+    <w:p>
+      <w:pPr>
+        <w:pStyle w:val="ListBullet"/>
+      </w:pPr>
+      <w:r>
+        <w:rPr>
+          <w:b/>
+        </w:rPr>
+        <w:t>My Drive mode</w:t>
+      </w:r>
+      <w:r>
+        <w:t xml:space="preserve"> — run it with no service account: scans just </w:t>
+      </w:r>
+      <w:r>
+        <w:rPr>
+          <w:b/>
+        </w:rPr>
+        <w:t>your own</w:t>
+      </w:r>
+      <w:r>
+        <w:t xml:space="preserve"> Drive + Gmail, reusing the OAuth token from Part 4. If you haven't yet authorized Gmail access specifically, a browser opens once the first time it's needed.</w:t>
+      </w:r>
+    </w:p>
+    <w:p>
+      <w:r>
+        <w:t>Either way, the manifest is built using two selection rules:</w:t>
+      </w:r>
+    </w:p>
+    <w:p>
+      <w:pPr>
+        <w:pStyle w:val="ListBullet"/>
+      </w:pPr>
+      <w:r>
+        <w:rPr>
+          <w:b/>
+        </w:rPr>
+        <w:t>Binary files</w:t>
+      </w:r>
+      <w:r>
+        <w:t xml:space="preserve"> (PDFs, Office docs, images, etc.) and </w:t>
+      </w:r>
+      <w:r>
+        <w:rPr>
+          <w:b/>
+        </w:rPr>
+        <w:t>Gmail threads</w:t>
+      </w:r>
+      <w:r>
+        <w:t xml:space="preserve"> — largest first (size is used as a quality proxy; there's no LLM scoring pass) until a byte cap is hit:</w:t>
+      </w:r>
+    </w:p>
+    <w:p>
+      <w:r>
+        <w:t xml:space="preserve">- </w:t>
+      </w:r>
+      <w:r>
+        <w:rPr>
+          <w:b/>
+        </w:rPr>
+        <w:t>Drive:</w:t>
+      </w:r>
+      <w:r>
+        <w:t xml:space="preserve"> ~75GB</w:t>
+      </w:r>
+    </w:p>
+    <w:p>
+      <w:r>
+        <w:t xml:space="preserve">- </w:t>
+      </w:r>
+      <w:r>
+        <w:rPr>
+          <w:b/>
+        </w:rPr>
+        <w:t>Gmail:</w:t>
+      </w:r>
+      <w:r>
+        <w:t xml:space="preserve"> ~10–15GB (default 12.5GB)</w:t>
+      </w:r>
+    </w:p>
+    <w:p>
+      <w:pPr>
+        <w:pStyle w:val="ListBullet"/>
+      </w:pPr>
+      <w:r>
+        <w:rPr>
+          <w:b/>
+        </w:rPr>
+        <w:t>Google-native Docs/Sheets/Slides</w:t>
+      </w:r>
+      <w:r>
+        <w:t xml:space="preserve"> — these have no fixed byte size, so they can't be size-ranked. Instead each type gets its own fixed count, most-recently-modified first, </w:t>
+      </w:r>
+      <w:r>
+        <w:rPr>
+          <w:b/>
+        </w:rPr>
+        <w:t>on top of</w:t>
+      </w:r>
+      <w:r>
+        <w:t xml:space="preserve"> (not counted against) the 75GB Drive cap:</w:t>
+      </w:r>
+    </w:p>
+    <w:p>
+      <w:r>
+        <w:t xml:space="preserve">- </w:t>
+      </w:r>
+      <w:r>
+        <w:rPr>
+          <w:b/>
+        </w:rPr>
+        <w:t>Google Sheets:</w:t>
+      </w:r>
+      <w:r>
+        <w:t xml:space="preserve"> 350</w:t>
+      </w:r>
+    </w:p>
+    <w:p>
+      <w:r>
+        <w:t xml:space="preserve">- </w:t>
+      </w:r>
+      <w:r>
+        <w:rPr>
+          <w:b/>
+        </w:rPr>
+        <w:t>Google Docs:</w:t>
+      </w:r>
+      <w:r>
+        <w:t xml:space="preserve"> 300</w:t>
+      </w:r>
+    </w:p>
+    <w:p>
+      <w:r>
+        <w:t xml:space="preserve">- </w:t>
+      </w:r>
+      <w:r>
+        <w:rPr>
+          <w:b/>
+        </w:rPr>
+        <w:t>Google Slides:</w:t>
+      </w:r>
+      <w:r>
+        <w:t xml:space="preserve"> 150</w:t>
+      </w:r>
+    </w:p>
+    <w:p>
+      <w:r>
+        <w:t xml:space="preserve">Gmail messages are grouped into </w:t>
+      </w:r>
+      <w:r>
+        <w:rPr>
+          <w:b/>
+        </w:rPr>
+        <w:t>whole threads</w:t>
+      </w:r>
+      <w:r>
+        <w:t xml:space="preserve"> before selection — a thread is included or skipped as one unit, so a thread never gets split across the include/exclude line.</w:t>
+      </w:r>
+    </w:p>
+    <w:p>
+      <w:r>
+        <w:rPr>
+          <w:b/>
+        </w:rPr>
+        <w:t>In Workspace mode specifically</w:t>
+      </w:r>
+      <w:r>
+        <w:t>, both rules are applied *per account* first, so one large account can't crowd out everyone else:</w:t>
+      </w:r>
+    </w:p>
+    <w:p>
+      <w:pPr>
+        <w:pStyle w:val="ListBullet"/>
+      </w:pPr>
+      <w:r>
+        <w:rPr>
+          <w:b/>
+        </w:rPr>
+        <w:t>Binary files:</w:t>
+      </w:r>
+      <w:r>
+        <w:t xml:space="preserve"> every account is guaranteed a small minimal slice of the 75GB (and 12.5GB Gmail) cap first — no account with data is ever fully shut out, even if its files are large and don't neatly fit a proportional share. Whatever's left of the cap is then filled in priority order (accounts with more data going first each round) until the cap is used up. In the typical case this means bigger accounts end up with proportionally more; in rare cases (very few accounts, or a cap barely bigger than one account's smallest file) the guarantee can cost a big account a bit of its edge — that trade-off is intentional so nobody gets zero.</w:t>
+      </w:r>
+    </w:p>
+    <w:p>
+      <w:pPr>
+        <w:pStyle w:val="ListBullet"/>
+      </w:pPr>
+      <w:r>
+        <w:rPr>
+          <w:b/>
+        </w:rPr>
+        <w:t>Native Sheets/Docs/Slides:</w:t>
+      </w:r>
+      <w:r>
+        <w:t xml:space="preserve"> every account is guaranteed its own baseline first (most-recently-modified) — </w:t>
+      </w:r>
+      <w:r>
+        <w:rPr>
+          <w:b/>
+        </w:rPr>
+        <w:t>30 Sheets, 40 Docs, 20 Slides per account</w:t>
+      </w:r>
+      <w:r>
+        <w:t xml:space="preserve"> by default. If that guaranteed total is still under the overall target (350/300/150), the remainder is topped up with the next most-recently-modified files from anywhere in the Workspace. The per-account guarantee is never trimmed back down, so with enough accounts the final total can end up above the overall target — that's expected.</w:t>
+      </w:r>
+    </w:p>
+    <w:p>
+      <w:r>
+        <w:t>In My Drive mode there's only one account, so both rules simplify back to the original global behavior.</w:t>
       </w:r>
     </w:p>
     <w:p>
@@ -561,331 +1227,328 @@
         <w:pStyle w:val="Heading2"/>
       </w:pPr>
       <w:r>
-        <w:t>Important</w:t>
+        <w:t>Prerequisite for Workspace mode: Service Account + Domain-Wide Delegation</w:t>
       </w:r>
     </w:p>
     <w:p>
       <w:r>
-        <w:t xml:space="preserve">Use the </w:t>
-      </w:r>
+        <w:t>Skip this whole box for My Drive mode — nothing extra is needed there beyond Part 3/4.</w:t>
+      </w:r>
+    </w:p>
+    <w:p>
       <w:r>
         <w:rPr>
           <w:b/>
         </w:rPr>
-        <w:t>same Google account</w:t>
-      </w:r>
-      <w:r>
-        <w:t xml:space="preserve"> that was used to scan this Drive for the inventory.</w:t>
-      </w:r>
-    </w:p>
-    <w:p>
-      <w:r>
-        <w:t>The sample list refers to file IDs from that Drive. A different account will get many failures (404 / 403).</w:t>
+        <w:t>One-time admin setup (~10 minutes), done by a Workspace super-admin:</w:t>
       </w:r>
     </w:p>
     <w:p>
       <w:pPr>
-        <w:pStyle w:val="Heading2"/>
+        <w:pStyle w:val="ListNumber"/>
       </w:pPr>
-      <w:r>
-        <w:t>First-time write access</w:t>
-      </w:r>
-    </w:p>
-    <w:p>
-      <w:r>
-        <w:t xml:space="preserve">This tool needs permission to </w:t>
-      </w:r>
       <w:r>
         <w:rPr>
           <w:b/>
         </w:rPr>
-        <w:t>create a folder and copy files</w:t>
-      </w:r>
-      <w:r>
-        <w:t xml:space="preserve"> in your Drive (broader than the inventory's read-only login). The first run opens a browser — click </w:t>
+        <w:t>Create a Service Account</w:t>
+      </w:r>
+      <w:r>
+        <w:t xml:space="preserve"> — [Google Cloud Console](https://console.cloud.google.com/) → your project → </w:t>
       </w:r>
       <w:r>
         <w:rPr>
           <w:b/>
         </w:rPr>
-        <w:t>Allow</w:t>
+        <w:t>IAM &amp; Admin</w:t>
+      </w:r>
+      <w:r>
+        <w:t xml:space="preserve"> → </w:t>
+      </w:r>
+      <w:r>
+        <w:rPr>
+          <w:b/>
+        </w:rPr>
+        <w:t>Service Accounts</w:t>
+      </w:r>
+      <w:r>
+        <w:t xml:space="preserve"> → </w:t>
+      </w:r>
+      <w:r>
+        <w:rPr>
+          <w:b/>
+        </w:rPr>
+        <w:t>Create Service Account</w:t>
+      </w:r>
+      <w:r>
+        <w:t xml:space="preserve"> → give it any name (e.g. inventory-scanner) → </w:t>
+      </w:r>
+      <w:r>
+        <w:rPr>
+          <w:b/>
+        </w:rPr>
+        <w:t>Create and Continue</w:t>
+      </w:r>
+      <w:r>
+        <w:t xml:space="preserve"> → </w:t>
+      </w:r>
+      <w:r>
+        <w:rPr>
+          <w:b/>
+        </w:rPr>
+        <w:t>Done</w:t>
       </w:r>
       <w:r>
         <w:t>.</w:t>
-      </w:r>
-    </w:p>
-    <w:p>
-      <w:r>
-        <w:t>Your OAuth client file should already be at something like:</w:t>
-      </w:r>
-    </w:p>
-    <w:p>
-      <w:r>
-        <w:t>.secrets/google_oauth_client.json</w:t>
-      </w:r>
-    </w:p>
-    <w:p>
-      <w:r>
-        <w:t>If setup put it elsewhere, that is fine as long as .env points to it (GOOGLE_OAUTH_CLIENT_SECRETS=...).</w:t>
       </w:r>
     </w:p>
     <w:p>
       <w:pPr>
-        <w:pStyle w:val="Heading1"/>
+        <w:pStyle w:val="ListNumber"/>
       </w:pPr>
       <w:r>
-        <w:t>Part 5 — Build a fresh, size-capped sample manifest</w:t>
-      </w:r>
-    </w:p>
-    <w:p>
+        <w:t xml:space="preserve">Click the service account → </w:t>
+      </w:r>
       <w:r>
         <w:rPr>
           <w:b/>
         </w:rPr>
-        <w:t>Skip this part if you're the client running the bundled sample set — jump to Part 6.</w:t>
-      </w:r>
-      <w:r>
-        <w:t xml:space="preserve"> This part is for whoever is running the extraction for the engagement.</w:t>
-      </w:r>
-    </w:p>
-    <w:p>
-      <w:r>
-        <w:t xml:space="preserve">data/ai_labs_1200_balanced_sample.json (used by default in Part 6) is a fixed, hand-picked list. tools/build_quality_sample.py instead scans live and builds a fresh manifest, in one of two modes — </w:t>
+        <w:t>Keys</w:t>
+      </w:r>
+      <w:r>
+        <w:t xml:space="preserve"> tab → </w:t>
       </w:r>
       <w:r>
         <w:rPr>
           <w:b/>
         </w:rPr>
-        <w:t>picked automatically</w:t>
-      </w:r>
-      <w:r>
-        <w:t xml:space="preserve"> depending on what auth you give it:</w:t>
+        <w:t>Add Key</w:t>
+      </w:r>
+      <w:r>
+        <w:t xml:space="preserve"> → </w:t>
+      </w:r>
+      <w:r>
+        <w:rPr>
+          <w:b/>
+        </w:rPr>
+        <w:t>Create new key</w:t>
+      </w:r>
+      <w:r>
+        <w:t xml:space="preserve"> → </w:t>
+      </w:r>
+      <w:r>
+        <w:rPr>
+          <w:b/>
+        </w:rPr>
+        <w:t>JSON</w:t>
+      </w:r>
+      <w:r>
+        <w:t>. The file downloads automatically — save it somewhere safe.</w:t>
       </w:r>
     </w:p>
     <w:p>
       <w:pPr>
-        <w:pStyle w:val="ListBullet"/>
+        <w:pStyle w:val="ListNumber"/>
       </w:pPr>
       <w:r>
         <w:rPr>
           <w:b/>
         </w:rPr>
-        <w:t>Workspace mode</w:t>
-      </w:r>
-      <w:r>
-        <w:t xml:space="preserve"> — pass --service-account + --admin-email (Domain-Wide Delegation): scans </w:t>
+        <w:t>Enable Domain-Wide Delegation</w:t>
+      </w:r>
+      <w:r>
+        <w:t xml:space="preserve"> — still on the service account page → </w:t>
       </w:r>
       <w:r>
         <w:rPr>
           <w:b/>
         </w:rPr>
-        <w:t>every user's</w:t>
-      </w:r>
-      <w:r>
-        <w:t xml:space="preserve"> My Drive + Shared Drives + Gmail across the whole org.</w:t>
+        <w:t>Details</w:t>
+      </w:r>
+      <w:r>
+        <w:t xml:space="preserve"> tab → expand </w:t>
+      </w:r>
+      <w:r>
+        <w:rPr>
+          <w:b/>
+        </w:rPr>
+        <w:t>Advanced settings</w:t>
+      </w:r>
+      <w:r>
+        <w:t xml:space="preserve"> → copy the </w:t>
+      </w:r>
+      <w:r>
+        <w:rPr>
+          <w:b/>
+        </w:rPr>
+        <w:t>Client ID</w:t>
+      </w:r>
+      <w:r>
+        <w:t xml:space="preserve"> (a long number) → turn on </w:t>
+      </w:r>
+      <w:r>
+        <w:rPr>
+          <w:b/>
+        </w:rPr>
+        <w:t>Domain-wide delegation</w:t>
+      </w:r>
+      <w:r>
+        <w:t xml:space="preserve"> if there's a checkbox for it.</w:t>
       </w:r>
     </w:p>
     <w:p>
       <w:pPr>
-        <w:pStyle w:val="ListBullet"/>
+        <w:pStyle w:val="ListNumber"/>
       </w:pPr>
       <w:r>
         <w:rPr>
           <w:b/>
         </w:rPr>
-        <w:t>My Drive mode</w:t>
-      </w:r>
-      <w:r>
-        <w:t xml:space="preserve"> — run it with no service account: scans just </w:t>
+        <w:t>Authorize the scopes in Google Workspace Admin</w:t>
+      </w:r>
+      <w:r>
+        <w:t xml:space="preserve"> — go to [admin.google.com](https://admin.google.com) → </w:t>
       </w:r>
       <w:r>
         <w:rPr>
           <w:b/>
         </w:rPr>
-        <w:t>your own</w:t>
-      </w:r>
-      <w:r>
-        <w:t xml:space="preserve"> Drive + Gmail, reusing the same OAuth tokens the rest of this repo's tools already use. If you've already signed in for Part 4 / a Gmail scan, no new login is needed; otherwise a browser opens once.</w:t>
+        <w:t>Security</w:t>
+      </w:r>
+      <w:r>
+        <w:t xml:space="preserve"> → </w:t>
+      </w:r>
+      <w:r>
+        <w:rPr>
+          <w:b/>
+        </w:rPr>
+        <w:t>Access and data control</w:t>
+      </w:r>
+      <w:r>
+        <w:t xml:space="preserve"> → </w:t>
+      </w:r>
+      <w:r>
+        <w:rPr>
+          <w:b/>
+        </w:rPr>
+        <w:t>API controls</w:t>
+      </w:r>
+      <w:r>
+        <w:t xml:space="preserve"> → </w:t>
+      </w:r>
+      <w:r>
+        <w:rPr>
+          <w:b/>
+        </w:rPr>
+        <w:t>Manage Domain Wide Delegation</w:t>
+      </w:r>
+      <w:r>
+        <w:t xml:space="preserve"> → </w:t>
+      </w:r>
+      <w:r>
+        <w:rPr>
+          <w:b/>
+        </w:rPr>
+        <w:t>Add new</w:t>
+      </w:r>
+      <w:r>
+        <w:t xml:space="preserve"> → paste the Client ID and add these three scopes (comma-separated):</w:t>
       </w:r>
     </w:p>
     <w:p>
       <w:r>
-        <w:t>Either way, the manifest is built using two selection rules:</w:t>
+        <w:t xml:space="preserve">   https://www.googleapis.com/auth/drive.readonly,https://www.googleapis.com/auth/admin.directory.user.readonly,https://www.googleapis.com/auth/gmail.readonly</w:t>
+      </w:r>
+    </w:p>
+    <w:p>
+      <w:r>
+        <w:t xml:space="preserve">→ </w:t>
+      </w:r>
+      <w:r>
+        <w:rPr>
+          <w:b/>
+        </w:rPr>
+        <w:t>Authorise</w:t>
+      </w:r>
+      <w:r>
+        <w:t>. Propagation can take a few minutes — if the first run fails with unauthorized_client or access_denied, wait 5–10 minutes and retry.</w:t>
       </w:r>
     </w:p>
     <w:p>
       <w:pPr>
-        <w:pStyle w:val="ListBullet"/>
+        <w:pStyle w:val="ListNumber"/>
       </w:pPr>
       <w:r>
         <w:rPr>
           <w:b/>
         </w:rPr>
-        <w:t>Binary files</w:t>
-      </w:r>
-      <w:r>
-        <w:t xml:space="preserve"> (PDFs, Office docs, images, etc.) and </w:t>
+        <w:t>Enable the APIs</w:t>
+      </w:r>
+      <w:r>
+        <w:t xml:space="preserve"> — Cloud Console → </w:t>
       </w:r>
       <w:r>
         <w:rPr>
           <w:b/>
         </w:rPr>
-        <w:t>Gmail threads</w:t>
-      </w:r>
-      <w:r>
-        <w:t xml:space="preserve"> — largest first (size is used as a quality proxy; there's no LLM scoring pass) until a byte cap is hit:</w:t>
-      </w:r>
-    </w:p>
-    <w:p>
-      <w:r>
-        <w:t xml:space="preserve">- </w:t>
+        <w:t>APIs &amp; Services</w:t>
+      </w:r>
+      <w:r>
+        <w:t xml:space="preserve"> → </w:t>
       </w:r>
       <w:r>
         <w:rPr>
           <w:b/>
         </w:rPr>
-        <w:t>Drive:</w:t>
-      </w:r>
-      <w:r>
-        <w:t xml:space="preserve"> ~75GB</w:t>
-      </w:r>
-    </w:p>
-    <w:p>
-      <w:r>
-        <w:t xml:space="preserve">- </w:t>
+        <w:t>Library</w:t>
+      </w:r>
+      <w:r>
+        <w:t xml:space="preserve"> → enable </w:t>
       </w:r>
       <w:r>
         <w:rPr>
           <w:b/>
         </w:rPr>
-        <w:t>Gmail:</w:t>
-      </w:r>
-      <w:r>
-        <w:t xml:space="preserve"> ~10–15GB (default 12.5GB)</w:t>
+        <w:t>Google Drive API</w:t>
+      </w:r>
+      <w:r>
+        <w:t xml:space="preserve">, </w:t>
+      </w:r>
+      <w:r>
+        <w:rPr>
+          <w:b/>
+        </w:rPr>
+        <w:t>Admin SDK API</w:t>
+      </w:r>
+      <w:r>
+        <w:t xml:space="preserve">, and </w:t>
+      </w:r>
+      <w:r>
+        <w:rPr>
+          <w:b/>
+        </w:rPr>
+        <w:t>Gmail API</w:t>
+      </w:r>
+      <w:r>
+        <w:t>.</w:t>
       </w:r>
     </w:p>
     <w:p>
       <w:pPr>
-        <w:pStyle w:val="ListBullet"/>
+        <w:pStyle w:val="ListNumber"/>
       </w:pPr>
       <w:r>
-        <w:rPr>
-          <w:b/>
-        </w:rPr>
-        <w:t>Google-native Docs/Sheets/Slides</w:t>
-      </w:r>
-      <w:r>
-        <w:t xml:space="preserve"> — these have no fixed byte size, so they can't be size-ranked. Instead each type gets its own fixed count, most-recently-modified first, </w:t>
-      </w:r>
-      <w:r>
-        <w:rPr>
-          <w:b/>
-        </w:rPr>
-        <w:t>on top of</w:t>
-      </w:r>
-      <w:r>
-        <w:t xml:space="preserve"> (not counted against) the 75GB Drive cap:</w:t>
+        <w:t>Run the wizard to save the credentials:</w:t>
       </w:r>
     </w:p>
     <w:p>
       <w:r>
-        <w:t xml:space="preserve">- </w:t>
-      </w:r>
-      <w:r>
-        <w:rPr>
-          <w:b/>
-        </w:rPr>
-        <w:t>Google Sheets:</w:t>
-      </w:r>
-      <w:r>
-        <w:t xml:space="preserve"> 350</w:t>
+        <w:t xml:space="preserve">   python setup.py</w:t>
       </w:r>
     </w:p>
     <w:p>
       <w:r>
-        <w:t xml:space="preserve">- </w:t>
-      </w:r>
-      <w:r>
-        <w:rPr>
-          <w:b/>
-        </w:rPr>
-        <w:t>Google Docs:</w:t>
-      </w:r>
-      <w:r>
-        <w:t xml:space="preserve"> 300</w:t>
-      </w:r>
-    </w:p>
-    <w:p>
-      <w:r>
-        <w:t xml:space="preserve">- </w:t>
-      </w:r>
-      <w:r>
-        <w:rPr>
-          <w:b/>
-        </w:rPr>
-        <w:t>Google Slides:</w:t>
-      </w:r>
-      <w:r>
-        <w:t xml:space="preserve"> 150</w:t>
-      </w:r>
-    </w:p>
-    <w:p>
-      <w:r>
-        <w:t xml:space="preserve">Gmail messages are grouped into </w:t>
-      </w:r>
-      <w:r>
-        <w:rPr>
-          <w:b/>
-        </w:rPr>
-        <w:t>whole threads</w:t>
-      </w:r>
-      <w:r>
-        <w:t xml:space="preserve"> before selection — a thread is included or skipped as one unit, so a thread never gets split across the include/exclude line.</w:t>
-      </w:r>
-    </w:p>
-    <w:p>
-      <w:pPr>
-        <w:pStyle w:val="Heading2"/>
-      </w:pPr>
-      <w:r>
-        <w:t>Prerequisite</w:t>
-      </w:r>
-    </w:p>
-    <w:p>
-      <w:pPr>
-        <w:pStyle w:val="ListBullet"/>
-      </w:pPr>
-      <w:r>
-        <w:rPr>
-          <w:b/>
-        </w:rPr>
-        <w:t>Workspace mode:</w:t>
-      </w:r>
-      <w:r>
-        <w:t xml:space="preserve"> Service Account + Domain-Wide Delegation, already set up. If not, see CLIENT_SETUP.md → </w:t>
-      </w:r>
-      <w:r>
-        <w:rPr>
-          <w:b/>
-        </w:rPr>
-        <w:t>Part 4B — Service Account with Domain-Wide Delegation</w:t>
-      </w:r>
-      <w:r>
-        <w:t xml:space="preserve"> and come back here once you have the service account JSON path and a super-admin email.</w:t>
-      </w:r>
-    </w:p>
-    <w:p>
-      <w:pPr>
-        <w:pStyle w:val="ListBullet"/>
-      </w:pPr>
-      <w:r>
-        <w:rPr>
-          <w:b/>
-        </w:rPr>
-        <w:t>My Drive mode:</w:t>
-      </w:r>
-      <w:r>
-        <w:t xml:space="preserve"> nothing extra — reuses whatever OAuth login you've already done (Part 4, or a prior Gmail scan). If neither token exists yet, a browser opens the first time each is needed.</w:t>
+        <w:t>When it asks Set up Service Account for full workspace scan? (y/n), type y, paste the path to the service account JSON key, and paste your super-admin email (e.g. admin@yourdomain.com — a real Workspace user, not the service account's own email).</w:t>
       </w:r>
     </w:p>
     <w:p>
@@ -1020,7 +1683,7 @@
           </w:tcPr>
           <w:p>
             <w:r>
-              <w:t>Byte cap for binary Drive files, in GB</w:t>
+              <w:t>Byte cap for binary Drive files, in GB (split across accounts by data volume in Workspace mode)</w:t>
             </w:r>
           </w:p>
         </w:tc>
@@ -1052,7 +1715,7 @@
           </w:tcPr>
           <w:p>
             <w:r>
-              <w:t>Gmail selection cap, in GB</w:t>
+              <w:t>Gmail selection cap, in GB (same per-account split)</w:t>
             </w:r>
           </w:p>
         </w:tc>
@@ -1084,7 +1747,7 @@
           </w:tcPr>
           <w:p>
             <w:r>
-              <w:t>Max Google Sheets, most-recently-modified first</w:t>
+              <w:t>Overall target total for Google Sheets, most-recently-modified first</w:t>
             </w:r>
           </w:p>
         </w:tc>
@@ -1116,7 +1779,7 @@
           </w:tcPr>
           <w:p>
             <w:r>
-              <w:t>Max Google Docs, most-recently-modified first</w:t>
+              <w:t>Overall target total for Google Docs</w:t>
             </w:r>
           </w:p>
         </w:tc>
@@ -1148,7 +1811,103 @@
           </w:tcPr>
           <w:p>
             <w:r>
-              <w:t>Max Google Slides, most-recently-modified first</w:t>
+              <w:t>Overall target total for Google Slides</w:t>
+            </w:r>
+          </w:p>
+        </w:tc>
+      </w:tr>
+      <w:tr>
+        <w:tc>
+          <w:tcPr>
+            <w:tcW w:type="dxa" w:w="2880"/>
+          </w:tcPr>
+          <w:p>
+            <w:r>
+              <w:t>--gsheets-per-account</w:t>
+            </w:r>
+          </w:p>
+        </w:tc>
+        <w:tc>
+          <w:tcPr>
+            <w:tcW w:type="dxa" w:w="2880"/>
+          </w:tcPr>
+          <w:p>
+            <w:r>
+              <w:t>30</w:t>
+            </w:r>
+          </w:p>
+        </w:tc>
+        <w:tc>
+          <w:tcPr>
+            <w:tcW w:type="dxa" w:w="2880"/>
+          </w:tcPr>
+          <w:p>
+            <w:r>
+              <w:t>Google Sheets guaranteed per account (Workspace mode)</w:t>
+            </w:r>
+          </w:p>
+        </w:tc>
+      </w:tr>
+      <w:tr>
+        <w:tc>
+          <w:tcPr>
+            <w:tcW w:type="dxa" w:w="2880"/>
+          </w:tcPr>
+          <w:p>
+            <w:r>
+              <w:t>--gdocs-per-account</w:t>
+            </w:r>
+          </w:p>
+        </w:tc>
+        <w:tc>
+          <w:tcPr>
+            <w:tcW w:type="dxa" w:w="2880"/>
+          </w:tcPr>
+          <w:p>
+            <w:r>
+              <w:t>40</w:t>
+            </w:r>
+          </w:p>
+        </w:tc>
+        <w:tc>
+          <w:tcPr>
+            <w:tcW w:type="dxa" w:w="2880"/>
+          </w:tcPr>
+          <w:p>
+            <w:r>
+              <w:t>Google Docs guaranteed per account (Workspace mode)</w:t>
+            </w:r>
+          </w:p>
+        </w:tc>
+      </w:tr>
+      <w:tr>
+        <w:tc>
+          <w:tcPr>
+            <w:tcW w:type="dxa" w:w="2880"/>
+          </w:tcPr>
+          <w:p>
+            <w:r>
+              <w:t>--gslides-per-account</w:t>
+            </w:r>
+          </w:p>
+        </w:tc>
+        <w:tc>
+          <w:tcPr>
+            <w:tcW w:type="dxa" w:w="2880"/>
+          </w:tcPr>
+          <w:p>
+            <w:r>
+              <w:t>20</w:t>
+            </w:r>
+          </w:p>
+        </w:tc>
+        <w:tc>
+          <w:tcPr>
+            <w:tcW w:type="dxa" w:w="2880"/>
+          </w:tcPr>
+          <w:p>
+            <w:r>
+              <w:t>Google Slides guaranteed per account (Workspace mode)</w:t>
             </w:r>
           </w:p>
         </w:tc>
@@ -1659,21 +2418,161 @@
         <w:pStyle w:val="Heading2"/>
       </w:pPr>
       <w:r>
-        <w:t>One-time setup (operator, before first use)</w:t>
+        <w:t>One-time setup: add the gmail.insert scope</w:t>
       </w:r>
     </w:p>
     <w:p>
       <w:r>
-        <w:t xml:space="preserve">The OAuth client used by this project needs the gmail.insert scope added to its </w:t>
+        <w:t xml:space="preserve">If you already checked this box in Part 3, skip ahead to </w:t>
       </w:r>
       <w:r>
         <w:rPr>
           <w:b/>
         </w:rPr>
-        <w:t>consent screen</w:t>
-      </w:r>
-      <w:r>
-        <w:t xml:space="preserve"> in Google Cloud Console. If the app is still in </w:t>
+        <w:t>Copy the threads</w:t>
+      </w:r>
+      <w:r>
+        <w:t xml:space="preserve"> below. Otherwise:</w:t>
+      </w:r>
+    </w:p>
+    <w:p>
+      <w:pPr>
+        <w:pStyle w:val="ListNumber"/>
+      </w:pPr>
+      <w:r>
+        <w:t xml:space="preserve">[Google Cloud Console](https://console.cloud.google.com/) → your project → </w:t>
+      </w:r>
+      <w:r>
+        <w:rPr>
+          <w:b/>
+        </w:rPr>
+        <w:t>APIs &amp; Services</w:t>
+      </w:r>
+      <w:r>
+        <w:t xml:space="preserve"> → </w:t>
+      </w:r>
+      <w:r>
+        <w:rPr>
+          <w:b/>
+        </w:rPr>
+        <w:t>OAuth consent screen</w:t>
+      </w:r>
+      <w:r>
+        <w:t>.</w:t>
+      </w:r>
+    </w:p>
+    <w:p>
+      <w:pPr>
+        <w:pStyle w:val="ListNumber"/>
+      </w:pPr>
+      <w:r>
+        <w:t xml:space="preserve">If you haven't already, enable the </w:t>
+      </w:r>
+      <w:r>
+        <w:rPr>
+          <w:b/>
+        </w:rPr>
+        <w:t>Gmail API</w:t>
+      </w:r>
+      <w:r>
+        <w:t xml:space="preserve"> first — </w:t>
+      </w:r>
+      <w:r>
+        <w:rPr>
+          <w:b/>
+        </w:rPr>
+        <w:t>APIs &amp; Services</w:t>
+      </w:r>
+      <w:r>
+        <w:t xml:space="preserve"> → </w:t>
+      </w:r>
+      <w:r>
+        <w:rPr>
+          <w:b/>
+        </w:rPr>
+        <w:t>Library</w:t>
+      </w:r>
+      <w:r>
+        <w:t xml:space="preserve"> → search </w:t>
+      </w:r>
+      <w:r>
+        <w:rPr>
+          <w:b/>
+        </w:rPr>
+        <w:t>Gmail API</w:t>
+      </w:r>
+      <w:r>
+        <w:t xml:space="preserve"> → </w:t>
+      </w:r>
+      <w:r>
+        <w:rPr>
+          <w:b/>
+        </w:rPr>
+        <w:t>Enable</w:t>
+      </w:r>
+      <w:r>
+        <w:t xml:space="preserve"> (scopes for a disabled API won't show up in the next step).</w:t>
+      </w:r>
+    </w:p>
+    <w:p>
+      <w:pPr>
+        <w:pStyle w:val="ListNumber"/>
+      </w:pPr>
+      <w:r>
+        <w:t xml:space="preserve">Back on the consent screen: </w:t>
+      </w:r>
+      <w:r>
+        <w:rPr>
+          <w:b/>
+        </w:rPr>
+        <w:t>Edit App</w:t>
+      </w:r>
+      <w:r>
+        <w:t xml:space="preserve"> → step through to </w:t>
+      </w:r>
+      <w:r>
+        <w:rPr>
+          <w:b/>
+        </w:rPr>
+        <w:t>Scopes</w:t>
+      </w:r>
+      <w:r>
+        <w:t xml:space="preserve"> → </w:t>
+      </w:r>
+      <w:r>
+        <w:rPr>
+          <w:b/>
+        </w:rPr>
+        <w:t>Add or Remove Scopes</w:t>
+      </w:r>
+      <w:r>
+        <w:t xml:space="preserve"> → search gmail.insert → check .../auth/gmail.insert → </w:t>
+      </w:r>
+      <w:r>
+        <w:rPr>
+          <w:b/>
+        </w:rPr>
+        <w:t>Update</w:t>
+      </w:r>
+      <w:r>
+        <w:t xml:space="preserve"> → </w:t>
+      </w:r>
+      <w:r>
+        <w:rPr>
+          <w:b/>
+        </w:rPr>
+        <w:t>Save and Continue</w:t>
+      </w:r>
+      <w:r>
+        <w:t xml:space="preserve"> through to the end.</w:t>
+      </w:r>
+    </w:p>
+    <w:p>
+      <w:pPr>
+        <w:pStyle w:val="ListNumber"/>
+      </w:pPr>
+      <w:r>
+        <w:t xml:space="preserve">If the app is still in </w:t>
       </w:r>
       <w:r>
         <w:rPr>
@@ -1682,16 +2581,33 @@
         <w:t>Testing</w:t>
       </w:r>
       <w:r>
-        <w:t xml:space="preserve"> publish status, also add the signing-in Google account as a </w:t>
+        <w:t xml:space="preserve"> publish status, also confirm the signing-in Google account is listed under </w:t>
       </w:r>
       <w:r>
         <w:rPr>
           <w:b/>
         </w:rPr>
-        <w:t>test user</w:t>
-      </w:r>
-      <w:r>
-        <w:t xml:space="preserve"> there. This is separate from the Drive scopes already in use and needs its own first-time consent.</w:t>
+        <w:t>Test users</w:t>
+      </w:r>
+      <w:r>
+        <w:t xml:space="preserve"> on that same screen — add it if it's missing.</w:t>
+      </w:r>
+    </w:p>
+    <w:p>
+      <w:pPr>
+        <w:pStyle w:val="ListNumber"/>
+      </w:pPr>
+      <w:r>
+        <w:t xml:space="preserve">This is a new scope, separate from Drive — the </w:t>
+      </w:r>
+      <w:r>
+        <w:rPr>
+          <w:b/>
+        </w:rPr>
+        <w:t>first time</w:t>
+      </w:r>
+      <w:r>
+        <w:t xml:space="preserve"> you run the command below, a fresh browser consent prompt appears even if you already authorized Drive access in Part 4.</w:t>
       </w:r>
     </w:p>
     <w:p>
@@ -1850,7 +2766,7 @@
               <w:t>same</w:t>
             </w:r>
             <w:r>
-              <w:t xml:space="preserve"> account that ran the Drive inventory</w:t>
+              <w:t xml:space="preserve"> account throughout Parts 3–8</w:t>
             </w:r>
           </w:p>
         </w:tc>
@@ -1872,7 +2788,7 @@
           </w:tcPr>
           <w:p>
             <w:r>
-              <w:t>Wrong Google account, or files were deleted since the inventory</w:t>
+              <w:t>Wrong Google account, or files were deleted/moved since the manifest was built</w:t>
             </w:r>
           </w:p>
         </w:tc>
@@ -1894,7 +2810,38 @@
           </w:tcPr>
           <w:p>
             <w:r>
-              <w:t>Sign in as the inventory account; confirm you can open those files in Drive normally</w:t>
+              <w:t>Sign in as the account the manifest was built from; confirm you can open those files in Drive normally</w:t>
+            </w:r>
+          </w:p>
+        </w:tc>
+      </w:tr>
+      <w:tr>
+        <w:tc>
+          <w:tcPr>
+            <w:tcW w:type="dxa" w:w="4320"/>
+          </w:tcPr>
+          <w:p>
+            <w:r>
+              <w:t>Google sign-in blocked with an "app not verified" / "access blocked" error</w:t>
+            </w:r>
+          </w:p>
+        </w:tc>
+        <w:tc>
+          <w:tcPr>
+            <w:tcW w:type="dxa" w:w="4320"/>
+          </w:tcPr>
+          <w:p>
+            <w:r>
+              <w:t xml:space="preserve">The signing-in account isn't in the OAuth consent screen's </w:t>
+            </w:r>
+            <w:r>
+              <w:rPr>
+                <w:b/>
+              </w:rPr>
+              <w:t>Test users</w:t>
+            </w:r>
+            <w:r>
+              <w:t xml:space="preserve"> list yet (Part 3, step 4) — add it there</w:t>
             </w:r>
           </w:p>
         </w:tc>
@@ -1916,7 +2863,7 @@
           </w:tcPr>
           <w:p>
             <w:r>
-              <w:t>Re-run python setup.py and complete the Google Drive step, or place the client JSON under .secrets/google_oauth_client.json</w:t>
+              <w:t>Complete Part 3 (create the OAuth client) and Part 4 (python setup.py, Google Drive step), or place the client JSON under .secrets/google_oauth_client.json</w:t>
             </w:r>
           </w:p>
         </w:tc>
@@ -2048,7 +2995,7 @@
           </w:tcPr>
           <w:p>
             <w:r>
-              <w:t>gmail.insert scope isn't on the OAuth client's consent screen yet, or (Testing mode) the account isn't added as a test user — operator needs to fix this in Cloud Console</w:t>
+              <w:t>gmail.insert scope isn't on the OAuth client's consent screen yet — do Part 8's one-time setup, including the Test users check</w:t>
             </w:r>
           </w:p>
         </w:tc>

--- a/CLIENT_SETUP_AI_LABS_SAMPLES.docx
+++ b/CLIENT_SETUP_AI_LABS_SAMPLES.docx
@@ -863,6 +863,17 @@
       </w:r>
     </w:p>
     <w:p>
+      <w:r>
+        <w:rPr>
+          <w:b/>
+        </w:rPr>
+        <w:t>If you're the operator and will also do Part 5's Workspace mode:</w:t>
+      </w:r>
+      <w:r>
+        <w:t xml:space="preserve"> this same Cloud project can hold the Service Account from Part 5 too — you don't need a second project. The OAuth client here and the Service Account there are separate, independent credentials that happen to live in the same place; either reuse this project or use a different one, both work.</w:t>
+      </w:r>
+    </w:p>
+    <w:p>
       <w:pPr>
         <w:pStyle w:val="Heading1"/>
       </w:pPr>
@@ -1240,7 +1251,55 @@
         <w:rPr>
           <w:b/>
         </w:rPr>
-        <w:t>One-time admin setup (~10 minutes), done by a Workspace super-admin:</w:t>
+        <w:t>Two different people are usually involved here</w:t>
+      </w:r>
+      <w:r>
+        <w:t xml:space="preserve"> — don't assume one person needs to do all of this:</w:t>
+      </w:r>
+    </w:p>
+    <w:p>
+      <w:pPr>
+        <w:pStyle w:val="ListBullet"/>
+      </w:pPr>
+      <w:r>
+        <w:rPr>
+          <w:b/>
+        </w:rPr>
+        <w:t>The operator</w:t>
+      </w:r>
+      <w:r>
+        <w:t xml:space="preserve"> (whoever is running this extraction — often an external vendor, not the client's own staff) does almost everything below: creates the Service Account, gets its Client ID, enables the APIs. A regular Google account with access to *any* Google Cloud project is enough — no special access to the target Workspace is needed for this part.</w:t>
+      </w:r>
+    </w:p>
+    <w:p>
+      <w:pPr>
+        <w:pStyle w:val="ListBullet"/>
+      </w:pPr>
+      <w:r>
+        <w:rPr>
+          <w:b/>
+        </w:rPr>
+        <w:t>The target Workspace's own super-admin</w:t>
+      </w:r>
+      <w:r>
+        <w:t xml:space="preserve"> (the client's IT admin) is the </w:t>
+      </w:r>
+      <w:r>
+        <w:rPr>
+          <w:b/>
+        </w:rPr>
+        <w:t>only</w:t>
+      </w:r>
+      <w:r>
+        <w:t xml:space="preserve"> person who can do step 4 — it happens inside admin.google.com for that specific Workspace, which an outside operator has no access to. The operator sends them the Client ID (never the JSON key file — that stays private) and asks them to authorize it.</w:t>
+      </w:r>
+    </w:p>
+    <w:p>
+      <w:r>
+        <w:rPr>
+          <w:b/>
+        </w:rPr>
+        <w:t>Done by the operator (~5 minutes):</w:t>
       </w:r>
     </w:p>
     <w:p>
@@ -1254,7 +1313,7 @@
         <w:t>Create a Service Account</w:t>
       </w:r>
       <w:r>
-        <w:t xml:space="preserve"> — [Google Cloud Console](https://console.cloud.google.com/) → your project → </w:t>
+        <w:t xml:space="preserve"> — [Google Cloud Console](https://console.cloud.google.com/) → a project you control (this can be the same project from Part 3, or a separate one — either works) → </w:t>
       </w:r>
       <w:r>
         <w:rPr>
@@ -1343,7 +1402,7 @@
         <w:t>JSON</w:t>
       </w:r>
       <w:r>
-        <w:t>. The file downloads automatically — save it somewhere safe.</w:t>
+        <w:t>. The file downloads automatically — save it somewhere safe. This file is a credential — treat it like a password.</w:t>
       </w:r>
     </w:p>
     <w:p>
@@ -1351,13 +1410,7 @@
         <w:pStyle w:val="ListNumber"/>
       </w:pPr>
       <w:r>
-        <w:rPr>
-          <w:b/>
-        </w:rPr>
-        <w:t>Enable Domain-Wide Delegation</w:t>
-      </w:r>
-      <w:r>
-        <w:t xml:space="preserve"> — still on the service account page → </w:t>
+        <w:t xml:space="preserve">Still on the service account page → </w:t>
       </w:r>
       <w:r>
         <w:rPr>
@@ -1404,16 +1457,16 @@
         <w:rPr>
           <w:b/>
         </w:rPr>
-        <w:t>Authorize the scopes in Google Workspace Admin</w:t>
-      </w:r>
-      <w:r>
-        <w:t xml:space="preserve"> — go to [admin.google.com](https://admin.google.com) → </w:t>
+        <w:t>Enable the APIs</w:t>
+      </w:r>
+      <w:r>
+        <w:t xml:space="preserve"> — Cloud Console → </w:t>
       </w:r>
       <w:r>
         <w:rPr>
           <w:b/>
         </w:rPr>
-        <w:t>Security</w:t>
+        <w:t>APIs &amp; Services</w:t>
       </w:r>
       <w:r>
         <w:t xml:space="preserve"> → </w:t>
@@ -1422,56 +1475,37 @@
         <w:rPr>
           <w:b/>
         </w:rPr>
-        <w:t>Access and data control</w:t>
-      </w:r>
-      <w:r>
-        <w:t xml:space="preserve"> → </w:t>
+        <w:t>Library</w:t>
+      </w:r>
+      <w:r>
+        <w:t xml:space="preserve"> → enable </w:t>
       </w:r>
       <w:r>
         <w:rPr>
           <w:b/>
         </w:rPr>
-        <w:t>API controls</w:t>
-      </w:r>
-      <w:r>
-        <w:t xml:space="preserve"> → </w:t>
+        <w:t>Google Drive API</w:t>
+      </w:r>
+      <w:r>
+        <w:t xml:space="preserve">, </w:t>
       </w:r>
       <w:r>
         <w:rPr>
           <w:b/>
         </w:rPr>
-        <w:t>Manage Domain Wide Delegation</w:t>
-      </w:r>
-      <w:r>
-        <w:t xml:space="preserve"> → </w:t>
+        <w:t>Admin SDK API</w:t>
+      </w:r>
+      <w:r>
+        <w:t xml:space="preserve">, and </w:t>
       </w:r>
       <w:r>
         <w:rPr>
           <w:b/>
         </w:rPr>
-        <w:t>Add new</w:t>
-      </w:r>
-      <w:r>
-        <w:t xml:space="preserve"> → paste the Client ID and add these three scopes (comma-separated):</w:t>
-      </w:r>
-    </w:p>
-    <w:p>
-      <w:r>
-        <w:t xml:space="preserve">   https://www.googleapis.com/auth/drive.readonly,https://www.googleapis.com/auth/admin.directory.user.readonly,https://www.googleapis.com/auth/gmail.readonly</w:t>
-      </w:r>
-    </w:p>
-    <w:p>
-      <w:r>
-        <w:t xml:space="preserve">→ </w:t>
-      </w:r>
-      <w:r>
-        <w:rPr>
-          <w:b/>
-        </w:rPr>
-        <w:t>Authorise</w:t>
-      </w:r>
-      <w:r>
-        <w:t>. Propagation can take a few minutes — if the first run fails with unauthorized_client or access_denied, wait 5–10 minutes and retry.</w:t>
+        <w:t>Gmail API</w:t>
+      </w:r>
+      <w:r>
+        <w:t xml:space="preserve"> (in the same project as the service account).</w:t>
       </w:r>
     </w:p>
     <w:p>
@@ -1479,58 +1513,27 @@
         <w:pStyle w:val="ListNumber"/>
       </w:pPr>
       <w:r>
+        <w:t xml:space="preserve">Send just the </w:t>
+      </w:r>
+      <w:r>
         <w:rPr>
           <w:b/>
         </w:rPr>
-        <w:t>Enable the APIs</w:t>
-      </w:r>
-      <w:r>
-        <w:t xml:space="preserve"> — Cloud Console → </w:t>
-      </w:r>
+        <w:t>Client ID</w:t>
+      </w:r>
+      <w:r>
+        <w:t xml:space="preserve"> to the target Workspace's super-admin, and ask them to do the next step.</w:t>
+      </w:r>
+    </w:p>
+    <w:p>
       <w:r>
         <w:rPr>
           <w:b/>
         </w:rPr>
-        <w:t>APIs &amp; Services</w:t>
-      </w:r>
-      <w:r>
-        <w:t xml:space="preserve"> → </w:t>
-      </w:r>
-      <w:r>
-        <w:rPr>
-          <w:b/>
-        </w:rPr>
-        <w:t>Library</w:t>
-      </w:r>
-      <w:r>
-        <w:t xml:space="preserve"> → enable </w:t>
-      </w:r>
-      <w:r>
-        <w:rPr>
-          <w:b/>
-        </w:rPr>
-        <w:t>Google Drive API</w:t>
-      </w:r>
-      <w:r>
-        <w:t xml:space="preserve">, </w:t>
-      </w:r>
-      <w:r>
-        <w:rPr>
-          <w:b/>
-        </w:rPr>
-        <w:t>Admin SDK API</w:t>
-      </w:r>
-      <w:r>
-        <w:t xml:space="preserve">, and </w:t>
-      </w:r>
-      <w:r>
-        <w:rPr>
-          <w:b/>
-        </w:rPr>
-        <w:t>Gmail API</w:t>
-      </w:r>
-      <w:r>
-        <w:t>.</w:t>
+        <w:t>Done by the target Workspace's super-admin</w:t>
+      </w:r>
+      <w:r>
+        <w:t xml:space="preserve"> (a different Google account/organization than the operator, if this is a client engagement):</w:t>
       </w:r>
     </w:p>
     <w:p>
@@ -1538,17 +1541,103 @@
         <w:pStyle w:val="ListNumber"/>
       </w:pPr>
       <w:r>
-        <w:t>Run the wizard to save the credentials:</w:t>
+        <w:rPr>
+          <w:b/>
+        </w:rPr>
+        <w:t>Authorize the scopes</w:t>
+      </w:r>
+      <w:r>
+        <w:t xml:space="preserve"> — go to [admin.google.com](https://admin.google.com) → </w:t>
+      </w:r>
+      <w:r>
+        <w:rPr>
+          <w:b/>
+        </w:rPr>
+        <w:t>Security</w:t>
+      </w:r>
+      <w:r>
+        <w:t xml:space="preserve"> → </w:t>
+      </w:r>
+      <w:r>
+        <w:rPr>
+          <w:b/>
+        </w:rPr>
+        <w:t>Access and data control</w:t>
+      </w:r>
+      <w:r>
+        <w:t xml:space="preserve"> → </w:t>
+      </w:r>
+      <w:r>
+        <w:rPr>
+          <w:b/>
+        </w:rPr>
+        <w:t>API controls</w:t>
+      </w:r>
+      <w:r>
+        <w:t xml:space="preserve"> → </w:t>
+      </w:r>
+      <w:r>
+        <w:rPr>
+          <w:b/>
+        </w:rPr>
+        <w:t>Manage Domain Wide Delegation</w:t>
+      </w:r>
+      <w:r>
+        <w:t xml:space="preserve"> → </w:t>
+      </w:r>
+      <w:r>
+        <w:rPr>
+          <w:b/>
+        </w:rPr>
+        <w:t>Add new</w:t>
+      </w:r>
+      <w:r>
+        <w:t xml:space="preserve"> → paste the Client ID the operator sent you and add these three scopes (comma-separated):</w:t>
       </w:r>
     </w:p>
     <w:p>
       <w:r>
-        <w:t xml:space="preserve">   python setup.py</w:t>
+        <w:t xml:space="preserve">   https://www.googleapis.com/auth/drive.readonly,https://www.googleapis.com/auth/admin.directory.user.readonly,https://www.googleapis.com/auth/gmail.readonly</w:t>
       </w:r>
     </w:p>
     <w:p>
       <w:r>
-        <w:t>When it asks Set up Service Account for full workspace scan? (y/n), type y, paste the path to the service account JSON key, and paste your super-admin email (e.g. admin@yourdomain.com — a real Workspace user, not the service account's own email).</w:t>
+        <w:t xml:space="preserve">→ </w:t>
+      </w:r>
+      <w:r>
+        <w:rPr>
+          <w:b/>
+        </w:rPr>
+        <w:t>Authorise</w:t>
+      </w:r>
+      <w:r>
+        <w:t>. Propagation can take a few minutes — if the first run fails with unauthorized_client or access_denied, wait 5–10 minutes and retry.</w:t>
+      </w:r>
+    </w:p>
+    <w:p>
+      <w:r>
+        <w:rPr>
+          <w:b/>
+        </w:rPr>
+        <w:t>Back to the operator, once step 6 is confirmed authorized:</w:t>
+      </w:r>
+    </w:p>
+    <w:p>
+      <w:pPr>
+        <w:pStyle w:val="ListNumber"/>
+      </w:pPr>
+      <w:r>
+        <w:t>Run the wizard to save the credentials:</w:t>
+      </w:r>
+    </w:p>
+    <w:p>
+      <w:r>
+        <w:t xml:space="preserve">   python setup.py</w:t>
+      </w:r>
+    </w:p>
+    <w:p>
+      <w:r>
+        <w:t>When it asks Set up Service Account for full workspace scan? (y/n), type y, paste the path to the service account JSON key from step 2, and paste the target Workspace's super-admin email (e.g. admin@yourdomain.com — a real Workspace user, not the service account's own email).</w:t>
       </w:r>
     </w:p>
     <w:p>
@@ -1579,6 +1668,34 @@
       </w:r>
       <w:r>
         <w:t xml:space="preserve">  --admin-email admin@yourdomain.com</w:t>
+      </w:r>
+    </w:p>
+    <w:p>
+      <w:r>
+        <w:t>Just a few specific accounts in the Workspace, instead of everyone:</w:t>
+      </w:r>
+    </w:p>
+    <w:p>
+      <w:r>
+        <w:t>python tools/build_quality_sample.py \</w:t>
+      </w:r>
+      <w:r>
+        <w:br/>
+      </w:r>
+      <w:r>
+        <w:t xml:space="preserve">  --service-account ~/Downloads/service_account.json \</w:t>
+      </w:r>
+      <w:r>
+        <w:br/>
+      </w:r>
+      <w:r>
+        <w:t xml:space="preserve">  --admin-email admin@yourdomain.com \</w:t>
+      </w:r>
+      <w:r>
+        <w:br/>
+      </w:r>
+      <w:r>
+        <w:t xml:space="preserve">  --users alice@yourdomain.com bob@yourdomain.com</w:t>
       </w:r>
     </w:p>
     <w:p>
@@ -2040,6 +2157,38 @@
           </w:p>
         </w:tc>
       </w:tr>
+      <w:tr>
+        <w:tc>
+          <w:tcPr>
+            <w:tcW w:type="dxa" w:w="2880"/>
+          </w:tcPr>
+          <w:p>
+            <w:r>
+              <w:t>--users</w:t>
+            </w:r>
+          </w:p>
+        </w:tc>
+        <w:tc>
+          <w:tcPr>
+            <w:tcW w:type="dxa" w:w="2880"/>
+          </w:tcPr>
+          <w:p>
+            <w:r>
+              <w:t>(whole domain)</w:t>
+            </w:r>
+          </w:p>
+        </w:tc>
+        <w:tc>
+          <w:tcPr>
+            <w:tcW w:type="dxa" w:w="2880"/>
+          </w:tcPr>
+          <w:p>
+            <w:r>
+              <w:t>Workspace mode only: scan just these accounts instead of everyone — space- or comma-separated emails, e.g. --users a@co.com b@co.com. Skips Admin SDK enumeration entirely, so it doesn't even need the Admin SDK API/scope.</w:t>
+            </w:r>
+          </w:p>
+        </w:tc>
+      </w:tr>
     </w:tbl>
     <w:p>
       <w:pPr>

--- a/CLIENT_SETUP_AI_LABS_SAMPLES.docx
+++ b/CLIENT_SETUP_AI_LABS_SAMPLES.docx
@@ -1696,6 +1696,34 @@
       </w:r>
       <w:r>
         <w:t xml:space="preserve">  --users alice@yourdomain.com bob@yourdomain.com</w:t>
+      </w:r>
+    </w:p>
+    <w:p>
+      <w:r>
+        <w:t>Only things dated before a cutoff (e.g. everything before this year):</w:t>
+      </w:r>
+    </w:p>
+    <w:p>
+      <w:r>
+        <w:t>python tools/build_quality_sample.py \</w:t>
+      </w:r>
+      <w:r>
+        <w:br/>
+      </w:r>
+      <w:r>
+        <w:t xml:space="preserve">  --service-account ~/Downloads/service_account.json \</w:t>
+      </w:r>
+      <w:r>
+        <w:br/>
+      </w:r>
+      <w:r>
+        <w:t xml:space="preserve">  --admin-email admin@yourdomain.com \</w:t>
+      </w:r>
+      <w:r>
+        <w:br/>
+      </w:r>
+      <w:r>
+        <w:t xml:space="preserve">  --before 2026-01-01</w:t>
       </w:r>
     </w:p>
     <w:p>
@@ -2100,6 +2128,38 @@
           </w:tcPr>
           <w:p>
             <w:r>
+              <w:t>--before</w:t>
+            </w:r>
+          </w:p>
+        </w:tc>
+        <w:tc>
+          <w:tcPr>
+            <w:tcW w:type="dxa" w:w="2880"/>
+          </w:tcPr>
+          <w:p>
+            <w:r>
+              <w:t>(none)</w:t>
+            </w:r>
+          </w:p>
+        </w:tc>
+        <w:tc>
+          <w:tcPr>
+            <w:tcW w:type="dxa" w:w="2880"/>
+          </w:tcPr>
+          <w:p>
+            <w:r>
+              <w:t>Only scan Drive files and Gmail messages dated before this date (YYYY-MM-DD). Applies to both sources at once — Drive folders are still always traversed regardless of their own modified time, so an old file inside a recently-touched folder is never missed.</w:t>
+            </w:r>
+          </w:p>
+        </w:tc>
+      </w:tr>
+      <w:tr>
+        <w:tc>
+          <w:tcPr>
+            <w:tcW w:type="dxa" w:w="2880"/>
+          </w:tcPr>
+          <w:p>
+            <w:r>
               <w:t>--skip-drive</w:t>
             </w:r>
           </w:p>

--- a/CLIENT_SETUP_AI_LABS_SAMPLES.docx
+++ b/CLIENT_SETUP_AI_LABS_SAMPLES.docx
@@ -26,7 +26,16 @@
     </w:p>
     <w:p>
       <w:r>
-        <w:t>It creates a new folder like AI Labs Sample Set (YYYY-MM-DD) in your My Drive, with subfolders by category, and copies the selected files into it. Gmail threads (if you build a manifest that includes them) go into your own Gmail Inbox instead.</w:t>
+        <w:t xml:space="preserve">It creates a new folder like AI Labs Sample Set (YYYY-MM-DD) in your My Drive, with subfolders, and copies the selected files into it. Gmail threads (if you build a manifest that includes them) go into your own Gmail Inbox instead. By default, Part 5 scans, selects, </w:t>
+      </w:r>
+      <w:r>
+        <w:rPr>
+          <w:b/>
+        </w:rPr>
+        <w:t>and transfers</w:t>
+      </w:r>
+      <w:r>
+        <w:t xml:space="preserve"> in one run — no separate manual step needed.</w:t>
       </w:r>
     </w:p>
     <w:p>
@@ -59,7 +68,7 @@
         <w:t>Client</w:t>
       </w:r>
       <w:r>
-        <w:t xml:space="preserve"> — signs in with their own Google account and runs the copy steps (Parts 1, 2, 3, 4, 6, 8). No admin access needed.</w:t>
+        <w:t xml:space="preserve"> — signs in with their own Google account and runs the copy steps (Parts 1, 2, 3, 4, 6, 8). No admin access needed. Only relevant if the operator used --scan-only in Part 5 (see below) instead of transferring it themselves.</w:t>
       </w:r>
     </w:p>
     <w:p>
@@ -82,7 +91,7 @@
         <w:t>whole Workspace</w:t>
       </w:r>
       <w:r>
-        <w:t>; scanning just their own Drive + Gmail needs no extra setup beyond Part 3/4.</w:t>
+        <w:t>; scanning just their own Drive + Gmail needs no extra setup beyond Part 3/4. By default the operator also signs in once as the destination account (same as Parts 4/8) so Part 5 can transfer everything itself in the same run — pass --scan-only instead if the operator and the destination account owner are different people.</w:t>
       </w:r>
     </w:p>
     <w:p>
@@ -1047,7 +1056,7 @@
     </w:p>
     <w:p>
       <w:r>
-        <w:t>Either way, the manifest is built using two selection rules:</w:t>
+        <w:t>Either way, the manifest is built using these selection rules:</w:t>
       </w:r>
     </w:p>
     <w:p>
@@ -1061,44 +1070,16 @@
         <w:t>Binary files</w:t>
       </w:r>
       <w:r>
-        <w:t xml:space="preserve"> (PDFs, Office docs, images, etc.) and </w:t>
+        <w:t xml:space="preserve"> (PDFs, Office docs, images, etc.) — largest first (size is used as a quality proxy; there's no LLM scoring pass) until the </w:t>
       </w:r>
       <w:r>
         <w:rPr>
           <w:b/>
         </w:rPr>
-        <w:t>Gmail threads</w:t>
-      </w:r>
-      <w:r>
-        <w:t xml:space="preserve"> — largest first (size is used as a quality proxy; there's no LLM scoring pass) until a byte cap is hit:</w:t>
-      </w:r>
-    </w:p>
-    <w:p>
-      <w:r>
-        <w:t xml:space="preserve">- </w:t>
-      </w:r>
-      <w:r>
-        <w:rPr>
-          <w:b/>
-        </w:rPr>
-        <w:t>Drive:</w:t>
-      </w:r>
-      <w:r>
-        <w:t xml:space="preserve"> ~75GB</w:t>
-      </w:r>
-    </w:p>
-    <w:p>
-      <w:r>
-        <w:t xml:space="preserve">- </w:t>
-      </w:r>
-      <w:r>
-        <w:rPr>
-          <w:b/>
-        </w:rPr>
-        <w:t>Gmail:</w:t>
-      </w:r>
-      <w:r>
-        <w:t xml:space="preserve"> ~10–15GB (default 12.5GB)</w:t>
+        <w:t>~75GB</w:t>
+      </w:r>
+      <w:r>
+        <w:t xml:space="preserve"> Drive cap is hit.</w:t>
       </w:r>
     </w:p>
     <w:p>
@@ -1109,66 +1090,19 @@
         <w:rPr>
           <w:b/>
         </w:rPr>
-        <w:t>Google-native Docs/Sheets/Slides</w:t>
-      </w:r>
-      <w:r>
-        <w:t xml:space="preserve"> — these have no fixed byte size, so they can't be size-ranked. Instead each type gets its own fixed count, most-recently-modified first, </w:t>
+        <w:t>Gmail threads</w:t>
+      </w:r>
+      <w:r>
+        <w:t xml:space="preserve"> — largest first, until the </w:t>
       </w:r>
       <w:r>
         <w:rPr>
           <w:b/>
         </w:rPr>
-        <w:t>on top of</w:t>
-      </w:r>
-      <w:r>
-        <w:t xml:space="preserve"> (not counted against) the 75GB Drive cap:</w:t>
-      </w:r>
-    </w:p>
-    <w:p>
-      <w:r>
-        <w:t xml:space="preserve">- </w:t>
-      </w:r>
-      <w:r>
-        <w:rPr>
-          <w:b/>
-        </w:rPr>
-        <w:t>Google Sheets:</w:t>
-      </w:r>
-      <w:r>
-        <w:t xml:space="preserve"> 350</w:t>
-      </w:r>
-    </w:p>
-    <w:p>
-      <w:r>
-        <w:t xml:space="preserve">- </w:t>
-      </w:r>
-      <w:r>
-        <w:rPr>
-          <w:b/>
-        </w:rPr>
-        <w:t>Google Docs:</w:t>
-      </w:r>
-      <w:r>
-        <w:t xml:space="preserve"> 300</w:t>
-      </w:r>
-    </w:p>
-    <w:p>
-      <w:r>
-        <w:t xml:space="preserve">- </w:t>
-      </w:r>
-      <w:r>
-        <w:rPr>
-          <w:b/>
-        </w:rPr>
-        <w:t>Google Slides:</w:t>
-      </w:r>
-      <w:r>
-        <w:t xml:space="preserve"> 150</w:t>
-      </w:r>
-    </w:p>
-    <w:p>
-      <w:r>
-        <w:t xml:space="preserve">Gmail messages are grouped into </w:t>
+        <w:t>~10–15GB</w:t>
+      </w:r>
+      <w:r>
+        <w:t xml:space="preserve"> cap (default 12.5GB) is hit. Grouped into </w:t>
       </w:r>
       <w:r>
         <w:rPr>
@@ -1178,17 +1112,6 @@
       </w:r>
       <w:r>
         <w:t xml:space="preserve"> before selection — a thread is included or skipped as one unit, so a thread never gets split across the include/exclude line.</w:t>
-      </w:r>
-    </w:p>
-    <w:p>
-      <w:r>
-        <w:rPr>
-          <w:b/>
-        </w:rPr>
-        <w:t>In Workspace mode specifically</w:t>
-      </w:r>
-      <w:r>
-        <w:t>, both rules are applied *per account* first, so one large account can't crowd out everyone else:</w:t>
       </w:r>
     </w:p>
     <w:p>
@@ -1199,10 +1122,72 @@
         <w:rPr>
           <w:b/>
         </w:rPr>
-        <w:t>Binary files:</w:t>
-      </w:r>
-      <w:r>
-        <w:t xml:space="preserve"> every account is guaranteed a small minimal slice of the 75GB (and 12.5GB Gmail) cap first — no account with data is ever fully shut out, even if its files are large and don't neatly fit a proportional share. Whatever's left of the cap is then filled in priority order (accounts with more data going first each round) until the cap is used up. In the typical case this means bigger accounts end up with proportionally more; in rare cases (very few accounts, or a cap barely bigger than one account's smallest file) the guarantee can cost a big account a bit of its edge — that trade-off is intentional so nobody gets zero.</w:t>
+        <w:t>Google-native Docs/Sheets/Slides</w:t>
+      </w:r>
+      <w:r>
+        <w:t xml:space="preserve"> — these have no fixed byte size, so they can't be size-ranked. Instead each type gets its own fixed count, most-recently-modified first, </w:t>
+      </w:r>
+      <w:r>
+        <w:rPr>
+          <w:b/>
+        </w:rPr>
+        <w:t>on top of</w:t>
+      </w:r>
+      <w:r>
+        <w:t xml:space="preserve"> (not counted against) the 75GB Drive cap:</w:t>
+      </w:r>
+    </w:p>
+    <w:p>
+      <w:r>
+        <w:t xml:space="preserve">- </w:t>
+      </w:r>
+      <w:r>
+        <w:rPr>
+          <w:b/>
+        </w:rPr>
+        <w:t>Google Sheets:</w:t>
+      </w:r>
+      <w:r>
+        <w:t xml:space="preserve"> 350</w:t>
+      </w:r>
+    </w:p>
+    <w:p>
+      <w:r>
+        <w:t xml:space="preserve">- </w:t>
+      </w:r>
+      <w:r>
+        <w:rPr>
+          <w:b/>
+        </w:rPr>
+        <w:t>Google Docs:</w:t>
+      </w:r>
+      <w:r>
+        <w:t xml:space="preserve"> 300</w:t>
+      </w:r>
+    </w:p>
+    <w:p>
+      <w:r>
+        <w:t xml:space="preserve">- </w:t>
+      </w:r>
+      <w:r>
+        <w:rPr>
+          <w:b/>
+        </w:rPr>
+        <w:t>Google Slides:</w:t>
+      </w:r>
+      <w:r>
+        <w:t xml:space="preserve"> 150</w:t>
+      </w:r>
+    </w:p>
+    <w:p>
+      <w:r>
+        <w:rPr>
+          <w:b/>
+        </w:rPr>
+        <w:t>In Workspace mode specifically</w:t>
+      </w:r>
+      <w:r>
+        <w:t>, every rule above is applied *per account* first, so one account can't crowd out everyone else — but Drive and Gmail use different fairness strategies:</w:t>
       </w:r>
     </w:p>
     <w:p>
@@ -1213,6 +1198,52 @@
         <w:rPr>
           <w:b/>
         </w:rPr>
+        <w:t>Binary files (Drive):</w:t>
+      </w:r>
+      <w:r>
+        <w:t xml:space="preserve"> every account is guaranteed a small minimal slice of the 75GB cap first — no account with data is ever fully shut out, even if its files are large and don't neatly fit a proportional share. Whatever's left of the cap is then filled in </w:t>
+      </w:r>
+      <w:r>
+        <w:rPr>
+          <w:b/>
+        </w:rPr>
+        <w:t>priority order</w:t>
+      </w:r>
+      <w:r>
+        <w:t xml:space="preserve"> (accounts with more data going first each round) until the cap is used up. In the typical case this means bigger accounts end up with proportionally more; in rare cases (very few accounts, or a cap barely bigger than one account's smallest file) the guarantee can cost a big account a bit of its edge — that trade-off is intentional so nobody gets zero.</w:t>
+      </w:r>
+    </w:p>
+    <w:p>
+      <w:pPr>
+        <w:pStyle w:val="ListBullet"/>
+      </w:pPr>
+      <w:r>
+        <w:rPr>
+          <w:b/>
+        </w:rPr>
+        <w:t>Gmail threads:</w:t>
+      </w:r>
+      <w:r>
+        <w:t xml:space="preserve"> the 12.5GB cap is split </w:t>
+      </w:r>
+      <w:r>
+        <w:rPr>
+          <w:b/>
+        </w:rPr>
+        <w:t>equally</w:t>
+      </w:r>
+      <w:r>
+        <w:t xml:space="preserve"> across accounts (not weighted by how much data each account has) — every account gets the same nominal share. If a share can't be filled exactly (an account's threads don't fit its slice evenly), the leftover is reclaimed and reused so the full cap still gets used — this can let an account end up with a bit more than its nominal equal share, the same full-utilization trade-off as Drive's guarantee.</w:t>
+      </w:r>
+    </w:p>
+    <w:p>
+      <w:pPr>
+        <w:pStyle w:val="ListBullet"/>
+      </w:pPr>
+      <w:r>
+        <w:rPr>
+          <w:b/>
+        </w:rPr>
         <w:t>Native Sheets/Docs/Slides:</w:t>
       </w:r>
       <w:r>
@@ -1230,7 +1261,7 @@
     </w:p>
     <w:p>
       <w:r>
-        <w:t>In My Drive mode there's only one account, so both rules simplify back to the original global behavior.</w:t>
+        <w:t>In My Drive mode there's only one account, so all of this simplifies back to plain global behavior.</w:t>
       </w:r>
     </w:p>
     <w:p>
@@ -1724,6 +1755,34 @@
       </w:r>
       <w:r>
         <w:t xml:space="preserve">  --before 2026-01-01</w:t>
+      </w:r>
+    </w:p>
+    <w:p>
+      <w:r>
+        <w:t>A huge Workspace, scanning each account in batches and stopping early once there's enough:</w:t>
+      </w:r>
+    </w:p>
+    <w:p>
+      <w:r>
+        <w:t>python tools/build_quality_sample.py \</w:t>
+      </w:r>
+      <w:r>
+        <w:br/>
+      </w:r>
+      <w:r>
+        <w:t xml:space="preserve">  --service-account ~/Downloads/service_account.json \</w:t>
+      </w:r>
+      <w:r>
+        <w:br/>
+      </w:r>
+      <w:r>
+        <w:t xml:space="preserve">  --admin-email admin@yourdomain.com \</w:t>
+      </w:r>
+      <w:r>
+        <w:br/>
+      </w:r>
+      <w:r>
+        <w:t xml:space="preserve">  --folders-per-round 1000</w:t>
       </w:r>
     </w:p>
     <w:p>
@@ -2249,18 +2308,286 @@
           </w:p>
         </w:tc>
       </w:tr>
+      <w:tr>
+        <w:tc>
+          <w:tcPr>
+            <w:tcW w:type="dxa" w:w="2880"/>
+          </w:tcPr>
+          <w:p>
+            <w:r>
+              <w:t>--folders-per-round</w:t>
+            </w:r>
+          </w:p>
+        </w:tc>
+        <w:tc>
+          <w:tcPr>
+            <w:tcW w:type="dxa" w:w="2880"/>
+          </w:tcPr>
+          <w:p>
+            <w:r>
+              <w:t>0 (off)</w:t>
+            </w:r>
+          </w:p>
+        </w:tc>
+        <w:tc>
+          <w:tcPr>
+            <w:tcW w:type="dxa" w:w="2880"/>
+          </w:tcPr>
+          <w:p>
+            <w:r>
+              <w:t>Scan each account's Drive in batches of N folders, stopping that account early once it already has enough candidates for the configured targets — see below. 0 disables this and scans every folder exhaustively (the default).</w:t>
+            </w:r>
+          </w:p>
+        </w:tc>
+      </w:tr>
+      <w:tr>
+        <w:tc>
+          <w:tcPr>
+            <w:tcW w:type="dxa" w:w="2880"/>
+          </w:tcPr>
+          <w:p>
+            <w:r>
+              <w:t>--rescan</w:t>
+            </w:r>
+          </w:p>
+        </w:tc>
+        <w:tc>
+          <w:tcPr>
+            <w:tcW w:type="dxa" w:w="2880"/>
+          </w:tcPr>
+          <w:p>
+            <w:r>
+              <w:t>off</w:t>
+            </w:r>
+          </w:p>
+        </w:tc>
+        <w:tc>
+          <w:tcPr>
+            <w:tcW w:type="dxa" w:w="2880"/>
+          </w:tcPr>
+          <w:p>
+            <w:r>
+              <w:t xml:space="preserve">Force a fresh scan even if --out already exists — see </w:t>
+            </w:r>
+            <w:r>
+              <w:rPr>
+                <w:b/>
+              </w:rPr>
+              <w:t>Resuming</w:t>
+            </w:r>
+            <w:r>
+              <w:t xml:space="preserve"> below.</w:t>
+            </w:r>
+          </w:p>
+        </w:tc>
+      </w:tr>
+      <w:tr>
+        <w:tc>
+          <w:tcPr>
+            <w:tcW w:type="dxa" w:w="2880"/>
+          </w:tcPr>
+          <w:p>
+            <w:r>
+              <w:t>--scan-only</w:t>
+            </w:r>
+          </w:p>
+        </w:tc>
+        <w:tc>
+          <w:tcPr>
+            <w:tcW w:type="dxa" w:w="2880"/>
+          </w:tcPr>
+          <w:p>
+            <w:r>
+              <w:t>off</w:t>
+            </w:r>
+          </w:p>
+        </w:tc>
+        <w:tc>
+          <w:tcPr>
+            <w:tcW w:type="dxa" w:w="2880"/>
+          </w:tcPr>
+          <w:p>
+            <w:r>
+              <w:t xml:space="preserve">Stop after writing the manifest — don't transfer into the destination folder (transferring is the default now — see </w:t>
+            </w:r>
+            <w:r>
+              <w:rPr>
+                <w:b/>
+              </w:rPr>
+              <w:t>Transferring automatically</w:t>
+            </w:r>
+            <w:r>
+              <w:t xml:space="preserve"> below).</w:t>
+            </w:r>
+          </w:p>
+        </w:tc>
+      </w:tr>
+      <w:tr>
+        <w:tc>
+          <w:tcPr>
+            <w:tcW w:type="dxa" w:w="2880"/>
+          </w:tcPr>
+          <w:p>
+            <w:r>
+              <w:t>--folder-name</w:t>
+            </w:r>
+          </w:p>
+        </w:tc>
+        <w:tc>
+          <w:tcPr>
+            <w:tcW w:type="dxa" w:w="2880"/>
+          </w:tcPr>
+          <w:p>
+            <w:r>
+              <w:t>AI Labs Sample Set</w:t>
+            </w:r>
+          </w:p>
+        </w:tc>
+        <w:tc>
+          <w:tcPr>
+            <w:tcW w:type="dxa" w:w="2880"/>
+          </w:tcPr>
+          <w:p>
+            <w:r>
+              <w:t>Destination My Drive folder name (date suffix added automatically)</w:t>
+            </w:r>
+          </w:p>
+        </w:tc>
+      </w:tr>
+      <w:tr>
+        <w:tc>
+          <w:tcPr>
+            <w:tcW w:type="dxa" w:w="2880"/>
+          </w:tcPr>
+          <w:p>
+            <w:r>
+              <w:t>--dest-folder-id</w:t>
+            </w:r>
+          </w:p>
+        </w:tc>
+        <w:tc>
+          <w:tcPr>
+            <w:tcW w:type="dxa" w:w="2880"/>
+          </w:tcPr>
+          <w:p>
+            <w:r>
+              <w:t>(none)</w:t>
+            </w:r>
+          </w:p>
+        </w:tc>
+        <w:tc>
+          <w:tcPr>
+            <w:tcW w:type="dxa" w:w="2880"/>
+          </w:tcPr>
+          <w:p>
+            <w:r>
+              <w:t>Use an existing destination folder ID/URL instead of creating a new one</w:t>
+            </w:r>
+          </w:p>
+        </w:tc>
+      </w:tr>
     </w:tbl>
     <w:p>
       <w:pPr>
         <w:pStyle w:val="Heading2"/>
       </w:pPr>
       <w:r>
-        <w:t>Output</w:t>
+        <w:t>Resuming</w:t>
       </w:r>
     </w:p>
     <w:p>
       <w:r>
-        <w:t>out/quality_sample_manifest.json, containing:</w:t>
+        <w:t xml:space="preserve">If --out already points at a manifest file that exists, the script </w:t>
+      </w:r>
+      <w:r>
+        <w:rPr>
+          <w:b/>
+        </w:rPr>
+        <w:t>skips scanning entirely</w:t>
+      </w:r>
+      <w:r>
+        <w:t xml:space="preserve"> and goes straight to transferring what's already in it — safe to just re-run the exact same command after an interruption, at any stage (mid-scan, mid-transfer, or between the two). Pass --rescan to force a fresh scan instead (e.g. you want to pick up new files that have shown up since).</w:t>
+      </w:r>
+    </w:p>
+    <w:p>
+      <w:r>
+        <w:t>Scanning itself is also resumable at a finer grain even before a manifest exists: Drive per-account scans cache progress under out/, and Gmail message metadata is cached and resumed message-by-message — an interrupted scan doesn't restart from zero.</w:t>
+      </w:r>
+    </w:p>
+    <w:p>
+      <w:pPr>
+        <w:pStyle w:val="Heading2"/>
+      </w:pPr>
+      <w:r>
+        <w:t>Transferring automatically</w:t>
+      </w:r>
+    </w:p>
+    <w:p>
+      <w:r>
+        <w:t xml:space="preserve">By default, once scanning + selection finishes (or a manifest is reused per </w:t>
+      </w:r>
+      <w:r>
+        <w:rPr>
+          <w:b/>
+        </w:rPr>
+        <w:t>Resuming</w:t>
+      </w:r>
+      <w:r>
+        <w:t xml:space="preserve"> above), the script immediately continues into the </w:t>
+      </w:r>
+      <w:r>
+        <w:rPr>
+          <w:b/>
+        </w:rPr>
+        <w:t>same</w:t>
+      </w:r>
+      <w:r>
+        <w:t xml:space="preserve"> destination folder flow as Part 6/8 below — no separate manual step. </w:t>
+      </w:r>
+      <w:r>
+        <w:rPr>
+          <w:b/>
+        </w:rPr>
+        <w:t>Drive goes first, completely, before Gmail starts</w:t>
+      </w:r>
+      <w:r>
+        <w:t>: every account's Drive files are copied (largest account first, each landing in a subfolder named after that account — AI Labs Sample Set (date)/{email}/...), and only once *all* Drive transfers are done does it move on to Gmail threads (again largest account first). That way your Drive samples are fully ready as an early, complete checkpoint, rather than Drive and Gmail interleaving account-by-account. This reuses the exact same checkpointed copy/insert logic as Part 6/8, so an interrupted transfer resumes without re-copying or re-inserting anything already done.</w:t>
+      </w:r>
+    </w:p>
+    <w:p>
+      <w:r>
+        <w:t xml:space="preserve">This needs the destination account's own consent the first time — the same OAuth (and, if Gmail threads are included, gmail.insert) login described in Parts 3/4/8. If the person running the scan (operator, with the Service Account) is a </w:t>
+      </w:r>
+      <w:r>
+        <w:rPr>
+          <w:b/>
+        </w:rPr>
+        <w:t>different</w:t>
+      </w:r>
+      <w:r>
+        <w:t xml:space="preserve"> person from whoever owns the destination account, use --scan-only here instead, and have the destination account's owner independently run Part 6/8 as their own separate step — that's the multi-party handoff flow those parts were originally built for, and it still works unchanged.</w:t>
+      </w:r>
+    </w:p>
+    <w:p>
+      <w:pPr>
+        <w:pStyle w:val="Heading2"/>
+      </w:pPr>
+      <w:r>
+        <w:t>Speeding up huge Workspaces with --folders-per-round</w:t>
+      </w:r>
+    </w:p>
+    <w:p>
+      <w:r>
+        <w:t xml:space="preserve">For an org with hundreds of users each holding tens of thousands of files, scanning every folder in every account before selecting anything can take a long time with no usable output until it's completely done. --folders-per-round changes the strategy, </w:t>
+      </w:r>
+      <w:r>
+        <w:rPr>
+          <w:b/>
+        </w:rPr>
+        <w:t>per account</w:t>
+      </w:r>
+      <w:r>
+        <w:t>:</w:t>
       </w:r>
     </w:p>
     <w:p>
@@ -2268,7 +2595,7 @@
         <w:pStyle w:val="ListBullet"/>
       </w:pPr>
       <w:r>
-        <w:t>"files" — selected Drive files: binary files under the 75GB cap, plus the Sheets/Docs/Slides quotas (same shape Part 6's script already reads)</w:t>
+        <w:t>Scan that account's Drive in batches of N folders (e.g. --folders-per-round 1000).</w:t>
       </w:r>
     </w:p>
     <w:p>
@@ -2276,7 +2603,7 @@
         <w:pStyle w:val="ListBullet"/>
       </w:pPr>
       <w:r>
-        <w:t>"gmail_threads" — selected Gmail threads, each with its message_ids (used by Part 8)</w:t>
+        <w:t>After each batch, check whether the account already has comfortably more candidates than the configured targets could ever need (3× the per-account Sheets/Docs/Slides guarantees, and binary candidates already totaling more than the whole --drive-cap-gb cap on their own).</w:t>
       </w:r>
     </w:p>
     <w:p>
@@ -2284,12 +2611,72 @@
         <w:pStyle w:val="ListBullet"/>
       </w:pPr>
       <w:r>
-        <w:t>"drive_native_selected" — how many Sheets/Docs/Slides were actually included (useful if a Workspace has fewer than the quota of a given type)</w:t>
+        <w:t>If so, stop scanning that account and move to the next one — any folders not yet reached are simply skipped for that account.</w:t>
       </w:r>
     </w:p>
     <w:p>
       <w:r>
-        <w:t>Once this finishes, use --manifest out/quality_sample_manifest.json in Part 6 (and Part 8) instead of the bundled default.</w:t>
+        <w:t>This trades a small chance of missing a marginally-better file deep in an unscanned folder for meaningfully faster runs. Shared Drives are always scanned exhaustively regardless of this setting (they're not individually-owned accounts, so the same early-stop logic doesn't apply). Leave it at 0 (the default) for a guaranteed-complete, exhaustive scan.</w:t>
+      </w:r>
+    </w:p>
+    <w:p>
+      <w:pPr>
+        <w:pStyle w:val="Heading2"/>
+      </w:pPr>
+      <w:r>
+        <w:t>Output</w:t>
+      </w:r>
+    </w:p>
+    <w:p>
+      <w:r>
+        <w:t>out/quality_sample_manifest.json, containing:</w:t>
+      </w:r>
+    </w:p>
+    <w:p>
+      <w:pPr>
+        <w:pStyle w:val="ListBullet"/>
+      </w:pPr>
+      <w:r>
+        <w:t>"files" — selected Drive files: binary files under the 75GB cap, plus the Sheets/Docs/Slides quotas (same shape Part 6's script already reads)</w:t>
+      </w:r>
+    </w:p>
+    <w:p>
+      <w:pPr>
+        <w:pStyle w:val="ListBullet"/>
+      </w:pPr>
+      <w:r>
+        <w:t>"gmail_threads" — selected Gmail threads, each with its message_ids (used by Part 8)</w:t>
+      </w:r>
+    </w:p>
+    <w:p>
+      <w:pPr>
+        <w:pStyle w:val="ListBullet"/>
+      </w:pPr>
+      <w:r>
+        <w:t>"drive_native_selected" — how many Sheets/Docs/Slides were actually included (useful if a Workspace has fewer than the quota of a given type)</w:t>
+      </w:r>
+    </w:p>
+    <w:p>
+      <w:r>
+        <w:t xml:space="preserve">If Part 5 was run </w:t>
+      </w:r>
+      <w:r>
+        <w:rPr>
+          <w:b/>
+        </w:rPr>
+        <w:t>without</w:t>
+      </w:r>
+      <w:r>
+        <w:t xml:space="preserve"> --scan-only, it already transferred everything by the time it finishes — skip ahead to </w:t>
+      </w:r>
+      <w:r>
+        <w:rPr>
+          <w:b/>
+        </w:rPr>
+        <w:t>Part 7 — Find your output</w:t>
+      </w:r>
+      <w:r>
+        <w:t>. Parts 6 and 8 below are for the multi-party handoff case (--scan-only was used, or you're working from the bundled default list instead of a fresh scan).</w:t>
       </w:r>
     </w:p>
     <w:p>
@@ -2302,39 +2689,55 @@
     </w:p>
     <w:p>
       <w:r>
-        <w:t>Make sure you are in the project folder with .venv activated:</w:t>
+        <w:rPr>
+          <w:b/>
+        </w:rPr>
+        <w:t>Only needed if Part 5 was run with --scan-only, or you're using the bundled default list instead of a fresh Part 5 scan.</w:t>
+      </w:r>
+      <w:r>
+        <w:t xml:space="preserve"> If Part 5 already transferred everything for you, skip to Part 7.</w:t>
       </w:r>
     </w:p>
     <w:p>
       <w:r>
-        <w:t>cd ~/inventory-segmentor</w:t>
-      </w:r>
-      <w:r>
-        <w:br/>
-      </w:r>
-      <w:r>
-        <w:t>source .venv/bin/activate</w:t>
+        <w:t>Make sure you are in the project folder with .venv activated:</w:t>
       </w:r>
     </w:p>
     <w:p>
       <w:r>
-        <w:t>Windows:</w:t>
+        <w:t>cd ~/inventory-segmentor</w:t>
+      </w:r>
+      <w:r>
+        <w:br/>
+      </w:r>
+      <w:r>
+        <w:t>source .venv/bin/activate</w:t>
       </w:r>
     </w:p>
     <w:p>
       <w:r>
-        <w:t>cd %USERPROFILE%\inventory-segmentor</w:t>
-      </w:r>
-      <w:r>
-        <w:br/>
-      </w:r>
-      <w:r>
-        <w:t>.venv\Scripts\activate</w:t>
+        <w:t>Windows:</w:t>
       </w:r>
     </w:p>
     <w:p>
       <w:r>
+        <w:t>cd %USERPROFILE%\inventory-segmentor</w:t>
+      </w:r>
+      <w:r>
+        <w:br/>
+      </w:r>
+      <w:r>
+        <w:t>.venv\Scripts\activate</w:t>
+      </w:r>
+    </w:p>
+    <w:p>
+      <w:r>
         <w:t>By default this uses the bundled data/ai_labs_1200_balanced_sample.json. If an operator ran Part 5 for this engagement, add --manifest out/quality_sample_manifest.json to every command below to use that fresh manifest instead.</w:t>
+      </w:r>
+    </w:p>
+    <w:p>
+      <w:r>
+        <w:t>Note the folder layout differs slightly from Part 5's own automatic transfer: this script groups files by content category (Uncategorized, since this manifest has no LLM classification pass); Part 5's built-in transfer groups by account email instead. Same destination folder either way.</w:t>
       </w:r>
     </w:p>
     <w:p>
@@ -2557,42 +2960,75 @@
     </w:p>
     <w:p>
       <w:r>
-        <w:t>AI Labs Sample Set (YYYY-MM-DD)/</w:t>
-      </w:r>
-      <w:r>
-        <w:br/>
-      </w:r>
-      <w:r>
-        <w:t xml:space="preserve">  Product &amp; Engineering/</w:t>
-      </w:r>
-      <w:r>
-        <w:br/>
-      </w:r>
-      <w:r>
-        <w:t xml:space="preserve">  Financial &amp; Legal/</w:t>
-      </w:r>
-      <w:r>
-        <w:br/>
-      </w:r>
-      <w:r>
-        <w:t xml:space="preserve">  Operations &amp; HR/</w:t>
-      </w:r>
-      <w:r>
-        <w:br/>
-      </w:r>
-      <w:r>
-        <w:t xml:space="preserve">  Marketing/</w:t>
-      </w:r>
-      <w:r>
-        <w:br/>
-      </w:r>
-      <w:r>
-        <w:t xml:space="preserve">  ...</w:t>
+        <w:t>If Part 5 transferred it automatically (subfolders by account):</w:t>
       </w:r>
     </w:p>
     <w:p>
       <w:r>
-        <w:t>The script also prints a direct link at the end, for example:</w:t>
+        <w:t>AI Labs Sample Set (YYYY-MM-DD)/</w:t>
+      </w:r>
+      <w:r>
+        <w:br/>
+      </w:r>
+      <w:r>
+        <w:t xml:space="preserve">  alice@yourdomain.com/</w:t>
+      </w:r>
+      <w:r>
+        <w:br/>
+      </w:r>
+      <w:r>
+        <w:t xml:space="preserve">  bob@yourdomain.com/</w:t>
+      </w:r>
+      <w:r>
+        <w:br/>
+      </w:r>
+      <w:r>
+        <w:t xml:space="preserve">  ...</w:t>
+      </w:r>
+    </w:p>
+    <w:p>
+      <w:r>
+        <w:t>If Part 6 (the separate script) copied it instead (subfolders by category):</w:t>
+      </w:r>
+    </w:p>
+    <w:p>
+      <w:r>
+        <w:t>AI Labs Sample Set (YYYY-MM-DD)/</w:t>
+      </w:r>
+      <w:r>
+        <w:br/>
+      </w:r>
+      <w:r>
+        <w:t xml:space="preserve">  Product &amp; Engineering/</w:t>
+      </w:r>
+      <w:r>
+        <w:br/>
+      </w:r>
+      <w:r>
+        <w:t xml:space="preserve">  Financial &amp; Legal/</w:t>
+      </w:r>
+      <w:r>
+        <w:br/>
+      </w:r>
+      <w:r>
+        <w:t xml:space="preserve">  Operations &amp; HR/</w:t>
+      </w:r>
+      <w:r>
+        <w:br/>
+      </w:r>
+      <w:r>
+        <w:t xml:space="preserve">  Marketing/</w:t>
+      </w:r>
+      <w:r>
+        <w:br/>
+      </w:r>
+      <w:r>
+        <w:t xml:space="preserve">  ...</w:t>
+      </w:r>
+    </w:p>
+    <w:p>
+      <w:r>
+        <w:t>Either way, the script prints a direct link at the end, for example:</w:t>
       </w:r>
     </w:p>
     <w:p>
@@ -2610,7 +3046,13 @@
     </w:p>
     <w:p>
       <w:r>
-        <w:t xml:space="preserve">Only relevant if Part 5's manifest includes a "gmail_threads" list. This copies those threads — </w:t>
+        <w:rPr>
+          <w:b/>
+        </w:rPr>
+        <w:t>Only needed if Part 5 was run with --scan-only</w:t>
+      </w:r>
+      <w:r>
+        <w:t xml:space="preserve"> — otherwise Part 5 already inserted these threads for you. Only relevant if the manifest includes a "gmail_threads" list. This copies those threads — </w:t>
       </w:r>
       <w:r>
         <w:rPr>
@@ -3209,6 +3651,72 @@
           </w:p>
         </w:tc>
       </w:tr>
+      <w:tr>
+        <w:tc>
+          <w:tcPr>
+            <w:tcW w:type="dxa" w:w="4320"/>
+          </w:tcPr>
+          <w:p>
+            <w:r>
+              <w:t>Part 5 asks for a browser login you weren't expecting</w:t>
+            </w:r>
+          </w:p>
+        </w:tc>
+        <w:tc>
+          <w:tcPr>
+            <w:tcW w:type="dxa" w:w="4320"/>
+          </w:tcPr>
+          <w:p>
+            <w:r>
+              <w:t>It's transferring automatically now (the default) — that's the destination account's OAuth/gmail.insert consent, same as Parts 4/8. Use --scan-only if you only want the manifest and don't want to authorize a destination right now</w:t>
+            </w:r>
+          </w:p>
+        </w:tc>
+      </w:tr>
+      <w:tr>
+        <w:tc>
+          <w:tcPr>
+            <w:tcW w:type="dxa" w:w="4320"/>
+          </w:tcPr>
+          <w:p>
+            <w:r>
+              <w:t>Part 5 didn't re-scan even though you expected it to</w:t>
+            </w:r>
+          </w:p>
+        </w:tc>
+        <w:tc>
+          <w:tcPr>
+            <w:tcW w:type="dxa" w:w="4320"/>
+          </w:tcPr>
+          <w:p>
+            <w:r>
+              <w:t>--out already pointed at an existing manifest, so it reused it — pass --rescan to force a fresh scan</w:t>
+            </w:r>
+          </w:p>
+        </w:tc>
+      </w:tr>
+      <w:tr>
+        <w:tc>
+          <w:tcPr>
+            <w:tcW w:type="dxa" w:w="4320"/>
+          </w:tcPr>
+          <w:p>
+            <w:r>
+              <w:t>Want Part 5 to build a manifest without transferring, for someone else to run Part 6/8 later</w:t>
+            </w:r>
+          </w:p>
+        </w:tc>
+        <w:tc>
+          <w:tcPr>
+            <w:tcW w:type="dxa" w:w="4320"/>
+          </w:tcPr>
+          <w:p>
+            <w:r>
+              <w:t>Add --scan-only</w:t>
+            </w:r>
+          </w:p>
+        </w:tc>
+      </w:tr>
     </w:tbl>
     <w:p>
       <w:pPr>
@@ -3220,7 +3728,7 @@
     </w:p>
     <w:p>
       <w:r>
-        <w:t># (Operator) Build a fresh manifest across the whole Workspace</w:t>
+        <w:t># (Operator) Build a fresh manifest across the whole Workspace AND transfer it — one run</w:t>
       </w:r>
       <w:r>
         <w:br/>
@@ -3239,6 +3747,42 @@
       </w:r>
       <w:r>
         <w:t>python tools/build_quality_sample.py</w:t>
+      </w:r>
+      <w:r>
+        <w:br/>
+      </w:r>
+      <w:r>
+        <w:t># Re-run any of the above any time — resumes automatically (scan or transfer, wherever it left off)</w:t>
+      </w:r>
+      <w:r>
+        <w:br/>
+      </w:r>
+      <w:r>
+        <w:t># Build the manifest only, don't transfer (for a separate person to handle Part 6/8)</w:t>
+      </w:r>
+      <w:r>
+        <w:br/>
+      </w:r>
+      <w:r>
+        <w:t>python tools/build_quality_sample.py --service-account ~/Downloads/service_account.json --admin-email admin@yourdomain.com --scan-only</w:t>
+      </w:r>
+      <w:r>
+        <w:br/>
+      </w:r>
+      <w:r>
+        <w:t># Force a fresh scan even though a manifest already exists</w:t>
+      </w:r>
+      <w:r>
+        <w:br/>
+      </w:r>
+      <w:r>
+        <w:t>python tools/build_quality_sample.py --service-account ~/Downloads/service_account.json --admin-email admin@yourdomain.com --rescan</w:t>
+      </w:r>
+      <w:r>
+        <w:br/>
+      </w:r>
+      <w:r>
+        <w:t># --- Manual handoff path (Parts 6/8) — only needed after --scan-only ---</w:t>
       </w:r>
       <w:r>
         <w:br/>

--- a/CLIENT_SETUP_AI_LABS_SAMPLES.docx
+++ b/CLIENT_SETUP_AI_LABS_SAMPLES.docx
@@ -1076,7 +1076,7 @@
         <w:rPr>
           <w:b/>
         </w:rPr>
-        <w:t>~75GB</w:t>
+        <w:t>~15GB</w:t>
       </w:r>
       <w:r>
         <w:t xml:space="preserve"> Drive cap is hit.</w:t>
@@ -1134,7 +1134,7 @@
         <w:t>on top of</w:t>
       </w:r>
       <w:r>
-        <w:t xml:space="preserve"> (not counted against) the 75GB Drive cap:</w:t>
+        <w:t xml:space="preserve"> (not counted against) the 15GB Drive cap:</w:t>
       </w:r>
     </w:p>
     <w:p>
@@ -1201,7 +1201,7 @@
         <w:t>Binary files (Drive):</w:t>
       </w:r>
       <w:r>
-        <w:t xml:space="preserve"> every account is guaranteed a small minimal slice of the 75GB cap first — no account with data is ever fully shut out, even if its files are large and don't neatly fit a proportional share. Whatever's left of the cap is then filled in </w:t>
+        <w:t xml:space="preserve"> every account is guaranteed a small minimal slice of the 15GB cap first — no account with data is ever fully shut out, even if its files are large and don't neatly fit a proportional share. Whatever's left of the cap is then filled in </w:t>
       </w:r>
       <w:r>
         <w:rPr>
@@ -1877,7 +1877,7 @@
           </w:tcPr>
           <w:p>
             <w:r>
-              <w:t>75</w:t>
+              <w:t>15</w:t>
             </w:r>
           </w:p>
         </w:tc>
@@ -2335,7 +2335,16 @@
           </w:tcPr>
           <w:p>
             <w:r>
-              <w:t>Scan each account's Drive in batches of N folders, stopping that account early once it already has enough candidates for the configured targets — see below. 0 disables this and scans every folder exhaustively (the default).</w:t>
+              <w:t xml:space="preserve">Workspace mode only. 0 (default): thorough global mode — scan everyone, then select fairly across all accounts, then transfer. A number &gt; 0: fast streaming mode — scan/select/transfer </w:t>
+            </w:r>
+            <w:r>
+              <w:rPr>
+                <w:b/>
+              </w:rPr>
+              <w:t>one account at a time</w:t>
+            </w:r>
+            <w:r>
+              <w:t>, in batches of N folders, flat equal cap share per account, no cross-account fairness — see below.</w:t>
             </w:r>
           </w:p>
         </w:tc>
@@ -2524,7 +2533,16 @@
     </w:p>
     <w:p>
       <w:r>
-        <w:t xml:space="preserve">By default, once scanning + selection finishes (or a manifest is reused per </w:t>
+        <w:t xml:space="preserve">By default (--folders-per-round 0), once scanning + selection finishes for the </w:t>
+      </w:r>
+      <w:r>
+        <w:rPr>
+          <w:b/>
+        </w:rPr>
+        <w:t>whole Workspace</w:t>
+      </w:r>
+      <w:r>
+        <w:t xml:space="preserve"> (or a manifest is reused per </w:t>
       </w:r>
       <w:r>
         <w:rPr>
@@ -2533,7 +2551,7 @@
         <w:t>Resuming</w:t>
       </w:r>
       <w:r>
-        <w:t xml:space="preserve"> above), the script immediately continues into the </w:t>
+        <w:t xml:space="preserve"> above), the script continues into the </w:t>
       </w:r>
       <w:r>
         <w:rPr>
@@ -2551,7 +2569,30 @@
         <w:t>Drive goes first, completely, before Gmail starts</w:t>
       </w:r>
       <w:r>
-        <w:t>: every account's Drive files are copied (largest account first, each landing in a subfolder named after that account — AI Labs Sample Set (date)/{email}/...), and only once *all* Drive transfers are done does it move on to Gmail threads (again largest account first). That way your Drive samples are fully ready as an early, complete checkpoint, rather than Drive and Gmail interleaving account-by-account. This reuses the exact same checkpointed copy/insert logic as Part 6/8, so an interrupted transfer resumes without re-copying or re-inserting anything already done.</w:t>
+        <w:t>: every account's Drive files are copied (largest account first, each landing in a subfolder named after that account — AI Labs Sample Set (date)/{email}/...), and only once *all* Drive transfers are done does it move on to Gmail threads (again largest account first). This reuses the exact same checkpointed copy/insert logic as Part 6/8, so an interrupted transfer resumes without re-copying or re-inserting anything already done.</w:t>
+      </w:r>
+    </w:p>
+    <w:p>
+      <w:r>
+        <w:t xml:space="preserve">With --folders-per-round set to a real batch size, transfer happens </w:t>
+      </w:r>
+      <w:r>
+        <w:rPr>
+          <w:b/>
+        </w:rPr>
+        <w:t>concurrently</w:t>
+      </w:r>
+      <w:r>
+        <w:t xml:space="preserve"> with scanning instead of after it — as soon as one account finishes being scanned and selected, its files are handed to a background transfer worker while the script immediately moves on to scanning the *next* account. See </w:t>
+      </w:r>
+      <w:r>
+        <w:rPr>
+          <w:b/>
+        </w:rPr>
+        <w:t>Speeding up huge Workspaces</w:t>
+      </w:r>
+      <w:r>
+        <w:t xml:space="preserve"> below for the details and the fairness trade-off that comes with it.</w:t>
       </w:r>
     </w:p>
     <w:p>
@@ -2578,16 +2619,25 @@
     </w:p>
     <w:p>
       <w:r>
-        <w:t xml:space="preserve">For an org with hundreds of users each holding tens of thousands of files, scanning every folder in every account before selecting anything can take a long time with no usable output until it's completely done. --folders-per-round changes the strategy, </w:t>
+        <w:t xml:space="preserve">For an org with hundreds of users each holding tens of thousands of files, waiting for the *entire* Workspace to be scanned and fairly ranked before a single file transfers can simply take too long. Setting --folders-per-round (Workspace mode only) switches to a genuinely faster, streaming pipeline — </w:t>
       </w:r>
       <w:r>
         <w:rPr>
           <w:b/>
         </w:rPr>
-        <w:t>per account</w:t>
-      </w:r>
-      <w:r>
-        <w:t>:</w:t>
+        <w:t>account by account</w:t>
+      </w:r>
+      <w:r>
+        <w:t xml:space="preserve">, with scanning and transferring happening </w:t>
+      </w:r>
+      <w:r>
+        <w:rPr>
+          <w:b/>
+        </w:rPr>
+        <w:t>concurrently</w:t>
+      </w:r>
+      <w:r>
+        <w:t>, not one after the other:</w:t>
       </w:r>
     </w:p>
     <w:p>
@@ -2595,7 +2645,22 @@
         <w:pStyle w:val="ListBullet"/>
       </w:pPr>
       <w:r>
-        <w:t>Scan that account's Drive in batches of N folders (e.g. --folders-per-round 1000).</w:t>
+        <w:rPr>
+          <w:b/>
+        </w:rPr>
+        <w:t>Drive uses one shared, running budget — not a per-account slice.</w:t>
+      </w:r>
+      <w:r>
+        <w:t xml:space="preserve"> Accounts are scanned in order; each account's selection eats into whatever's left of the overall --drive-cap-gb. The moment that budget hits zero, </w:t>
+      </w:r>
+      <w:r>
+        <w:rPr>
+          <w:b/>
+        </w:rPr>
+        <w:t>every remaining account is skipped for Drive entirely</w:t>
+      </w:r>
+      <w:r>
+        <w:t xml:space="preserve"> — scanning moves straight on to Gmail rather than working through the rest of the account list regardless of whether the cap is already full. If 5 accounts' worth of files happen to fill the whole cap, accounts 6 onward are never even scanned.</w:t>
       </w:r>
     </w:p>
     <w:p>
@@ -2603,7 +2668,7 @@
         <w:pStyle w:val="ListBullet"/>
       </w:pPr>
       <w:r>
-        <w:t>After each batch, check whether the account already has comfortably more candidates than the configured targets could ever need (3× the per-account Sheets/Docs/Slides guarantees, and binary candidates already totaling more than the whole --drive-cap-gb cap on their own).</w:t>
+        <w:t>Within each account, Drive is scanned in batches of N folders (e.g. --folders-per-round 1000), stopping that account early once it already has comfortably more candidates than what's left of the running budget could ever need.</w:t>
       </w:r>
     </w:p>
     <w:p>
@@ -2611,12 +2676,44 @@
         <w:pStyle w:val="ListBullet"/>
       </w:pPr>
       <w:r>
-        <w:t>If so, stop scanning that account and move to the next one — any folders not yet reached are simply skipped for that account.</w:t>
+        <w:t xml:space="preserve">Unless --scan-only was passed, </w:t>
+      </w:r>
+      <w:r>
+        <w:rPr>
+          <w:b/>
+        </w:rPr>
+        <w:t>hand that account's files to a background transfer worker and immediately move on to scanning the next account</w:t>
+      </w:r>
+      <w:r>
+        <w:t xml:space="preserve"> — scanning account N+1 and transferring account N's files happen at the same time, not sequentially. One dedicated worker thread drains the transfer queue in the order accounts finish scanning, so nothing races against itself.</w:t>
       </w:r>
     </w:p>
     <w:p>
-      <w:r>
-        <w:t>This trades a small chance of missing a marginally-better file deep in an unscanned folder for meaningfully faster runs. Shared Drives are always scanned exhaustively regardless of this setting (they're not individually-owned accounts, so the same early-stop logic doesn't apply). Leave it at 0 (the default) for a guaranteed-complete, exhaustive scan.</w:t>
+      <w:pPr>
+        <w:pStyle w:val="ListBullet"/>
+      </w:pPr>
+      <w:r>
+        <w:t xml:space="preserve">Once Drive stops (cap exhausted, or every account scanned) and its transfer queue fully drains, Gmail starts — </w:t>
+      </w:r>
+      <w:r>
+        <w:rPr>
+          <w:b/>
+        </w:rPr>
+        <w:t>still a flat equal share per account</w:t>
+      </w:r>
+      <w:r>
+        <w:t xml:space="preserve"> (--gmail-cap-gb ÷ number of accounts), not a shared running budget like Drive.</w:t>
+      </w:r>
+    </w:p>
+    <w:p>
+      <w:r>
+        <w:rPr>
+          <w:b/>
+        </w:rPr>
+        <w:t>This is a real trade-off, not just a scanning shortcut</w:t>
+      </w:r>
+      <w:r>
+        <w:t>: the priority-by-data-volume and cross-account top-up behavior described earlier in this section only applies when --folders-per-round 0 (the default). With it set, whichever accounts get scanned first can consume the entire Drive budget, later accounts can end up with zero Drive files purely because of scan order, and there's no cross-account top-up for native files — simpler and much faster, at the cost of that fairness/optimality. Use 0 when you want the thorough, globally-fair manifest (e.g. building one to hand off via --scan-only for someone else to review); use a real batch size when you need results fast and can live with scan-order deciding who gets included.</w:t>
       </w:r>
     </w:p>
     <w:p>
@@ -2637,7 +2734,7 @@
         <w:pStyle w:val="ListBullet"/>
       </w:pPr>
       <w:r>
-        <w:t>"files" — selected Drive files: binary files under the 75GB cap, plus the Sheets/Docs/Slides quotas (same shape Part 6's script already reads)</w:t>
+        <w:t>"files" — selected Drive files: binary files under the 15GB cap, plus the Sheets/Docs/Slides quotas (same shape Part 6's script already reads)</w:t>
       </w:r>
     </w:p>
     <w:p>

--- a/CLIENT_SETUP_AI_LABS_SAMPLES.docx
+++ b/CLIENT_SETUP_AI_LABS_SAMPLES.docx
@@ -2335,16 +2335,7 @@
           </w:tcPr>
           <w:p>
             <w:r>
-              <w:t xml:space="preserve">Workspace mode only. 0 (default): thorough global mode — scan everyone, then select fairly across all accounts, then transfer. A number &gt; 0: fast streaming mode — scan/select/transfer </w:t>
-            </w:r>
-            <w:r>
-              <w:rPr>
-                <w:b/>
-              </w:rPr>
-              <w:t>one account at a time</w:t>
-            </w:r>
-            <w:r>
-              <w:t>, in batches of N folders, flat equal cap share per account, no cross-account fairness — see below.</w:t>
+              <w:t>0 (default): thorough global mode — scan everything, then select fairly, then transfer. A number &gt; 0: fast streaming mode — scan/select/transfer in batches of N folders with scanning and transferring happening concurrently, no cross-account fairness — see below. Works in both Workspace mode (batches = accounts) and single-account "My Drive + Gmail only" mode (batches = rounds of N folders within the one account).</w:t>
             </w:r>
           </w:p>
         </w:tc>
@@ -2583,7 +2574,16 @@
         <w:t>concurrently</w:t>
       </w:r>
       <w:r>
-        <w:t xml:space="preserve"> with scanning instead of after it — as soon as one account finishes being scanned and selected, its files are handed to a background transfer worker while the script immediately moves on to scanning the *next* account. See </w:t>
+        <w:t xml:space="preserve"> with scanning instead of after it. In Workspace mode, as soon as one account finishes being scanned and selected, its files are handed to a background transfer worker while the script immediately moves on to scanning the *next* account. In single-account "My Drive + Gmail only" mode there's only one account to scan, so the same idea applies </w:t>
+      </w:r>
+      <w:r>
+        <w:rPr>
+          <w:b/>
+        </w:rPr>
+        <w:t>within</w:t>
+      </w:r>
+      <w:r>
+        <w:t xml:space="preserve"> it: as soon as one round of N folders is scanned and selected, those files are handed to a background transfer worker while the script immediately moves on to scanning the *next round* of that account's remaining folders — Gmail, in single-account mode, is still collected and transferred as one pass after Drive finishes, not round-streamed. See </w:t>
       </w:r>
       <w:r>
         <w:rPr>
@@ -2614,21 +2614,12 @@
         <w:pStyle w:val="Heading2"/>
       </w:pPr>
       <w:r>
-        <w:t>Speeding up huge Workspaces with --folders-per-round</w:t>
+        <w:t>Speeding up huge Workspaces (or one huge Drive) with --folders-per-round</w:t>
       </w:r>
     </w:p>
     <w:p>
       <w:r>
-        <w:t xml:space="preserve">For an org with hundreds of users each holding tens of thousands of files, waiting for the *entire* Workspace to be scanned and fairly ranked before a single file transfers can simply take too long. Setting --folders-per-round (Workspace mode only) switches to a genuinely faster, streaming pipeline — </w:t>
-      </w:r>
-      <w:r>
-        <w:rPr>
-          <w:b/>
-        </w:rPr>
-        <w:t>account by account</w:t>
-      </w:r>
-      <w:r>
-        <w:t xml:space="preserve">, with scanning and transferring happening </w:t>
+        <w:t xml:space="preserve">For an org with hundreds of users each holding tens of thousands of files, waiting for the *entire* Workspace to be scanned and fairly ranked before a single file transfers can simply take too long. Setting --folders-per-round switches to a genuinely faster, streaming pipeline, with scanning and transferring happening </w:t>
       </w:r>
       <w:r>
         <w:rPr>
@@ -2637,7 +2628,15 @@
         <w:t>concurrently</w:t>
       </w:r>
       <w:r>
-        <w:t>, not one after the other:</w:t>
+        <w:t>, not one after the other. It works in both modes, at two different granularities:</w:t>
+      </w:r>
+    </w:p>
+    <w:p>
+      <w:r>
+        <w:rPr>
+          <w:b/>
+        </w:rPr>
+        <w:t>Workspace mode — account by account:</w:t>
       </w:r>
     </w:p>
     <w:p>
@@ -2710,10 +2709,74 @@
         <w:rPr>
           <w:b/>
         </w:rPr>
+        <w:t>Single-account ("My Drive + Gmail only") mode — round by round:</w:t>
+      </w:r>
+    </w:p>
+    <w:p>
+      <w:r>
+        <w:t xml:space="preserve">There's only one account, so there's no "next account" to overlap with — instead the same idea applies to successive </w:t>
+      </w:r>
+      <w:r>
+        <w:rPr>
+          <w:b/>
+        </w:rPr>
+        <w:t>rounds</w:t>
+      </w:r>
+      <w:r>
+        <w:t xml:space="preserve"> of that one account's own Drive:</w:t>
+      </w:r>
+    </w:p>
+    <w:p>
+      <w:pPr>
+        <w:pStyle w:val="ListBullet"/>
+      </w:pPr>
+      <w:r>
+        <w:t xml:space="preserve">Drive is scanned in batches of N folders (a "round"). Each round's newly-found files are selected against </w:t>
+      </w:r>
+      <w:r>
+        <w:rPr>
+          <w:b/>
+        </w:rPr>
+        <w:t>one shared running budget across rounds</w:t>
+      </w:r>
+      <w:r>
+        <w:t xml:space="preserve"> — the same --drive-cap-gb, decremented round by round. The moment that budget hits zero, scanning stops immediately, even if the account's Drive isn't fully walked yet.</w:t>
+      </w:r>
+    </w:p>
+    <w:p>
+      <w:pPr>
+        <w:pStyle w:val="ListBullet"/>
+      </w:pPr>
+      <w:r>
+        <w:t xml:space="preserve">Unless --scan-only was passed, </w:t>
+      </w:r>
+      <w:r>
+        <w:rPr>
+          <w:b/>
+        </w:rPr>
+        <w:t>hand that round's selected files to a background transfer worker and immediately move on to scanning the next round</w:t>
+      </w:r>
+      <w:r>
+        <w:t xml:space="preserve"> of the same account's remaining folders — scanning round N+1 and transferring round N's files happen at the same time, not sequentially.</w:t>
+      </w:r>
+    </w:p>
+    <w:p>
+      <w:pPr>
+        <w:pStyle w:val="ListBullet"/>
+      </w:pPr>
+      <w:r>
+        <w:t>Gmail is unaffected by this — it's still collected and transferred as a single pass after Drive finishes (there's no equivalent "rounds" concept for a single mailbox).</w:t>
+      </w:r>
+    </w:p>
+    <w:p>
+      <w:r>
+        <w:rPr>
+          <w:b/>
+        </w:rPr>
         <w:t>This is a real trade-off, not just a scanning shortcut</w:t>
       </w:r>
       <w:r>
-        <w:t>: the priority-by-data-volume and cross-account top-up behavior described earlier in this section only applies when --folders-per-round 0 (the default). With it set, whichever accounts get scanned first can consume the entire Drive budget, later accounts can end up with zero Drive files purely because of scan order, and there's no cross-account top-up for native files — simpler and much faster, at the cost of that fairness/optimality. Use 0 when you want the thorough, globally-fair manifest (e.g. building one to hand off via --scan-only for someone else to review); use a real batch size when you need results fast and can live with scan-order deciding who gets included.</w:t>
+        <w:t>: the priority-by-data-volume and cross-account top-up behavior (Workspace mode) or the size/recency-optimal single-pass selection (single-account mode) described earlier in this section only applies when --folders-per-round 0 (the default). With it set, whichever accounts/rounds get scanned first can consume the entire Drive budget, later accounts/folders can end up excluded purely because of scan order, and there's no cross-account top-up for native files — simpler and much faster, at the cost of that fairness/optimality. Use 0 when you want the thorough, globally-optimal manifest (e.g. building one to hand off via --scan-only for someone else to review); use a real batch size when you need results fast and can live with scan-order deciding what gets included.</w:t>
       </w:r>
     </w:p>
     <w:p>

--- a/CLIENT_SETUP_AI_LABS_SAMPLES.docx
+++ b/CLIENT_SETUP_AI_LABS_SAMPLES.docx
@@ -2335,7 +2335,48 @@
           </w:tcPr>
           <w:p>
             <w:r>
-              <w:t>0 (default): thorough global mode — scan everything, then select fairly, then transfer. A number &gt; 0: fast streaming mode — scan/select/transfer in batches of N folders with scanning and transferring happening concurrently, no cross-account fairness — see below. Works in both Workspace mode (batches = accounts) and single-account "My Drive + Gmail only" mode (batches = rounds of N folders within the one account).</w:t>
+              <w:t>0 (default): thorough global mode — scan everything, then select fairly, then transfer. A number &gt; 0: fast streaming mode — scan/select/transfer in batches of N folders (Drive) with scanning and transferring happening concurrently, no cross-account fairness — see below. Works in both Workspace mode (batches = accounts) and single-account "My Drive + Gmail only" mode (batches = rounds of N folders within the one account). Also turns on Gmail round-streaming (see --messages-per-round).</w:t>
+            </w:r>
+          </w:p>
+        </w:tc>
+      </w:tr>
+      <w:tr>
+        <w:tc>
+          <w:tcPr>
+            <w:tcW w:type="dxa" w:w="2880"/>
+          </w:tcPr>
+          <w:p>
+            <w:r>
+              <w:t>--messages-per-round</w:t>
+            </w:r>
+          </w:p>
+        </w:tc>
+        <w:tc>
+          <w:tcPr>
+            <w:tcW w:type="dxa" w:w="2880"/>
+          </w:tcPr>
+          <w:p>
+            <w:r>
+              <w:t>2000</w:t>
+            </w:r>
+          </w:p>
+        </w:tc>
+        <w:tc>
+          <w:tcPr>
+            <w:tcW w:type="dxa" w:w="2880"/>
+          </w:tcPr>
+          <w:p>
+            <w:r>
+              <w:t xml:space="preserve">Gmail's equivalent of --folders-per-round: batch size in messages. Only takes effect when --folders-per-round &gt; 0. See </w:t>
+            </w:r>
+            <w:r>
+              <w:rPr>
+                <w:b/>
+              </w:rPr>
+              <w:t>Speeding up huge Workspaces</w:t>
+            </w:r>
+            <w:r>
+              <w:t xml:space="preserve"> below.</w:t>
             </w:r>
           </w:p>
         </w:tc>
@@ -2574,7 +2615,7 @@
         <w:t>concurrently</w:t>
       </w:r>
       <w:r>
-        <w:t xml:space="preserve"> with scanning instead of after it. In Workspace mode, as soon as one account finishes being scanned and selected, its files are handed to a background transfer worker while the script immediately moves on to scanning the *next* account. In single-account "My Drive + Gmail only" mode there's only one account to scan, so the same idea applies </w:t>
+        <w:t xml:space="preserve"> with scanning instead of after it — for both Drive and Gmail. In Workspace mode, as soon as one account finishes being scanned and selected, its files/threads are handed to a background transfer worker while the script immediately moves on to scanning the *next* account. In single-account "My Drive + Gmail only" mode there's only one account to scan, so the same idea applies </w:t>
       </w:r>
       <w:r>
         <w:rPr>
@@ -2583,7 +2624,7 @@
         <w:t>within</w:t>
       </w:r>
       <w:r>
-        <w:t xml:space="preserve"> it: as soon as one round of N folders is scanned and selected, those files are handed to a background transfer worker while the script immediately moves on to scanning the *next round* of that account's remaining folders — Gmail, in single-account mode, is still collected and transferred as one pass after Drive finishes, not round-streamed. See </w:t>
+        <w:t xml:space="preserve"> it: as soon as one round (of N folders for Drive, or N messages for Gmail — see --messages-per-round) is scanned and selected, that round is handed to a background transfer worker while the script immediately moves on to scanning the *next round* of that same account's remaining folders/mailbox. See </w:t>
       </w:r>
       <w:r>
         <w:rPr>
@@ -2636,7 +2677,7 @@
         <w:rPr>
           <w:b/>
         </w:rPr>
-        <w:t>Workspace mode — account by account:</w:t>
+        <w:t>Workspace mode — account by account (Drive), and round by round within each account (Gmail):</w:t>
       </w:r>
     </w:p>
     <w:p>
@@ -2705,11 +2746,25 @@
       </w:r>
     </w:p>
     <w:p>
+      <w:pPr>
+        <w:pStyle w:val="ListBullet"/>
+      </w:pPr>
       <w:r>
         <w:rPr>
           <w:b/>
         </w:rPr>
-        <w:t>Single-account ("My Drive + Gmail only") mode — round by round:</w:t>
+        <w:t>Within each account's own Gmail share</w:t>
+      </w:r>
+      <w:r>
+        <w:t>, messages are scanned in batches of --messages-per-round (default 2000) — the same round pattern as Drive, just one level down: each batch is selected and handed to the background transfer worker while scanning continues into that *same account's* next batch of messages, not just overlapping with other accounts.</w:t>
+      </w:r>
+    </w:p>
+    <w:p>
+      <w:r>
+        <w:rPr>
+          <w:b/>
+        </w:rPr>
+        <w:t>Single-account ("My Drive + Gmail only") mode — round by round, for both Drive and Gmail:</w:t>
       </w:r>
     </w:p>
     <w:p>
@@ -2723,7 +2778,7 @@
         <w:t>rounds</w:t>
       </w:r>
       <w:r>
-        <w:t xml:space="preserve"> of that one account's own Drive:</w:t>
+        <w:t xml:space="preserve"> within that one account, for Drive and Gmail independently:</w:t>
       </w:r>
     </w:p>
     <w:p>
@@ -2765,7 +2820,18 @@
         <w:pStyle w:val="ListBullet"/>
       </w:pPr>
       <w:r>
-        <w:t>Gmail is unaffected by this — it's still collected and transferred as a single pass after Drive finishes (there's no equivalent "rounds" concept for a single mailbox).</w:t>
+        <w:t>Gmail works the same way, batched by --messages-per-round messages instead of folders: each batch of messages is scanned, the resulting threads selected against the running --gmail-cap-gb budget, and handed off for background transfer while scanning continues into the next batch.</w:t>
+      </w:r>
+    </w:p>
+    <w:p>
+      <w:r>
+        <w:rPr>
+          <w:b/>
+        </w:rPr>
+        <w:t>Gmail's cap is approximate under round-streaming, unlike Drive's.</w:t>
+      </w:r>
+      <w:r>
+        <w:t xml:space="preserve"> A Drive file's size is known the instant it's seen, so Drive's cap accounting is always exact. A Gmail thread is different: message IDs aren't returned grouped by thread, so a long-running thread's messages can be scattered across many rounds — by the time a thread looks "done" and gets selected, later rounds can still turn up more of its messages. The transfer itself is unaffected (it always pulls the *complete* thread, so nothing is ever missed on disk), but the byte total charged against --gmail-cap-gb at selection time only reflects what had been seen so far — so actual bytes transferred for that thread can run a bit over what was budgeted, bounded by that one thread's own size. In practice this means the Gmail portion can modestly overshoot --gmail-cap-gb under round-streaming; it's exact only when --folders-per-round 0 (the default, whole-mailbox-first mode).</w:t>
       </w:r>
     </w:p>
     <w:p>
@@ -2776,7 +2842,7 @@
         <w:t>This is a real trade-off, not just a scanning shortcut</w:t>
       </w:r>
       <w:r>
-        <w:t>: the priority-by-data-volume and cross-account top-up behavior (Workspace mode) or the size/recency-optimal single-pass selection (single-account mode) described earlier in this section only applies when --folders-per-round 0 (the default). With it set, whichever accounts/rounds get scanned first can consume the entire Drive budget, later accounts/folders can end up excluded purely because of scan order, and there's no cross-account top-up for native files — simpler and much faster, at the cost of that fairness/optimality. Use 0 when you want the thorough, globally-optimal manifest (e.g. building one to hand off via --scan-only for someone else to review); use a real batch size when you need results fast and can live with scan-order deciding what gets included.</w:t>
+        <w:t>: the priority-by-data-volume and cross-account top-up behavior (Workspace mode) or the size/recency-optimal single-pass selection (single-account mode) described earlier in this section, and Gmail's exact cap enforcement, only apply when --folders-per-round 0 (the default). With it set, whichever accounts/rounds get scanned first can consume the entire Drive budget, later accounts/folders can end up excluded purely because of scan order, there's no cross-account top-up for native files, and Gmail's cap can be modestly overshot as described above — simpler and much faster, at the cost of that fairness/optimality/precision. Use 0 when you want the thorough, globally-optimal, cap-exact manifest (e.g. building one to hand off via --scan-only for someone else to review); use a real batch size when you need results fast and can live with those trade-offs.</w:t>
       </w:r>
     </w:p>
     <w:p>

--- a/CLIENT_SETUP_AI_LABS_SAMPLES.docx
+++ b/CLIENT_SETUP_AI_LABS_SAMPLES.docx
@@ -7,91 +7,23 @@
         <w:pStyle w:val="Title"/>
       </w:pPr>
       <w:r>
-        <w:t>AI Labs Sample Set — End-to-End Setup Guide</w:t>
+        <w:t>AI Labs Sample Set — Setup Guide</w:t>
       </w:r>
     </w:p>
     <w:p>
       <w:r>
-        <w:t xml:space="preserve">This guide is self-contained — it does not assume you've set up or run anything else in this repo before. It builds a curated sample set in </w:t>
-      </w:r>
+        <w:t>Follow every step in order. Copy each command exactly.</w:t>
+      </w:r>
+    </w:p>
+    <w:p>
       <w:r>
         <w:rPr>
           <w:b/>
         </w:rPr>
-        <w:t>your own Google Drive</w:t>
-      </w:r>
-      <w:r>
-        <w:t xml:space="preserve"> (and, optionally, your own Gmail).</w:t>
-      </w:r>
-    </w:p>
-    <w:p>
-      <w:r>
-        <w:t xml:space="preserve">It creates a new folder like AI Labs Sample Set (YYYY-MM-DD) in your My Drive, with subfolders, and copies the selected files into it. Gmail threads (if you build a manifest that includes them) go into your own Gmail Inbox instead. By default, Part 5 scans, selects, </w:t>
-      </w:r>
-      <w:r>
-        <w:rPr>
-          <w:b/>
-        </w:rPr>
-        <w:t>and transfers</w:t>
-      </w:r>
-      <w:r>
-        <w:t xml:space="preserve"> in one run — no separate manual step needed.</w:t>
-      </w:r>
-    </w:p>
-    <w:p>
-      <w:r>
-        <w:t xml:space="preserve">You sign in with </w:t>
-      </w:r>
-      <w:r>
-        <w:rPr>
-          <w:b/>
-        </w:rPr>
-        <w:t>your</w:t>
-      </w:r>
-      <w:r>
-        <w:t xml:space="preserve"> Google account for the copy step. No shared folder and no one else's token is required.</w:t>
-      </w:r>
-    </w:p>
-    <w:p>
-      <w:r>
-        <w:t>There are two roles in this guide:</w:t>
-      </w:r>
-    </w:p>
-    <w:p>
-      <w:pPr>
-        <w:pStyle w:val="ListBullet"/>
-      </w:pPr>
-      <w:r>
-        <w:rPr>
-          <w:b/>
-        </w:rPr>
-        <w:t>Client</w:t>
-      </w:r>
-      <w:r>
-        <w:t xml:space="preserve"> — signs in with their own Google account and runs the copy steps (Parts 1, 2, 3, 4, 6, 8). No admin access needed. Only relevant if the operator used --scan-only in Part 5 (see below) instead of transferring it themselves.</w:t>
-      </w:r>
-    </w:p>
-    <w:p>
-      <w:pPr>
-        <w:pStyle w:val="ListBullet"/>
-      </w:pPr>
-      <w:r>
-        <w:rPr>
-          <w:b/>
-        </w:rPr>
-        <w:t>Operator</w:t>
-      </w:r>
-      <w:r>
-        <w:t xml:space="preserve"> — the person running the extraction for this engagement (Part 5). A Service Account with Domain-Wide Delegation is only needed if they're building a manifest across the </w:t>
-      </w:r>
-      <w:r>
-        <w:rPr>
-          <w:b/>
-        </w:rPr>
-        <w:t>whole Workspace</w:t>
-      </w:r>
-      <w:r>
-        <w:t>; scanning just their own Drive + Gmail needs no extra setup beyond Part 3/4. By default the operator also signs in once as the destination account (same as Parts 4/8) so Part 5 can transfer everything itself in the same run — pass --scan-only instead if the operator and the destination account owner are different people.</w:t>
+        <w:t>You do not need</w:t>
+      </w:r>
+      <w:r>
+        <w:t xml:space="preserve"> an Anthropic / OpenAI / Gemini API key.</w:t>
       </w:r>
     </w:p>
     <w:p>
@@ -99,70 +31,135 @@
         <w:pStyle w:val="Heading1"/>
       </w:pPr>
       <w:r>
-        <w:t>What you need</w:t>
+        <w:t>Prerequisites</w:t>
+      </w:r>
+    </w:p>
+    <w:p>
+      <w:pPr>
+        <w:pStyle w:val="Heading2"/>
+      </w:pPr>
+      <w:r>
+        <w:t>1. Install Python</w:t>
+      </w:r>
+    </w:p>
+    <w:p>
+      <w:pPr>
+        <w:pStyle w:val="ListNumber"/>
+      </w:pPr>
+      <w:r>
+        <w:t xml:space="preserve">Go to: </w:t>
+      </w:r>
+      <w:r>
+        <w:rPr>
+          <w:b/>
+        </w:rPr>
+        <w:t>https://www.python.org/downloads/</w:t>
+      </w:r>
+    </w:p>
+    <w:p>
+      <w:pPr>
+        <w:pStyle w:val="ListNumber"/>
+      </w:pPr>
+      <w:r>
+        <w:t>Download and run the installer.</w:t>
       </w:r>
     </w:p>
     <w:p>
       <w:pPr>
         <w:pStyle w:val="ListBullet"/>
+        <w:ind w:left="720"/>
       </w:pPr>
       <w:r>
-        <w:t>A Google account — the one whose Drive/Gmail you're building samples in</w:t>
+        <w:rPr>
+          <w:b/>
+        </w:rPr>
+        <w:t>Windows:</w:t>
+      </w:r>
+      <w:r>
+        <w:t xml:space="preserve"> check </w:t>
+      </w:r>
+      <w:r>
+        <w:rPr>
+          <w:b/>
+        </w:rPr>
+        <w:t>"Add Python to PATH"</w:t>
+      </w:r>
+      <w:r>
+        <w:t xml:space="preserve"> before Install.</w:t>
       </w:r>
     </w:p>
     <w:p>
       <w:pPr>
-        <w:pStyle w:val="ListBullet"/>
+        <w:pStyle w:val="ListNumber"/>
       </w:pPr>
       <w:r>
-        <w:t>Python 3 and Git (steps below if you don't have them)</w:t>
+        <w:t>Verify:</w:t>
       </w:r>
     </w:p>
     <w:p>
       <w:pPr>
-        <w:pStyle w:val="ListBullet"/>
+        <w:spacing w:before="80" w:after="80"/>
+        <w:ind w:left="216"/>
+        <w:shd w:fill="F3F4F6" w:val="clear"/>
       </w:pPr>
       <w:r>
-        <w:t>Access to [Google Cloud Console](https://console.cloud.google.com/) with that same Google account, to create an OAuth client (Part 3 — free, ~5 minutes, one time)</w:t>
+        <w:rPr>
+          <w:rFonts w:ascii="Consolas" w:hAnsi="Consolas"/>
+          <w:sz w:val="18"/>
+        </w:rPr>
+        <w:t>python --version</w:t>
       </w:r>
     </w:p>
     <w:p>
       <w:pPr>
-        <w:pStyle w:val="ListBullet"/>
+        <w:pStyle w:val="Heading2"/>
       </w:pPr>
+      <w:r>
+        <w:t>2. Install Git</w:t>
+      </w:r>
+    </w:p>
+    <w:p>
+      <w:pPr>
+        <w:pStyle w:val="ListNumber"/>
+      </w:pPr>
+      <w:r>
+        <w:t xml:space="preserve">Go to: </w:t>
+      </w:r>
       <w:r>
         <w:rPr>
           <w:b/>
         </w:rPr>
-        <w:t>(Operator, Part 5 — whole-Workspace mode only)</w:t>
-      </w:r>
-      <w:r>
-        <w:t xml:space="preserve"> A Service Account JSON with Domain-Wide Delegation, and a Workspace super-admin email — covered in full in Part 5</w:t>
+        <w:t>https://git-scm.com/downloads</w:t>
       </w:r>
     </w:p>
     <w:p>
       <w:pPr>
-        <w:pStyle w:val="ListBullet"/>
+        <w:pStyle w:val="ListNumber"/>
       </w:pPr>
       <w:r>
-        <w:rPr>
-          <w:b/>
-        </w:rPr>
-        <w:t>(Optional, Part 8 — Gmail thread samples)</w:t>
-      </w:r>
-      <w:r>
-        <w:t xml:space="preserve"> The gmail.insert scope added to your OAuth client's consent screen — covered in full in Part 8</w:t>
+        <w:t>Install with defaults.</w:t>
       </w:r>
     </w:p>
     <w:p>
+      <w:pPr>
+        <w:pStyle w:val="ListNumber"/>
+      </w:pPr>
+      <w:r>
+        <w:t>Verify:</w:t>
+      </w:r>
+    </w:p>
+    <w:p>
+      <w:pPr>
+        <w:spacing w:before="80" w:after="80"/>
+        <w:ind w:left="216"/>
+        <w:shd w:fill="F3F4F6" w:val="clear"/>
+      </w:pPr>
       <w:r>
         <w:rPr>
-          <w:b/>
+          <w:rFonts w:ascii="Consolas" w:hAnsi="Consolas"/>
+          <w:sz w:val="18"/>
         </w:rPr>
-        <w:t>You do not need</w:t>
-      </w:r>
-      <w:r>
-        <w:t xml:space="preserve"> an Anthropic / OpenAI / Gemini API key for any of this.</w:t>
+        <w:t>git --version</w:t>
       </w:r>
     </w:p>
     <w:p>
@@ -170,7 +167,1000 @@
         <w:pStyle w:val="Heading1"/>
       </w:pPr>
       <w:r>
-        <w:t>Prerequisites</w:t>
+        <w:t>Part 1 — Get the code</w:t>
+      </w:r>
+    </w:p>
+    <w:p>
+      <w:pPr>
+        <w:spacing w:before="80" w:after="80"/>
+        <w:ind w:left="216"/>
+        <w:shd w:fill="F3F4F6" w:val="clear"/>
+      </w:pPr>
+      <w:r>
+        <w:rPr>
+          <w:rFonts w:ascii="Consolas" w:hAnsi="Consolas"/>
+          <w:sz w:val="18"/>
+        </w:rPr>
+        <w:t>cd ~</w:t>
+      </w:r>
+    </w:p>
+    <w:p>
+      <w:pPr>
+        <w:spacing w:before="80" w:after="80"/>
+        <w:ind w:left="216"/>
+        <w:shd w:fill="F3F4F6" w:val="clear"/>
+      </w:pPr>
+      <w:r>
+        <w:rPr>
+          <w:rFonts w:ascii="Consolas" w:hAnsi="Consolas"/>
+          <w:sz w:val="18"/>
+        </w:rPr>
+        <w:t>git clone https://github.com/data927/inventory-segmentor.git</w:t>
+      </w:r>
+    </w:p>
+    <w:p>
+      <w:pPr>
+        <w:spacing w:before="80" w:after="80"/>
+        <w:ind w:left="216"/>
+        <w:shd w:fill="F3F4F6" w:val="clear"/>
+      </w:pPr>
+      <w:r>
+        <w:rPr>
+          <w:rFonts w:ascii="Consolas" w:hAnsi="Consolas"/>
+          <w:sz w:val="18"/>
+        </w:rPr>
+        <w:t>cd inventory-segmentor</w:t>
+      </w:r>
+    </w:p>
+    <w:p>
+      <w:pPr>
+        <w:spacing w:before="80" w:after="80"/>
+        <w:ind w:left="216"/>
+        <w:shd w:fill="F3F4F6" w:val="clear"/>
+      </w:pPr>
+      <w:r>
+        <w:rPr>
+          <w:rFonts w:ascii="Consolas" w:hAnsi="Consolas"/>
+          <w:sz w:val="18"/>
+        </w:rPr>
+        <w:t>ls tools/build_quality_sample.py</w:t>
+      </w:r>
+    </w:p>
+    <w:p>
+      <w:pPr>
+        <w:pStyle w:val="Heading1"/>
+      </w:pPr>
+      <w:r>
+        <w:t>Part 2 — Python environment</w:t>
+      </w:r>
+    </w:p>
+    <w:p>
+      <w:r>
+        <w:rPr>
+          <w:b/>
+        </w:rPr>
+        <w:t>Create venv</w:t>
+      </w:r>
+    </w:p>
+    <w:p>
+      <w:r>
+        <w:t>Mac / Linux:</w:t>
+      </w:r>
+    </w:p>
+    <w:p>
+      <w:pPr>
+        <w:spacing w:before="80" w:after="80"/>
+        <w:ind w:left="216"/>
+        <w:shd w:fill="F3F4F6" w:val="clear"/>
+      </w:pPr>
+      <w:r>
+        <w:rPr>
+          <w:rFonts w:ascii="Consolas" w:hAnsi="Consolas"/>
+          <w:sz w:val="18"/>
+        </w:rPr>
+        <w:t>python3 -m venv .venv</w:t>
+      </w:r>
+    </w:p>
+    <w:p>
+      <w:r>
+        <w:t>Windows:</w:t>
+      </w:r>
+    </w:p>
+    <w:p>
+      <w:pPr>
+        <w:spacing w:before="80" w:after="80"/>
+        <w:ind w:left="216"/>
+        <w:shd w:fill="F3F4F6" w:val="clear"/>
+      </w:pPr>
+      <w:r>
+        <w:rPr>
+          <w:rFonts w:ascii="Consolas" w:hAnsi="Consolas"/>
+          <w:sz w:val="18"/>
+        </w:rPr>
+        <w:t>python -m venv .venv</w:t>
+      </w:r>
+    </w:p>
+    <w:p>
+      <w:r>
+        <w:rPr>
+          <w:b/>
+        </w:rPr>
+        <w:t>Activate</w:t>
+      </w:r>
+    </w:p>
+    <w:p>
+      <w:r>
+        <w:t>Mac / Linux:</w:t>
+      </w:r>
+    </w:p>
+    <w:p>
+      <w:pPr>
+        <w:spacing w:before="80" w:after="80"/>
+        <w:ind w:left="216"/>
+        <w:shd w:fill="F3F4F6" w:val="clear"/>
+      </w:pPr>
+      <w:r>
+        <w:rPr>
+          <w:rFonts w:ascii="Consolas" w:hAnsi="Consolas"/>
+          <w:sz w:val="18"/>
+        </w:rPr>
+        <w:t>source .venv/bin/activate</w:t>
+      </w:r>
+    </w:p>
+    <w:p>
+      <w:r>
+        <w:t>Windows:</w:t>
+      </w:r>
+    </w:p>
+    <w:p>
+      <w:pPr>
+        <w:spacing w:before="80" w:after="80"/>
+        <w:ind w:left="216"/>
+        <w:shd w:fill="F3F4F6" w:val="clear"/>
+      </w:pPr>
+      <w:r>
+        <w:rPr>
+          <w:rFonts w:ascii="Consolas" w:hAnsi="Consolas"/>
+          <w:sz w:val="18"/>
+        </w:rPr>
+        <w:t>.venv\Scripts\activate</w:t>
+      </w:r>
+    </w:p>
+    <w:p>
+      <w:r>
+        <w:t xml:space="preserve">You should see </w:t>
+      </w:r>
+      <w:r>
+        <w:rPr>
+          <w:rFonts w:ascii="Consolas" w:hAnsi="Consolas"/>
+          <w:sz w:val="20"/>
+        </w:rPr>
+        <w:t>(.venv)</w:t>
+      </w:r>
+      <w:r>
+        <w:t xml:space="preserve"> at the start of the line.</w:t>
+      </w:r>
+    </w:p>
+    <w:p>
+      <w:r>
+        <w:rPr>
+          <w:b/>
+        </w:rPr>
+        <w:t>Install packages</w:t>
+      </w:r>
+    </w:p>
+    <w:p>
+      <w:pPr>
+        <w:spacing w:before="80" w:after="80"/>
+        <w:ind w:left="216"/>
+        <w:shd w:fill="F3F4F6" w:val="clear"/>
+      </w:pPr>
+      <w:r>
+        <w:rPr>
+          <w:rFonts w:ascii="Consolas" w:hAnsi="Consolas"/>
+          <w:sz w:val="18"/>
+        </w:rPr>
+        <w:t>pip install -r requirements.txt</w:t>
+      </w:r>
+    </w:p>
+    <w:p>
+      <w:pPr>
+        <w:pStyle w:val="Heading1"/>
+      </w:pPr>
+      <w:r>
+        <w:t>Local dump — email-named subfolders (no Google needed)</w:t>
+      </w:r>
+    </w:p>
+    <w:p>
+      <w:r>
+        <w:t>Use this when the dump is already on disk:</w:t>
+      </w:r>
+    </w:p>
+    <w:p>
+      <w:pPr>
+        <w:spacing w:before="80" w:after="80"/>
+        <w:ind w:left="216"/>
+        <w:shd w:fill="F3F4F6" w:val="clear"/>
+      </w:pPr>
+      <w:r>
+        <w:rPr>
+          <w:rFonts w:ascii="Consolas" w:hAnsi="Consolas"/>
+          <w:sz w:val="18"/>
+        </w:rPr>
+        <w:t>/path/to/main/</w:t>
+        <w:br/>
+        <w:t xml:space="preserve">  alice@company.com/</w:t>
+        <w:br/>
+        <w:t xml:space="preserve">  bob@company.com/</w:t>
+        <w:br/>
+        <w:t xml:space="preserve">  ...</w:t>
+      </w:r>
+    </w:p>
+    <w:p>
+      <w:r>
+        <w:t xml:space="preserve">Skips Parts 3–8. Copies the </w:t>
+      </w:r>
+      <w:r>
+        <w:rPr>
+          <w:b/>
+        </w:rPr>
+        <w:t>first 1000 files</w:t>
+      </w:r>
+      <w:r>
+        <w:t xml:space="preserve"> in each email folder (whatever comes first — no size ranking) onto the </w:t>
+      </w:r>
+      <w:r>
+        <w:rPr>
+          <w:b/>
+        </w:rPr>
+        <w:t>Desktop</w:t>
+      </w:r>
+      <w:r>
+        <w:t>.</w:t>
+      </w:r>
+    </w:p>
+    <w:p>
+      <w:r>
+        <w:rPr>
+          <w:b/>
+        </w:rPr>
+        <w:t>Run</w:t>
+      </w:r>
+    </w:p>
+    <w:p>
+      <w:r>
+        <w:t>Mac / Linux — replace the path with your main folder:</w:t>
+      </w:r>
+    </w:p>
+    <w:p>
+      <w:pPr>
+        <w:spacing w:before="80" w:after="80"/>
+        <w:ind w:left="216"/>
+        <w:shd w:fill="F3F4F6" w:val="clear"/>
+      </w:pPr>
+      <w:r>
+        <w:rPr>
+          <w:rFonts w:ascii="Consolas" w:hAnsi="Consolas"/>
+          <w:sz w:val="18"/>
+        </w:rPr>
+        <w:t>python tools/build_quality_sample_local.py --root ~/Downloads/company-dump</w:t>
+      </w:r>
+    </w:p>
+    <w:p>
+      <w:r>
+        <w:t>Windows:</w:t>
+      </w:r>
+    </w:p>
+    <w:p>
+      <w:pPr>
+        <w:spacing w:before="80" w:after="80"/>
+        <w:ind w:left="216"/>
+        <w:shd w:fill="F3F4F6" w:val="clear"/>
+      </w:pPr>
+      <w:r>
+        <w:rPr>
+          <w:rFonts w:ascii="Consolas" w:hAnsi="Consolas"/>
+          <w:sz w:val="18"/>
+        </w:rPr>
+        <w:t>python tools/build_quality_sample_local.py --root C:\Users\YourName\Downloads\company-dump</w:t>
+      </w:r>
+    </w:p>
+    <w:p>
+      <w:r>
+        <w:t>Creates:</w:t>
+      </w:r>
+    </w:p>
+    <w:p>
+      <w:pPr>
+        <w:spacing w:before="80" w:after="80"/>
+        <w:ind w:left="216"/>
+        <w:shd w:fill="F3F4F6" w:val="clear"/>
+      </w:pPr>
+      <w:r>
+        <w:rPr>
+          <w:rFonts w:ascii="Consolas" w:hAnsi="Consolas"/>
+          <w:sz w:val="18"/>
+        </w:rPr>
+        <w:t>Desktop/AI Labs Sample Set (YYYY-MM-DD)/</w:t>
+        <w:br/>
+        <w:t xml:space="preserve">  alice@company.com/</w:t>
+        <w:br/>
+        <w:t xml:space="preserve">  bob@company.com/</w:t>
+      </w:r>
+    </w:p>
+    <w:p>
+      <w:r>
+        <w:rPr>
+          <w:b/>
+        </w:rPr>
+        <w:t>Useful variants</w:t>
+      </w:r>
+    </w:p>
+    <w:p>
+      <w:pPr>
+        <w:spacing w:before="80" w:after="80"/>
+        <w:ind w:left="216"/>
+        <w:shd w:fill="F3F4F6" w:val="clear"/>
+      </w:pPr>
+      <w:r>
+        <w:rPr>
+          <w:rFonts w:ascii="Consolas" w:hAnsi="Consolas"/>
+          <w:sz w:val="18"/>
+        </w:rPr>
+        <w:t># Different per-folder limit</w:t>
+        <w:br/>
+        <w:t>python tools/build_quality_sample_local.py --root ~/Downloads/company-dump --limit 1000</w:t>
+        <w:br/>
+        <w:br/>
+        <w:t># Specific accounts only</w:t>
+        <w:br/>
+        <w:t>python tools/build_quality_sample_local.py --root ~/Downloads/company-dump --users alice@company.com bob@company.com</w:t>
+        <w:br/>
+        <w:br/>
+        <w:t># Explicit destination path</w:t>
+        <w:br/>
+        <w:t>python tools/build_quality_sample_local.py --root ~/Downloads/company-dump --dest "~/Desktop/AI Labs Sample Set"</w:t>
+      </w:r>
+    </w:p>
+    <w:p>
+      <w:r>
+        <w:t xml:space="preserve">Manifest: </w:t>
+      </w:r>
+      <w:r>
+        <w:rPr>
+          <w:rFonts w:ascii="Consolas" w:hAnsi="Consolas"/>
+          <w:sz w:val="20"/>
+        </w:rPr>
+        <w:t>out/quality_sample_local_manifest.json</w:t>
+      </w:r>
+    </w:p>
+    <w:p>
+      <w:pPr>
+        <w:pStyle w:val="Heading1"/>
+      </w:pPr>
+      <w:r>
+        <w:t>Part 3 — Create a Google Cloud OAuth client</w:t>
+      </w:r>
+    </w:p>
+    <w:p>
+      <w:r>
+        <w:t xml:space="preserve">One-time. If you already have a </w:t>
+      </w:r>
+      <w:r>
+        <w:rPr>
+          <w:rFonts w:ascii="Consolas" w:hAnsi="Consolas"/>
+          <w:sz w:val="20"/>
+        </w:rPr>
+        <w:t>client_secret_....json</w:t>
+      </w:r>
+      <w:r>
+        <w:t xml:space="preserve"> for this project, skip to Part 4.</w:t>
+      </w:r>
+    </w:p>
+    <w:p>
+      <w:pPr>
+        <w:pStyle w:val="ListNumber"/>
+      </w:pPr>
+      <w:r>
+        <w:t xml:space="preserve">Open </w:t>
+      </w:r>
+      <w:r>
+        <w:rPr>
+          <w:b/>
+        </w:rPr>
+        <w:t>https://console.cloud.google.com/</w:t>
+      </w:r>
+      <w:r>
+        <w:t xml:space="preserve"> — sign in with the Google account you'll use.</w:t>
+      </w:r>
+    </w:p>
+    <w:p>
+      <w:pPr>
+        <w:pStyle w:val="ListNumber"/>
+      </w:pPr>
+      <w:r>
+        <w:t xml:space="preserve">Top-left project dropdown → </w:t>
+      </w:r>
+      <w:r>
+        <w:rPr>
+          <w:b/>
+        </w:rPr>
+        <w:t>New Project</w:t>
+      </w:r>
+      <w:r>
+        <w:t xml:space="preserve"> → name it (e.g. </w:t>
+      </w:r>
+      <w:r>
+        <w:rPr>
+          <w:rFonts w:ascii="Consolas" w:hAnsi="Consolas"/>
+          <w:sz w:val="20"/>
+        </w:rPr>
+        <w:t>AI Labs Sample Set</w:t>
+      </w:r>
+      <w:r>
+        <w:t xml:space="preserve">) → </w:t>
+      </w:r>
+      <w:r>
+        <w:rPr>
+          <w:b/>
+        </w:rPr>
+        <w:t>Create</w:t>
+      </w:r>
+      <w:r>
+        <w:t>. Select it when ready.</w:t>
+      </w:r>
+    </w:p>
+    <w:p>
+      <w:pPr>
+        <w:pStyle w:val="ListNumber"/>
+      </w:pPr>
+      <w:r>
+        <w:rPr>
+          <w:b/>
+        </w:rPr>
+        <w:t>APIs &amp; Services</w:t>
+      </w:r>
+      <w:r>
+        <w:t xml:space="preserve"> → </w:t>
+      </w:r>
+      <w:r>
+        <w:rPr>
+          <w:b/>
+        </w:rPr>
+        <w:t>Library</w:t>
+      </w:r>
+      <w:r>
+        <w:t>:</w:t>
+      </w:r>
+    </w:p>
+    <w:p>
+      <w:pPr>
+        <w:pStyle w:val="ListBullet"/>
+        <w:ind w:left="720"/>
+      </w:pPr>
+      <w:r>
+        <w:t xml:space="preserve">Enable </w:t>
+      </w:r>
+      <w:r>
+        <w:rPr>
+          <w:b/>
+        </w:rPr>
+        <w:t>Google Drive API</w:t>
+      </w:r>
+    </w:p>
+    <w:p>
+      <w:pPr>
+        <w:pStyle w:val="ListBullet"/>
+        <w:ind w:left="720"/>
+      </w:pPr>
+      <w:r>
+        <w:t xml:space="preserve">Enable </w:t>
+      </w:r>
+      <w:r>
+        <w:rPr>
+          <w:b/>
+        </w:rPr>
+        <w:t>Gmail API</w:t>
+      </w:r>
+      <w:r>
+        <w:t xml:space="preserve"> (needed for Gmail samples)</w:t>
+      </w:r>
+    </w:p>
+    <w:p>
+      <w:pPr>
+        <w:pStyle w:val="ListNumber"/>
+      </w:pPr>
+      <w:r>
+        <w:rPr>
+          <w:b/>
+        </w:rPr>
+        <w:t>APIs &amp; Services</w:t>
+      </w:r>
+      <w:r>
+        <w:t xml:space="preserve"> → </w:t>
+      </w:r>
+      <w:r>
+        <w:rPr>
+          <w:b/>
+        </w:rPr>
+        <w:t>OAuth consent screen</w:t>
+      </w:r>
+      <w:r>
+        <w:t>:</w:t>
+      </w:r>
+    </w:p>
+    <w:p>
+      <w:pPr>
+        <w:pStyle w:val="ListBullet"/>
+        <w:ind w:left="720"/>
+      </w:pPr>
+      <w:r>
+        <w:t xml:space="preserve">User type: </w:t>
+      </w:r>
+      <w:r>
+        <w:rPr>
+          <w:b/>
+        </w:rPr>
+        <w:t>External</w:t>
+      </w:r>
+      <w:r>
+        <w:t xml:space="preserve"> (or </w:t>
+      </w:r>
+      <w:r>
+        <w:rPr>
+          <w:b/>
+        </w:rPr>
+        <w:t>Internal</w:t>
+      </w:r>
+      <w:r>
+        <w:t xml:space="preserve"> if Workspace you manage) → </w:t>
+      </w:r>
+      <w:r>
+        <w:rPr>
+          <w:b/>
+        </w:rPr>
+        <w:t>Create</w:t>
+      </w:r>
+    </w:p>
+    <w:p>
+      <w:pPr>
+        <w:pStyle w:val="ListBullet"/>
+        <w:ind w:left="720"/>
+      </w:pPr>
+      <w:r>
+        <w:t xml:space="preserve">Fill </w:t>
+      </w:r>
+      <w:r>
+        <w:rPr>
+          <w:b/>
+        </w:rPr>
+        <w:t>App name</w:t>
+      </w:r>
+      <w:r>
+        <w:t xml:space="preserve">, </w:t>
+      </w:r>
+      <w:r>
+        <w:rPr>
+          <w:b/>
+        </w:rPr>
+        <w:t>User support email</w:t>
+      </w:r>
+      <w:r>
+        <w:t xml:space="preserve">, </w:t>
+      </w:r>
+      <w:r>
+        <w:rPr>
+          <w:b/>
+        </w:rPr>
+        <w:t>Developer contact email</w:t>
+      </w:r>
+      <w:r>
+        <w:t xml:space="preserve"> → </w:t>
+      </w:r>
+      <w:r>
+        <w:rPr>
+          <w:b/>
+        </w:rPr>
+        <w:t>Save and Continue</w:t>
+      </w:r>
+    </w:p>
+    <w:p>
+      <w:pPr>
+        <w:pStyle w:val="ListBullet"/>
+        <w:ind w:left="720"/>
+      </w:pPr>
+      <w:r>
+        <w:rPr>
+          <w:b/>
+        </w:rPr>
+        <w:t>Scopes</w:t>
+      </w:r>
+      <w:r>
+        <w:t xml:space="preserve"> → </w:t>
+      </w:r>
+      <w:r>
+        <w:rPr>
+          <w:b/>
+        </w:rPr>
+        <w:t>Add or Remove Scopes</w:t>
+      </w:r>
+      <w:r>
+        <w:t xml:space="preserve"> → check:</w:t>
+      </w:r>
+    </w:p>
+    <w:p>
+      <w:pPr>
+        <w:pStyle w:val="ListBullet"/>
+        <w:ind w:left="720"/>
+      </w:pPr>
+      <w:r>
+        <w:rPr>
+          <w:rFonts w:ascii="Consolas" w:hAnsi="Consolas"/>
+          <w:sz w:val="20"/>
+        </w:rPr>
+        <w:t>.../auth/drive</w:t>
+      </w:r>
+    </w:p>
+    <w:p>
+      <w:pPr>
+        <w:pStyle w:val="ListBullet"/>
+        <w:ind w:left="720"/>
+      </w:pPr>
+      <w:r>
+        <w:rPr>
+          <w:rFonts w:ascii="Consolas" w:hAnsi="Consolas"/>
+          <w:sz w:val="20"/>
+        </w:rPr>
+        <w:t>.../auth/gmail.insert</w:t>
+      </w:r>
+      <w:r>
+        <w:t xml:space="preserve"> (if you'll copy Gmail threads)</w:t>
+      </w:r>
+    </w:p>
+    <w:p>
+      <w:pPr>
+        <w:pStyle w:val="ListBullet"/>
+        <w:ind w:left="720"/>
+      </w:pPr>
+      <w:r>
+        <w:t xml:space="preserve">→ </w:t>
+      </w:r>
+      <w:r>
+        <w:rPr>
+          <w:b/>
+        </w:rPr>
+        <w:t>Update</w:t>
+      </w:r>
+      <w:r>
+        <w:t xml:space="preserve"> → </w:t>
+      </w:r>
+      <w:r>
+        <w:rPr>
+          <w:b/>
+        </w:rPr>
+        <w:t>Save and Continue</w:t>
+      </w:r>
+    </w:p>
+    <w:p>
+      <w:pPr>
+        <w:pStyle w:val="ListBullet"/>
+        <w:ind w:left="720"/>
+      </w:pPr>
+      <w:r>
+        <w:rPr>
+          <w:b/>
+        </w:rPr>
+        <w:t>Test users</w:t>
+      </w:r>
+      <w:r>
+        <w:t xml:space="preserve"> → </w:t>
+      </w:r>
+      <w:r>
+        <w:rPr>
+          <w:b/>
+        </w:rPr>
+        <w:t>Add Users</w:t>
+      </w:r>
+      <w:r>
+        <w:t xml:space="preserve"> → add your Google account → </w:t>
+      </w:r>
+      <w:r>
+        <w:rPr>
+          <w:b/>
+        </w:rPr>
+        <w:t>Save and Continue</w:t>
+      </w:r>
+      <w:r>
+        <w:t xml:space="preserve"> → </w:t>
+      </w:r>
+      <w:r>
+        <w:rPr>
+          <w:b/>
+        </w:rPr>
+        <w:t>Back to Dashboard</w:t>
+      </w:r>
+    </w:p>
+    <w:p>
+      <w:pPr>
+        <w:pStyle w:val="ListNumber"/>
+      </w:pPr>
+      <w:r>
+        <w:rPr>
+          <w:b/>
+        </w:rPr>
+        <w:t>APIs &amp; Services</w:t>
+      </w:r>
+      <w:r>
+        <w:t xml:space="preserve"> → </w:t>
+      </w:r>
+      <w:r>
+        <w:rPr>
+          <w:b/>
+        </w:rPr>
+        <w:t>Credentials</w:t>
+      </w:r>
+      <w:r>
+        <w:t xml:space="preserve"> → </w:t>
+      </w:r>
+      <w:r>
+        <w:rPr>
+          <w:b/>
+        </w:rPr>
+        <w:t>Create Credentials</w:t>
+      </w:r>
+      <w:r>
+        <w:t xml:space="preserve"> → </w:t>
+      </w:r>
+      <w:r>
+        <w:rPr>
+          <w:b/>
+        </w:rPr>
+        <w:t>OAuth client ID</w:t>
+      </w:r>
+      <w:r>
+        <w:t>:</w:t>
+      </w:r>
+    </w:p>
+    <w:p>
+      <w:pPr>
+        <w:pStyle w:val="ListBullet"/>
+        <w:ind w:left="720"/>
+      </w:pPr>
+      <w:r>
+        <w:t xml:space="preserve">Application type: </w:t>
+      </w:r>
+      <w:r>
+        <w:rPr>
+          <w:b/>
+        </w:rPr>
+        <w:t>Desktop app</w:t>
+      </w:r>
+    </w:p>
+    <w:p>
+      <w:pPr>
+        <w:pStyle w:val="ListBullet"/>
+        <w:ind w:left="720"/>
+      </w:pPr>
+      <w:r>
+        <w:t xml:space="preserve">Name → </w:t>
+      </w:r>
+      <w:r>
+        <w:rPr>
+          <w:b/>
+        </w:rPr>
+        <w:t>Create</w:t>
+      </w:r>
+      <w:r>
+        <w:t xml:space="preserve"> → </w:t>
+      </w:r>
+      <w:r>
+        <w:rPr>
+          <w:b/>
+        </w:rPr>
+        <w:t>Download JSON</w:t>
+      </w:r>
+    </w:p>
+    <w:p>
+      <w:pPr>
+        <w:pStyle w:val="ListNumber"/>
+      </w:pPr>
+      <w:r>
+        <w:t xml:space="preserve">Keep the downloaded file (e.g. </w:t>
+      </w:r>
+      <w:r>
+        <w:rPr>
+          <w:rFonts w:ascii="Consolas" w:hAnsi="Consolas"/>
+          <w:sz w:val="20"/>
+        </w:rPr>
+        <w:t>~/Downloads/client_secret_xxxx.json</w:t>
+      </w:r>
+      <w:r>
+        <w:t>).</w:t>
+      </w:r>
+    </w:p>
+    <w:p>
+      <w:pPr>
+        <w:pStyle w:val="Heading1"/>
+      </w:pPr>
+      <w:r>
+        <w:t>Part 4 — Connect OAuth credentials</w:t>
+      </w:r>
+    </w:p>
+    <w:p>
+      <w:pPr>
+        <w:spacing w:before="80" w:after="80"/>
+        <w:ind w:left="216"/>
+        <w:shd w:fill="F3F4F6" w:val="clear"/>
+      </w:pPr>
+      <w:r>
+        <w:rPr>
+          <w:rFonts w:ascii="Consolas" w:hAnsi="Consolas"/>
+          <w:sz w:val="18"/>
+        </w:rPr>
+        <w:t>python setup.py</w:t>
+      </w:r>
+    </w:p>
+    <w:p>
+      <w:r>
+        <w:t>Prompts:</w:t>
+      </w:r>
+    </w:p>
+    <w:p>
+      <w:pPr>
+        <w:pStyle w:val="ListNumber"/>
+      </w:pPr>
+      <w:r>
+        <w:rPr>
+          <w:b/>
+        </w:rPr>
+        <w:t>API key</w:t>
+      </w:r>
+      <w:r>
+        <w:t xml:space="preserve"> → press Enter (skip).</w:t>
+      </w:r>
+    </w:p>
+    <w:p>
+      <w:pPr>
+        <w:pStyle w:val="ListNumber"/>
+      </w:pPr>
+      <w:r>
+        <w:rPr>
+          <w:b/>
+        </w:rPr>
+        <w:t>Set up Google Drive access? (y/n)</w:t>
+      </w:r>
+      <w:r>
+        <w:t xml:space="preserve"> → </w:t>
+      </w:r>
+      <w:r>
+        <w:rPr>
+          <w:rFonts w:ascii="Consolas" w:hAnsi="Consolas"/>
+          <w:sz w:val="20"/>
+        </w:rPr>
+        <w:t>y</w:t>
+      </w:r>
+    </w:p>
+    <w:p>
+      <w:pPr>
+        <w:pStyle w:val="ListNumber"/>
+      </w:pPr>
+      <w:r>
+        <w:rPr>
+          <w:b/>
+        </w:rPr>
+        <w:t>Path to OAuth client JSON file</w:t>
+      </w:r>
+      <w:r>
+        <w:t xml:space="preserve"> → paste path, e.g.:</w:t>
+      </w:r>
+    </w:p>
+    <w:p>
+      <w:pPr>
+        <w:pStyle w:val="ListBullet"/>
+        <w:ind w:left="720"/>
+      </w:pPr>
+      <w:r>
+        <w:t xml:space="preserve">Mac: </w:t>
+      </w:r>
+      <w:r>
+        <w:rPr>
+          <w:rFonts w:ascii="Consolas" w:hAnsi="Consolas"/>
+          <w:sz w:val="20"/>
+        </w:rPr>
+        <w:t>~/Downloads/client_secret_xxxx.json</w:t>
+      </w:r>
+    </w:p>
+    <w:p>
+      <w:pPr>
+        <w:pStyle w:val="ListBullet"/>
+        <w:ind w:left="720"/>
+      </w:pPr>
+      <w:r>
+        <w:t xml:space="preserve">Windows: </w:t>
+      </w:r>
+      <w:r>
+        <w:rPr>
+          <w:rFonts w:ascii="Consolas" w:hAnsi="Consolas"/>
+          <w:sz w:val="20"/>
+        </w:rPr>
+        <w:t>C:\Users\YourName\Downloads\client_secret_xxxx.json</w:t>
+      </w:r>
+    </w:p>
+    <w:p>
+      <w:pPr>
+        <w:pStyle w:val="ListNumber"/>
+      </w:pPr>
+      <w:r>
+        <w:t xml:space="preserve">Authorize now → </w:t>
+      </w:r>
+      <w:r>
+        <w:rPr>
+          <w:rFonts w:ascii="Consolas" w:hAnsi="Consolas"/>
+          <w:sz w:val="20"/>
+        </w:rPr>
+        <w:t>y</w:t>
+      </w:r>
+      <w:r>
+        <w:t xml:space="preserve"> → browser → sign in → </w:t>
+      </w:r>
+      <w:r>
+        <w:rPr>
+          <w:b/>
+        </w:rPr>
+        <w:t>Allow</w:t>
+      </w:r>
+    </w:p>
+    <w:p>
+      <w:r>
+        <w:t xml:space="preserve">Manual alternative: copy the JSON to </w:t>
+      </w:r>
+      <w:r>
+        <w:rPr>
+          <w:rFonts w:ascii="Consolas" w:hAnsi="Consolas"/>
+          <w:sz w:val="20"/>
+        </w:rPr>
+        <w:t>.secrets/google_oauth_client.json</w:t>
+      </w:r>
+      <w:r>
+        <w:t xml:space="preserve">, or set </w:t>
+      </w:r>
+      <w:r>
+        <w:rPr>
+          <w:rFonts w:ascii="Consolas" w:hAnsi="Consolas"/>
+          <w:sz w:val="20"/>
+        </w:rPr>
+        <w:t>GOOGLE_OAUTH_CLIENT_SECRETS=/path/to/file.json</w:t>
+      </w:r>
+      <w:r>
+        <w:t xml:space="preserve"> in </w:t>
+      </w:r>
+      <w:r>
+        <w:rPr>
+          <w:rFonts w:ascii="Consolas" w:hAnsi="Consolas"/>
+          <w:sz w:val="20"/>
+        </w:rPr>
+        <w:t>.env</w:t>
+      </w:r>
+      <w:r>
+        <w:t>.</w:t>
+      </w:r>
+    </w:p>
+    <w:p>
+      <w:pPr>
+        <w:pStyle w:val="Heading1"/>
+      </w:pPr>
+      <w:r>
+        <w:t>Part 5 — Build sample (scan + transfer)</w:t>
+      </w:r>
+    </w:p>
+    <w:p>
+      <w:r>
+        <w:t>Skip if someone already gave you a manifest → go to Part 6.</w:t>
+      </w:r>
+    </w:p>
+    <w:p>
+      <w:r>
+        <w:t>Default: scans, selects, and copies into your Drive (and Gmail if included) in one run.</w:t>
       </w:r>
     </w:p>
     <w:p>
@@ -178,1634 +1168,7 @@
         <w:pStyle w:val="Heading2"/>
       </w:pPr>
       <w:r>
-        <w:t>1. Install Python</w:t>
-      </w:r>
-    </w:p>
-    <w:p>
-      <w:pPr>
-        <w:pStyle w:val="ListNumber"/>
-      </w:pPr>
-      <w:r>
-        <w:t xml:space="preserve">Go to: </w:t>
-      </w:r>
-      <w:r>
-        <w:rPr>
-          <w:b/>
-        </w:rPr>
-        <w:t>https://www.python.org/downloads/</w:t>
-      </w:r>
-    </w:p>
-    <w:p>
-      <w:pPr>
-        <w:pStyle w:val="ListNumber"/>
-      </w:pPr>
-      <w:r>
-        <w:t>Download and run the installer.</w:t>
-      </w:r>
-    </w:p>
-    <w:p>
-      <w:r>
-        <w:t xml:space="preserve">- </w:t>
-      </w:r>
-      <w:r>
-        <w:rPr>
-          <w:b/>
-        </w:rPr>
-        <w:t>Important (Windows):</w:t>
-      </w:r>
-      <w:r>
-        <w:t xml:space="preserve"> check </w:t>
-      </w:r>
-      <w:r>
-        <w:rPr>
-          <w:b/>
-        </w:rPr>
-        <w:t>"Add Python to PATH"</w:t>
-      </w:r>
-      <w:r>
-        <w:t xml:space="preserve"> before Install.</w:t>
-      </w:r>
-    </w:p>
-    <w:p>
-      <w:pPr>
-        <w:pStyle w:val="ListNumber"/>
-      </w:pPr>
-      <w:r>
-        <w:t>Verify in Terminal / Command Prompt:</w:t>
-      </w:r>
-    </w:p>
-    <w:p>
-      <w:r>
-        <w:t>python --version</w:t>
-      </w:r>
-    </w:p>
-    <w:p>
-      <w:r>
-        <w:t>You should see something like Python 3.12.x.</w:t>
-      </w:r>
-    </w:p>
-    <w:p>
-      <w:pPr>
-        <w:pStyle w:val="Heading2"/>
-      </w:pPr>
-      <w:r>
-        <w:t>2. Install Git</w:t>
-      </w:r>
-    </w:p>
-    <w:p>
-      <w:pPr>
-        <w:pStyle w:val="ListNumber"/>
-      </w:pPr>
-      <w:r>
-        <w:t xml:space="preserve">Go to: </w:t>
-      </w:r>
-      <w:r>
-        <w:rPr>
-          <w:b/>
-        </w:rPr>
-        <w:t>https://git-scm.com/downloads</w:t>
-      </w:r>
-    </w:p>
-    <w:p>
-      <w:pPr>
-        <w:pStyle w:val="ListNumber"/>
-      </w:pPr>
-      <w:r>
-        <w:t>Install with defaults.</w:t>
-      </w:r>
-    </w:p>
-    <w:p>
-      <w:pPr>
-        <w:pStyle w:val="ListNumber"/>
-      </w:pPr>
-      <w:r>
-        <w:t>Verify:</w:t>
-      </w:r>
-    </w:p>
-    <w:p>
-      <w:r>
-        <w:t>git --version</w:t>
-      </w:r>
-    </w:p>
-    <w:p>
-      <w:pPr>
-        <w:pStyle w:val="Heading1"/>
-      </w:pPr>
-      <w:r>
-        <w:t>Part 1 — Get the Code</w:t>
-      </w:r>
-    </w:p>
-    <w:p>
-      <w:r>
-        <w:t xml:space="preserve">Open </w:t>
-      </w:r>
-      <w:r>
-        <w:rPr>
-          <w:b/>
-        </w:rPr>
-        <w:t>Terminal</w:t>
-      </w:r>
-      <w:r>
-        <w:t xml:space="preserve"> (Mac) or </w:t>
-      </w:r>
-      <w:r>
-        <w:rPr>
-          <w:b/>
-        </w:rPr>
-        <w:t>Command Prompt</w:t>
-      </w:r>
-      <w:r>
-        <w:t xml:space="preserve"> (Windows).</w:t>
-      </w:r>
-    </w:p>
-    <w:p>
-      <w:r>
-        <w:t>cd ~</w:t>
-      </w:r>
-    </w:p>
-    <w:p>
-      <w:r>
-        <w:t>git clone https://github.com/data927/inventory-segmentor.git</w:t>
-      </w:r>
-    </w:p>
-    <w:p>
-      <w:r>
-        <w:t>Or use the exact link / zip you were given.</w:t>
-      </w:r>
-    </w:p>
-    <w:p>
-      <w:r>
-        <w:t>cd inventory-segmentor</w:t>
-      </w:r>
-    </w:p>
-    <w:p>
-      <w:r>
-        <w:t>Confirm the clone worked:</w:t>
-      </w:r>
-    </w:p>
-    <w:p>
-      <w:r>
-        <w:t>ls tools/build_quality_sample.py</w:t>
-      </w:r>
-    </w:p>
-    <w:p>
-      <w:r>
-        <w:t xml:space="preserve">For most engagements, Part 5 below builds a </w:t>
-      </w:r>
-      <w:r>
-        <w:rPr>
-          <w:b/>
-        </w:rPr>
-        <w:t>fresh</w:t>
-      </w:r>
-      <w:r>
-        <w:t xml:space="preserve"> sample manifest by scanning live — that's what you'll actually use in Part 6. The repo also carries one legacy fixed list, data/ai_labs_1200_balanced_sample.json, kept only as a fallback default for Part 6 if Part 5 is skipped entirely.</w:t>
-      </w:r>
-    </w:p>
-    <w:p>
-      <w:pPr>
-        <w:pStyle w:val="Heading1"/>
-      </w:pPr>
-      <w:r>
-        <w:t>Part 2 — Python environment</w:t>
-      </w:r>
-    </w:p>
-    <w:p>
-      <w:r>
-        <w:rPr>
-          <w:b/>
-        </w:rPr>
-        <w:t>Create the virtual environment:</w:t>
-      </w:r>
-    </w:p>
-    <w:p>
-      <w:r>
-        <w:t>Mac / Linux:</w:t>
-      </w:r>
-    </w:p>
-    <w:p>
-      <w:r>
-        <w:t>python3 -m venv .venv</w:t>
-      </w:r>
-    </w:p>
-    <w:p>
-      <w:r>
-        <w:t>Windows:</w:t>
-      </w:r>
-    </w:p>
-    <w:p>
-      <w:r>
-        <w:t>python -m venv .venv</w:t>
-      </w:r>
-    </w:p>
-    <w:p>
-      <w:r>
-        <w:rPr>
-          <w:b/>
-        </w:rPr>
-        <w:t>Activate it:</w:t>
-      </w:r>
-    </w:p>
-    <w:p>
-      <w:r>
-        <w:t>Mac / Linux:</w:t>
-      </w:r>
-    </w:p>
-    <w:p>
-      <w:r>
-        <w:t>source .venv/bin/activate</w:t>
-      </w:r>
-    </w:p>
-    <w:p>
-      <w:r>
-        <w:t>Windows:</w:t>
-      </w:r>
-    </w:p>
-    <w:p>
-      <w:r>
-        <w:t>.venv\Scripts\activate</w:t>
-      </w:r>
-    </w:p>
-    <w:p>
-      <w:r>
-        <w:t>You should see (.venv) at the start of the line.</w:t>
-      </w:r>
-    </w:p>
-    <w:p>
-      <w:r>
-        <w:rPr>
-          <w:b/>
-        </w:rPr>
-        <w:t>Install packages:</w:t>
-      </w:r>
-    </w:p>
-    <w:p>
-      <w:r>
-        <w:t>pip install -r requirements.txt</w:t>
-      </w:r>
-    </w:p>
-    <w:p>
-      <w:pPr>
-        <w:pStyle w:val="Heading1"/>
-      </w:pPr>
-      <w:r>
-        <w:t>Part 3 — Create a Google Cloud OAuth client</w:t>
-      </w:r>
-    </w:p>
-    <w:p>
-      <w:r>
-        <w:t>This is the one-time Google Cloud Console setup that lets this tool sign in as you and access your Drive/Gmail. If someone already handed you a client_secret_....json file for this exact project, you can skip to Part 4 — otherwise, here's where it comes from:</w:t>
-      </w:r>
-    </w:p>
-    <w:p>
-      <w:pPr>
-        <w:pStyle w:val="ListNumber"/>
-      </w:pPr>
-      <w:r>
-        <w:t xml:space="preserve">Go to </w:t>
-      </w:r>
-      <w:r>
-        <w:rPr>
-          <w:b/>
-        </w:rPr>
-        <w:t>https://console.cloud.google.com/</w:t>
-      </w:r>
-      <w:r>
-        <w:t xml:space="preserve"> and sign in with the Google account you'll use for this tool.</w:t>
-      </w:r>
-    </w:p>
-    <w:p>
-      <w:pPr>
-        <w:pStyle w:val="ListNumber"/>
-      </w:pPr>
-      <w:r>
-        <w:rPr>
-          <w:b/>
-        </w:rPr>
-        <w:t>Create a project</w:t>
-      </w:r>
-      <w:r>
-        <w:t xml:space="preserve"> — top-left project dropdown → </w:t>
-      </w:r>
-      <w:r>
-        <w:rPr>
-          <w:b/>
-        </w:rPr>
-        <w:t>New Project</w:t>
-      </w:r>
-      <w:r>
-        <w:t xml:space="preserve"> → give it any name (e.g. AI Labs Sample Set) → </w:t>
-      </w:r>
-      <w:r>
-        <w:rPr>
-          <w:b/>
-        </w:rPr>
-        <w:t>Create</w:t>
-      </w:r>
-      <w:r>
-        <w:t>. Wait ~30 seconds for it to finish provisioning, then make sure it's selected in that same dropdown.</w:t>
-      </w:r>
-    </w:p>
-    <w:p>
-      <w:pPr>
-        <w:pStyle w:val="ListNumber"/>
-      </w:pPr>
-      <w:r>
-        <w:rPr>
-          <w:b/>
-        </w:rPr>
-        <w:t>Enable the APIs you'll need</w:t>
-      </w:r>
-      <w:r>
-        <w:t xml:space="preserve"> — left menu → </w:t>
-      </w:r>
-      <w:r>
-        <w:rPr>
-          <w:b/>
-        </w:rPr>
-        <w:t>APIs &amp; Services</w:t>
-      </w:r>
-      <w:r>
-        <w:t xml:space="preserve"> → </w:t>
-      </w:r>
-      <w:r>
-        <w:rPr>
-          <w:b/>
-        </w:rPr>
-        <w:t>Library</w:t>
-      </w:r>
-      <w:r>
-        <w:t>:</w:t>
-      </w:r>
-    </w:p>
-    <w:p>
-      <w:r>
-        <w:t xml:space="preserve">- Search </w:t>
-      </w:r>
-      <w:r>
-        <w:rPr>
-          <w:b/>
-        </w:rPr>
-        <w:t>Google Drive API</w:t>
-      </w:r>
-      <w:r>
-        <w:t xml:space="preserve"> → </w:t>
-      </w:r>
-      <w:r>
-        <w:rPr>
-          <w:b/>
-        </w:rPr>
-        <w:t>Enable</w:t>
-      </w:r>
-    </w:p>
-    <w:p>
-      <w:r>
-        <w:t xml:space="preserve">- Search </w:t>
-      </w:r>
-      <w:r>
-        <w:rPr>
-          <w:b/>
-        </w:rPr>
-        <w:t>Gmail API</w:t>
-      </w:r>
-      <w:r>
-        <w:t xml:space="preserve"> → </w:t>
-      </w:r>
-      <w:r>
-        <w:rPr>
-          <w:b/>
-        </w:rPr>
-        <w:t>Enable</w:t>
-      </w:r>
-      <w:r>
-        <w:t xml:space="preserve"> (skip this one only if you're certain you'll never use Part 8)</w:t>
-      </w:r>
-    </w:p>
-    <w:p>
-      <w:pPr>
-        <w:pStyle w:val="ListNumber"/>
-      </w:pPr>
-      <w:r>
-        <w:rPr>
-          <w:b/>
-        </w:rPr>
-        <w:t>Configure the OAuth consent screen</w:t>
-      </w:r>
-      <w:r>
-        <w:t xml:space="preserve"> — </w:t>
-      </w:r>
-      <w:r>
-        <w:rPr>
-          <w:b/>
-        </w:rPr>
-        <w:t>APIs &amp; Services</w:t>
-      </w:r>
-      <w:r>
-        <w:t xml:space="preserve"> → </w:t>
-      </w:r>
-      <w:r>
-        <w:rPr>
-          <w:b/>
-        </w:rPr>
-        <w:t>OAuth consent screen</w:t>
-      </w:r>
-      <w:r>
-        <w:t>:</w:t>
-      </w:r>
-    </w:p>
-    <w:p>
-      <w:r>
-        <w:t xml:space="preserve">- User type: </w:t>
-      </w:r>
-      <w:r>
-        <w:rPr>
-          <w:b/>
-        </w:rPr>
-        <w:t>External</w:t>
-      </w:r>
-      <w:r>
-        <w:t xml:space="preserve"> (unless this Google account belongs to a Google Workspace org you manage, in which case </w:t>
-      </w:r>
-      <w:r>
-        <w:rPr>
-          <w:b/>
-        </w:rPr>
-        <w:t>Internal</w:t>
-      </w:r>
-      <w:r>
-        <w:t xml:space="preserve"> also works) → </w:t>
-      </w:r>
-      <w:r>
-        <w:rPr>
-          <w:b/>
-        </w:rPr>
-        <w:t>Create</w:t>
-      </w:r>
-    </w:p>
-    <w:p>
-      <w:r>
-        <w:t xml:space="preserve">- Fill in </w:t>
-      </w:r>
-      <w:r>
-        <w:rPr>
-          <w:b/>
-        </w:rPr>
-        <w:t>App name</w:t>
-      </w:r>
-      <w:r>
-        <w:t xml:space="preserve">, </w:t>
-      </w:r>
-      <w:r>
-        <w:rPr>
-          <w:b/>
-        </w:rPr>
-        <w:t>User support email</w:t>
-      </w:r>
-      <w:r>
-        <w:t xml:space="preserve">, and </w:t>
-      </w:r>
-      <w:r>
-        <w:rPr>
-          <w:b/>
-        </w:rPr>
-        <w:t>Developer contact email</w:t>
-      </w:r>
-      <w:r>
-        <w:t xml:space="preserve"> (any values are fine — this app is only ever used by you) → </w:t>
-      </w:r>
-      <w:r>
-        <w:rPr>
-          <w:b/>
-        </w:rPr>
-        <w:t>Save and Continue</w:t>
-      </w:r>
-    </w:p>
-    <w:p>
-      <w:r>
-        <w:t xml:space="preserve">- </w:t>
-      </w:r>
-      <w:r>
-        <w:rPr>
-          <w:b/>
-        </w:rPr>
-        <w:t>Scopes</w:t>
-      </w:r>
-      <w:r>
-        <w:t xml:space="preserve">: click </w:t>
-      </w:r>
-      <w:r>
-        <w:rPr>
-          <w:b/>
-        </w:rPr>
-        <w:t>Add or Remove Scopes</w:t>
-      </w:r>
-      <w:r>
-        <w:t>, search for and check:</w:t>
-      </w:r>
-    </w:p>
-    <w:p>
-      <w:r>
-        <w:t>- .../auth/drive (full Drive access — needed to create the sample folder and copy files in Part 6)</w:t>
-      </w:r>
-    </w:p>
-    <w:p>
-      <w:r>
-        <w:t>- .../auth/gmail.insert (only if you'll use Part 8 — Gmail thread samples; you can add this later instead, see Part 8)</w:t>
-      </w:r>
-    </w:p>
-    <w:p>
-      <w:r>
-        <w:t xml:space="preserve">→ </w:t>
-      </w:r>
-      <w:r>
-        <w:rPr>
-          <w:b/>
-        </w:rPr>
-        <w:t>Update</w:t>
-      </w:r>
-      <w:r>
-        <w:t xml:space="preserve"> → </w:t>
-      </w:r>
-      <w:r>
-        <w:rPr>
-          <w:b/>
-        </w:rPr>
-        <w:t>Save and Continue</w:t>
-      </w:r>
-    </w:p>
-    <w:p>
-      <w:r>
-        <w:t xml:space="preserve">- </w:t>
-      </w:r>
-      <w:r>
-        <w:rPr>
-          <w:b/>
-        </w:rPr>
-        <w:t>Test users</w:t>
-      </w:r>
-      <w:r>
-        <w:t xml:space="preserve">: click </w:t>
-      </w:r>
-      <w:r>
-        <w:rPr>
-          <w:b/>
-        </w:rPr>
-        <w:t>Add Users</w:t>
-      </w:r>
-      <w:r>
-        <w:t xml:space="preserve"> and add the Google account you'll sign in with. This is required while the app is in </w:t>
-      </w:r>
-      <w:r>
-        <w:rPr>
-          <w:b/>
-        </w:rPr>
-        <w:t>Testing</w:t>
-      </w:r>
-      <w:r>
-        <w:t xml:space="preserve"> publish status — without it, sign-in will be blocked with an error → </w:t>
-      </w:r>
-      <w:r>
-        <w:rPr>
-          <w:b/>
-        </w:rPr>
-        <w:t>Save and Continue</w:t>
-      </w:r>
-      <w:r>
-        <w:t xml:space="preserve"> → </w:t>
-      </w:r>
-      <w:r>
-        <w:rPr>
-          <w:b/>
-        </w:rPr>
-        <w:t>Back to Dashboard</w:t>
-      </w:r>
-    </w:p>
-    <w:p>
-      <w:pPr>
-        <w:pStyle w:val="ListNumber"/>
-      </w:pPr>
-      <w:r>
-        <w:rPr>
-          <w:b/>
-        </w:rPr>
-        <w:t>Create the OAuth client</w:t>
-      </w:r>
-      <w:r>
-        <w:t xml:space="preserve"> — </w:t>
-      </w:r>
-      <w:r>
-        <w:rPr>
-          <w:b/>
-        </w:rPr>
-        <w:t>APIs &amp; Services</w:t>
-      </w:r>
-      <w:r>
-        <w:t xml:space="preserve"> → </w:t>
-      </w:r>
-      <w:r>
-        <w:rPr>
-          <w:b/>
-        </w:rPr>
-        <w:t>Credentials</w:t>
-      </w:r>
-      <w:r>
-        <w:t xml:space="preserve"> → </w:t>
-      </w:r>
-      <w:r>
-        <w:rPr>
-          <w:b/>
-        </w:rPr>
-        <w:t>Create Credentials</w:t>
-      </w:r>
-      <w:r>
-        <w:t xml:space="preserve"> → </w:t>
-      </w:r>
-      <w:r>
-        <w:rPr>
-          <w:b/>
-        </w:rPr>
-        <w:t>OAuth client ID</w:t>
-      </w:r>
-      <w:r>
-        <w:t>:</w:t>
-      </w:r>
-    </w:p>
-    <w:p>
-      <w:r>
-        <w:t xml:space="preserve">- Application type: </w:t>
-      </w:r>
-      <w:r>
-        <w:rPr>
-          <w:b/>
-        </w:rPr>
-        <w:t>Desktop app</w:t>
-      </w:r>
-    </w:p>
-    <w:p>
-      <w:r>
-        <w:t xml:space="preserve">- Name it anything (e.g. Inventory Segmentor) → </w:t>
-      </w:r>
-      <w:r>
-        <w:rPr>
-          <w:b/>
-        </w:rPr>
-        <w:t>Create</w:t>
-      </w:r>
-    </w:p>
-    <w:p>
-      <w:r>
-        <w:t xml:space="preserve">- A dialog shows your client ID/secret — click </w:t>
-      </w:r>
-      <w:r>
-        <w:rPr>
-          <w:b/>
-        </w:rPr>
-        <w:t>Download JSON</w:t>
-      </w:r>
-    </w:p>
-    <w:p>
-      <w:pPr>
-        <w:pStyle w:val="ListNumber"/>
-      </w:pPr>
-      <w:r>
-        <w:t>Save that downloaded file somewhere you can find it (e.g. your Downloads folder). You'll point the tool at it in Part 4.</w:t>
-      </w:r>
-    </w:p>
-    <w:p>
-      <w:r>
-        <w:rPr>
-          <w:b/>
-        </w:rPr>
-        <w:t>If you're the operator and will also do Part 5's Workspace mode:</w:t>
-      </w:r>
-      <w:r>
-        <w:t xml:space="preserve"> this same Cloud project can hold the Service Account from Part 5 too — you don't need a second project. The OAuth client here and the Service Account there are separate, independent credentials that happen to live in the same place; either reuse this project or use a different one, both work.</w:t>
-      </w:r>
-    </w:p>
-    <w:p>
-      <w:pPr>
-        <w:pStyle w:val="Heading1"/>
-      </w:pPr>
-      <w:r>
-        <w:t>Part 4 — Connect the tool to your OAuth credentials</w:t>
-      </w:r>
-    </w:p>
-    <w:p>
-      <w:r>
-        <w:t>python setup.py</w:t>
-      </w:r>
-    </w:p>
-    <w:p>
-      <w:pPr>
-        <w:pStyle w:val="ListBullet"/>
-      </w:pPr>
-      <w:r>
-        <w:rPr>
-          <w:b/>
-        </w:rPr>
-        <w:t>API key</w:t>
-      </w:r>
-      <w:r>
-        <w:t xml:space="preserve"> prompt → press Enter to skip (not needed for sampling).</w:t>
-      </w:r>
-    </w:p>
-    <w:p>
-      <w:pPr>
-        <w:pStyle w:val="ListBullet"/>
-      </w:pPr>
-      <w:r>
-        <w:rPr>
-          <w:b/>
-        </w:rPr>
-        <w:t>"Set up Google Drive access? (y/n)"</w:t>
-      </w:r>
-      <w:r>
-        <w:t xml:space="preserve"> → type y.</w:t>
-      </w:r>
-    </w:p>
-    <w:p>
-      <w:pPr>
-        <w:pStyle w:val="ListBullet"/>
-      </w:pPr>
-      <w:r>
-        <w:rPr>
-          <w:b/>
-        </w:rPr>
-        <w:t>"Path to OAuth client JSON file"</w:t>
-      </w:r>
-      <w:r>
-        <w:t xml:space="preserve"> → paste the path to the file you downloaded in Part 3, e.g.:</w:t>
-      </w:r>
-    </w:p>
-    <w:p>
-      <w:r>
-        <w:t>- Mac: ~/Downloads/client_secret_xxxx.json</w:t>
-      </w:r>
-    </w:p>
-    <w:p>
-      <w:r>
-        <w:t>- Windows: C:\Users\YourName\Downloads\client_secret_xxxx.json</w:t>
-      </w:r>
-    </w:p>
-    <w:p>
-      <w:pPr>
-        <w:pStyle w:val="ListBullet"/>
-      </w:pPr>
-      <w:r>
-        <w:t xml:space="preserve">It copies that file to .secrets/google_oauth_client.json and asks to authorize now — type y. A browser tab opens; sign in with the same Google account and click </w:t>
-      </w:r>
-      <w:r>
-        <w:rPr>
-          <w:b/>
-        </w:rPr>
-        <w:t>Allow</w:t>
-      </w:r>
-      <w:r>
-        <w:t>.</w:t>
-      </w:r>
-    </w:p>
-    <w:p>
-      <w:r>
-        <w:rPr>
-          <w:b/>
-        </w:rPr>
-        <w:t>Manual alternative</w:t>
-      </w:r>
-      <w:r>
-        <w:t>, if you'd rather not use the wizard: copy the downloaded JSON to .secrets/google_oauth_client.json yourself, or set GOOGLE_OAUTH_CLIENT_SECRETS=/path/to/file.json in .env.</w:t>
-      </w:r>
-    </w:p>
-    <w:p>
-      <w:pPr>
-        <w:pStyle w:val="Heading1"/>
-      </w:pPr>
-      <w:r>
-        <w:t>Part 5 — Build a fresh, size-capped sample manifest</w:t>
-      </w:r>
-    </w:p>
-    <w:p>
-      <w:r>
-        <w:rPr>
-          <w:b/>
-        </w:rPr>
-        <w:t>Skip this part if you're the client running a manifest someone already built for you — jump to Part 6.</w:t>
-      </w:r>
-      <w:r>
-        <w:t xml:space="preserve"> This part is for whoever is running the extraction for the engagement.</w:t>
-      </w:r>
-    </w:p>
-    <w:p>
-      <w:r>
-        <w:t xml:space="preserve">data/ai_labs_1200_balanced_sample.json (used by default in Part 6) is a fixed, hand-picked list. tools/build_quality_sample.py instead scans live and builds a fresh manifest, in one of two modes — </w:t>
-      </w:r>
-      <w:r>
-        <w:rPr>
-          <w:b/>
-        </w:rPr>
-        <w:t>picked automatically</w:t>
-      </w:r>
-      <w:r>
-        <w:t xml:space="preserve"> depending on what auth you give it:</w:t>
-      </w:r>
-    </w:p>
-    <w:p>
-      <w:pPr>
-        <w:pStyle w:val="ListBullet"/>
-      </w:pPr>
-      <w:r>
-        <w:rPr>
-          <w:b/>
-        </w:rPr>
-        <w:t>Workspace mode</w:t>
-      </w:r>
-      <w:r>
-        <w:t xml:space="preserve"> — pass --service-account + --admin-email (Domain-Wide Delegation): scans </w:t>
-      </w:r>
-      <w:r>
-        <w:rPr>
-          <w:b/>
-        </w:rPr>
-        <w:t>every user's</w:t>
-      </w:r>
-      <w:r>
-        <w:t xml:space="preserve"> My Drive + Shared Drives + Gmail across the whole org.</w:t>
-      </w:r>
-    </w:p>
-    <w:p>
-      <w:pPr>
-        <w:pStyle w:val="ListBullet"/>
-      </w:pPr>
-      <w:r>
-        <w:rPr>
-          <w:b/>
-        </w:rPr>
-        <w:t>My Drive mode</w:t>
-      </w:r>
-      <w:r>
-        <w:t xml:space="preserve"> — run it with no service account: scans just </w:t>
-      </w:r>
-      <w:r>
-        <w:rPr>
-          <w:b/>
-        </w:rPr>
-        <w:t>your own</w:t>
-      </w:r>
-      <w:r>
-        <w:t xml:space="preserve"> Drive + Gmail, reusing the OAuth token from Part 4. If you haven't yet authorized Gmail access specifically, a browser opens once the first time it's needed.</w:t>
-      </w:r>
-    </w:p>
-    <w:p>
-      <w:r>
-        <w:t>Either way, the manifest is built using these selection rules:</w:t>
-      </w:r>
-    </w:p>
-    <w:p>
-      <w:pPr>
-        <w:pStyle w:val="ListBullet"/>
-      </w:pPr>
-      <w:r>
-        <w:rPr>
-          <w:b/>
-        </w:rPr>
-        <w:t>Binary files</w:t>
-      </w:r>
-      <w:r>
-        <w:t xml:space="preserve"> (PDFs, Office docs, images, etc.) — largest first (size is used as a quality proxy; there's no LLM scoring pass) until the </w:t>
-      </w:r>
-      <w:r>
-        <w:rPr>
-          <w:b/>
-        </w:rPr>
-        <w:t>~15GB</w:t>
-      </w:r>
-      <w:r>
-        <w:t xml:space="preserve"> Drive cap is hit.</w:t>
-      </w:r>
-    </w:p>
-    <w:p>
-      <w:pPr>
-        <w:pStyle w:val="ListBullet"/>
-      </w:pPr>
-      <w:r>
-        <w:rPr>
-          <w:b/>
-        </w:rPr>
-        <w:t>Gmail threads</w:t>
-      </w:r>
-      <w:r>
-        <w:t xml:space="preserve"> — largest first, until the </w:t>
-      </w:r>
-      <w:r>
-        <w:rPr>
-          <w:b/>
-        </w:rPr>
-        <w:t>~10–15GB</w:t>
-      </w:r>
-      <w:r>
-        <w:t xml:space="preserve"> cap (default 12.5GB) is hit. Grouped into </w:t>
-      </w:r>
-      <w:r>
-        <w:rPr>
-          <w:b/>
-        </w:rPr>
-        <w:t>whole threads</w:t>
-      </w:r>
-      <w:r>
-        <w:t xml:space="preserve"> before selection — a thread is included or skipped as one unit, so a thread never gets split across the include/exclude line.</w:t>
-      </w:r>
-    </w:p>
-    <w:p>
-      <w:pPr>
-        <w:pStyle w:val="ListBullet"/>
-      </w:pPr>
-      <w:r>
-        <w:rPr>
-          <w:b/>
-        </w:rPr>
-        <w:t>Google-native Docs/Sheets/Slides</w:t>
-      </w:r>
-      <w:r>
-        <w:t xml:space="preserve"> — these have no fixed byte size, so they can't be size-ranked. Instead each type gets its own fixed count, most-recently-modified first, </w:t>
-      </w:r>
-      <w:r>
-        <w:rPr>
-          <w:b/>
-        </w:rPr>
-        <w:t>on top of</w:t>
-      </w:r>
-      <w:r>
-        <w:t xml:space="preserve"> (not counted against) the 15GB Drive cap:</w:t>
-      </w:r>
-    </w:p>
-    <w:p>
-      <w:r>
-        <w:t xml:space="preserve">- </w:t>
-      </w:r>
-      <w:r>
-        <w:rPr>
-          <w:b/>
-        </w:rPr>
-        <w:t>Google Sheets:</w:t>
-      </w:r>
-      <w:r>
-        <w:t xml:space="preserve"> 350</w:t>
-      </w:r>
-    </w:p>
-    <w:p>
-      <w:r>
-        <w:t xml:space="preserve">- </w:t>
-      </w:r>
-      <w:r>
-        <w:rPr>
-          <w:b/>
-        </w:rPr>
-        <w:t>Google Docs:</w:t>
-      </w:r>
-      <w:r>
-        <w:t xml:space="preserve"> 300</w:t>
-      </w:r>
-    </w:p>
-    <w:p>
-      <w:r>
-        <w:t xml:space="preserve">- </w:t>
-      </w:r>
-      <w:r>
-        <w:rPr>
-          <w:b/>
-        </w:rPr>
-        <w:t>Google Slides:</w:t>
-      </w:r>
-      <w:r>
-        <w:t xml:space="preserve"> 150</w:t>
-      </w:r>
-    </w:p>
-    <w:p>
-      <w:r>
-        <w:rPr>
-          <w:b/>
-        </w:rPr>
-        <w:t>In Workspace mode specifically</w:t>
-      </w:r>
-      <w:r>
-        <w:t>, every rule above is applied *per account* first, so one account can't crowd out everyone else — but Drive and Gmail use different fairness strategies:</w:t>
-      </w:r>
-    </w:p>
-    <w:p>
-      <w:pPr>
-        <w:pStyle w:val="ListBullet"/>
-      </w:pPr>
-      <w:r>
-        <w:rPr>
-          <w:b/>
-        </w:rPr>
-        <w:t>Binary files (Drive):</w:t>
-      </w:r>
-      <w:r>
-        <w:t xml:space="preserve"> every account is guaranteed a small minimal slice of the 15GB cap first — no account with data is ever fully shut out, even if its files are large and don't neatly fit a proportional share. Whatever's left of the cap is then filled in </w:t>
-      </w:r>
-      <w:r>
-        <w:rPr>
-          <w:b/>
-        </w:rPr>
-        <w:t>priority order</w:t>
-      </w:r>
-      <w:r>
-        <w:t xml:space="preserve"> (accounts with more data going first each round) until the cap is used up. In the typical case this means bigger accounts end up with proportionally more; in rare cases (very few accounts, or a cap barely bigger than one account's smallest file) the guarantee can cost a big account a bit of its edge — that trade-off is intentional so nobody gets zero.</w:t>
-      </w:r>
-    </w:p>
-    <w:p>
-      <w:pPr>
-        <w:pStyle w:val="ListBullet"/>
-      </w:pPr>
-      <w:r>
-        <w:rPr>
-          <w:b/>
-        </w:rPr>
-        <w:t>Gmail threads:</w:t>
-      </w:r>
-      <w:r>
-        <w:t xml:space="preserve"> the 12.5GB cap is split </w:t>
-      </w:r>
-      <w:r>
-        <w:rPr>
-          <w:b/>
-        </w:rPr>
-        <w:t>equally</w:t>
-      </w:r>
-      <w:r>
-        <w:t xml:space="preserve"> across accounts (not weighted by how much data each account has) — every account gets the same nominal share. If a share can't be filled exactly (an account's threads don't fit its slice evenly), the leftover is reclaimed and reused so the full cap still gets used — this can let an account end up with a bit more than its nominal equal share, the same full-utilization trade-off as Drive's guarantee.</w:t>
-      </w:r>
-    </w:p>
-    <w:p>
-      <w:pPr>
-        <w:pStyle w:val="ListBullet"/>
-      </w:pPr>
-      <w:r>
-        <w:rPr>
-          <w:b/>
-        </w:rPr>
-        <w:t>Native Sheets/Docs/Slides:</w:t>
-      </w:r>
-      <w:r>
-        <w:t xml:space="preserve"> every account is guaranteed its own baseline first (most-recently-modified) — </w:t>
-      </w:r>
-      <w:r>
-        <w:rPr>
-          <w:b/>
-        </w:rPr>
-        <w:t>30 Sheets, 40 Docs, 20 Slides per account</w:t>
-      </w:r>
-      <w:r>
-        <w:t xml:space="preserve"> by default. If that guaranteed total is still under the overall target (350/300/150), the remainder is topped up with the next most-recently-modified files from anywhere in the Workspace. The per-account guarantee is never trimmed back down, so with enough accounts the final total can end up above the overall target — that's expected.</w:t>
-      </w:r>
-    </w:p>
-    <w:p>
-      <w:r>
-        <w:t>In My Drive mode there's only one account, so all of this simplifies back to plain global behavior.</w:t>
-      </w:r>
-    </w:p>
-    <w:p>
-      <w:pPr>
-        <w:pStyle w:val="Heading2"/>
-      </w:pPr>
-      <w:r>
-        <w:t>Prerequisite for Workspace mode: Service Account + Domain-Wide Delegation</w:t>
-      </w:r>
-    </w:p>
-    <w:p>
-      <w:r>
-        <w:t>Skip this whole box for My Drive mode — nothing extra is needed there beyond Part 3/4.</w:t>
-      </w:r>
-    </w:p>
-    <w:p>
-      <w:r>
-        <w:rPr>
-          <w:b/>
-        </w:rPr>
-        <w:t>Two different people are usually involved here</w:t>
-      </w:r>
-      <w:r>
-        <w:t xml:space="preserve"> — don't assume one person needs to do all of this:</w:t>
-      </w:r>
-    </w:p>
-    <w:p>
-      <w:pPr>
-        <w:pStyle w:val="ListBullet"/>
-      </w:pPr>
-      <w:r>
-        <w:rPr>
-          <w:b/>
-        </w:rPr>
-        <w:t>The operator</w:t>
-      </w:r>
-      <w:r>
-        <w:t xml:space="preserve"> (whoever is running this extraction — often an external vendor, not the client's own staff) does almost everything below: creates the Service Account, gets its Client ID, enables the APIs. A regular Google account with access to *any* Google Cloud project is enough — no special access to the target Workspace is needed for this part.</w:t>
-      </w:r>
-    </w:p>
-    <w:p>
-      <w:pPr>
-        <w:pStyle w:val="ListBullet"/>
-      </w:pPr>
-      <w:r>
-        <w:rPr>
-          <w:b/>
-        </w:rPr>
-        <w:t>The target Workspace's own super-admin</w:t>
-      </w:r>
-      <w:r>
-        <w:t xml:space="preserve"> (the client's IT admin) is the </w:t>
-      </w:r>
-      <w:r>
-        <w:rPr>
-          <w:b/>
-        </w:rPr>
-        <w:t>only</w:t>
-      </w:r>
-      <w:r>
-        <w:t xml:space="preserve"> person who can do step 4 — it happens inside admin.google.com for that specific Workspace, which an outside operator has no access to. The operator sends them the Client ID (never the JSON key file — that stays private) and asks them to authorize it.</w:t>
-      </w:r>
-    </w:p>
-    <w:p>
-      <w:r>
-        <w:rPr>
-          <w:b/>
-        </w:rPr>
-        <w:t>Done by the operator (~5 minutes):</w:t>
-      </w:r>
-    </w:p>
-    <w:p>
-      <w:pPr>
-        <w:pStyle w:val="ListNumber"/>
-      </w:pPr>
-      <w:r>
-        <w:rPr>
-          <w:b/>
-        </w:rPr>
-        <w:t>Create a Service Account</w:t>
-      </w:r>
-      <w:r>
-        <w:t xml:space="preserve"> — [Google Cloud Console](https://console.cloud.google.com/) → a project you control (this can be the same project from Part 3, or a separate one — either works) → </w:t>
-      </w:r>
-      <w:r>
-        <w:rPr>
-          <w:b/>
-        </w:rPr>
-        <w:t>IAM &amp; Admin</w:t>
-      </w:r>
-      <w:r>
-        <w:t xml:space="preserve"> → </w:t>
-      </w:r>
-      <w:r>
-        <w:rPr>
-          <w:b/>
-        </w:rPr>
-        <w:t>Service Accounts</w:t>
-      </w:r>
-      <w:r>
-        <w:t xml:space="preserve"> → </w:t>
-      </w:r>
-      <w:r>
-        <w:rPr>
-          <w:b/>
-        </w:rPr>
-        <w:t>Create Service Account</w:t>
-      </w:r>
-      <w:r>
-        <w:t xml:space="preserve"> → give it any name (e.g. inventory-scanner) → </w:t>
-      </w:r>
-      <w:r>
-        <w:rPr>
-          <w:b/>
-        </w:rPr>
-        <w:t>Create and Continue</w:t>
-      </w:r>
-      <w:r>
-        <w:t xml:space="preserve"> → </w:t>
-      </w:r>
-      <w:r>
-        <w:rPr>
-          <w:b/>
-        </w:rPr>
-        <w:t>Done</w:t>
-      </w:r>
-      <w:r>
-        <w:t>.</w:t>
-      </w:r>
-    </w:p>
-    <w:p>
-      <w:pPr>
-        <w:pStyle w:val="ListNumber"/>
-      </w:pPr>
-      <w:r>
-        <w:t xml:space="preserve">Click the service account → </w:t>
-      </w:r>
-      <w:r>
-        <w:rPr>
-          <w:b/>
-        </w:rPr>
-        <w:t>Keys</w:t>
-      </w:r>
-      <w:r>
-        <w:t xml:space="preserve"> tab → </w:t>
-      </w:r>
-      <w:r>
-        <w:rPr>
-          <w:b/>
-        </w:rPr>
-        <w:t>Add Key</w:t>
-      </w:r>
-      <w:r>
-        <w:t xml:space="preserve"> → </w:t>
-      </w:r>
-      <w:r>
-        <w:rPr>
-          <w:b/>
-        </w:rPr>
-        <w:t>Create new key</w:t>
-      </w:r>
-      <w:r>
-        <w:t xml:space="preserve"> → </w:t>
-      </w:r>
-      <w:r>
-        <w:rPr>
-          <w:b/>
-        </w:rPr>
-        <w:t>JSON</w:t>
-      </w:r>
-      <w:r>
-        <w:t>. The file downloads automatically — save it somewhere safe. This file is a credential — treat it like a password.</w:t>
-      </w:r>
-    </w:p>
-    <w:p>
-      <w:pPr>
-        <w:pStyle w:val="ListNumber"/>
-      </w:pPr>
-      <w:r>
-        <w:t xml:space="preserve">Still on the service account page → </w:t>
-      </w:r>
-      <w:r>
-        <w:rPr>
-          <w:b/>
-        </w:rPr>
-        <w:t>Details</w:t>
-      </w:r>
-      <w:r>
-        <w:t xml:space="preserve"> tab → expand </w:t>
-      </w:r>
-      <w:r>
-        <w:rPr>
-          <w:b/>
-        </w:rPr>
-        <w:t>Advanced settings</w:t>
-      </w:r>
-      <w:r>
-        <w:t xml:space="preserve"> → copy the </w:t>
-      </w:r>
-      <w:r>
-        <w:rPr>
-          <w:b/>
-        </w:rPr>
-        <w:t>Client ID</w:t>
-      </w:r>
-      <w:r>
-        <w:t xml:space="preserve"> (a long number) → turn on </w:t>
-      </w:r>
-      <w:r>
-        <w:rPr>
-          <w:b/>
-        </w:rPr>
-        <w:t>Domain-wide delegation</w:t>
-      </w:r>
-      <w:r>
-        <w:t xml:space="preserve"> if there's a checkbox for it.</w:t>
-      </w:r>
-    </w:p>
-    <w:p>
-      <w:pPr>
-        <w:pStyle w:val="ListNumber"/>
-      </w:pPr>
-      <w:r>
-        <w:rPr>
-          <w:b/>
-        </w:rPr>
-        <w:t>Enable the APIs</w:t>
-      </w:r>
-      <w:r>
-        <w:t xml:space="preserve"> — Cloud Console → </w:t>
-      </w:r>
-      <w:r>
-        <w:rPr>
-          <w:b/>
-        </w:rPr>
-        <w:t>APIs &amp; Services</w:t>
-      </w:r>
-      <w:r>
-        <w:t xml:space="preserve"> → </w:t>
-      </w:r>
-      <w:r>
-        <w:rPr>
-          <w:b/>
-        </w:rPr>
-        <w:t>Library</w:t>
-      </w:r>
-      <w:r>
-        <w:t xml:space="preserve"> → enable </w:t>
-      </w:r>
-      <w:r>
-        <w:rPr>
-          <w:b/>
-        </w:rPr>
-        <w:t>Google Drive API</w:t>
-      </w:r>
-      <w:r>
-        <w:t xml:space="preserve">, </w:t>
-      </w:r>
-      <w:r>
-        <w:rPr>
-          <w:b/>
-        </w:rPr>
-        <w:t>Admin SDK API</w:t>
-      </w:r>
-      <w:r>
-        <w:t xml:space="preserve">, and </w:t>
-      </w:r>
-      <w:r>
-        <w:rPr>
-          <w:b/>
-        </w:rPr>
-        <w:t>Gmail API</w:t>
-      </w:r>
-      <w:r>
-        <w:t xml:space="preserve"> (in the same project as the service account).</w:t>
-      </w:r>
-    </w:p>
-    <w:p>
-      <w:pPr>
-        <w:pStyle w:val="ListNumber"/>
-      </w:pPr>
-      <w:r>
-        <w:t xml:space="preserve">Send just the </w:t>
-      </w:r>
-      <w:r>
-        <w:rPr>
-          <w:b/>
-        </w:rPr>
-        <w:t>Client ID</w:t>
-      </w:r>
-      <w:r>
-        <w:t xml:space="preserve"> to the target Workspace's super-admin, and ask them to do the next step.</w:t>
-      </w:r>
-    </w:p>
-    <w:p>
-      <w:r>
-        <w:rPr>
-          <w:b/>
-        </w:rPr>
-        <w:t>Done by the target Workspace's super-admin</w:t>
-      </w:r>
-      <w:r>
-        <w:t xml:space="preserve"> (a different Google account/organization than the operator, if this is a client engagement):</w:t>
-      </w:r>
-    </w:p>
-    <w:p>
-      <w:pPr>
-        <w:pStyle w:val="ListNumber"/>
-      </w:pPr>
-      <w:r>
-        <w:rPr>
-          <w:b/>
-        </w:rPr>
-        <w:t>Authorize the scopes</w:t>
-      </w:r>
-      <w:r>
-        <w:t xml:space="preserve"> — go to [admin.google.com](https://admin.google.com) → </w:t>
-      </w:r>
-      <w:r>
-        <w:rPr>
-          <w:b/>
-        </w:rPr>
-        <w:t>Security</w:t>
-      </w:r>
-      <w:r>
-        <w:t xml:space="preserve"> → </w:t>
-      </w:r>
-      <w:r>
-        <w:rPr>
-          <w:b/>
-        </w:rPr>
-        <w:t>Access and data control</w:t>
-      </w:r>
-      <w:r>
-        <w:t xml:space="preserve"> → </w:t>
-      </w:r>
-      <w:r>
-        <w:rPr>
-          <w:b/>
-        </w:rPr>
-        <w:t>API controls</w:t>
-      </w:r>
-      <w:r>
-        <w:t xml:space="preserve"> → </w:t>
-      </w:r>
-      <w:r>
-        <w:rPr>
-          <w:b/>
-        </w:rPr>
-        <w:t>Manage Domain Wide Delegation</w:t>
-      </w:r>
-      <w:r>
-        <w:t xml:space="preserve"> → </w:t>
-      </w:r>
-      <w:r>
-        <w:rPr>
-          <w:b/>
-        </w:rPr>
-        <w:t>Add new</w:t>
-      </w:r>
-      <w:r>
-        <w:t xml:space="preserve"> → paste the Client ID the operator sent you and add these three scopes (comma-separated):</w:t>
-      </w:r>
-    </w:p>
-    <w:p>
-      <w:r>
-        <w:t xml:space="preserve">   https://www.googleapis.com/auth/drive.readonly,https://www.googleapis.com/auth/admin.directory.user.readonly,https://www.googleapis.com/auth/gmail.readonly</w:t>
-      </w:r>
-    </w:p>
-    <w:p>
-      <w:r>
-        <w:t xml:space="preserve">→ </w:t>
-      </w:r>
-      <w:r>
-        <w:rPr>
-          <w:b/>
-        </w:rPr>
-        <w:t>Authorise</w:t>
-      </w:r>
-      <w:r>
-        <w:t>. Propagation can take a few minutes — if the first run fails with unauthorized_client or access_denied, wait 5–10 minutes and retry.</w:t>
-      </w:r>
-    </w:p>
-    <w:p>
-      <w:r>
-        <w:rPr>
-          <w:b/>
-        </w:rPr>
-        <w:t>Back to the operator, once step 6 is confirmed authorized:</w:t>
-      </w:r>
-    </w:p>
-    <w:p>
-      <w:pPr>
-        <w:pStyle w:val="ListNumber"/>
-      </w:pPr>
-      <w:r>
-        <w:t>Run the wizard to save the credentials:</w:t>
-      </w:r>
-    </w:p>
-    <w:p>
-      <w:r>
-        <w:t xml:space="preserve">   python setup.py</w:t>
-      </w:r>
-    </w:p>
-    <w:p>
-      <w:r>
-        <w:t>When it asks Set up Service Account for full workspace scan? (y/n), type y, paste the path to the service account JSON key from step 2, and paste the target Workspace's super-admin email (e.g. admin@yourdomain.com — a real Workspace user, not the service account's own email).</w:t>
-      </w:r>
-    </w:p>
-    <w:p>
-      <w:pPr>
-        <w:pStyle w:val="Heading2"/>
-      </w:pPr>
-      <w:r>
-        <w:t>Run it</w:t>
-      </w:r>
-    </w:p>
-    <w:p>
-      <w:r>
-        <w:t>Workspace-wide:</w:t>
-      </w:r>
-    </w:p>
-    <w:p>
-      <w:r>
-        <w:t>python tools/build_quality_sample.py \</w:t>
-      </w:r>
-      <w:r>
-        <w:br/>
-      </w:r>
-      <w:r>
-        <w:t xml:space="preserve">  --service-account ~/Downloads/service_account.json \</w:t>
-      </w:r>
-      <w:r>
-        <w:br/>
-      </w:r>
-      <w:r>
-        <w:t xml:space="preserve">  --admin-email admin@yourdomain.com</w:t>
-      </w:r>
-    </w:p>
-    <w:p>
-      <w:r>
-        <w:t>Just a few specific accounts in the Workspace, instead of everyone:</w:t>
-      </w:r>
-    </w:p>
-    <w:p>
-      <w:r>
-        <w:t>python tools/build_quality_sample.py \</w:t>
-      </w:r>
-      <w:r>
-        <w:br/>
-      </w:r>
-      <w:r>
-        <w:t xml:space="preserve">  --service-account ~/Downloads/service_account.json \</w:t>
-      </w:r>
-      <w:r>
-        <w:br/>
-      </w:r>
-      <w:r>
-        <w:t xml:space="preserve">  --admin-email admin@yourdomain.com \</w:t>
-      </w:r>
-      <w:r>
-        <w:br/>
-      </w:r>
-      <w:r>
-        <w:t xml:space="preserve">  --users alice@yourdomain.com bob@yourdomain.com</w:t>
-      </w:r>
-    </w:p>
-    <w:p>
-      <w:r>
-        <w:t>Only things dated before a cutoff (e.g. everything before this year):</w:t>
-      </w:r>
-    </w:p>
-    <w:p>
-      <w:r>
-        <w:t>python tools/build_quality_sample.py \</w:t>
-      </w:r>
-      <w:r>
-        <w:br/>
-      </w:r>
-      <w:r>
-        <w:t xml:space="preserve">  --service-account ~/Downloads/service_account.json \</w:t>
-      </w:r>
-      <w:r>
-        <w:br/>
-      </w:r>
-      <w:r>
-        <w:t xml:space="preserve">  --admin-email admin@yourdomain.com \</w:t>
-      </w:r>
-      <w:r>
-        <w:br/>
-      </w:r>
-      <w:r>
-        <w:t xml:space="preserve">  --before 2026-01-01</w:t>
-      </w:r>
-    </w:p>
-    <w:p>
-      <w:r>
-        <w:t>A huge Workspace, scanning each account in batches and stopping early once there's enough:</w:t>
-      </w:r>
-    </w:p>
-    <w:p>
-      <w:r>
-        <w:t>python tools/build_quality_sample.py \</w:t>
-      </w:r>
-      <w:r>
-        <w:br/>
-      </w:r>
-      <w:r>
-        <w:t xml:space="preserve">  --service-account ~/Downloads/service_account.json \</w:t>
-      </w:r>
-      <w:r>
-        <w:br/>
-      </w:r>
-      <w:r>
-        <w:t xml:space="preserve">  --admin-email admin@yourdomain.com \</w:t>
-      </w:r>
-      <w:r>
-        <w:br/>
-      </w:r>
-      <w:r>
-        <w:t xml:space="preserve">  --folders-per-round 1000</w:t>
-      </w:r>
-    </w:p>
-    <w:p>
-      <w:r>
-        <w:t>Just your own Drive + Gmail:</w:t>
-      </w:r>
-    </w:p>
-    <w:p>
-      <w:r>
-        <w:t>python tools/build_quality_sample.py</w:t>
-      </w:r>
-    </w:p>
-    <w:p>
-      <w:r>
-        <w:t>This can take a while for a large Workspace — it caches scan progress under out/ (*.drive_scan_cache.jsonl, gmail_ids__*.txt), so re-running the same command resumes rather than rescanning from zero.</w:t>
-      </w:r>
-    </w:p>
-    <w:p>
-      <w:pPr>
-        <w:pStyle w:val="Heading2"/>
-      </w:pPr>
-      <w:r>
-        <w:t>Optional flags</w:t>
+        <w:t>Caps / selection (defaults)</w:t>
       </w:r>
     </w:p>
     <w:tbl>
@@ -1815,16 +1178,813 @@
         <w:tblLook w:firstColumn="1" w:firstRow="1" w:lastColumn="0" w:lastRow="0" w:noHBand="0" w:noVBand="1" w:val="04A0"/>
       </w:tblPr>
       <w:tblGrid>
-        <w:gridCol w:w="2880"/>
-        <w:gridCol w:w="2880"/>
-        <w:gridCol w:w="2880"/>
+        <w:gridCol w:w="4896"/>
+        <w:gridCol w:w="4896"/>
       </w:tblGrid>
       <w:tr>
         <w:tc>
           <w:tcPr>
-            <w:tcW w:type="dxa" w:w="2880"/>
+            <w:tcW w:type="dxa" w:w="4896"/>
           </w:tcPr>
           <w:p>
+            <w:r>
+              <w:rPr>
+                <w:b/>
+              </w:rPr>
+            </w:r>
+            <w:r>
+              <w:rPr>
+                <w:b/>
+              </w:rPr>
+              <w:t>Source</w:t>
+            </w:r>
+          </w:p>
+        </w:tc>
+        <w:tc>
+          <w:tcPr>
+            <w:tcW w:type="dxa" w:w="4896"/>
+          </w:tcPr>
+          <w:p>
+            <w:r>
+              <w:rPr>
+                <w:b/>
+              </w:rPr>
+            </w:r>
+            <w:r>
+              <w:rPr>
+                <w:b/>
+              </w:rPr>
+              <w:t>Rule</w:t>
+            </w:r>
+          </w:p>
+        </w:tc>
+      </w:tr>
+      <w:tr>
+        <w:tc>
+          <w:tcPr>
+            <w:tcW w:type="dxa" w:w="4896"/>
+          </w:tcPr>
+          <w:p>
+            <w:r/>
+            <w:r>
+              <w:t>Binary Drive files</w:t>
+            </w:r>
+          </w:p>
+        </w:tc>
+        <w:tc>
+          <w:tcPr>
+            <w:tcW w:type="dxa" w:w="4896"/>
+          </w:tcPr>
+          <w:p>
+            <w:r/>
+            <w:r>
+              <w:t xml:space="preserve">Largest first, up to </w:t>
+            </w:r>
+            <w:r>
+              <w:rPr>
+                <w:b/>
+              </w:rPr>
+              <w:t>15GB</w:t>
+            </w:r>
+          </w:p>
+        </w:tc>
+      </w:tr>
+      <w:tr>
+        <w:tc>
+          <w:tcPr>
+            <w:tcW w:type="dxa" w:w="4896"/>
+          </w:tcPr>
+          <w:p>
+            <w:r/>
+            <w:r>
+              <w:t>Gmail threads</w:t>
+            </w:r>
+          </w:p>
+        </w:tc>
+        <w:tc>
+          <w:tcPr>
+            <w:tcW w:type="dxa" w:w="4896"/>
+          </w:tcPr>
+          <w:p>
+            <w:r/>
+            <w:r>
+              <w:t xml:space="preserve">Whole threads, largest first, up to </w:t>
+            </w:r>
+            <w:r>
+              <w:rPr>
+                <w:b/>
+              </w:rPr>
+              <w:t>12.5GB</w:t>
+            </w:r>
+          </w:p>
+        </w:tc>
+      </w:tr>
+      <w:tr>
+        <w:tc>
+          <w:tcPr>
+            <w:tcW w:type="dxa" w:w="4896"/>
+          </w:tcPr>
+          <w:p>
+            <w:r/>
+            <w:r>
+              <w:t>Google Sheets</w:t>
+            </w:r>
+          </w:p>
+        </w:tc>
+        <w:tc>
+          <w:tcPr>
+            <w:tcW w:type="dxa" w:w="4896"/>
+          </w:tcPr>
+          <w:p>
+            <w:r/>
+            <w:r>
+              <w:t>350 (most recent)</w:t>
+            </w:r>
+          </w:p>
+        </w:tc>
+      </w:tr>
+      <w:tr>
+        <w:tc>
+          <w:tcPr>
+            <w:tcW w:type="dxa" w:w="4896"/>
+          </w:tcPr>
+          <w:p>
+            <w:r/>
+            <w:r>
+              <w:t>Google Docs</w:t>
+            </w:r>
+          </w:p>
+        </w:tc>
+        <w:tc>
+          <w:tcPr>
+            <w:tcW w:type="dxa" w:w="4896"/>
+          </w:tcPr>
+          <w:p>
+            <w:r/>
+            <w:r>
+              <w:t>300 (most recent)</w:t>
+            </w:r>
+          </w:p>
+        </w:tc>
+      </w:tr>
+      <w:tr>
+        <w:tc>
+          <w:tcPr>
+            <w:tcW w:type="dxa" w:w="4896"/>
+          </w:tcPr>
+          <w:p>
+            <w:r/>
+            <w:r>
+              <w:t>Google Slides</w:t>
+            </w:r>
+          </w:p>
+        </w:tc>
+        <w:tc>
+          <w:tcPr>
+            <w:tcW w:type="dxa" w:w="4896"/>
+          </w:tcPr>
+          <w:p>
+            <w:r/>
+            <w:r>
+              <w:t>150 (most recent)</w:t>
+            </w:r>
+          </w:p>
+        </w:tc>
+      </w:tr>
+    </w:tbl>
+    <w:p/>
+    <w:p>
+      <w:r>
+        <w:t xml:space="preserve">Native Docs/Sheets/Slides sit </w:t>
+      </w:r>
+      <w:r>
+        <w:rPr>
+          <w:b/>
+        </w:rPr>
+        <w:t>on top of</w:t>
+      </w:r>
+      <w:r>
+        <w:t xml:space="preserve"> the 15GB binary cap.</w:t>
+      </w:r>
+    </w:p>
+    <w:p>
+      <w:pPr>
+        <w:pStyle w:val="Heading2"/>
+      </w:pPr>
+      <w:r>
+        <w:t>5A — My Drive only (no Service Account)</w:t>
+      </w:r>
+    </w:p>
+    <w:p>
+      <w:pPr>
+        <w:spacing w:before="80" w:after="80"/>
+        <w:ind w:left="216"/>
+        <w:shd w:fill="F3F4F6" w:val="clear"/>
+      </w:pPr>
+      <w:r>
+        <w:rPr>
+          <w:rFonts w:ascii="Consolas" w:hAnsi="Consolas"/>
+          <w:sz w:val="18"/>
+        </w:rPr>
+        <w:t>python tools/build_quality_sample.py</w:t>
+      </w:r>
+    </w:p>
+    <w:p>
+      <w:pPr>
+        <w:pStyle w:val="Heading2"/>
+      </w:pPr>
+      <w:r>
+        <w:t>5B — Whole Workspace (Service Account + Domain-Wide Delegation)</w:t>
+      </w:r>
+    </w:p>
+    <w:p>
+      <w:r>
+        <w:rPr>
+          <w:b/>
+        </w:rPr>
+        <w:t>Operator — create Service Account</w:t>
+      </w:r>
+    </w:p>
+    <w:p>
+      <w:pPr>
+        <w:pStyle w:val="ListNumber"/>
+      </w:pPr>
+      <w:r>
+        <w:t xml:space="preserve">[Google Cloud Console](https://console.cloud.google.com/) → project (can reuse Part 3) → </w:t>
+      </w:r>
+      <w:r>
+        <w:rPr>
+          <w:b/>
+        </w:rPr>
+        <w:t>IAM &amp; Admin</w:t>
+      </w:r>
+      <w:r>
+        <w:t xml:space="preserve"> → </w:t>
+      </w:r>
+      <w:r>
+        <w:rPr>
+          <w:b/>
+        </w:rPr>
+        <w:t>Service Accounts</w:t>
+      </w:r>
+      <w:r>
+        <w:t xml:space="preserve"> → </w:t>
+      </w:r>
+      <w:r>
+        <w:rPr>
+          <w:b/>
+        </w:rPr>
+        <w:t>Create Service Account</w:t>
+      </w:r>
+      <w:r>
+        <w:t xml:space="preserve"> → name → </w:t>
+      </w:r>
+      <w:r>
+        <w:rPr>
+          <w:b/>
+        </w:rPr>
+        <w:t>Done</w:t>
+      </w:r>
+      <w:r>
+        <w:t>.</w:t>
+      </w:r>
+    </w:p>
+    <w:p>
+      <w:pPr>
+        <w:pStyle w:val="ListNumber"/>
+      </w:pPr>
+      <w:r>
+        <w:t xml:space="preserve">Service account → </w:t>
+      </w:r>
+      <w:r>
+        <w:rPr>
+          <w:b/>
+        </w:rPr>
+        <w:t>Keys</w:t>
+      </w:r>
+      <w:r>
+        <w:t xml:space="preserve"> → </w:t>
+      </w:r>
+      <w:r>
+        <w:rPr>
+          <w:b/>
+        </w:rPr>
+        <w:t>Add Key</w:t>
+      </w:r>
+      <w:r>
+        <w:t xml:space="preserve"> → </w:t>
+      </w:r>
+      <w:r>
+        <w:rPr>
+          <w:b/>
+        </w:rPr>
+        <w:t>Create new key</w:t>
+      </w:r>
+      <w:r>
+        <w:t xml:space="preserve"> → </w:t>
+      </w:r>
+      <w:r>
+        <w:rPr>
+          <w:b/>
+        </w:rPr>
+        <w:t>JSON</w:t>
+      </w:r>
+      <w:r>
+        <w:t xml:space="preserve"> → save the file.</w:t>
+      </w:r>
+    </w:p>
+    <w:p>
+      <w:pPr>
+        <w:pStyle w:val="ListNumber"/>
+      </w:pPr>
+      <w:r>
+        <w:rPr>
+          <w:b/>
+        </w:rPr>
+        <w:t>Details</w:t>
+      </w:r>
+      <w:r>
+        <w:t xml:space="preserve"> → </w:t>
+      </w:r>
+      <w:r>
+        <w:rPr>
+          <w:b/>
+        </w:rPr>
+        <w:t>Advanced settings</w:t>
+      </w:r>
+      <w:r>
+        <w:t xml:space="preserve"> → copy </w:t>
+      </w:r>
+      <w:r>
+        <w:rPr>
+          <w:b/>
+        </w:rPr>
+        <w:t>Client ID</w:t>
+      </w:r>
+      <w:r>
+        <w:t xml:space="preserve"> → enable Domain-wide delegation if shown.</w:t>
+      </w:r>
+    </w:p>
+    <w:p>
+      <w:pPr>
+        <w:pStyle w:val="ListNumber"/>
+      </w:pPr>
+      <w:r>
+        <w:rPr>
+          <w:b/>
+        </w:rPr>
+        <w:t>APIs &amp; Services</w:t>
+      </w:r>
+      <w:r>
+        <w:t xml:space="preserve"> → </w:t>
+      </w:r>
+      <w:r>
+        <w:rPr>
+          <w:b/>
+        </w:rPr>
+        <w:t>Library</w:t>
+      </w:r>
+      <w:r>
+        <w:t xml:space="preserve"> → enable </w:t>
+      </w:r>
+      <w:r>
+        <w:rPr>
+          <w:b/>
+        </w:rPr>
+        <w:t>Google Drive API</w:t>
+      </w:r>
+      <w:r>
+        <w:t xml:space="preserve">, </w:t>
+      </w:r>
+      <w:r>
+        <w:rPr>
+          <w:b/>
+        </w:rPr>
+        <w:t>Admin SDK API</w:t>
+      </w:r>
+      <w:r>
+        <w:t xml:space="preserve">, </w:t>
+      </w:r>
+      <w:r>
+        <w:rPr>
+          <w:b/>
+        </w:rPr>
+        <w:t>Gmail API</w:t>
+      </w:r>
+      <w:r>
+        <w:t>.</w:t>
+      </w:r>
+    </w:p>
+    <w:p>
+      <w:pPr>
+        <w:pStyle w:val="ListNumber"/>
+      </w:pPr>
+      <w:r>
+        <w:t xml:space="preserve">Send only the </w:t>
+      </w:r>
+      <w:r>
+        <w:rPr>
+          <w:b/>
+        </w:rPr>
+        <w:t>Client ID</w:t>
+      </w:r>
+      <w:r>
+        <w:t xml:space="preserve"> to the Workspace super-admin (not the JSON key).</w:t>
+      </w:r>
+    </w:p>
+    <w:p>
+      <w:r>
+        <w:rPr>
+          <w:b/>
+        </w:rPr>
+        <w:t>Workspace super-admin — authorize</w:t>
+      </w:r>
+    </w:p>
+    <w:p>
+      <w:pPr>
+        <w:pStyle w:val="ListNumber"/>
+      </w:pPr>
+      <w:r>
+        <w:t xml:space="preserve">[admin.google.com](https://admin.google.com) → </w:t>
+      </w:r>
+      <w:r>
+        <w:rPr>
+          <w:b/>
+        </w:rPr>
+        <w:t>Security</w:t>
+      </w:r>
+      <w:r>
+        <w:t xml:space="preserve"> → </w:t>
+      </w:r>
+      <w:r>
+        <w:rPr>
+          <w:b/>
+        </w:rPr>
+        <w:t>Access and data control</w:t>
+      </w:r>
+      <w:r>
+        <w:t xml:space="preserve"> → </w:t>
+      </w:r>
+      <w:r>
+        <w:rPr>
+          <w:b/>
+        </w:rPr>
+        <w:t>API controls</w:t>
+      </w:r>
+      <w:r>
+        <w:t xml:space="preserve"> → </w:t>
+      </w:r>
+      <w:r>
+        <w:rPr>
+          <w:b/>
+        </w:rPr>
+        <w:t>Manage Domain Wide Delegation</w:t>
+      </w:r>
+      <w:r>
+        <w:t xml:space="preserve"> → </w:t>
+      </w:r>
+      <w:r>
+        <w:rPr>
+          <w:b/>
+        </w:rPr>
+        <w:t>Add new</w:t>
+      </w:r>
+      <w:r>
+        <w:t xml:space="preserve"> → paste Client ID + scopes:</w:t>
+      </w:r>
+    </w:p>
+    <w:p>
+      <w:pPr>
+        <w:spacing w:before="80" w:after="80"/>
+        <w:ind w:left="216"/>
+        <w:shd w:fill="F3F4F6" w:val="clear"/>
+      </w:pPr>
+      <w:r>
+        <w:rPr>
+          <w:rFonts w:ascii="Consolas" w:hAnsi="Consolas"/>
+          <w:sz w:val="18"/>
+        </w:rPr>
+        <w:t>https://www.googleapis.com/auth/drive.readonly,https://www.googleapis.com/auth/admin.directory.user.readonly,https://www.googleapis.com/auth/gmail.readonly</w:t>
+      </w:r>
+    </w:p>
+    <w:p>
+      <w:r>
+        <w:t xml:space="preserve">→ </w:t>
+      </w:r>
+      <w:r>
+        <w:rPr>
+          <w:b/>
+        </w:rPr>
+        <w:t>Authorise</w:t>
+      </w:r>
+      <w:r>
+        <w:t xml:space="preserve">. Wait 5–10 min if first run fails with </w:t>
+      </w:r>
+      <w:r>
+        <w:rPr>
+          <w:rFonts w:ascii="Consolas" w:hAnsi="Consolas"/>
+          <w:sz w:val="20"/>
+        </w:rPr>
+        <w:t>unauthorized_client</w:t>
+      </w:r>
+      <w:r>
+        <w:t>.</w:t>
+      </w:r>
+    </w:p>
+    <w:p>
+      <w:r>
+        <w:rPr>
+          <w:b/>
+        </w:rPr>
+        <w:t>Operator — save credentials</w:t>
+      </w:r>
+    </w:p>
+    <w:p>
+      <w:pPr>
+        <w:spacing w:before="80" w:after="80"/>
+        <w:ind w:left="216"/>
+        <w:shd w:fill="F3F4F6" w:val="clear"/>
+      </w:pPr>
+      <w:r>
+        <w:rPr>
+          <w:rFonts w:ascii="Consolas" w:hAnsi="Consolas"/>
+          <w:sz w:val="18"/>
+        </w:rPr>
+        <w:t>python setup.py</w:t>
+      </w:r>
+    </w:p>
+    <w:p>
+      <w:r>
+        <w:t xml:space="preserve">When asked </w:t>
+      </w:r>
+      <w:r>
+        <w:rPr>
+          <w:rFonts w:ascii="Consolas" w:hAnsi="Consolas"/>
+          <w:sz w:val="20"/>
+        </w:rPr>
+        <w:t>Set up Service Account for full workspace scan? (y/n)</w:t>
+      </w:r>
+      <w:r>
+        <w:t xml:space="preserve"> → </w:t>
+      </w:r>
+      <w:r>
+        <w:rPr>
+          <w:rFonts w:ascii="Consolas" w:hAnsi="Consolas"/>
+          <w:sz w:val="20"/>
+        </w:rPr>
+        <w:t>y</w:t>
+      </w:r>
+      <w:r>
+        <w:t xml:space="preserve"> → path to JSON key → Workspace super-admin email (e.g. </w:t>
+      </w:r>
+      <w:r>
+        <w:rPr>
+          <w:rFonts w:ascii="Consolas" w:hAnsi="Consolas"/>
+          <w:sz w:val="20"/>
+        </w:rPr>
+        <w:t>admin@yourdomain.com</w:t>
+      </w:r>
+      <w:r>
+        <w:t>).</w:t>
+      </w:r>
+    </w:p>
+    <w:p>
+      <w:r>
+        <w:rPr>
+          <w:b/>
+        </w:rPr>
+        <w:t>Run — whole Workspace (scan + transfer)</w:t>
+      </w:r>
+    </w:p>
+    <w:p>
+      <w:pPr>
+        <w:spacing w:before="80" w:after="80"/>
+        <w:ind w:left="216"/>
+        <w:shd w:fill="F3F4F6" w:val="clear"/>
+      </w:pPr>
+      <w:r>
+        <w:rPr>
+          <w:rFonts w:ascii="Consolas" w:hAnsi="Consolas"/>
+          <w:sz w:val="18"/>
+        </w:rPr>
+        <w:t>python tools/build_quality_sample.py \</w:t>
+        <w:br/>
+        <w:t xml:space="preserve">  --service-account ~/Downloads/service_account.json \</w:t>
+        <w:br/>
+        <w:t xml:space="preserve">  --admin-email admin@yourdomain.com</w:t>
+      </w:r>
+    </w:p>
+    <w:p>
+      <w:r>
+        <w:rPr>
+          <w:b/>
+        </w:rPr>
+        <w:t>Run — specific users only</w:t>
+      </w:r>
+    </w:p>
+    <w:p>
+      <w:pPr>
+        <w:spacing w:before="80" w:after="80"/>
+        <w:ind w:left="216"/>
+        <w:shd w:fill="F3F4F6" w:val="clear"/>
+      </w:pPr>
+      <w:r>
+        <w:rPr>
+          <w:rFonts w:ascii="Consolas" w:hAnsi="Consolas"/>
+          <w:sz w:val="18"/>
+        </w:rPr>
+        <w:t>python tools/build_quality_sample.py \</w:t>
+        <w:br/>
+        <w:t xml:space="preserve">  --service-account ~/Downloads/service_account.json \</w:t>
+        <w:br/>
+        <w:t xml:space="preserve">  --admin-email admin@yourdomain.com \</w:t>
+        <w:br/>
+        <w:t xml:space="preserve">  --users alice@yourdomain.com bob@yourdomain.com</w:t>
+      </w:r>
+    </w:p>
+    <w:p>
+      <w:r>
+        <w:rPr>
+          <w:b/>
+        </w:rPr>
+        <w:t>Run — only items before a date</w:t>
+      </w:r>
+    </w:p>
+    <w:p>
+      <w:pPr>
+        <w:spacing w:before="80" w:after="80"/>
+        <w:ind w:left="216"/>
+        <w:shd w:fill="F3F4F6" w:val="clear"/>
+      </w:pPr>
+      <w:r>
+        <w:rPr>
+          <w:rFonts w:ascii="Consolas" w:hAnsi="Consolas"/>
+          <w:sz w:val="18"/>
+        </w:rPr>
+        <w:t>python tools/build_quality_sample.py \</w:t>
+        <w:br/>
+        <w:t xml:space="preserve">  --service-account ~/Downloads/service_account.json \</w:t>
+        <w:br/>
+        <w:t xml:space="preserve">  --admin-email admin@yourdomain.com \</w:t>
+        <w:br/>
+        <w:t xml:space="preserve">  --before 2026-01-01</w:t>
+      </w:r>
+    </w:p>
+    <w:p>
+      <w:r>
+        <w:rPr>
+          <w:b/>
+        </w:rPr>
+        <w:t>Run — huge Workspace (faster streaming; less fairness)</w:t>
+      </w:r>
+    </w:p>
+    <w:p>
+      <w:pPr>
+        <w:spacing w:before="80" w:after="80"/>
+        <w:ind w:left="216"/>
+        <w:shd w:fill="F3F4F6" w:val="clear"/>
+      </w:pPr>
+      <w:r>
+        <w:rPr>
+          <w:rFonts w:ascii="Consolas" w:hAnsi="Consolas"/>
+          <w:sz w:val="18"/>
+        </w:rPr>
+        <w:t>python tools/build_quality_sample.py \</w:t>
+        <w:br/>
+        <w:t xml:space="preserve">  --service-account ~/Downloads/service_account.json \</w:t>
+        <w:br/>
+        <w:t xml:space="preserve">  --admin-email admin@yourdomain.com \</w:t>
+        <w:br/>
+        <w:t xml:space="preserve">  --folders-per-round 1000</w:t>
+      </w:r>
+    </w:p>
+    <w:p>
+      <w:r>
+        <w:rPr>
+          <w:b/>
+        </w:rPr>
+        <w:t>Run — manifest only (no transfer; hand off to someone else)</w:t>
+      </w:r>
+    </w:p>
+    <w:p>
+      <w:pPr>
+        <w:spacing w:before="80" w:after="80"/>
+        <w:ind w:left="216"/>
+        <w:shd w:fill="F3F4F6" w:val="clear"/>
+      </w:pPr>
+      <w:r>
+        <w:rPr>
+          <w:rFonts w:ascii="Consolas" w:hAnsi="Consolas"/>
+          <w:sz w:val="18"/>
+        </w:rPr>
+        <w:t>python tools/build_quality_sample.py \</w:t>
+        <w:br/>
+        <w:t xml:space="preserve">  --service-account ~/Downloads/service_account.json \</w:t>
+        <w:br/>
+        <w:t xml:space="preserve">  --admin-email admin@yourdomain.com \</w:t>
+        <w:br/>
+        <w:t xml:space="preserve">  --scan-only</w:t>
+      </w:r>
+    </w:p>
+    <w:p>
+      <w:r>
+        <w:rPr>
+          <w:b/>
+        </w:rPr>
+        <w:t>Force a fresh scan</w:t>
+      </w:r>
+      <w:r>
+        <w:t xml:space="preserve"> (if </w:t>
+      </w:r>
+      <w:r>
+        <w:rPr>
+          <w:rFonts w:ascii="Consolas" w:hAnsi="Consolas"/>
+          <w:sz w:val="20"/>
+        </w:rPr>
+        <w:t>out/quality_sample_manifest.json</w:t>
+      </w:r>
+      <w:r>
+        <w:t xml:space="preserve"> already exists)</w:t>
+      </w:r>
+    </w:p>
+    <w:p>
+      <w:pPr>
+        <w:spacing w:before="80" w:after="80"/>
+        <w:ind w:left="216"/>
+        <w:shd w:fill="F3F4F6" w:val="clear"/>
+      </w:pPr>
+      <w:r>
+        <w:rPr>
+          <w:rFonts w:ascii="Consolas" w:hAnsi="Consolas"/>
+          <w:sz w:val="18"/>
+        </w:rPr>
+        <w:t>python tools/build_quality_sample.py \</w:t>
+        <w:br/>
+        <w:t xml:space="preserve">  --service-account ~/Downloads/service_account.json \</w:t>
+        <w:br/>
+        <w:t xml:space="preserve">  --admin-email admin@yourdomain.com \</w:t>
+        <w:br/>
+        <w:t xml:space="preserve">  --rescan</w:t>
+      </w:r>
+    </w:p>
+    <w:p>
+      <w:r>
+        <w:t xml:space="preserve">Re-run the </w:t>
+      </w:r>
+      <w:r>
+        <w:rPr>
+          <w:b/>
+        </w:rPr>
+        <w:t>same</w:t>
+      </w:r>
+      <w:r>
+        <w:t xml:space="preserve"> command anytime to resume (scan or transfer).</w:t>
+      </w:r>
+    </w:p>
+    <w:p>
+      <w:r>
+        <w:t xml:space="preserve">If Part 5 transferred everything → skip to </w:t>
+      </w:r>
+      <w:r>
+        <w:rPr>
+          <w:b/>
+        </w:rPr>
+        <w:t>Part 7</w:t>
+      </w:r>
+      <w:r>
+        <w:t>.</w:t>
+      </w:r>
+    </w:p>
+    <w:p>
+      <w:pPr>
+        <w:pStyle w:val="Heading2"/>
+      </w:pPr>
+      <w:r>
+        <w:t>Optional flags</w:t>
+      </w:r>
+    </w:p>
+    <w:tbl>
+      <w:tblPr>
+        <w:tblStyle w:val="TableGrid"/>
+        <w:tblW w:type="auto" w:w="0"/>
+        <w:tblLook w:firstColumn="1" w:firstRow="1" w:lastColumn="0" w:lastRow="0" w:noHBand="0" w:noVBand="1" w:val="04A0"/>
+      </w:tblPr>
+      <w:tblGrid>
+        <w:gridCol w:w="3264"/>
+        <w:gridCol w:w="3264"/>
+        <w:gridCol w:w="3264"/>
+      </w:tblGrid>
+      <w:tr>
+        <w:tc>
+          <w:tcPr>
+            <w:tcW w:type="dxa" w:w="3264"/>
+          </w:tcPr>
+          <w:p>
+            <w:r>
+              <w:rPr>
+                <w:b/>
+              </w:rPr>
+            </w:r>
             <w:r>
               <w:rPr>
                 <w:b/>
@@ -1835,9 +1995,14 @@
         </w:tc>
         <w:tc>
           <w:tcPr>
-            <w:tcW w:type="dxa" w:w="2880"/>
+            <w:tcW w:type="dxa" w:w="3264"/>
           </w:tcPr>
           <w:p>
+            <w:r>
+              <w:rPr>
+                <w:b/>
+              </w:rPr>
+            </w:r>
             <w:r>
               <w:rPr>
                 <w:b/>
@@ -1848,14 +2013,19 @@
         </w:tc>
         <w:tc>
           <w:tcPr>
-            <w:tcW w:type="dxa" w:w="2880"/>
+            <w:tcW w:type="dxa" w:w="3264"/>
           </w:tcPr>
           <w:p>
             <w:r>
               <w:rPr>
                 <w:b/>
               </w:rPr>
-              <w:t>What it does</w:t>
+            </w:r>
+            <w:r>
+              <w:rPr>
+                <w:b/>
+              </w:rPr>
+              <w:t>Meaning</w:t>
             </w:r>
           </w:p>
         </w:tc>
@@ -1863,31 +2033,42 @@
       <w:tr>
         <w:tc>
           <w:tcPr>
-            <w:tcW w:type="dxa" w:w="2880"/>
+            <w:tcW w:type="dxa" w:w="3264"/>
           </w:tcPr>
           <w:p>
+            <w:r/>
             <w:r>
+              <w:rPr>
+                <w:rFonts w:ascii="Consolas" w:hAnsi="Consolas"/>
+                <w:sz w:val="20"/>
+              </w:rPr>
               <w:t>--drive-cap-gb</w:t>
             </w:r>
           </w:p>
         </w:tc>
         <w:tc>
           <w:tcPr>
-            <w:tcW w:type="dxa" w:w="2880"/>
+            <w:tcW w:type="dxa" w:w="3264"/>
           </w:tcPr>
           <w:p>
+            <w:r/>
             <w:r>
+              <w:rPr>
+                <w:rFonts w:ascii="Consolas" w:hAnsi="Consolas"/>
+                <w:sz w:val="20"/>
+              </w:rPr>
               <w:t>15</w:t>
             </w:r>
           </w:p>
         </w:tc>
         <w:tc>
           <w:tcPr>
-            <w:tcW w:type="dxa" w:w="2880"/>
+            <w:tcW w:type="dxa" w:w="3264"/>
           </w:tcPr>
           <w:p>
+            <w:r/>
             <w:r>
-              <w:t>Byte cap for binary Drive files, in GB (split across accounts by data volume in Workspace mode)</w:t>
+              <w:t>Drive binary cap (GB)</w:t>
             </w:r>
           </w:p>
         </w:tc>
@@ -1895,31 +2076,42 @@
       <w:tr>
         <w:tc>
           <w:tcPr>
-            <w:tcW w:type="dxa" w:w="2880"/>
+            <w:tcW w:type="dxa" w:w="3264"/>
           </w:tcPr>
           <w:p>
+            <w:r/>
             <w:r>
+              <w:rPr>
+                <w:rFonts w:ascii="Consolas" w:hAnsi="Consolas"/>
+                <w:sz w:val="20"/>
+              </w:rPr>
               <w:t>--gmail-cap-gb</w:t>
             </w:r>
           </w:p>
         </w:tc>
         <w:tc>
           <w:tcPr>
-            <w:tcW w:type="dxa" w:w="2880"/>
+            <w:tcW w:type="dxa" w:w="3264"/>
           </w:tcPr>
           <w:p>
+            <w:r/>
             <w:r>
+              <w:rPr>
+                <w:rFonts w:ascii="Consolas" w:hAnsi="Consolas"/>
+                <w:sz w:val="20"/>
+              </w:rPr>
               <w:t>12.5</w:t>
             </w:r>
           </w:p>
         </w:tc>
         <w:tc>
           <w:tcPr>
-            <w:tcW w:type="dxa" w:w="2880"/>
+            <w:tcW w:type="dxa" w:w="3264"/>
           </w:tcPr>
           <w:p>
+            <w:r/>
             <w:r>
-              <w:t>Gmail selection cap, in GB (same per-account split)</w:t>
+              <w:t>Gmail cap (GB)</w:t>
             </w:r>
           </w:p>
         </w:tc>
@@ -1927,31 +2119,42 @@
       <w:tr>
         <w:tc>
           <w:tcPr>
-            <w:tcW w:type="dxa" w:w="2880"/>
+            <w:tcW w:type="dxa" w:w="3264"/>
           </w:tcPr>
           <w:p>
+            <w:r/>
             <w:r>
+              <w:rPr>
+                <w:rFonts w:ascii="Consolas" w:hAnsi="Consolas"/>
+                <w:sz w:val="20"/>
+              </w:rPr>
               <w:t>--gsheets-limit</w:t>
             </w:r>
           </w:p>
         </w:tc>
         <w:tc>
           <w:tcPr>
-            <w:tcW w:type="dxa" w:w="2880"/>
+            <w:tcW w:type="dxa" w:w="3264"/>
           </w:tcPr>
           <w:p>
+            <w:r/>
             <w:r>
+              <w:rPr>
+                <w:rFonts w:ascii="Consolas" w:hAnsi="Consolas"/>
+                <w:sz w:val="20"/>
+              </w:rPr>
               <w:t>350</w:t>
             </w:r>
           </w:p>
         </w:tc>
         <w:tc>
           <w:tcPr>
-            <w:tcW w:type="dxa" w:w="2880"/>
+            <w:tcW w:type="dxa" w:w="3264"/>
           </w:tcPr>
           <w:p>
+            <w:r/>
             <w:r>
-              <w:t>Overall target total for Google Sheets, most-recently-modified first</w:t>
+              <w:t>Google Sheets count</w:t>
             </w:r>
           </w:p>
         </w:tc>
@@ -1959,31 +2162,42 @@
       <w:tr>
         <w:tc>
           <w:tcPr>
-            <w:tcW w:type="dxa" w:w="2880"/>
+            <w:tcW w:type="dxa" w:w="3264"/>
           </w:tcPr>
           <w:p>
+            <w:r/>
             <w:r>
+              <w:rPr>
+                <w:rFonts w:ascii="Consolas" w:hAnsi="Consolas"/>
+                <w:sz w:val="20"/>
+              </w:rPr>
               <w:t>--gdocs-limit</w:t>
             </w:r>
           </w:p>
         </w:tc>
         <w:tc>
           <w:tcPr>
-            <w:tcW w:type="dxa" w:w="2880"/>
+            <w:tcW w:type="dxa" w:w="3264"/>
           </w:tcPr>
           <w:p>
+            <w:r/>
             <w:r>
+              <w:rPr>
+                <w:rFonts w:ascii="Consolas" w:hAnsi="Consolas"/>
+                <w:sz w:val="20"/>
+              </w:rPr>
               <w:t>300</w:t>
             </w:r>
           </w:p>
         </w:tc>
         <w:tc>
           <w:tcPr>
-            <w:tcW w:type="dxa" w:w="2880"/>
+            <w:tcW w:type="dxa" w:w="3264"/>
           </w:tcPr>
           <w:p>
+            <w:r/>
             <w:r>
-              <w:t>Overall target total for Google Docs</w:t>
+              <w:t>Google Docs count</w:t>
             </w:r>
           </w:p>
         </w:tc>
@@ -1991,31 +2205,42 @@
       <w:tr>
         <w:tc>
           <w:tcPr>
-            <w:tcW w:type="dxa" w:w="2880"/>
+            <w:tcW w:type="dxa" w:w="3264"/>
           </w:tcPr>
           <w:p>
+            <w:r/>
             <w:r>
+              <w:rPr>
+                <w:rFonts w:ascii="Consolas" w:hAnsi="Consolas"/>
+                <w:sz w:val="20"/>
+              </w:rPr>
               <w:t>--gslides-limit</w:t>
             </w:r>
           </w:p>
         </w:tc>
         <w:tc>
           <w:tcPr>
-            <w:tcW w:type="dxa" w:w="2880"/>
+            <w:tcW w:type="dxa" w:w="3264"/>
           </w:tcPr>
           <w:p>
+            <w:r/>
             <w:r>
+              <w:rPr>
+                <w:rFonts w:ascii="Consolas" w:hAnsi="Consolas"/>
+                <w:sz w:val="20"/>
+              </w:rPr>
               <w:t>150</w:t>
             </w:r>
           </w:p>
         </w:tc>
         <w:tc>
           <w:tcPr>
-            <w:tcW w:type="dxa" w:w="2880"/>
+            <w:tcW w:type="dxa" w:w="3264"/>
           </w:tcPr>
           <w:p>
+            <w:r/>
             <w:r>
-              <w:t>Overall target total for Google Slides</w:t>
+              <w:t>Google Slides count</w:t>
             </w:r>
           </w:p>
         </w:tc>
@@ -2023,31 +2248,42 @@
       <w:tr>
         <w:tc>
           <w:tcPr>
-            <w:tcW w:type="dxa" w:w="2880"/>
+            <w:tcW w:type="dxa" w:w="3264"/>
           </w:tcPr>
           <w:p>
+            <w:r/>
             <w:r>
+              <w:rPr>
+                <w:rFonts w:ascii="Consolas" w:hAnsi="Consolas"/>
+                <w:sz w:val="20"/>
+              </w:rPr>
               <w:t>--gsheets-per-account</w:t>
             </w:r>
           </w:p>
         </w:tc>
         <w:tc>
           <w:tcPr>
-            <w:tcW w:type="dxa" w:w="2880"/>
+            <w:tcW w:type="dxa" w:w="3264"/>
           </w:tcPr>
           <w:p>
+            <w:r/>
             <w:r>
+              <w:rPr>
+                <w:rFonts w:ascii="Consolas" w:hAnsi="Consolas"/>
+                <w:sz w:val="20"/>
+              </w:rPr>
               <w:t>30</w:t>
             </w:r>
           </w:p>
         </w:tc>
         <w:tc>
           <w:tcPr>
-            <w:tcW w:type="dxa" w:w="2880"/>
+            <w:tcW w:type="dxa" w:w="3264"/>
           </w:tcPr>
           <w:p>
+            <w:r/>
             <w:r>
-              <w:t>Google Sheets guaranteed per account (Workspace mode)</w:t>
+              <w:t>Sheets guaranteed per account (Workspace)</w:t>
             </w:r>
           </w:p>
         </w:tc>
@@ -2055,31 +2291,42 @@
       <w:tr>
         <w:tc>
           <w:tcPr>
-            <w:tcW w:type="dxa" w:w="2880"/>
+            <w:tcW w:type="dxa" w:w="3264"/>
           </w:tcPr>
           <w:p>
+            <w:r/>
             <w:r>
+              <w:rPr>
+                <w:rFonts w:ascii="Consolas" w:hAnsi="Consolas"/>
+                <w:sz w:val="20"/>
+              </w:rPr>
               <w:t>--gdocs-per-account</w:t>
             </w:r>
           </w:p>
         </w:tc>
         <w:tc>
           <w:tcPr>
-            <w:tcW w:type="dxa" w:w="2880"/>
+            <w:tcW w:type="dxa" w:w="3264"/>
           </w:tcPr>
           <w:p>
+            <w:r/>
             <w:r>
+              <w:rPr>
+                <w:rFonts w:ascii="Consolas" w:hAnsi="Consolas"/>
+                <w:sz w:val="20"/>
+              </w:rPr>
               <w:t>40</w:t>
             </w:r>
           </w:p>
         </w:tc>
         <w:tc>
           <w:tcPr>
-            <w:tcW w:type="dxa" w:w="2880"/>
+            <w:tcW w:type="dxa" w:w="3264"/>
           </w:tcPr>
           <w:p>
+            <w:r/>
             <w:r>
-              <w:t>Google Docs guaranteed per account (Workspace mode)</w:t>
+              <w:t>Docs guaranteed per account (Workspace)</w:t>
             </w:r>
           </w:p>
         </w:tc>
@@ -2087,31 +2334,42 @@
       <w:tr>
         <w:tc>
           <w:tcPr>
-            <w:tcW w:type="dxa" w:w="2880"/>
+            <w:tcW w:type="dxa" w:w="3264"/>
           </w:tcPr>
           <w:p>
+            <w:r/>
             <w:r>
+              <w:rPr>
+                <w:rFonts w:ascii="Consolas" w:hAnsi="Consolas"/>
+                <w:sz w:val="20"/>
+              </w:rPr>
               <w:t>--gslides-per-account</w:t>
             </w:r>
           </w:p>
         </w:tc>
         <w:tc>
           <w:tcPr>
-            <w:tcW w:type="dxa" w:w="2880"/>
+            <w:tcW w:type="dxa" w:w="3264"/>
           </w:tcPr>
           <w:p>
+            <w:r/>
             <w:r>
+              <w:rPr>
+                <w:rFonts w:ascii="Consolas" w:hAnsi="Consolas"/>
+                <w:sz w:val="20"/>
+              </w:rPr>
               <w:t>20</w:t>
             </w:r>
           </w:p>
         </w:tc>
         <w:tc>
           <w:tcPr>
-            <w:tcW w:type="dxa" w:w="2880"/>
+            <w:tcW w:type="dxa" w:w="3264"/>
           </w:tcPr>
           <w:p>
+            <w:r/>
             <w:r>
-              <w:t>Google Slides guaranteed per account (Workspace mode)</w:t>
+              <w:t>Slides guaranteed per account (Workspace)</w:t>
             </w:r>
           </w:p>
         </w:tc>
@@ -2119,31 +2377,42 @@
       <w:tr>
         <w:tc>
           <w:tcPr>
-            <w:tcW w:type="dxa" w:w="2880"/>
+            <w:tcW w:type="dxa" w:w="3264"/>
           </w:tcPr>
           <w:p>
+            <w:r/>
             <w:r>
+              <w:rPr>
+                <w:rFonts w:ascii="Consolas" w:hAnsi="Consolas"/>
+                <w:sz w:val="20"/>
+              </w:rPr>
               <w:t>--out</w:t>
             </w:r>
           </w:p>
         </w:tc>
         <w:tc>
           <w:tcPr>
-            <w:tcW w:type="dxa" w:w="2880"/>
+            <w:tcW w:type="dxa" w:w="3264"/>
           </w:tcPr>
           <w:p>
+            <w:r/>
             <w:r>
+              <w:rPr>
+                <w:rFonts w:ascii="Consolas" w:hAnsi="Consolas"/>
+                <w:sz w:val="20"/>
+              </w:rPr>
               <w:t>out/quality_sample_manifest.json</w:t>
             </w:r>
           </w:p>
         </w:tc>
         <w:tc>
           <w:tcPr>
-            <w:tcW w:type="dxa" w:w="2880"/>
+            <w:tcW w:type="dxa" w:w="3264"/>
           </w:tcPr>
           <w:p>
+            <w:r/>
             <w:r>
-              <w:t>Where the manifest is written</w:t>
+              <w:t>Manifest path</w:t>
             </w:r>
           </w:p>
         </w:tc>
@@ -2151,19 +2420,25 @@
       <w:tr>
         <w:tc>
           <w:tcPr>
-            <w:tcW w:type="dxa" w:w="2880"/>
+            <w:tcW w:type="dxa" w:w="3264"/>
           </w:tcPr>
           <w:p>
+            <w:r/>
             <w:r>
+              <w:rPr>
+                <w:rFonts w:ascii="Consolas" w:hAnsi="Consolas"/>
+                <w:sz w:val="20"/>
+              </w:rPr>
               <w:t>--gmail-query</w:t>
             </w:r>
           </w:p>
         </w:tc>
         <w:tc>
           <w:tcPr>
-            <w:tcW w:type="dxa" w:w="2880"/>
+            <w:tcW w:type="dxa" w:w="3264"/>
           </w:tcPr>
           <w:p>
+            <w:r/>
             <w:r>
               <w:t>(none)</w:t>
             </w:r>
@@ -2171,11 +2446,12 @@
         </w:tc>
         <w:tc>
           <w:tcPr>
-            <w:tcW w:type="dxa" w:w="2880"/>
+            <w:tcW w:type="dxa" w:w="3264"/>
           </w:tcPr>
           <w:p>
+            <w:r/>
             <w:r>
-              <w:t>Gmail search query to filter candidate messages (e.g. after:2024/01/01)</w:t>
+              <w:t>Gmail search filter</w:t>
             </w:r>
           </w:p>
         </w:tc>
@@ -2183,19 +2459,25 @@
       <w:tr>
         <w:tc>
           <w:tcPr>
-            <w:tcW w:type="dxa" w:w="2880"/>
+            <w:tcW w:type="dxa" w:w="3264"/>
           </w:tcPr>
           <w:p>
+            <w:r/>
             <w:r>
+              <w:rPr>
+                <w:rFonts w:ascii="Consolas" w:hAnsi="Consolas"/>
+                <w:sz w:val="20"/>
+              </w:rPr>
               <w:t>--before</w:t>
             </w:r>
           </w:p>
         </w:tc>
         <w:tc>
           <w:tcPr>
-            <w:tcW w:type="dxa" w:w="2880"/>
+            <w:tcW w:type="dxa" w:w="3264"/>
           </w:tcPr>
           <w:p>
+            <w:r/>
             <w:r>
               <w:t>(none)</w:t>
             </w:r>
@@ -2203,11 +2485,19 @@
         </w:tc>
         <w:tc>
           <w:tcPr>
-            <w:tcW w:type="dxa" w:w="2880"/>
+            <w:tcW w:type="dxa" w:w="3264"/>
           </w:tcPr>
           <w:p>
+            <w:r/>
             <w:r>
-              <w:t>Only scan Drive files and Gmail messages dated before this date (YYYY-MM-DD). Applies to both sources at once — Drive folders are still always traversed regardless of their own modified time, so an old file inside a recently-touched folder is never missed.</w:t>
+              <w:t xml:space="preserve">Only items before </w:t>
+            </w:r>
+            <w:r>
+              <w:rPr>
+                <w:rFonts w:ascii="Consolas" w:hAnsi="Consolas"/>
+                <w:sz w:val="20"/>
+              </w:rPr>
+              <w:t>YYYY-MM-DD</w:t>
             </w:r>
           </w:p>
         </w:tc>
@@ -2215,19 +2505,25 @@
       <w:tr>
         <w:tc>
           <w:tcPr>
-            <w:tcW w:type="dxa" w:w="2880"/>
+            <w:tcW w:type="dxa" w:w="3264"/>
           </w:tcPr>
           <w:p>
+            <w:r/>
             <w:r>
+              <w:rPr>
+                <w:rFonts w:ascii="Consolas" w:hAnsi="Consolas"/>
+                <w:sz w:val="20"/>
+              </w:rPr>
               <w:t>--skip-drive</w:t>
             </w:r>
           </w:p>
         </w:tc>
         <w:tc>
           <w:tcPr>
-            <w:tcW w:type="dxa" w:w="2880"/>
+            <w:tcW w:type="dxa" w:w="3264"/>
           </w:tcPr>
           <w:p>
+            <w:r/>
             <w:r>
               <w:t>off</w:t>
             </w:r>
@@ -2235,11 +2531,12 @@
         </w:tc>
         <w:tc>
           <w:tcPr>
-            <w:tcW w:type="dxa" w:w="2880"/>
+            <w:tcW w:type="dxa" w:w="3264"/>
           </w:tcPr>
           <w:p>
+            <w:r/>
             <w:r>
-              <w:t>Skip Drive scanning entirely</w:t>
+              <w:t>Skip Drive</w:t>
             </w:r>
           </w:p>
         </w:tc>
@@ -2247,19 +2544,25 @@
       <w:tr>
         <w:tc>
           <w:tcPr>
-            <w:tcW w:type="dxa" w:w="2880"/>
+            <w:tcW w:type="dxa" w:w="3264"/>
           </w:tcPr>
           <w:p>
+            <w:r/>
             <w:r>
+              <w:rPr>
+                <w:rFonts w:ascii="Consolas" w:hAnsi="Consolas"/>
+                <w:sz w:val="20"/>
+              </w:rPr>
               <w:t>--skip-gmail</w:t>
             </w:r>
           </w:p>
         </w:tc>
         <w:tc>
           <w:tcPr>
-            <w:tcW w:type="dxa" w:w="2880"/>
+            <w:tcW w:type="dxa" w:w="3264"/>
           </w:tcPr>
           <w:p>
+            <w:r/>
             <w:r>
               <w:t>off</w:t>
             </w:r>
@@ -2267,11 +2570,12 @@
         </w:tc>
         <w:tc>
           <w:tcPr>
-            <w:tcW w:type="dxa" w:w="2880"/>
+            <w:tcW w:type="dxa" w:w="3264"/>
           </w:tcPr>
           <w:p>
+            <w:r/>
             <w:r>
-              <w:t>Skip Gmail scanning entirely</w:t>
+              <w:t>Skip Gmail</w:t>
             </w:r>
           </w:p>
         </w:tc>
@@ -2279,19 +2583,25 @@
       <w:tr>
         <w:tc>
           <w:tcPr>
-            <w:tcW w:type="dxa" w:w="2880"/>
+            <w:tcW w:type="dxa" w:w="3264"/>
           </w:tcPr>
           <w:p>
+            <w:r/>
             <w:r>
+              <w:rPr>
+                <w:rFonts w:ascii="Consolas" w:hAnsi="Consolas"/>
+                <w:sz w:val="20"/>
+              </w:rPr>
               <w:t>--users</w:t>
             </w:r>
           </w:p>
         </w:tc>
         <w:tc>
           <w:tcPr>
-            <w:tcW w:type="dxa" w:w="2880"/>
+            <w:tcW w:type="dxa" w:w="3264"/>
           </w:tcPr>
           <w:p>
+            <w:r/>
             <w:r>
               <w:t>(whole domain)</w:t>
             </w:r>
@@ -2299,11 +2609,12 @@
         </w:tc>
         <w:tc>
           <w:tcPr>
-            <w:tcW w:type="dxa" w:w="2880"/>
+            <w:tcW w:type="dxa" w:w="3264"/>
           </w:tcPr>
           <w:p>
+            <w:r/>
             <w:r>
-              <w:t>Workspace mode only: scan just these accounts instead of everyone — space- or comma-separated emails, e.g. --users a@co.com b@co.com. Skips Admin SDK enumeration entirely, so it doesn't even need the Admin SDK API/scope.</w:t>
+              <w:t>Limit to these emails</w:t>
             </w:r>
           </w:p>
         </w:tc>
@@ -2311,31 +2622,59 @@
       <w:tr>
         <w:tc>
           <w:tcPr>
-            <w:tcW w:type="dxa" w:w="2880"/>
+            <w:tcW w:type="dxa" w:w="3264"/>
           </w:tcPr>
           <w:p>
+            <w:r/>
             <w:r>
+              <w:rPr>
+                <w:rFonts w:ascii="Consolas" w:hAnsi="Consolas"/>
+                <w:sz w:val="20"/>
+              </w:rPr>
               <w:t>--folders-per-round</w:t>
             </w:r>
           </w:p>
         </w:tc>
         <w:tc>
           <w:tcPr>
-            <w:tcW w:type="dxa" w:w="2880"/>
+            <w:tcW w:type="dxa" w:w="3264"/>
           </w:tcPr>
           <w:p>
+            <w:r/>
             <w:r>
-              <w:t>0 (off)</w:t>
+              <w:rPr>
+                <w:rFonts w:ascii="Consolas" w:hAnsi="Consolas"/>
+                <w:sz w:val="20"/>
+              </w:rPr>
+              <w:t>0</w:t>
             </w:r>
           </w:p>
         </w:tc>
         <w:tc>
           <w:tcPr>
-            <w:tcW w:type="dxa" w:w="2880"/>
+            <w:tcW w:type="dxa" w:w="3264"/>
           </w:tcPr>
           <w:p>
+            <w:r/>
             <w:r>
-              <w:t>0 (default): thorough global mode — scan everything, then select fairly, then transfer. A number &gt; 0: fast streaming mode — scan/select/transfer in batches of N folders (Drive) with scanning and transferring happening concurrently, no cross-account fairness — see below. Works in both Workspace mode (batches = accounts) and single-account "My Drive + Gmail only" mode (batches = rounds of N folders within the one account). Also turns on Gmail round-streaming (see --messages-per-round).</w:t>
+              <w:rPr>
+                <w:rFonts w:ascii="Consolas" w:hAnsi="Consolas"/>
+                <w:sz w:val="20"/>
+              </w:rPr>
+              <w:t>0</w:t>
+            </w:r>
+            <w:r>
+              <w:t xml:space="preserve"> = full scan then transfer; </w:t>
+            </w:r>
+            <w:r>
+              <w:rPr>
+                <w:rFonts w:ascii="Consolas" w:hAnsi="Consolas"/>
+                <w:sz w:val="20"/>
+              </w:rPr>
+              <w:t>&gt;0</w:t>
+            </w:r>
+            <w:r>
+              <w:t xml:space="preserve"> = streaming batches</w:t>
             </w:r>
           </w:p>
         </w:tc>
@@ -2343,40 +2682,42 @@
       <w:tr>
         <w:tc>
           <w:tcPr>
-            <w:tcW w:type="dxa" w:w="2880"/>
+            <w:tcW w:type="dxa" w:w="3264"/>
           </w:tcPr>
           <w:p>
+            <w:r/>
             <w:r>
+              <w:rPr>
+                <w:rFonts w:ascii="Consolas" w:hAnsi="Consolas"/>
+                <w:sz w:val="20"/>
+              </w:rPr>
               <w:t>--messages-per-round</w:t>
             </w:r>
           </w:p>
         </w:tc>
         <w:tc>
           <w:tcPr>
-            <w:tcW w:type="dxa" w:w="2880"/>
+            <w:tcW w:type="dxa" w:w="3264"/>
           </w:tcPr>
           <w:p>
+            <w:r/>
             <w:r>
+              <w:rPr>
+                <w:rFonts w:ascii="Consolas" w:hAnsi="Consolas"/>
+                <w:sz w:val="20"/>
+              </w:rPr>
               <w:t>2000</w:t>
             </w:r>
           </w:p>
         </w:tc>
         <w:tc>
           <w:tcPr>
-            <w:tcW w:type="dxa" w:w="2880"/>
+            <w:tcW w:type="dxa" w:w="3264"/>
           </w:tcPr>
           <w:p>
+            <w:r/>
             <w:r>
-              <w:t xml:space="preserve">Gmail's equivalent of --folders-per-round: batch size in messages. Only takes effect when --folders-per-round &gt; 0. See </w:t>
-            </w:r>
-            <w:r>
-              <w:rPr>
-                <w:b/>
-              </w:rPr>
-              <w:t>Speeding up huge Workspaces</w:t>
-            </w:r>
-            <w:r>
-              <w:t xml:space="preserve"> below.</w:t>
+              <w:t>Gmail batch size when streaming</w:t>
             </w:r>
           </w:p>
         </w:tc>
@@ -2384,19 +2725,25 @@
       <w:tr>
         <w:tc>
           <w:tcPr>
-            <w:tcW w:type="dxa" w:w="2880"/>
+            <w:tcW w:type="dxa" w:w="3264"/>
           </w:tcPr>
           <w:p>
+            <w:r/>
             <w:r>
+              <w:rPr>
+                <w:rFonts w:ascii="Consolas" w:hAnsi="Consolas"/>
+                <w:sz w:val="20"/>
+              </w:rPr>
               <w:t>--rescan</w:t>
             </w:r>
           </w:p>
         </w:tc>
         <w:tc>
           <w:tcPr>
-            <w:tcW w:type="dxa" w:w="2880"/>
+            <w:tcW w:type="dxa" w:w="3264"/>
           </w:tcPr>
           <w:p>
+            <w:r/>
             <w:r>
               <w:t>off</w:t>
             </w:r>
@@ -2404,20 +2751,12 @@
         </w:tc>
         <w:tc>
           <w:tcPr>
-            <w:tcW w:type="dxa" w:w="2880"/>
+            <w:tcW w:type="dxa" w:w="3264"/>
           </w:tcPr>
           <w:p>
+            <w:r/>
             <w:r>
-              <w:t xml:space="preserve">Force a fresh scan even if --out already exists — see </w:t>
-            </w:r>
-            <w:r>
-              <w:rPr>
-                <w:b/>
-              </w:rPr>
-              <w:t>Resuming</w:t>
-            </w:r>
-            <w:r>
-              <w:t xml:space="preserve"> below.</w:t>
+              <w:t>Force fresh scan</w:t>
             </w:r>
           </w:p>
         </w:tc>
@@ -2425,19 +2764,25 @@
       <w:tr>
         <w:tc>
           <w:tcPr>
-            <w:tcW w:type="dxa" w:w="2880"/>
+            <w:tcW w:type="dxa" w:w="3264"/>
           </w:tcPr>
           <w:p>
+            <w:r/>
             <w:r>
+              <w:rPr>
+                <w:rFonts w:ascii="Consolas" w:hAnsi="Consolas"/>
+                <w:sz w:val="20"/>
+              </w:rPr>
               <w:t>--scan-only</w:t>
             </w:r>
           </w:p>
         </w:tc>
         <w:tc>
           <w:tcPr>
-            <w:tcW w:type="dxa" w:w="2880"/>
+            <w:tcW w:type="dxa" w:w="3264"/>
           </w:tcPr>
           <w:p>
+            <w:r/>
             <w:r>
               <w:t>off</w:t>
             </w:r>
@@ -2445,20 +2790,12 @@
         </w:tc>
         <w:tc>
           <w:tcPr>
-            <w:tcW w:type="dxa" w:w="2880"/>
+            <w:tcW w:type="dxa" w:w="3264"/>
           </w:tcPr>
           <w:p>
+            <w:r/>
             <w:r>
-              <w:t xml:space="preserve">Stop after writing the manifest — don't transfer into the destination folder (transferring is the default now — see </w:t>
-            </w:r>
-            <w:r>
-              <w:rPr>
-                <w:b/>
-              </w:rPr>
-              <w:t>Transferring automatically</w:t>
-            </w:r>
-            <w:r>
-              <w:t xml:space="preserve"> below).</w:t>
+              <w:t>Manifest only, no transfer</w:t>
             </w:r>
           </w:p>
         </w:tc>
@@ -2466,31 +2803,42 @@
       <w:tr>
         <w:tc>
           <w:tcPr>
-            <w:tcW w:type="dxa" w:w="2880"/>
+            <w:tcW w:type="dxa" w:w="3264"/>
           </w:tcPr>
           <w:p>
+            <w:r/>
             <w:r>
+              <w:rPr>
+                <w:rFonts w:ascii="Consolas" w:hAnsi="Consolas"/>
+                <w:sz w:val="20"/>
+              </w:rPr>
               <w:t>--folder-name</w:t>
             </w:r>
           </w:p>
         </w:tc>
         <w:tc>
           <w:tcPr>
-            <w:tcW w:type="dxa" w:w="2880"/>
+            <w:tcW w:type="dxa" w:w="3264"/>
           </w:tcPr>
           <w:p>
+            <w:r/>
             <w:r>
+              <w:rPr>
+                <w:rFonts w:ascii="Consolas" w:hAnsi="Consolas"/>
+                <w:sz w:val="20"/>
+              </w:rPr>
               <w:t>AI Labs Sample Set</w:t>
             </w:r>
           </w:p>
         </w:tc>
         <w:tc>
           <w:tcPr>
-            <w:tcW w:type="dxa" w:w="2880"/>
+            <w:tcW w:type="dxa" w:w="3264"/>
           </w:tcPr>
           <w:p>
+            <w:r/>
             <w:r>
-              <w:t>Destination My Drive folder name (date suffix added automatically)</w:t>
+              <w:t>Destination folder name</w:t>
             </w:r>
           </w:p>
         </w:tc>
@@ -2498,19 +2846,25 @@
       <w:tr>
         <w:tc>
           <w:tcPr>
-            <w:tcW w:type="dxa" w:w="2880"/>
+            <w:tcW w:type="dxa" w:w="3264"/>
           </w:tcPr>
           <w:p>
+            <w:r/>
             <w:r>
+              <w:rPr>
+                <w:rFonts w:ascii="Consolas" w:hAnsi="Consolas"/>
+                <w:sz w:val="20"/>
+              </w:rPr>
               <w:t>--dest-folder-id</w:t>
             </w:r>
           </w:p>
         </w:tc>
         <w:tc>
           <w:tcPr>
-            <w:tcW w:type="dxa" w:w="2880"/>
+            <w:tcW w:type="dxa" w:w="3264"/>
           </w:tcPr>
           <w:p>
+            <w:r/>
             <w:r>
               <w:t>(none)</w:t>
             </w:r>
@@ -2518,41 +2872,379 @@
         </w:tc>
         <w:tc>
           <w:tcPr>
-            <w:tcW w:type="dxa" w:w="2880"/>
+            <w:tcW w:type="dxa" w:w="3264"/>
           </w:tcPr>
           <w:p>
+            <w:r/>
             <w:r>
-              <w:t>Use an existing destination folder ID/URL instead of creating a new one</w:t>
+              <w:t>Use existing folder ID/URL</w:t>
             </w:r>
           </w:p>
         </w:tc>
       </w:tr>
     </w:tbl>
+    <w:p/>
+    <w:p>
+      <w:r>
+        <w:t xml:space="preserve">Output: </w:t>
+      </w:r>
+      <w:r>
+        <w:rPr>
+          <w:rFonts w:ascii="Consolas" w:hAnsi="Consolas"/>
+          <w:sz w:val="20"/>
+        </w:rPr>
+        <w:t>out/quality_sample_manifest.json</w:t>
+      </w:r>
+    </w:p>
     <w:p>
       <w:pPr>
-        <w:pStyle w:val="Heading2"/>
+        <w:pStyle w:val="Heading1"/>
       </w:pPr>
       <w:r>
-        <w:t>Resuming</w:t>
+        <w:t>Part 6 — Manual Drive copy (only after `--scan-only`)</w:t>
       </w:r>
     </w:p>
     <w:p>
       <w:r>
-        <w:t xml:space="preserve">If --out already points at a manifest file that exists, the script </w:t>
-      </w:r>
+        <w:t>Skip if Part 5 already transferred.</w:t>
+      </w:r>
+    </w:p>
+    <w:p>
+      <w:pPr>
+        <w:spacing w:before="80" w:after="80"/>
+        <w:ind w:left="216"/>
+        <w:shd w:fill="F3F4F6" w:val="clear"/>
+      </w:pPr>
+      <w:r>
+        <w:rPr>
+          <w:rFonts w:ascii="Consolas" w:hAnsi="Consolas"/>
+          <w:sz w:val="18"/>
+        </w:rPr>
+        <w:t>cd ~/inventory-segmentor</w:t>
+        <w:br/>
+        <w:t>source .venv/bin/activate</w:t>
+      </w:r>
+    </w:p>
+    <w:p>
+      <w:r>
+        <w:t>Windows:</w:t>
+      </w:r>
+    </w:p>
+    <w:p>
+      <w:pPr>
+        <w:spacing w:before="80" w:after="80"/>
+        <w:ind w:left="216"/>
+        <w:shd w:fill="F3F4F6" w:val="clear"/>
+      </w:pPr>
+      <w:r>
+        <w:rPr>
+          <w:rFonts w:ascii="Consolas" w:hAnsi="Consolas"/>
+          <w:sz w:val="18"/>
+        </w:rPr>
+        <w:t>cd %USERPROFILE%\inventory-segmentor</w:t>
+        <w:br/>
+        <w:t>.venv\Scripts\activate</w:t>
+      </w:r>
+    </w:p>
+    <w:p>
+      <w:r>
+        <w:t xml:space="preserve">Use </w:t>
+      </w:r>
+      <w:r>
+        <w:rPr>
+          <w:rFonts w:ascii="Consolas" w:hAnsi="Consolas"/>
+          <w:sz w:val="20"/>
+        </w:rPr>
+        <w:t>--manifest out/quality_sample_manifest.json</w:t>
+      </w:r>
+      <w:r>
+        <w:t xml:space="preserve"> if Part 5 built a fresh list. Otherwise the bundled default is </w:t>
+      </w:r>
+      <w:r>
+        <w:rPr>
+          <w:rFonts w:ascii="Consolas" w:hAnsi="Consolas"/>
+          <w:sz w:val="20"/>
+        </w:rPr>
+        <w:t>data/ai_labs_1200_balanced_sample.json</w:t>
+      </w:r>
+      <w:r>
+        <w:t>.</w:t>
+      </w:r>
+    </w:p>
+    <w:p>
       <w:r>
         <w:rPr>
           <w:b/>
         </w:rPr>
-        <w:t>skips scanning entirely</w:t>
-      </w:r>
-      <w:r>
-        <w:t xml:space="preserve"> and goes straight to transferring what's already in it — safe to just re-run the exact same command after an interruption, at any stage (mid-scan, mid-transfer, or between the two). Pass --rescan to force a fresh scan instead (e.g. you want to pick up new files that have shown up since).</w:t>
+        <w:t>Preview</w:t>
       </w:r>
     </w:p>
     <w:p>
-      <w:r>
-        <w:t>Scanning itself is also resumable at a finer grain even before a manifest exists: Drive per-account scans cache progress under out/, and Gmail message metadata is cached and resumed message-by-message — an interrupted scan doesn't restart from zero.</w:t>
+      <w:pPr>
+        <w:spacing w:before="80" w:after="80"/>
+        <w:ind w:left="216"/>
+        <w:shd w:fill="F3F4F6" w:val="clear"/>
+      </w:pPr>
+      <w:r>
+        <w:rPr>
+          <w:rFonts w:ascii="Consolas" w:hAnsi="Consolas"/>
+          <w:sz w:val="18"/>
+        </w:rPr>
+        <w:t>python tools/export_ai_labs_samples.py --dry-run</w:t>
+      </w:r>
+    </w:p>
+    <w:p>
+      <w:r>
+        <w:t>With Part 5 manifest:</w:t>
+      </w:r>
+    </w:p>
+    <w:p>
+      <w:pPr>
+        <w:spacing w:before="80" w:after="80"/>
+        <w:ind w:left="216"/>
+        <w:shd w:fill="F3F4F6" w:val="clear"/>
+      </w:pPr>
+      <w:r>
+        <w:rPr>
+          <w:rFonts w:ascii="Consolas" w:hAnsi="Consolas"/>
+          <w:sz w:val="18"/>
+        </w:rPr>
+        <w:t>python tools/export_ai_labs_samples.py --manifest out/quality_sample_manifest.json --dry-run</w:t>
+      </w:r>
+    </w:p>
+    <w:p>
+      <w:r>
+        <w:rPr>
+          <w:b/>
+        </w:rPr>
+        <w:t>Smoke test (5 files)</w:t>
+      </w:r>
+    </w:p>
+    <w:p>
+      <w:pPr>
+        <w:spacing w:before="80" w:after="80"/>
+        <w:ind w:left="216"/>
+        <w:shd w:fill="F3F4F6" w:val="clear"/>
+      </w:pPr>
+      <w:r>
+        <w:rPr>
+          <w:rFonts w:ascii="Consolas" w:hAnsi="Consolas"/>
+          <w:sz w:val="18"/>
+        </w:rPr>
+        <w:t>python tools/export_ai_labs_samples.py --limit 5</w:t>
+      </w:r>
+    </w:p>
+    <w:p>
+      <w:r>
+        <w:t>Or:</w:t>
+      </w:r>
+    </w:p>
+    <w:p>
+      <w:pPr>
+        <w:spacing w:before="80" w:after="80"/>
+        <w:ind w:left="216"/>
+        <w:shd w:fill="F3F4F6" w:val="clear"/>
+      </w:pPr>
+      <w:r>
+        <w:rPr>
+          <w:rFonts w:ascii="Consolas" w:hAnsi="Consolas"/>
+          <w:sz w:val="18"/>
+        </w:rPr>
+        <w:t>python tools/export_ai_labs_samples.py --manifest out/quality_sample_manifest.json --limit 5</w:t>
+      </w:r>
+    </w:p>
+    <w:p>
+      <w:r>
+        <w:t xml:space="preserve">Browser → sign in → </w:t>
+      </w:r>
+      <w:r>
+        <w:rPr>
+          <w:b/>
+        </w:rPr>
+        <w:t>Allow</w:t>
+      </w:r>
+      <w:r>
+        <w:t xml:space="preserve">. Check Drive for </w:t>
+      </w:r>
+      <w:r>
+        <w:rPr>
+          <w:rFonts w:ascii="Consolas" w:hAnsi="Consolas"/>
+          <w:sz w:val="20"/>
+        </w:rPr>
+        <w:t>AI Labs Sample Set (YYYY-MM-DD)</w:t>
+      </w:r>
+      <w:r>
+        <w:t>.</w:t>
+      </w:r>
+    </w:p>
+    <w:p>
+      <w:r>
+        <w:rPr>
+          <w:b/>
+        </w:rPr>
+        <w:t>Full copy</w:t>
+      </w:r>
+    </w:p>
+    <w:p>
+      <w:pPr>
+        <w:spacing w:before="80" w:after="80"/>
+        <w:ind w:left="216"/>
+        <w:shd w:fill="F3F4F6" w:val="clear"/>
+      </w:pPr>
+      <w:r>
+        <w:rPr>
+          <w:rFonts w:ascii="Consolas" w:hAnsi="Consolas"/>
+          <w:sz w:val="18"/>
+        </w:rPr>
+        <w:t>python tools/export_ai_labs_samples.py</w:t>
+      </w:r>
+    </w:p>
+    <w:p>
+      <w:r>
+        <w:t>Or:</w:t>
+      </w:r>
+    </w:p>
+    <w:p>
+      <w:pPr>
+        <w:spacing w:before="80" w:after="80"/>
+        <w:ind w:left="216"/>
+        <w:shd w:fill="F3F4F6" w:val="clear"/>
+      </w:pPr>
+      <w:r>
+        <w:rPr>
+          <w:rFonts w:ascii="Consolas" w:hAnsi="Consolas"/>
+          <w:sz w:val="18"/>
+        </w:rPr>
+        <w:t>python tools/export_ai_labs_samples.py --manifest out/quality_sample_manifest.json</w:t>
+      </w:r>
+    </w:p>
+    <w:p>
+      <w:r>
+        <w:t>Custom folder name:</w:t>
+      </w:r>
+    </w:p>
+    <w:p>
+      <w:pPr>
+        <w:spacing w:before="80" w:after="80"/>
+        <w:ind w:left="216"/>
+        <w:shd w:fill="F3F4F6" w:val="clear"/>
+      </w:pPr>
+      <w:r>
+        <w:rPr>
+          <w:rFonts w:ascii="Consolas" w:hAnsi="Consolas"/>
+          <w:sz w:val="18"/>
+        </w:rPr>
+        <w:t>python tools/export_ai_labs_samples.py --folder-name "Goldsetu AI Labs Samples"</w:t>
+      </w:r>
+    </w:p>
+    <w:p>
+      <w:r>
+        <w:t>Safe to stop and re-run the same command — resumes from checkpoint.</w:t>
+      </w:r>
+    </w:p>
+    <w:p>
+      <w:pPr>
+        <w:pStyle w:val="Heading1"/>
+      </w:pPr>
+      <w:r>
+        <w:t>Part 7 — Find output</w:t>
+      </w:r>
+    </w:p>
+    <w:p>
+      <w:r>
+        <w:t xml:space="preserve">Google Drive → </w:t>
+      </w:r>
+      <w:r>
+        <w:rPr>
+          <w:b/>
+        </w:rPr>
+        <w:t>My Drive</w:t>
+      </w:r>
+      <w:r>
+        <w:t xml:space="preserve"> → folder like </w:t>
+      </w:r>
+      <w:r>
+        <w:rPr>
+          <w:rFonts w:ascii="Consolas" w:hAnsi="Consolas"/>
+          <w:sz w:val="20"/>
+        </w:rPr>
+        <w:t>AI Labs Sample Set (YYYY-MM-DD)</w:t>
+      </w:r>
+    </w:p>
+    <w:p>
+      <w:r>
+        <w:t>Part 5 transfer (by account):</w:t>
+      </w:r>
+    </w:p>
+    <w:p>
+      <w:pPr>
+        <w:spacing w:before="80" w:after="80"/>
+        <w:ind w:left="216"/>
+        <w:shd w:fill="F3F4F6" w:val="clear"/>
+      </w:pPr>
+      <w:r>
+        <w:rPr>
+          <w:rFonts w:ascii="Consolas" w:hAnsi="Consolas"/>
+          <w:sz w:val="18"/>
+        </w:rPr>
+        <w:t>AI Labs Sample Set (YYYY-MM-DD)/</w:t>
+        <w:br/>
+        <w:t xml:space="preserve">  alice@yourdomain.com/</w:t>
+        <w:br/>
+        <w:t xml:space="preserve">  bob@yourdomain.com/</w:t>
+      </w:r>
+    </w:p>
+    <w:p>
+      <w:r>
+        <w:t>Part 6 transfer (by category):</w:t>
+      </w:r>
+    </w:p>
+    <w:p>
+      <w:pPr>
+        <w:spacing w:before="80" w:after="80"/>
+        <w:ind w:left="216"/>
+        <w:shd w:fill="F3F4F6" w:val="clear"/>
+      </w:pPr>
+      <w:r>
+        <w:rPr>
+          <w:rFonts w:ascii="Consolas" w:hAnsi="Consolas"/>
+          <w:sz w:val="18"/>
+        </w:rPr>
+        <w:t>AI Labs Sample Set (YYYY-MM-DD)/</w:t>
+        <w:br/>
+        <w:t xml:space="preserve">  Product &amp; Engineering/</w:t>
+        <w:br/>
+        <w:t xml:space="preserve">  Financial &amp; Legal/</w:t>
+        <w:br/>
+        <w:t xml:space="preserve">  ...</w:t>
+      </w:r>
+    </w:p>
+    <w:p>
+      <w:r>
+        <w:t>Script also prints a folder link when done.</w:t>
+      </w:r>
+    </w:p>
+    <w:p>
+      <w:pPr>
+        <w:pStyle w:val="Heading1"/>
+      </w:pPr>
+      <w:r>
+        <w:t>Part 8 — Manual Gmail copy (only after `--scan-only`)</w:t>
+      </w:r>
+    </w:p>
+    <w:p>
+      <w:r>
+        <w:t xml:space="preserve">Skip if Part 5 already inserted threads. Needs </w:t>
+      </w:r>
+      <w:r>
+        <w:rPr>
+          <w:rFonts w:ascii="Consolas" w:hAnsi="Consolas"/>
+          <w:sz w:val="20"/>
+        </w:rPr>
+        <w:t>"gmail_threads"</w:t>
+      </w:r>
+      <w:r>
+        <w:t xml:space="preserve"> in the manifest.</w:t>
       </w:r>
     </w:p>
     <w:p>
@@ -2560,94 +3252,121 @@
         <w:pStyle w:val="Heading2"/>
       </w:pPr>
       <w:r>
-        <w:t>Transferring automatically</w:t>
+        <w:t>Add `gmail.insert` scope (if not done in Part 3)</w:t>
       </w:r>
     </w:p>
     <w:p>
-      <w:r>
-        <w:t xml:space="preserve">By default (--folders-per-round 0), once scanning + selection finishes for the </w:t>
+      <w:pPr>
+        <w:pStyle w:val="ListNumber"/>
+      </w:pPr>
+      <w:r>
+        <w:t xml:space="preserve">Cloud Console → </w:t>
       </w:r>
       <w:r>
         <w:rPr>
           <w:b/>
         </w:rPr>
-        <w:t>whole Workspace</w:t>
-      </w:r>
-      <w:r>
-        <w:t xml:space="preserve"> (or a manifest is reused per </w:t>
+        <w:t>APIs &amp; Services</w:t>
+      </w:r>
+      <w:r>
+        <w:t xml:space="preserve"> → </w:t>
       </w:r>
       <w:r>
         <w:rPr>
           <w:b/>
         </w:rPr>
-        <w:t>Resuming</w:t>
-      </w:r>
-      <w:r>
-        <w:t xml:space="preserve"> above), the script continues into the </w:t>
+        <w:t>OAuth consent screen</w:t>
+      </w:r>
+    </w:p>
+    <w:p>
+      <w:pPr>
+        <w:pStyle w:val="ListNumber"/>
+      </w:pPr>
+      <w:r>
+        <w:t xml:space="preserve">Enable </w:t>
       </w:r>
       <w:r>
         <w:rPr>
           <w:b/>
         </w:rPr>
-        <w:t>same</w:t>
-      </w:r>
-      <w:r>
-        <w:t xml:space="preserve"> destination folder flow as Part 6/8 below — no separate manual step. </w:t>
+        <w:t>Gmail API</w:t>
+      </w:r>
+      <w:r>
+        <w:t xml:space="preserve"> if needed (</w:t>
       </w:r>
       <w:r>
         <w:rPr>
           <w:b/>
         </w:rPr>
-        <w:t>Drive goes first, completely, before Gmail starts</w:t>
-      </w:r>
-      <w:r>
-        <w:t>: every account's Drive files are copied (largest account first, each landing in a subfolder named after that account — AI Labs Sample Set (date)/{email}/...), and only once *all* Drive transfers are done does it move on to Gmail threads (again largest account first). This reuses the exact same checkpointed copy/insert logic as Part 6/8, so an interrupted transfer resumes without re-copying or re-inserting anything already done.</w:t>
-      </w:r>
-    </w:p>
-    <w:p>
-      <w:r>
-        <w:t xml:space="preserve">With --folders-per-round set to a real batch size, transfer happens </w:t>
+        <w:t>Library</w:t>
+      </w:r>
+      <w:r>
+        <w:t xml:space="preserve"> → </w:t>
       </w:r>
       <w:r>
         <w:rPr>
           <w:b/>
         </w:rPr>
-        <w:t>concurrently</w:t>
-      </w:r>
-      <w:r>
-        <w:t xml:space="preserve"> with scanning instead of after it — for both Drive and Gmail. In Workspace mode, as soon as one account finishes being scanned and selected, its files/threads are handed to a background transfer worker while the script immediately moves on to scanning the *next* account. In single-account "My Drive + Gmail only" mode there's only one account to scan, so the same idea applies </w:t>
+        <w:t>Gmail API</w:t>
+      </w:r>
+      <w:r>
+        <w:t xml:space="preserve"> → </w:t>
       </w:r>
       <w:r>
         <w:rPr>
           <w:b/>
         </w:rPr>
-        <w:t>within</w:t>
-      </w:r>
-      <w:r>
-        <w:t xml:space="preserve"> it: as soon as one round (of N folders for Drive, or N messages for Gmail — see --messages-per-round) is scanned and selected, that round is handed to a background transfer worker while the script immediately moves on to scanning the *next round* of that same account's remaining folders/mailbox. See </w:t>
-      </w:r>
+        <w:t>Enable</w:t>
+      </w:r>
+      <w:r>
+        <w:t>)</w:t>
+      </w:r>
+    </w:p>
+    <w:p>
+      <w:pPr>
+        <w:pStyle w:val="ListNumber"/>
+      </w:pPr>
       <w:r>
         <w:rPr>
           <w:b/>
         </w:rPr>
-        <w:t>Speeding up huge Workspaces</w:t>
-      </w:r>
-      <w:r>
-        <w:t xml:space="preserve"> below for the details and the fairness trade-off that comes with it.</w:t>
-      </w:r>
-    </w:p>
-    <w:p>
-      <w:r>
-        <w:t xml:space="preserve">This needs the destination account's own consent the first time — the same OAuth (and, if Gmail threads are included, gmail.insert) login described in Parts 3/4/8. If the person running the scan (operator, with the Service Account) is a </w:t>
+        <w:t>Edit App</w:t>
+      </w:r>
+      <w:r>
+        <w:t xml:space="preserve"> → </w:t>
       </w:r>
       <w:r>
         <w:rPr>
           <w:b/>
         </w:rPr>
-        <w:t>different</w:t>
-      </w:r>
-      <w:r>
-        <w:t xml:space="preserve"> person from whoever owns the destination account, use --scan-only here instead, and have the destination account's owner independently run Part 6/8 as their own separate step — that's the multi-party handoff flow those parts were originally built for, and it still works unchanged.</w:t>
+        <w:t>Scopes</w:t>
+      </w:r>
+      <w:r>
+        <w:t xml:space="preserve"> → add </w:t>
+      </w:r>
+      <w:r>
+        <w:rPr>
+          <w:rFonts w:ascii="Consolas" w:hAnsi="Consolas"/>
+          <w:sz w:val="20"/>
+        </w:rPr>
+        <w:t>.../auth/gmail.insert</w:t>
+      </w:r>
+      <w:r>
+        <w:t xml:space="preserve"> → save</w:t>
+      </w:r>
+    </w:p>
+    <w:p>
+      <w:pPr>
+        <w:pStyle w:val="ListNumber"/>
+      </w:pPr>
+      <w:r>
+        <w:t xml:space="preserve">Confirm your account is under </w:t>
+      </w:r>
+      <w:r>
+        <w:rPr>
+          <w:b/>
+        </w:rPr>
+        <w:t>Test users</w:t>
       </w:r>
     </w:p>
     <w:p>
@@ -2655,418 +3374,54 @@
         <w:pStyle w:val="Heading2"/>
       </w:pPr>
       <w:r>
-        <w:t>Speeding up huge Workspaces (or one huge Drive) with --folders-per-round</w:t>
-      </w:r>
-    </w:p>
-    <w:p>
-      <w:r>
-        <w:t xml:space="preserve">For an org with hundreds of users each holding tens of thousands of files, waiting for the *entire* Workspace to be scanned and fairly ranked before a single file transfers can simply take too long. Setting --folders-per-round switches to a genuinely faster, streaming pipeline, with scanning and transferring happening </w:t>
-      </w:r>
-      <w:r>
-        <w:rPr>
-          <w:b/>
-        </w:rPr>
-        <w:t>concurrently</w:t>
-      </w:r>
-      <w:r>
-        <w:t>, not one after the other. It works in both modes, at two different granularities:</w:t>
-      </w:r>
-    </w:p>
-    <w:p>
-      <w:r>
-        <w:rPr>
-          <w:b/>
-        </w:rPr>
-        <w:t>Workspace mode — account by account (Drive), and round by round within each account (Gmail):</w:t>
+        <w:t>Copy threads</w:t>
       </w:r>
     </w:p>
     <w:p>
       <w:pPr>
-        <w:pStyle w:val="ListBullet"/>
+        <w:spacing w:before="80" w:after="80"/>
+        <w:ind w:left="216"/>
+        <w:shd w:fill="F3F4F6" w:val="clear"/>
       </w:pPr>
       <w:r>
         <w:rPr>
-          <w:b/>
+          <w:rFonts w:ascii="Consolas" w:hAnsi="Consolas"/>
+          <w:sz w:val="18"/>
         </w:rPr>
-        <w:t>Drive uses one shared, running budget — not a per-account slice.</w:t>
-      </w:r>
-      <w:r>
-        <w:t xml:space="preserve"> Accounts are scanned in order; each account's selection eats into whatever's left of the overall --drive-cap-gb. The moment that budget hits zero, </w:t>
-      </w:r>
-      <w:r>
-        <w:rPr>
-          <w:b/>
-        </w:rPr>
-        <w:t>every remaining account is skipped for Drive entirely</w:t>
-      </w:r>
-      <w:r>
-        <w:t xml:space="preserve"> — scanning moves straight on to Gmail rather than working through the rest of the account list regardless of whether the cap is already full. If 5 accounts' worth of files happen to fill the whole cap, accounts 6 onward are never even scanned.</w:t>
+        <w:t>python tools/export_ai_labs_gmail_threads.py --service-account ~/Downloads/service_account.json --dry-run</w:t>
       </w:r>
     </w:p>
     <w:p>
       <w:pPr>
-        <w:pStyle w:val="ListBullet"/>
+        <w:spacing w:before="80" w:after="80"/>
+        <w:ind w:left="216"/>
+        <w:shd w:fill="F3F4F6" w:val="clear"/>
       </w:pPr>
       <w:r>
-        <w:t>Within each account, Drive is scanned in batches of N folders (e.g. --folders-per-round 1000), stopping that account early once it already has comfortably more candidates than what's left of the running budget could ever need.</w:t>
+        <w:rPr>
+          <w:rFonts w:ascii="Consolas" w:hAnsi="Consolas"/>
+          <w:sz w:val="18"/>
+        </w:rPr>
+        <w:t>python tools/export_ai_labs_gmail_threads.py --service-account ~/Downloads/service_account.json --limit 5</w:t>
       </w:r>
     </w:p>
     <w:p>
       <w:pPr>
-        <w:pStyle w:val="ListBullet"/>
+        <w:spacing w:before="80" w:after="80"/>
+        <w:ind w:left="216"/>
+        <w:shd w:fill="F3F4F6" w:val="clear"/>
       </w:pPr>
       <w:r>
-        <w:t xml:space="preserve">Unless --scan-only was passed, </w:t>
-      </w:r>
-      <w:r>
         <w:rPr>
-          <w:b/>
+          <w:rFonts w:ascii="Consolas" w:hAnsi="Consolas"/>
+          <w:sz w:val="18"/>
         </w:rPr>
-        <w:t>hand that account's files to a background transfer worker and immediately move on to scanning the next account</w:t>
-      </w:r>
-      <w:r>
-        <w:t xml:space="preserve"> — scanning account N+1 and transferring account N's files happen at the same time, not sequentially. One dedicated worker thread drains the transfer queue in the order accounts finish scanning, so nothing races against itself.</w:t>
+        <w:t>python tools/export_ai_labs_gmail_threads.py --service-account ~/Downloads/service_account.json</w:t>
       </w:r>
     </w:p>
     <w:p>
-      <w:pPr>
-        <w:pStyle w:val="ListBullet"/>
-      </w:pPr>
-      <w:r>
-        <w:t xml:space="preserve">Once Drive stops (cap exhausted, or every account scanned) and its transfer queue fully drains, Gmail starts — </w:t>
-      </w:r>
-      <w:r>
-        <w:rPr>
-          <w:b/>
-        </w:rPr>
-        <w:t>still a flat equal share per account</w:t>
-      </w:r>
-      <w:r>
-        <w:t xml:space="preserve"> (--gmail-cap-gb ÷ number of accounts), not a shared running budget like Drive.</w:t>
-      </w:r>
-    </w:p>
-    <w:p>
-      <w:pPr>
-        <w:pStyle w:val="ListBullet"/>
-      </w:pPr>
-      <w:r>
-        <w:rPr>
-          <w:b/>
-        </w:rPr>
-        <w:t>Within each account's own Gmail share</w:t>
-      </w:r>
-      <w:r>
-        <w:t>, messages are scanned in batches of --messages-per-round (default 2000) — the same round pattern as Drive, just one level down: each batch is selected and handed to the background transfer worker while scanning continues into that *same account's* next batch of messages, not just overlapping with other accounts.</w:t>
-      </w:r>
-    </w:p>
-    <w:p>
-      <w:r>
-        <w:rPr>
-          <w:b/>
-        </w:rPr>
-        <w:t>Single-account ("My Drive + Gmail only") mode — round by round, for both Drive and Gmail:</w:t>
-      </w:r>
-    </w:p>
-    <w:p>
-      <w:r>
-        <w:t xml:space="preserve">There's only one account, so there's no "next account" to overlap with — instead the same idea applies to successive </w:t>
-      </w:r>
-      <w:r>
-        <w:rPr>
-          <w:b/>
-        </w:rPr>
-        <w:t>rounds</w:t>
-      </w:r>
-      <w:r>
-        <w:t xml:space="preserve"> within that one account, for Drive and Gmail independently:</w:t>
-      </w:r>
-    </w:p>
-    <w:p>
-      <w:pPr>
-        <w:pStyle w:val="ListBullet"/>
-      </w:pPr>
-      <w:r>
-        <w:t xml:space="preserve">Drive is scanned in batches of N folders (a "round"). Each round's newly-found files are selected against </w:t>
-      </w:r>
-      <w:r>
-        <w:rPr>
-          <w:b/>
-        </w:rPr>
-        <w:t>one shared running budget across rounds</w:t>
-      </w:r>
-      <w:r>
-        <w:t xml:space="preserve"> — the same --drive-cap-gb, decremented round by round. The moment that budget hits zero, scanning stops immediately, even if the account's Drive isn't fully walked yet.</w:t>
-      </w:r>
-    </w:p>
-    <w:p>
-      <w:pPr>
-        <w:pStyle w:val="ListBullet"/>
-      </w:pPr>
-      <w:r>
-        <w:t xml:space="preserve">Unless --scan-only was passed, </w:t>
-      </w:r>
-      <w:r>
-        <w:rPr>
-          <w:b/>
-        </w:rPr>
-        <w:t>hand that round's selected files to a background transfer worker and immediately move on to scanning the next round</w:t>
-      </w:r>
-      <w:r>
-        <w:t xml:space="preserve"> of the same account's remaining folders — scanning round N+1 and transferring round N's files happen at the same time, not sequentially.</w:t>
-      </w:r>
-    </w:p>
-    <w:p>
-      <w:pPr>
-        <w:pStyle w:val="ListBullet"/>
-      </w:pPr>
-      <w:r>
-        <w:t>Gmail works the same way, batched by --messages-per-round messages instead of folders: each batch of messages is scanned, the resulting threads selected against the running --gmail-cap-gb budget, and handed off for background transfer while scanning continues into the next batch.</w:t>
-      </w:r>
-    </w:p>
-    <w:p>
-      <w:r>
-        <w:rPr>
-          <w:b/>
-        </w:rPr>
-        <w:t>Gmail's cap is approximate under round-streaming, unlike Drive's.</w:t>
-      </w:r>
-      <w:r>
-        <w:t xml:space="preserve"> A Drive file's size is known the instant it's seen, so Drive's cap accounting is always exact. A Gmail thread is different: message IDs aren't returned grouped by thread, so a long-running thread's messages can be scattered across many rounds — by the time a thread looks "done" and gets selected, later rounds can still turn up more of its messages. The transfer itself is unaffected (it always pulls the *complete* thread, so nothing is ever missed on disk), but the byte total charged against --gmail-cap-gb at selection time only reflects what had been seen so far — so actual bytes transferred for that thread can run a bit over what was budgeted, bounded by that one thread's own size. In practice this means the Gmail portion can modestly overshoot --gmail-cap-gb under round-streaming; it's exact only when --folders-per-round 0 (the default, whole-mailbox-first mode).</w:t>
-      </w:r>
-    </w:p>
-    <w:p>
-      <w:r>
-        <w:rPr>
-          <w:b/>
-        </w:rPr>
-        <w:t>This is a real trade-off, not just a scanning shortcut</w:t>
-      </w:r>
-      <w:r>
-        <w:t>: the priority-by-data-volume and cross-account top-up behavior (Workspace mode) or the size/recency-optimal single-pass selection (single-account mode) described earlier in this section, and Gmail's exact cap enforcement, only apply when --folders-per-round 0 (the default). With it set, whichever accounts/rounds get scanned first can consume the entire Drive budget, later accounts/folders can end up excluded purely because of scan order, there's no cross-account top-up for native files, and Gmail's cap can be modestly overshot as described above — simpler and much faster, at the cost of that fairness/optimality/precision. Use 0 when you want the thorough, globally-optimal, cap-exact manifest (e.g. building one to hand off via --scan-only for someone else to review); use a real batch size when you need results fast and can live with those trade-offs.</w:t>
-      </w:r>
-    </w:p>
-    <w:p>
-      <w:pPr>
-        <w:pStyle w:val="Heading2"/>
-      </w:pPr>
-      <w:r>
-        <w:t>Output</w:t>
-      </w:r>
-    </w:p>
-    <w:p>
-      <w:r>
-        <w:t>out/quality_sample_manifest.json, containing:</w:t>
-      </w:r>
-    </w:p>
-    <w:p>
-      <w:pPr>
-        <w:pStyle w:val="ListBullet"/>
-      </w:pPr>
-      <w:r>
-        <w:t>"files" — selected Drive files: binary files under the 15GB cap, plus the Sheets/Docs/Slides quotas (same shape Part 6's script already reads)</w:t>
-      </w:r>
-    </w:p>
-    <w:p>
-      <w:pPr>
-        <w:pStyle w:val="ListBullet"/>
-      </w:pPr>
-      <w:r>
-        <w:t>"gmail_threads" — selected Gmail threads, each with its message_ids (used by Part 8)</w:t>
-      </w:r>
-    </w:p>
-    <w:p>
-      <w:pPr>
-        <w:pStyle w:val="ListBullet"/>
-      </w:pPr>
-      <w:r>
-        <w:t>"drive_native_selected" — how many Sheets/Docs/Slides were actually included (useful if a Workspace has fewer than the quota of a given type)</w:t>
-      </w:r>
-    </w:p>
-    <w:p>
-      <w:r>
-        <w:t xml:space="preserve">If Part 5 was run </w:t>
-      </w:r>
-      <w:r>
-        <w:rPr>
-          <w:b/>
-        </w:rPr>
-        <w:t>without</w:t>
-      </w:r>
-      <w:r>
-        <w:t xml:space="preserve"> --scan-only, it already transferred everything by the time it finishes — skip ahead to </w:t>
-      </w:r>
-      <w:r>
-        <w:rPr>
-          <w:b/>
-        </w:rPr>
-        <w:t>Part 7 — Find your output</w:t>
-      </w:r>
-      <w:r>
-        <w:t>. Parts 6 and 8 below are for the multi-party handoff case (--scan-only was used, or you're working from the bundled default list instead of a fresh scan).</w:t>
-      </w:r>
-    </w:p>
-    <w:p>
-      <w:pPr>
-        <w:pStyle w:val="Heading1"/>
-      </w:pPr>
-      <w:r>
-        <w:t>Part 6 — Build the sample set</w:t>
-      </w:r>
-    </w:p>
-    <w:p>
-      <w:r>
-        <w:rPr>
-          <w:b/>
-        </w:rPr>
-        <w:t>Only needed if Part 5 was run with --scan-only, or you're using the bundled default list instead of a fresh Part 5 scan.</w:t>
-      </w:r>
-      <w:r>
-        <w:t xml:space="preserve"> If Part 5 already transferred everything for you, skip to Part 7.</w:t>
-      </w:r>
-    </w:p>
-    <w:p>
-      <w:r>
-        <w:t>Make sure you are in the project folder with .venv activated:</w:t>
-      </w:r>
-    </w:p>
-    <w:p>
-      <w:r>
-        <w:t>cd ~/inventory-segmentor</w:t>
-      </w:r>
-      <w:r>
-        <w:br/>
-      </w:r>
-      <w:r>
-        <w:t>source .venv/bin/activate</w:t>
-      </w:r>
-    </w:p>
-    <w:p>
-      <w:r>
-        <w:t>Windows:</w:t>
-      </w:r>
-    </w:p>
-    <w:p>
-      <w:r>
-        <w:t>cd %USERPROFILE%\inventory-segmentor</w:t>
-      </w:r>
-      <w:r>
-        <w:br/>
-      </w:r>
-      <w:r>
-        <w:t>.venv\Scripts\activate</w:t>
-      </w:r>
-    </w:p>
-    <w:p>
-      <w:r>
-        <w:t>By default this uses the bundled data/ai_labs_1200_balanced_sample.json. If an operator ran Part 5 for this engagement, add --manifest out/quality_sample_manifest.json to every command below to use that fresh manifest instead.</w:t>
-      </w:r>
-    </w:p>
-    <w:p>
-      <w:r>
-        <w:t>Note the folder layout differs slightly from Part 5's own automatic transfer: this script groups files by content category (Uncategorized, since this manifest has no LLM classification pass); Part 5's built-in transfer groups by account email instead. Same destination folder either way.</w:t>
-      </w:r>
-    </w:p>
-    <w:p>
-      <w:pPr>
-        <w:pStyle w:val="Heading2"/>
-      </w:pPr>
-      <w:r>
-        <w:t>Step A — Preview (no changes to Drive)</w:t>
-      </w:r>
-    </w:p>
-    <w:p>
-      <w:r>
-        <w:t>python tools/export_ai_labs_samples.py --dry-run</w:t>
-      </w:r>
-    </w:p>
-    <w:p>
-      <w:r>
-        <w:t>You should see the selected files listed across categories such as:</w:t>
-      </w:r>
-    </w:p>
-    <w:p>
-      <w:pPr>
-        <w:pStyle w:val="ListBullet"/>
-      </w:pPr>
-      <w:r>
-        <w:t>Product &amp; Engineering</w:t>
-      </w:r>
-    </w:p>
-    <w:p>
-      <w:pPr>
-        <w:pStyle w:val="ListBullet"/>
-      </w:pPr>
-      <w:r>
-        <w:t>Financial &amp; Legal</w:t>
-      </w:r>
-    </w:p>
-    <w:p>
-      <w:pPr>
-        <w:pStyle w:val="ListBullet"/>
-      </w:pPr>
-      <w:r>
-        <w:t>Operations &amp; HR</w:t>
-      </w:r>
-    </w:p>
-    <w:p>
-      <w:pPr>
-        <w:pStyle w:val="ListBullet"/>
-      </w:pPr>
-      <w:r>
-        <w:t>Marketing</w:t>
-      </w:r>
-    </w:p>
-    <w:p>
-      <w:pPr>
-        <w:pStyle w:val="ListBullet"/>
-      </w:pPr>
-      <w:r>
-        <w:t>Strategy &amp; Planning</w:t>
-      </w:r>
-    </w:p>
-    <w:p>
-      <w:pPr>
-        <w:pStyle w:val="ListBullet"/>
-      </w:pPr>
-      <w:r>
-        <w:t>Customer &amp; Sales</w:t>
-      </w:r>
-    </w:p>
-    <w:p>
-      <w:pPr>
-        <w:pStyle w:val="ListBullet"/>
-      </w:pPr>
-      <w:r>
-        <w:t>Meeting Notes &amp; Internal Comms</w:t>
-      </w:r>
-    </w:p>
-    <w:p>
-      <w:pPr>
-        <w:pStyle w:val="ListBullet"/>
-      </w:pPr>
-      <w:r>
-        <w:t>Uncategorized</w:t>
-      </w:r>
-    </w:p>
-    <w:p>
-      <w:pPr>
-        <w:pStyle w:val="Heading2"/>
-      </w:pPr>
-      <w:r>
-        <w:t>Step B — Smoke test (5 files)</w:t>
-      </w:r>
-    </w:p>
-    <w:p>
-      <w:r>
-        <w:t>python tools/export_ai_labs_samples.py --limit 5</w:t>
-      </w:r>
-    </w:p>
-    <w:p>
-      <w:pPr>
-        <w:pStyle w:val="ListNumber"/>
-      </w:pPr>
-      <w:r>
-        <w:t xml:space="preserve">Browser opens → sign in → </w:t>
+      <w:r>
+        <w:t xml:space="preserve">Browser on first insert → </w:t>
       </w:r>
       <w:r>
         <w:rPr>
@@ -3075,478 +3430,7 @@
         <w:t>Allow</w:t>
       </w:r>
       <w:r>
-        <w:t xml:space="preserve"> Drive access.</w:t>
-      </w:r>
-    </w:p>
-    <w:p>
-      <w:pPr>
-        <w:pStyle w:val="ListNumber"/>
-      </w:pPr>
-      <w:r>
-        <w:t xml:space="preserve">When it finishes, open [Google Drive](https://drive.google.com) → </w:t>
-      </w:r>
-      <w:r>
-        <w:rPr>
-          <w:b/>
-        </w:rPr>
-        <w:t>My Drive</w:t>
-      </w:r>
-      <w:r>
-        <w:t>.</w:t>
-      </w:r>
-    </w:p>
-    <w:p>
-      <w:pPr>
-        <w:pStyle w:val="ListNumber"/>
-      </w:pPr>
-      <w:r>
-        <w:t xml:space="preserve">Look for a folder named like </w:t>
-      </w:r>
-      <w:r>
-        <w:rPr>
-          <w:b/>
-        </w:rPr>
-        <w:t>AI Labs Sample Set (YYYY-MM-DD)</w:t>
-      </w:r>
-      <w:r>
-        <w:t>.</w:t>
-      </w:r>
-    </w:p>
-    <w:p>
-      <w:pPr>
-        <w:pStyle w:val="ListNumber"/>
-      </w:pPr>
-      <w:r>
-        <w:t>Inside it you should see category folders with a few copied files.</w:t>
-      </w:r>
-    </w:p>
-    <w:p>
-      <w:r>
-        <w:t>If those 5 look correct, continue.</w:t>
-      </w:r>
-    </w:p>
-    <w:p>
-      <w:pPr>
-        <w:pStyle w:val="Heading2"/>
-      </w:pPr>
-      <w:r>
-        <w:t>Step C — Full sample set</w:t>
-      </w:r>
-    </w:p>
-    <w:p>
-      <w:r>
-        <w:t>python tools/export_ai_labs_samples.py</w:t>
-      </w:r>
-    </w:p>
-    <w:p>
-      <w:r>
-        <w:t xml:space="preserve">This can take a while. It is safe to stop and re-run the </w:t>
-      </w:r>
-      <w:r>
-        <w:rPr>
-          <w:b/>
-        </w:rPr>
-        <w:t>same</w:t>
-      </w:r>
-      <w:r>
-        <w:t xml:space="preserve"> command — it resumes from a checkpoint and will not re-copy files it already finished.</w:t>
-      </w:r>
-    </w:p>
-    <w:p>
-      <w:r>
-        <w:t>Optional custom folder name:</w:t>
-      </w:r>
-    </w:p>
-    <w:p>
-      <w:r>
-        <w:t>python tools/export_ai_labs_samples.py --folder-name "Goldsetu AI Labs Samples"</w:t>
-      </w:r>
-    </w:p>
-    <w:p>
-      <w:pPr>
-        <w:pStyle w:val="Heading1"/>
-      </w:pPr>
-      <w:r>
-        <w:t>Part 7 — Find your output</w:t>
-      </w:r>
-    </w:p>
-    <w:p>
-      <w:r>
-        <w:t xml:space="preserve">In Google Drive → </w:t>
-      </w:r>
-      <w:r>
-        <w:rPr>
-          <w:b/>
-        </w:rPr>
-        <w:t>My Drive</w:t>
-      </w:r>
-      <w:r>
-        <w:t>:</w:t>
-      </w:r>
-    </w:p>
-    <w:p>
-      <w:r>
-        <w:t>If Part 5 transferred it automatically (subfolders by account):</w:t>
-      </w:r>
-    </w:p>
-    <w:p>
-      <w:r>
-        <w:t>AI Labs Sample Set (YYYY-MM-DD)/</w:t>
-      </w:r>
-      <w:r>
-        <w:br/>
-      </w:r>
-      <w:r>
-        <w:t xml:space="preserve">  alice@yourdomain.com/</w:t>
-      </w:r>
-      <w:r>
-        <w:br/>
-      </w:r>
-      <w:r>
-        <w:t xml:space="preserve">  bob@yourdomain.com/</w:t>
-      </w:r>
-      <w:r>
-        <w:br/>
-      </w:r>
-      <w:r>
-        <w:t xml:space="preserve">  ...</w:t>
-      </w:r>
-    </w:p>
-    <w:p>
-      <w:r>
-        <w:t>If Part 6 (the separate script) copied it instead (subfolders by category):</w:t>
-      </w:r>
-    </w:p>
-    <w:p>
-      <w:r>
-        <w:t>AI Labs Sample Set (YYYY-MM-DD)/</w:t>
-      </w:r>
-      <w:r>
-        <w:br/>
-      </w:r>
-      <w:r>
-        <w:t xml:space="preserve">  Product &amp; Engineering/</w:t>
-      </w:r>
-      <w:r>
-        <w:br/>
-      </w:r>
-      <w:r>
-        <w:t xml:space="preserve">  Financial &amp; Legal/</w:t>
-      </w:r>
-      <w:r>
-        <w:br/>
-      </w:r>
-      <w:r>
-        <w:t xml:space="preserve">  Operations &amp; HR/</w:t>
-      </w:r>
-      <w:r>
-        <w:br/>
-      </w:r>
-      <w:r>
-        <w:t xml:space="preserve">  Marketing/</w:t>
-      </w:r>
-      <w:r>
-        <w:br/>
-      </w:r>
-      <w:r>
-        <w:t xml:space="preserve">  ...</w:t>
-      </w:r>
-    </w:p>
-    <w:p>
-      <w:r>
-        <w:t>Either way, the script prints a direct link at the end, for example:</w:t>
-      </w:r>
-    </w:p>
-    <w:p>
-      <w:r>
-        <w:t>their folder: https://drive.google.com/drive/folders/.........</w:t>
-      </w:r>
-    </w:p>
-    <w:p>
-      <w:pPr>
-        <w:pStyle w:val="Heading1"/>
-      </w:pPr>
-      <w:r>
-        <w:t>Part 8 — Gmail thread samples (optional)</w:t>
-      </w:r>
-    </w:p>
-    <w:p>
-      <w:r>
-        <w:rPr>
-          <w:b/>
-        </w:rPr>
-        <w:t>Only needed if Part 5 was run with --scan-only</w:t>
-      </w:r>
-      <w:r>
-        <w:t xml:space="preserve"> — otherwise Part 5 already inserted these threads for you. Only relevant if the manifest includes a "gmail_threads" list. This copies those threads — </w:t>
-      </w:r>
-      <w:r>
-        <w:rPr>
-          <w:b/>
-        </w:rPr>
-        <w:t>whole threads, never split</w:t>
-      </w:r>
-      <w:r>
-        <w:t xml:space="preserve"> — into your own Gmail Inbox, so Gmail re-threads them correctly on arrival.</w:t>
-      </w:r>
-    </w:p>
-    <w:p>
-      <w:pPr>
-        <w:pStyle w:val="Heading2"/>
-      </w:pPr>
-      <w:r>
-        <w:t>One-time setup: add the gmail.insert scope</w:t>
-      </w:r>
-    </w:p>
-    <w:p>
-      <w:r>
-        <w:t xml:space="preserve">If you already checked this box in Part 3, skip ahead to </w:t>
-      </w:r>
-      <w:r>
-        <w:rPr>
-          <w:b/>
-        </w:rPr>
-        <w:t>Copy the threads</w:t>
-      </w:r>
-      <w:r>
-        <w:t xml:space="preserve"> below. Otherwise:</w:t>
-      </w:r>
-    </w:p>
-    <w:p>
-      <w:pPr>
-        <w:pStyle w:val="ListNumber"/>
-      </w:pPr>
-      <w:r>
-        <w:t xml:space="preserve">[Google Cloud Console](https://console.cloud.google.com/) → your project → </w:t>
-      </w:r>
-      <w:r>
-        <w:rPr>
-          <w:b/>
-        </w:rPr>
-        <w:t>APIs &amp; Services</w:t>
-      </w:r>
-      <w:r>
-        <w:t xml:space="preserve"> → </w:t>
-      </w:r>
-      <w:r>
-        <w:rPr>
-          <w:b/>
-        </w:rPr>
-        <w:t>OAuth consent screen</w:t>
-      </w:r>
-      <w:r>
-        <w:t>.</w:t>
-      </w:r>
-    </w:p>
-    <w:p>
-      <w:pPr>
-        <w:pStyle w:val="ListNumber"/>
-      </w:pPr>
-      <w:r>
-        <w:t xml:space="preserve">If you haven't already, enable the </w:t>
-      </w:r>
-      <w:r>
-        <w:rPr>
-          <w:b/>
-        </w:rPr>
-        <w:t>Gmail API</w:t>
-      </w:r>
-      <w:r>
-        <w:t xml:space="preserve"> first — </w:t>
-      </w:r>
-      <w:r>
-        <w:rPr>
-          <w:b/>
-        </w:rPr>
-        <w:t>APIs &amp; Services</w:t>
-      </w:r>
-      <w:r>
-        <w:t xml:space="preserve"> → </w:t>
-      </w:r>
-      <w:r>
-        <w:rPr>
-          <w:b/>
-        </w:rPr>
-        <w:t>Library</w:t>
-      </w:r>
-      <w:r>
-        <w:t xml:space="preserve"> → search </w:t>
-      </w:r>
-      <w:r>
-        <w:rPr>
-          <w:b/>
-        </w:rPr>
-        <w:t>Gmail API</w:t>
-      </w:r>
-      <w:r>
-        <w:t xml:space="preserve"> → </w:t>
-      </w:r>
-      <w:r>
-        <w:rPr>
-          <w:b/>
-        </w:rPr>
-        <w:t>Enable</w:t>
-      </w:r>
-      <w:r>
-        <w:t xml:space="preserve"> (scopes for a disabled API won't show up in the next step).</w:t>
-      </w:r>
-    </w:p>
-    <w:p>
-      <w:pPr>
-        <w:pStyle w:val="ListNumber"/>
-      </w:pPr>
-      <w:r>
-        <w:t xml:space="preserve">Back on the consent screen: </w:t>
-      </w:r>
-      <w:r>
-        <w:rPr>
-          <w:b/>
-        </w:rPr>
-        <w:t>Edit App</w:t>
-      </w:r>
-      <w:r>
-        <w:t xml:space="preserve"> → step through to </w:t>
-      </w:r>
-      <w:r>
-        <w:rPr>
-          <w:b/>
-        </w:rPr>
-        <w:t>Scopes</w:t>
-      </w:r>
-      <w:r>
-        <w:t xml:space="preserve"> → </w:t>
-      </w:r>
-      <w:r>
-        <w:rPr>
-          <w:b/>
-        </w:rPr>
-        <w:t>Add or Remove Scopes</w:t>
-      </w:r>
-      <w:r>
-        <w:t xml:space="preserve"> → search gmail.insert → check .../auth/gmail.insert → </w:t>
-      </w:r>
-      <w:r>
-        <w:rPr>
-          <w:b/>
-        </w:rPr>
-        <w:t>Update</w:t>
-      </w:r>
-      <w:r>
-        <w:t xml:space="preserve"> → </w:t>
-      </w:r>
-      <w:r>
-        <w:rPr>
-          <w:b/>
-        </w:rPr>
-        <w:t>Save and Continue</w:t>
-      </w:r>
-      <w:r>
-        <w:t xml:space="preserve"> through to the end.</w:t>
-      </w:r>
-    </w:p>
-    <w:p>
-      <w:pPr>
-        <w:pStyle w:val="ListNumber"/>
-      </w:pPr>
-      <w:r>
-        <w:t xml:space="preserve">If the app is still in </w:t>
-      </w:r>
-      <w:r>
-        <w:rPr>
-          <w:b/>
-        </w:rPr>
-        <w:t>Testing</w:t>
-      </w:r>
-      <w:r>
-        <w:t xml:space="preserve"> publish status, also confirm the signing-in Google account is listed under </w:t>
-      </w:r>
-      <w:r>
-        <w:rPr>
-          <w:b/>
-        </w:rPr>
-        <w:t>Test users</w:t>
-      </w:r>
-      <w:r>
-        <w:t xml:space="preserve"> on that same screen — add it if it's missing.</w:t>
-      </w:r>
-    </w:p>
-    <w:p>
-      <w:pPr>
-        <w:pStyle w:val="ListNumber"/>
-      </w:pPr>
-      <w:r>
-        <w:t xml:space="preserve">This is a new scope, separate from Drive — the </w:t>
-      </w:r>
-      <w:r>
-        <w:rPr>
-          <w:b/>
-        </w:rPr>
-        <w:t>first time</w:t>
-      </w:r>
-      <w:r>
-        <w:t xml:space="preserve"> you run the command below, a fresh browser consent prompt appears even if you already authorized Drive access in Part 4.</w:t>
-      </w:r>
-    </w:p>
-    <w:p>
-      <w:pPr>
-        <w:pStyle w:val="Heading2"/>
-      </w:pPr>
-      <w:r>
-        <w:t>Copy the threads</w:t>
-      </w:r>
-    </w:p>
-    <w:p>
-      <w:r>
-        <w:t>Same shape as Part 6 — dry-run, then a small smoke test, then the full run:</w:t>
-      </w:r>
-    </w:p>
-    <w:p>
-      <w:r>
-        <w:t>python tools/export_ai_labs_gmail_threads.py --service-account ~/Downloads/service_account.json --dry-run</w:t>
-      </w:r>
-    </w:p>
-    <w:p>
-      <w:r>
-        <w:t>python tools/export_ai_labs_gmail_threads.py --service-account ~/Downloads/service_account.json --limit 5</w:t>
-      </w:r>
-    </w:p>
-    <w:p>
-      <w:r>
-        <w:t>python tools/export_ai_labs_gmail_threads.py --service-account ~/Downloads/service_account.json</w:t>
-      </w:r>
-    </w:p>
-    <w:p>
-      <w:pPr>
-        <w:pStyle w:val="ListNumber"/>
-      </w:pPr>
-      <w:r>
-        <w:t xml:space="preserve">Browser opens the </w:t>
-      </w:r>
-      <w:r>
-        <w:rPr>
-          <w:b/>
-        </w:rPr>
-        <w:t>first time</w:t>
-      </w:r>
-      <w:r>
-        <w:t xml:space="preserve"> you insert → sign in → </w:t>
-      </w:r>
-      <w:r>
-        <w:rPr>
-          <w:b/>
-        </w:rPr>
-        <w:t>Allow</w:t>
-      </w:r>
-      <w:r>
-        <w:t>. The token is cached at .secrets/google_gmail_insert_token.json so you won't be asked again.</w:t>
-      </w:r>
-    </w:p>
-    <w:p>
-      <w:pPr>
-        <w:pStyle w:val="ListNumber"/>
-      </w:pPr>
-      <w:r>
-        <w:t xml:space="preserve">Open Gmail → the selected threads appear in your </w:t>
+        <w:t xml:space="preserve">. Threads land in </w:t>
       </w:r>
       <w:r>
         <w:rPr>
@@ -3555,20 +3439,32 @@
         <w:t>Inbox</w:t>
       </w:r>
       <w:r>
-        <w:t>, correctly threaded.</w:t>
+        <w:t>. Re-run same command to resume.</w:t>
       </w:r>
     </w:p>
     <w:p>
-      <w:pPr>
-        <w:pStyle w:val="ListNumber"/>
-      </w:pPr>
-      <w:r>
-        <w:t>Safe to stop and re-run — it resumes from out/ai_labs_gmail_threads.checkpoint.jsonl and won't re-insert threads it already finished.</w:t>
-      </w:r>
-    </w:p>
-    <w:p>
-      <w:r>
-        <w:t>By default this reads out/quality_sample_manifest.json (Part 5's output); pass --manifest to point elsewhere.</w:t>
+      <w:r>
+        <w:t xml:space="preserve">Default manifest: </w:t>
+      </w:r>
+      <w:r>
+        <w:rPr>
+          <w:rFonts w:ascii="Consolas" w:hAnsi="Consolas"/>
+          <w:sz w:val="20"/>
+        </w:rPr>
+        <w:t>out/quality_sample_manifest.json</w:t>
+      </w:r>
+      <w:r>
+        <w:t xml:space="preserve"> (override with </w:t>
+      </w:r>
+      <w:r>
+        <w:rPr>
+          <w:rFonts w:ascii="Consolas" w:hAnsi="Consolas"/>
+          <w:sz w:val="20"/>
+        </w:rPr>
+        <w:t>--manifest</w:t>
+      </w:r>
+      <w:r>
+        <w:t>).</w:t>
       </w:r>
     </w:p>
     <w:p>
@@ -3586,15 +3482,20 @@
         <w:tblLook w:firstColumn="1" w:firstRow="1" w:lastColumn="0" w:lastRow="0" w:noHBand="0" w:noVBand="1" w:val="04A0"/>
       </w:tblPr>
       <w:tblGrid>
-        <w:gridCol w:w="4320"/>
-        <w:gridCol w:w="4320"/>
+        <w:gridCol w:w="4896"/>
+        <w:gridCol w:w="4896"/>
       </w:tblGrid>
       <w:tr>
         <w:tc>
           <w:tcPr>
-            <w:tcW w:type="dxa" w:w="4320"/>
+            <w:tcW w:type="dxa" w:w="4896"/>
           </w:tcPr>
           <w:p>
+            <w:r>
+              <w:rPr>
+                <w:b/>
+              </w:rPr>
+            </w:r>
             <w:r>
               <w:rPr>
                 <w:b/>
@@ -3605,14 +3506,19 @@
         </w:tc>
         <w:tc>
           <w:tcPr>
-            <w:tcW w:type="dxa" w:w="4320"/>
+            <w:tcW w:type="dxa" w:w="4896"/>
           </w:tcPr>
           <w:p>
             <w:r>
               <w:rPr>
                 <w:b/>
               </w:rPr>
-              <w:t>What to do</w:t>
+            </w:r>
+            <w:r>
+              <w:rPr>
+                <w:b/>
+              </w:rPr>
+              <w:t>Fix</w:t>
             </w:r>
           </w:p>
         </w:tc>
@@ -3620,19 +3526,21 @@
       <w:tr>
         <w:tc>
           <w:tcPr>
-            <w:tcW w:type="dxa" w:w="4320"/>
+            <w:tcW w:type="dxa" w:w="4896"/>
           </w:tcPr>
           <w:p>
+            <w:r/>
             <w:r>
-              <w:t>Browser asks to sign in again</w:t>
+              <w:t>Asked to sign in again</w:t>
             </w:r>
           </w:p>
         </w:tc>
         <w:tc>
           <w:tcPr>
-            <w:tcW w:type="dxa" w:w="4320"/>
+            <w:tcW w:type="dxa" w:w="4896"/>
           </w:tcPr>
           <w:p>
+            <w:r/>
             <w:r>
               <w:t xml:space="preserve">Use the </w:t>
             </w:r>
@@ -3643,7 +3551,7 @@
               <w:t>same</w:t>
             </w:r>
             <w:r>
-              <w:t xml:space="preserve"> account throughout Parts 3–8</w:t>
+              <w:t xml:space="preserve"> Google account for Parts 3–8</w:t>
             </w:r>
           </w:p>
         </w:tc>
@@ -3651,21 +3559,50 @@
       <w:tr>
         <w:tc>
           <w:tcPr>
-            <w:tcW w:type="dxa" w:w="4320"/>
+            <w:tcW w:type="dxa" w:w="4896"/>
           </w:tcPr>
           <w:p>
+            <w:r/>
             <w:r>
-              <w:t>Many FAIL / 404 / notFound</w:t>
+              <w:t xml:space="preserve">Many </w:t>
+            </w:r>
+            <w:r>
+              <w:rPr>
+                <w:rFonts w:ascii="Consolas" w:hAnsi="Consolas"/>
+                <w:sz w:val="20"/>
+              </w:rPr>
+              <w:t>FAIL</w:t>
+            </w:r>
+            <w:r>
+              <w:t xml:space="preserve"> / </w:t>
+            </w:r>
+            <w:r>
+              <w:rPr>
+                <w:rFonts w:ascii="Consolas" w:hAnsi="Consolas"/>
+                <w:sz w:val="20"/>
+              </w:rPr>
+              <w:t>404</w:t>
+            </w:r>
+            <w:r>
+              <w:t xml:space="preserve"> / </w:t>
+            </w:r>
+            <w:r>
+              <w:rPr>
+                <w:rFonts w:ascii="Consolas" w:hAnsi="Consolas"/>
+                <w:sz w:val="20"/>
+              </w:rPr>
+              <w:t>notFound</w:t>
             </w:r>
           </w:p>
         </w:tc>
         <w:tc>
           <w:tcPr>
-            <w:tcW w:type="dxa" w:w="4320"/>
+            <w:tcW w:type="dxa" w:w="4896"/>
           </w:tcPr>
           <w:p>
+            <w:r/>
             <w:r>
-              <w:t>Wrong Google account, or files were deleted/moved since the manifest was built</w:t>
+              <w:t>Wrong account, or files moved/deleted since manifest</w:t>
             </w:r>
           </w:p>
         </w:tc>
@@ -3673,21 +3610,30 @@
       <w:tr>
         <w:tc>
           <w:tcPr>
-            <w:tcW w:type="dxa" w:w="4320"/>
+            <w:tcW w:type="dxa" w:w="4896"/>
           </w:tcPr>
           <w:p>
+            <w:r/>
             <w:r>
-              <w:t>Many 403 / permission errors</w:t>
+              <w:t xml:space="preserve">Many </w:t>
+            </w:r>
+            <w:r>
+              <w:rPr>
+                <w:rFonts w:ascii="Consolas" w:hAnsi="Consolas"/>
+                <w:sz w:val="20"/>
+              </w:rPr>
+              <w:t>403</w:t>
             </w:r>
           </w:p>
         </w:tc>
         <w:tc>
           <w:tcPr>
-            <w:tcW w:type="dxa" w:w="4320"/>
+            <w:tcW w:type="dxa" w:w="4896"/>
           </w:tcPr>
           <w:p>
+            <w:r/>
             <w:r>
-              <w:t>Sign in as the account the manifest was built from; confirm you can open those files in Drive normally</w:t>
+              <w:t>Sign in as the account the manifest was built from</w:t>
             </w:r>
           </w:p>
         </w:tc>
@@ -3695,21 +3641,23 @@
       <w:tr>
         <w:tc>
           <w:tcPr>
-            <w:tcW w:type="dxa" w:w="4320"/>
+            <w:tcW w:type="dxa" w:w="4896"/>
           </w:tcPr>
           <w:p>
+            <w:r/>
             <w:r>
-              <w:t>Google sign-in blocked with an "app not verified" / "access blocked" error</w:t>
+              <w:t>App not verified / access blocked</w:t>
             </w:r>
           </w:p>
         </w:tc>
         <w:tc>
           <w:tcPr>
-            <w:tcW w:type="dxa" w:w="4320"/>
+            <w:tcW w:type="dxa" w:w="4896"/>
           </w:tcPr>
           <w:p>
+            <w:r/>
             <w:r>
-              <w:t xml:space="preserve">The signing-in account isn't in the OAuth consent screen's </w:t>
+              <w:t xml:space="preserve">Add account under OAuth </w:t>
             </w:r>
             <w:r>
               <w:rPr>
@@ -3718,7 +3666,7 @@
               <w:t>Test users</w:t>
             </w:r>
             <w:r>
-              <w:t xml:space="preserve"> list yet (Part 3, step 4) — add it there</w:t>
+              <w:t xml:space="preserve"> (Part 3)</w:t>
             </w:r>
           </w:p>
         </w:tc>
@@ -3726,21 +3674,34 @@
       <w:tr>
         <w:tc>
           <w:tcPr>
-            <w:tcW w:type="dxa" w:w="4320"/>
+            <w:tcW w:type="dxa" w:w="4896"/>
           </w:tcPr>
           <w:p>
+            <w:r/>
             <w:r>
+              <w:rPr>
+                <w:rFonts w:ascii="Consolas" w:hAnsi="Consolas"/>
+                <w:sz w:val="20"/>
+              </w:rPr>
               <w:t>OAuth client secrets not found</w:t>
             </w:r>
           </w:p>
         </w:tc>
         <w:tc>
           <w:tcPr>
-            <w:tcW w:type="dxa" w:w="4320"/>
+            <w:tcW w:type="dxa" w:w="4896"/>
           </w:tcPr>
           <w:p>
+            <w:r/>
             <w:r>
-              <w:t>Complete Part 3 (create the OAuth client) and Part 4 (python setup.py, Google Drive step), or place the client JSON under .secrets/google_oauth_client.json</w:t>
+              <w:t xml:space="preserve">Finish Parts 3–4, or put JSON at </w:t>
+            </w:r>
+            <w:r>
+              <w:rPr>
+                <w:rFonts w:ascii="Consolas" w:hAnsi="Consolas"/>
+                <w:sz w:val="20"/>
+              </w:rPr>
+              <w:t>.secrets/google_oauth_client.json</w:t>
             </w:r>
           </w:p>
         </w:tc>
@@ -3748,21 +3709,37 @@
       <w:tr>
         <w:tc>
           <w:tcPr>
-            <w:tcW w:type="dxa" w:w="4320"/>
+            <w:tcW w:type="dxa" w:w="4896"/>
           </w:tcPr>
           <w:p>
+            <w:r/>
             <w:r>
+              <w:rPr>
+                <w:rFonts w:ascii="Consolas" w:hAnsi="Consolas"/>
+                <w:sz w:val="20"/>
+              </w:rPr>
               <w:t>sample manifest not found</w:t>
             </w:r>
           </w:p>
         </w:tc>
         <w:tc>
           <w:tcPr>
-            <w:tcW w:type="dxa" w:w="4320"/>
+            <w:tcW w:type="dxa" w:w="4896"/>
           </w:tcPr>
           <w:p>
+            <w:r/>
             <w:r>
-              <w:t>Update/pull the latest code so data/ai_labs_1200_balanced_sample.json exists, or check the --manifest path</w:t>
+              <w:t xml:space="preserve">Pull latest code, or fix </w:t>
+            </w:r>
+            <w:r>
+              <w:rPr>
+                <w:rFonts w:ascii="Consolas" w:hAnsi="Consolas"/>
+                <w:sz w:val="20"/>
+              </w:rPr>
+              <w:t>--manifest</w:t>
+            </w:r>
+            <w:r>
+              <w:t xml:space="preserve"> path</w:t>
             </w:r>
           </w:p>
         </w:tc>
@@ -3770,21 +3747,32 @@
       <w:tr>
         <w:tc>
           <w:tcPr>
-            <w:tcW w:type="dxa" w:w="4320"/>
+            <w:tcW w:type="dxa" w:w="4896"/>
           </w:tcPr>
           <w:p>
+            <w:r/>
             <w:r>
-              <w:t>Interrupted halfway</w:t>
+              <w:t>Interrupted</w:t>
             </w:r>
           </w:p>
         </w:tc>
         <w:tc>
           <w:tcPr>
-            <w:tcW w:type="dxa" w:w="4320"/>
+            <w:tcW w:type="dxa" w:w="4896"/>
           </w:tcPr>
           <w:p>
+            <w:r/>
             <w:r>
-              <w:t>Re-run the same command — both export_ai_labs_samples.py and export_ai_labs_gmail_threads.py resume automatically</w:t>
+              <w:t xml:space="preserve">Re-run the </w:t>
+            </w:r>
+            <w:r>
+              <w:rPr>
+                <w:b/>
+              </w:rPr>
+              <w:t>same</w:t>
+            </w:r>
+            <w:r>
+              <w:t xml:space="preserve"> command</w:t>
             </w:r>
           </w:p>
         </w:tc>
@@ -3792,21 +3780,43 @@
       <w:tr>
         <w:tc>
           <w:tcPr>
-            <w:tcW w:type="dxa" w:w="4320"/>
+            <w:tcW w:type="dxa" w:w="4896"/>
           </w:tcPr>
           <w:p>
+            <w:r/>
             <w:r>
-              <w:t>Want a fresh destination folder</w:t>
+              <w:t>Fresh destination folder</w:t>
             </w:r>
           </w:p>
         </w:tc>
         <w:tc>
           <w:tcPr>
-            <w:tcW w:type="dxa" w:w="4320"/>
+            <w:tcW w:type="dxa" w:w="4896"/>
           </w:tcPr>
           <w:p>
+            <w:r/>
             <w:r>
-              <w:t>Delete out/ai_labs_samples.checkpoint.jsonl and out/ai_labs_samples.checkpoint.jsonl.dest.json, then run again</w:t>
+              <w:t xml:space="preserve">Delete </w:t>
+            </w:r>
+            <w:r>
+              <w:rPr>
+                <w:rFonts w:ascii="Consolas" w:hAnsi="Consolas"/>
+                <w:sz w:val="20"/>
+              </w:rPr>
+              <w:t>out/ai_labs_samples.checkpoint.jsonl</w:t>
+            </w:r>
+            <w:r>
+              <w:t xml:space="preserve"> and </w:t>
+            </w:r>
+            <w:r>
+              <w:rPr>
+                <w:rFonts w:ascii="Consolas" w:hAnsi="Consolas"/>
+                <w:sz w:val="20"/>
+              </w:rPr>
+              <w:t>out/ai_labs_samples.checkpoint.jsonl.dest.json</w:t>
+            </w:r>
+            <w:r>
+              <w:t>, re-run</w:t>
             </w:r>
           </w:p>
         </w:tc>
@@ -3814,21 +3824,47 @@
       <w:tr>
         <w:tc>
           <w:tcPr>
-            <w:tcW w:type="dxa" w:w="4320"/>
+            <w:tcW w:type="dxa" w:w="4896"/>
           </w:tcPr>
           <w:p>
+            <w:r/>
             <w:r>
-              <w:t>build_quality_sample.py: --admin-email is required with --service-account</w:t>
+              <w:rPr>
+                <w:rFonts w:ascii="Consolas" w:hAnsi="Consolas"/>
+                <w:sz w:val="20"/>
+              </w:rPr>
+              <w:t>--admin-email is required with --service-account</w:t>
             </w:r>
           </w:p>
         </w:tc>
         <w:tc>
           <w:tcPr>
-            <w:tcW w:type="dxa" w:w="4320"/>
+            <w:tcW w:type="dxa" w:w="4896"/>
           </w:tcPr>
           <w:p>
+            <w:r/>
             <w:r>
-              <w:t>You passed --service-account but not --admin-email — add it, or drop --service-account entirely to scan just your own Drive + Gmail instead</w:t>
+              <w:t xml:space="preserve">Add </w:t>
+            </w:r>
+            <w:r>
+              <w:rPr>
+                <w:rFonts w:ascii="Consolas" w:hAnsi="Consolas"/>
+                <w:sz w:val="20"/>
+              </w:rPr>
+              <w:t>--admin-email</w:t>
+            </w:r>
+            <w:r>
+              <w:t xml:space="preserve">, or drop </w:t>
+            </w:r>
+            <w:r>
+              <w:rPr>
+                <w:rFonts w:ascii="Consolas" w:hAnsi="Consolas"/>
+                <w:sz w:val="20"/>
+              </w:rPr>
+              <w:t>--service-account</w:t>
+            </w:r>
+            <w:r>
+              <w:t xml:space="preserve"> for My Drive mode</w:t>
             </w:r>
           </w:p>
         </w:tc>
@@ -3836,21 +3872,40 @@
       <w:tr>
         <w:tc>
           <w:tcPr>
-            <w:tcW w:type="dxa" w:w="4320"/>
+            <w:tcW w:type="dxa" w:w="4896"/>
           </w:tcPr>
           <w:p>
+            <w:r/>
             <w:r>
-              <w:t>Manifest has no gmail_threads / Part 8 finds nothing</w:t>
+              <w:t xml:space="preserve">No </w:t>
+            </w:r>
+            <w:r>
+              <w:rPr>
+                <w:rFonts w:ascii="Consolas" w:hAnsi="Consolas"/>
+                <w:sz w:val="20"/>
+              </w:rPr>
+              <w:t>gmail_threads</w:t>
+            </w:r>
+            <w:r>
+              <w:t xml:space="preserve"> / Part 8 empty</w:t>
             </w:r>
           </w:p>
         </w:tc>
         <w:tc>
           <w:tcPr>
-            <w:tcW w:type="dxa" w:w="4320"/>
+            <w:tcW w:type="dxa" w:w="4896"/>
           </w:tcPr>
           <w:p>
+            <w:r/>
             <w:r>
-              <w:t>Run Part 5 first (with Gmail not skipped), or point --manifest at a manifest that has one</w:t>
+              <w:t xml:space="preserve">Re-run Part 5 without </w:t>
+            </w:r>
+            <w:r>
+              <w:rPr>
+                <w:rFonts w:ascii="Consolas" w:hAnsi="Consolas"/>
+                <w:sz w:val="20"/>
+              </w:rPr>
+              <w:t>--skip-gmail</w:t>
             </w:r>
           </w:p>
         </w:tc>
@@ -3858,21 +3913,33 @@
       <w:tr>
         <w:tc>
           <w:tcPr>
-            <w:tcW w:type="dxa" w:w="4320"/>
+            <w:tcW w:type="dxa" w:w="4896"/>
           </w:tcPr>
           <w:p>
+            <w:r/>
             <w:r>
-              <w:t>Gmail insert fails with a permissions / consent screen error</w:t>
+              <w:t>Gmail insert permission error</w:t>
             </w:r>
           </w:p>
         </w:tc>
         <w:tc>
           <w:tcPr>
-            <w:tcW w:type="dxa" w:w="4320"/>
+            <w:tcW w:type="dxa" w:w="4896"/>
           </w:tcPr>
           <w:p>
+            <w:r/>
             <w:r>
-              <w:t>gmail.insert scope isn't on the OAuth client's consent screen yet — do Part 8's one-time setup, including the Test users check</w:t>
+              <w:t xml:space="preserve">Add </w:t>
+            </w:r>
+            <w:r>
+              <w:rPr>
+                <w:rFonts w:ascii="Consolas" w:hAnsi="Consolas"/>
+                <w:sz w:val="20"/>
+              </w:rPr>
+              <w:t>gmail.insert</w:t>
+            </w:r>
+            <w:r>
+              <w:t xml:space="preserve"> scope (Part 8 setup)</w:t>
             </w:r>
           </w:p>
         </w:tc>
@@ -3880,21 +3947,33 @@
       <w:tr>
         <w:tc>
           <w:tcPr>
-            <w:tcW w:type="dxa" w:w="4320"/>
+            <w:tcW w:type="dxa" w:w="4896"/>
           </w:tcPr>
           <w:p>
+            <w:r/>
             <w:r>
-              <w:t>Part 5 asks for a browser login you weren't expecting</w:t>
+              <w:t>Unexpected browser login in Part 5</w:t>
             </w:r>
           </w:p>
         </w:tc>
         <w:tc>
           <w:tcPr>
-            <w:tcW w:type="dxa" w:w="4320"/>
+            <w:tcW w:type="dxa" w:w="4896"/>
           </w:tcPr>
           <w:p>
+            <w:r/>
             <w:r>
-              <w:t>It's transferring automatically now (the default) — that's the destination account's OAuth/gmail.insert consent, same as Parts 4/8. Use --scan-only if you only want the manifest and don't want to authorize a destination right now</w:t>
+              <w:t xml:space="preserve">Destination OAuth consent (default transfer). Use </w:t>
+            </w:r>
+            <w:r>
+              <w:rPr>
+                <w:rFonts w:ascii="Consolas" w:hAnsi="Consolas"/>
+                <w:sz w:val="20"/>
+              </w:rPr>
+              <w:t>--scan-only</w:t>
+            </w:r>
+            <w:r>
+              <w:t xml:space="preserve"> to skip</w:t>
             </w:r>
           </w:p>
         </w:tc>
@@ -3902,21 +3981,30 @@
       <w:tr>
         <w:tc>
           <w:tcPr>
-            <w:tcW w:type="dxa" w:w="4320"/>
+            <w:tcW w:type="dxa" w:w="4896"/>
           </w:tcPr>
           <w:p>
+            <w:r/>
             <w:r>
-              <w:t>Part 5 didn't re-scan even though you expected it to</w:t>
+              <w:t>Part 5 didn't re-scan</w:t>
             </w:r>
           </w:p>
         </w:tc>
         <w:tc>
           <w:tcPr>
-            <w:tcW w:type="dxa" w:w="4320"/>
+            <w:tcW w:type="dxa" w:w="4896"/>
           </w:tcPr>
           <w:p>
+            <w:r/>
             <w:r>
-              <w:t>--out already pointed at an existing manifest, so it reused it — pass --rescan to force a fresh scan</w:t>
+              <w:t xml:space="preserve">Manifest already exists — add </w:t>
+            </w:r>
+            <w:r>
+              <w:rPr>
+                <w:rFonts w:ascii="Consolas" w:hAnsi="Consolas"/>
+                <w:sz w:val="20"/>
+              </w:rPr>
+              <w:t>--rescan</w:t>
             </w:r>
           </w:p>
         </w:tc>
@@ -3924,26 +4012,77 @@
       <w:tr>
         <w:tc>
           <w:tcPr>
-            <w:tcW w:type="dxa" w:w="4320"/>
+            <w:tcW w:type="dxa" w:w="4896"/>
           </w:tcPr>
           <w:p>
+            <w:r/>
             <w:r>
-              <w:t>Want Part 5 to build a manifest without transferring, for someone else to run Part 6/8 later</w:t>
+              <w:t xml:space="preserve">Local: </w:t>
+            </w:r>
+            <w:r>
+              <w:rPr>
+                <w:rFonts w:ascii="Consolas" w:hAnsi="Consolas"/>
+                <w:sz w:val="20"/>
+              </w:rPr>
+              <w:t>--root not found</w:t>
             </w:r>
           </w:p>
         </w:tc>
         <w:tc>
           <w:tcPr>
-            <w:tcW w:type="dxa" w:w="4320"/>
+            <w:tcW w:type="dxa" w:w="4896"/>
           </w:tcPr>
           <w:p>
+            <w:r/>
             <w:r>
-              <w:t>Add --scan-only</w:t>
+              <w:t>Fix the path to the main folder that contains the email subfolders</w:t>
+            </w:r>
+          </w:p>
+        </w:tc>
+      </w:tr>
+      <w:tr>
+        <w:tc>
+          <w:tcPr>
+            <w:tcW w:type="dxa" w:w="4896"/>
+          </w:tcPr>
+          <w:p>
+            <w:r/>
+            <w:r>
+              <w:t>Local: no account subfolders</w:t>
+            </w:r>
+          </w:p>
+        </w:tc>
+        <w:tc>
+          <w:tcPr>
+            <w:tcW w:type="dxa" w:w="4896"/>
+          </w:tcPr>
+          <w:p>
+            <w:r/>
+            <w:r>
+              <w:t xml:space="preserve">Top-level folders under </w:t>
+            </w:r>
+            <w:r>
+              <w:rPr>
+                <w:rFonts w:ascii="Consolas" w:hAnsi="Consolas"/>
+                <w:sz w:val="20"/>
+              </w:rPr>
+              <w:t>--root</w:t>
+            </w:r>
+            <w:r>
+              <w:t xml:space="preserve"> must be named like </w:t>
+            </w:r>
+            <w:r>
+              <w:rPr>
+                <w:rFonts w:ascii="Consolas" w:hAnsi="Consolas"/>
+                <w:sz w:val="20"/>
+              </w:rPr>
+              <w:t>user@domain.com</w:t>
             </w:r>
           </w:p>
         </w:tc>
       </w:tr>
     </w:tbl>
+    <w:p/>
     <w:p>
       <w:pPr>
         <w:pStyle w:val="Heading1"/>
@@ -3953,127 +4092,74 @@
       </w:r>
     </w:p>
     <w:p>
-      <w:r>
-        <w:t># (Operator) Build a fresh manifest across the whole Workspace AND transfer it — one run</w:t>
-      </w:r>
-      <w:r>
+      <w:pPr>
+        <w:spacing w:before="80" w:after="80"/>
+        <w:ind w:left="216"/>
+        <w:shd w:fill="F3F4F6" w:val="clear"/>
+      </w:pPr>
+      <w:r>
+        <w:rPr>
+          <w:rFonts w:ascii="Consolas" w:hAnsi="Consolas"/>
+          <w:sz w:val="18"/>
+        </w:rPr>
+        <w:t># Local dump → Desktop (email-named subfolders)</w:t>
         <w:br/>
-      </w:r>
-      <w:r>
-        <w:t>python tools/build_quality_sample.py --service-account ~/Downloads/service_account.json --admin-email admin@yourdomain.com</w:t>
-      </w:r>
-      <w:r>
+        <w:t>python tools/build_quality_sample_local.py --root ~/Downloads/company-dump</w:t>
         <w:br/>
-      </w:r>
-      <w:r>
-        <w:t># (Operator) Or just your own Drive + Gmail — no service account needed</w:t>
-      </w:r>
-      <w:r>
         <w:br/>
-      </w:r>
-      <w:r>
+        <w:t># My Drive only</w:t>
+        <w:br/>
         <w:t>python tools/build_quality_sample.py</w:t>
-      </w:r>
-      <w:r>
         <w:br/>
-      </w:r>
-      <w:r>
-        <w:t># Re-run any of the above any time — resumes automatically (scan or transfer, wherever it left off)</w:t>
-      </w:r>
-      <w:r>
         <w:br/>
-      </w:r>
-      <w:r>
-        <w:t># Build the manifest only, don't transfer (for a separate person to handle Part 6/8)</w:t>
-      </w:r>
-      <w:r>
+        <w:t># Whole Workspace + transfer</w:t>
         <w:br/>
-      </w:r>
-      <w:r>
-        <w:t>python tools/build_quality_sample.py --service-account ~/Downloads/service_account.json --admin-email admin@yourdomain.com --scan-only</w:t>
-      </w:r>
-      <w:r>
+        <w:t>python tools/build_quality_sample.py \</w:t>
         <w:br/>
-      </w:r>
-      <w:r>
-        <w:t># Force a fresh scan even though a manifest already exists</w:t>
-      </w:r>
-      <w:r>
+        <w:t xml:space="preserve">  --service-account ~/Downloads/service_account.json \</w:t>
         <w:br/>
-      </w:r>
-      <w:r>
-        <w:t>python tools/build_quality_sample.py --service-account ~/Downloads/service_account.json --admin-email admin@yourdomain.com --rescan</w:t>
-      </w:r>
-      <w:r>
+        <w:t xml:space="preserve">  --admin-email admin@yourdomain.com</w:t>
         <w:br/>
-      </w:r>
-      <w:r>
-        <w:t># --- Manual handoff path (Parts 6/8) — only needed after --scan-only ---</w:t>
-      </w:r>
-      <w:r>
         <w:br/>
-      </w:r>
-      <w:r>
-        <w:t># Preview the Drive copy</w:t>
-      </w:r>
-      <w:r>
+        <w:t># Manifest only (handoff)</w:t>
         <w:br/>
-      </w:r>
-      <w:r>
-        <w:t>python tools/export_ai_labs_samples.py --dry-run</w:t>
-      </w:r>
-      <w:r>
+        <w:t>python tools/build_quality_sample.py \</w:t>
         <w:br/>
-      </w:r>
-      <w:r>
-        <w:t># Test with 5 files</w:t>
-      </w:r>
-      <w:r>
+        <w:t xml:space="preserve">  --service-account ~/Downloads/service_account.json \</w:t>
         <w:br/>
-      </w:r>
-      <w:r>
-        <w:t>python tools/export_ai_labs_samples.py --limit 5</w:t>
-      </w:r>
-      <w:r>
+        <w:t xml:space="preserve">  --admin-email admin@yourdomain.com \</w:t>
         <w:br/>
-      </w:r>
-      <w:r>
-        <w:t># Full Drive copy run</w:t>
-      </w:r>
-      <w:r>
+        <w:t xml:space="preserve">  --scan-only</w:t>
         <w:br/>
-      </w:r>
-      <w:r>
-        <w:t>python tools/export_ai_labs_samples.py</w:t>
-      </w:r>
-      <w:r>
         <w:br/>
-      </w:r>
-      <w:r>
-        <w:t># Same, but from a freshly built manifest</w:t>
-      </w:r>
-      <w:r>
+        <w:t># Force rescan</w:t>
         <w:br/>
-      </w:r>
-      <w:r>
+        <w:t>python tools/build_quality_sample.py \</w:t>
+        <w:br/>
+        <w:t xml:space="preserve">  --service-account ~/Downloads/service_account.json \</w:t>
+        <w:br/>
+        <w:t xml:space="preserve">  --admin-email admin@yourdomain.com \</w:t>
+        <w:br/>
+        <w:t xml:space="preserve">  --rescan</w:t>
+        <w:br/>
+        <w:br/>
+        <w:t># Manual Drive copy (after --scan-only)</w:t>
+        <w:br/>
+        <w:t>python tools/export_ai_labs_samples.py --manifest out/quality_sample_manifest.json --dry-run</w:t>
+        <w:br/>
+        <w:t>python tools/export_ai_labs_samples.py --manifest out/quality_sample_manifest.json --limit 5</w:t>
+        <w:br/>
         <w:t>python tools/export_ai_labs_samples.py --manifest out/quality_sample_manifest.json</w:t>
-      </w:r>
-      <w:r>
         <w:br/>
-      </w:r>
-      <w:r>
-        <w:t># Gmail thread copy (needs a manifest with gmail_threads, e.g. from Part 5)</w:t>
-      </w:r>
-      <w:r>
         <w:br/>
-      </w:r>
-      <w:r>
+        <w:t># Manual Gmail copy (after --scan-only)</w:t>
+        <w:br/>
         <w:t>python tools/export_ai_labs_gmail_threads.py --service-account ~/Downloads/service_account.json</w:t>
       </w:r>
     </w:p>
     <w:p>
       <w:r>
-        <w:t>Manifest used:</w:t>
+        <w:t>Manifests:</w:t>
       </w:r>
     </w:p>
     <w:p>
@@ -4081,7 +4167,14 @@
         <w:pStyle w:val="ListBullet"/>
       </w:pPr>
       <w:r>
-        <w:t>Bundled default (no Excel required): data/ai_labs_1200_balanced_sample.json</w:t>
+        <w:t xml:space="preserve">Bundled default: </w:t>
+      </w:r>
+      <w:r>
+        <w:rPr>
+          <w:rFonts w:ascii="Consolas" w:hAnsi="Consolas"/>
+          <w:sz w:val="20"/>
+        </w:rPr>
+        <w:t>data/ai_labs_1200_balanced_sample.json</w:t>
       </w:r>
     </w:p>
     <w:p>
@@ -4089,12 +4182,34 @@
         <w:pStyle w:val="ListBullet"/>
       </w:pPr>
       <w:r>
-        <w:t>Freshly built (Part 5, size-capped, includes Gmail threads): out/quality_sample_manifest.json</w:t>
+        <w:t xml:space="preserve">Fresh from Part 5 (Drive): </w:t>
+      </w:r>
+      <w:r>
+        <w:rPr>
+          <w:rFonts w:ascii="Consolas" w:hAnsi="Consolas"/>
+          <w:sz w:val="20"/>
+        </w:rPr>
+        <w:t>out/quality_sample_manifest.json</w:t>
+      </w:r>
+    </w:p>
+    <w:p>
+      <w:pPr>
+        <w:pStyle w:val="ListBullet"/>
+      </w:pPr>
+      <w:r>
+        <w:t xml:space="preserve">Fresh from local dump: </w:t>
+      </w:r>
+      <w:r>
+        <w:rPr>
+          <w:rFonts w:ascii="Consolas" w:hAnsi="Consolas"/>
+          <w:sz w:val="20"/>
+        </w:rPr>
+        <w:t>out/quality_sample_local_manifest.json</w:t>
       </w:r>
     </w:p>
     <w:sectPr>
       <w:pgSz w:w="12240" w:h="15840"/>
-      <w:pgMar w:top="1440" w:right="1800" w:bottom="1440" w:left="1800" w:header="720" w:footer="720" w:gutter="0"/>
+      <w:pgMar w:top="1080" w:right="1224" w:bottom="1080" w:left="1224" w:header="720" w:footer="720" w:gutter="0"/>
       <w:cols w:space="720"/>
       <w:docGrid w:linePitch="360"/>
     </w:sectPr>
@@ -4465,6 +4580,10 @@
     <w:name w:val="Normal"/>
     <w:qFormat/>
     <w:rsid w:val="00FC693F"/>
+    <w:rPr>
+      <w:rFonts w:ascii="Calibri" w:hAnsi="Calibri"/>
+      <w:sz w:val="22"/>
+    </w:rPr>
   </w:style>
   <w:style w:type="paragraph" w:styleId="Header">
     <w:name w:val="header"/>

--- a/CLIENT_SETUP_AI_LABS_SAMPLES.docx
+++ b/CLIENT_SETUP_AI_LABS_SAMPLES.docx
@@ -3,4213 +3,1029 @@
 <w:document xmlns:wpc="http://schemas.microsoft.com/office/word/2010/wordprocessingCanvas" xmlns:mo="http://schemas.microsoft.com/office/mac/office/2008/main" xmlns:mc="http://schemas.openxmlformats.org/markup-compatibility/2006" xmlns:mv="urn:schemas-microsoft-com:mac:vml" xmlns:o="urn:schemas-microsoft-com:office:office" xmlns:r="http://schemas.openxmlformats.org/officeDocument/2006/relationships" xmlns:m="http://schemas.openxmlformats.org/officeDocument/2006/math" xmlns:v="urn:schemas-microsoft-com:vml" xmlns:wp14="http://schemas.microsoft.com/office/word/2010/wordprocessingDrawing" xmlns:wp="http://schemas.openxmlformats.org/drawingml/2006/wordprocessingDrawing" xmlns:w10="urn:schemas-microsoft-com:office:word" xmlns:w="http://schemas.openxmlformats.org/wordprocessingml/2006/main" xmlns:w14="http://schemas.microsoft.com/office/word/2010/wordml" xmlns:wpg="http://schemas.microsoft.com/office/word/2010/wordprocessingGroup" xmlns:wpi="http://schemas.microsoft.com/office/word/2010/wordprocessingInk" xmlns:wne="http://schemas.microsoft.com/office/word/2006/wordml" xmlns:wps="http://schemas.microsoft.com/office/word/2010/wordprocessingShape" mc:Ignorable="w14 wp14">
   <w:body>
     <w:p>
-      <w:pPr>
-        <w:pStyle w:val="Title"/>
-      </w:pPr>
       <w:r>
-        <w:t>AI Labs Sample Set — Setup Guide</w:t>
-      </w:r>
-    </w:p>
-    <w:p>
-      <w:r>
+        <w:t># AI Labs Sample Set — Setup Guide</w:t>
+        <w:br/>
+        <w:br/>
         <w:t>Follow every step in order. Copy each command exactly.</w:t>
-      </w:r>
-    </w:p>
-    <w:p>
-      <w:r>
-        <w:rPr>
-          <w:b/>
-        </w:rPr>
-        <w:t>You do not need</w:t>
-      </w:r>
-      <w:r>
-        <w:t xml:space="preserve"> an Anthropic / OpenAI / Gemini API key.</w:t>
-      </w:r>
-    </w:p>
-    <w:p>
-      <w:pPr>
-        <w:pStyle w:val="Heading1"/>
-      </w:pPr>
-      <w:r>
-        <w:t>Prerequisites</w:t>
-      </w:r>
-    </w:p>
-    <w:p>
-      <w:pPr>
-        <w:pStyle w:val="Heading2"/>
-      </w:pPr>
-      <w:r>
-        <w:t>1. Install Python</w:t>
-      </w:r>
-    </w:p>
-    <w:p>
-      <w:pPr>
-        <w:pStyle w:val="ListNumber"/>
-      </w:pPr>
-      <w:r>
-        <w:t xml:space="preserve">Go to: </w:t>
-      </w:r>
-      <w:r>
-        <w:rPr>
-          <w:b/>
-        </w:rPr>
-        <w:t>https://www.python.org/downloads/</w:t>
-      </w:r>
-    </w:p>
-    <w:p>
-      <w:pPr>
-        <w:pStyle w:val="ListNumber"/>
-      </w:pPr>
-      <w:r>
-        <w:t>Download and run the installer.</w:t>
-      </w:r>
-    </w:p>
-    <w:p>
-      <w:pPr>
-        <w:pStyle w:val="ListBullet"/>
-        <w:ind w:left="720"/>
-      </w:pPr>
-      <w:r>
-        <w:rPr>
-          <w:b/>
-        </w:rPr>
+        <w:br/>
+        <w:br/>
+        <w:t>**You do not need** an Anthropic / OpenAI / Gemini API key.</w:t>
+        <w:br/>
+        <w:br/>
+        <w:t>---</w:t>
+        <w:br/>
+        <w:br/>
+        <w:t>## Prerequisites</w:t>
+        <w:br/>
+        <w:br/>
+        <w:t>### 1. Install Python</w:t>
+        <w:br/>
+        <w:br/>
+        <w:t>1. Go to: **https://www.python.org/downloads/**</w:t>
+        <w:br/>
+        <w:t>2. Download and run the installer.</w:t>
+        <w:br/>
+        <w:t xml:space="preserve">   - **Windows:** check **"Add Python to PATH"** before Install.</w:t>
+        <w:br/>
+        <w:t>3. Verify:</w:t>
+        <w:br/>
+        <w:br/>
+        <w:t>```</w:t>
+        <w:br/>
+        <w:t>python --version</w:t>
+        <w:br/>
+        <w:t>```</w:t>
+        <w:br/>
+        <w:br/>
+        <w:t>### 2. Install Git</w:t>
+        <w:br/>
+        <w:br/>
+        <w:t>1. Go to: **https://git-scm.com/downloads**</w:t>
+        <w:br/>
+        <w:t>2. Install with defaults.</w:t>
+        <w:br/>
+        <w:t>3. Verify:</w:t>
+        <w:br/>
+        <w:br/>
+        <w:t>```</w:t>
+        <w:br/>
+        <w:t>git --version</w:t>
+        <w:br/>
+        <w:t>```</w:t>
+        <w:br/>
+        <w:br/>
+        <w:t>---</w:t>
+        <w:br/>
+        <w:br/>
+        <w:t>## Part 1 — Get the code</w:t>
+        <w:br/>
+        <w:br/>
+        <w:t>```</w:t>
+        <w:br/>
+        <w:t>cd ~</w:t>
+        <w:br/>
+        <w:t>```</w:t>
+        <w:br/>
+        <w:br/>
+        <w:t>```</w:t>
+        <w:br/>
+        <w:t>git clone https://github.com/data927/inventory-segmentor.git</w:t>
+        <w:br/>
+        <w:t>```</w:t>
+        <w:br/>
+        <w:br/>
+        <w:t>```</w:t>
+        <w:br/>
+        <w:t>cd inventory-segmentor</w:t>
+        <w:br/>
+        <w:t>```</w:t>
+        <w:br/>
+        <w:br/>
+        <w:t>```</w:t>
+        <w:br/>
+        <w:t>ls tools/build_quality_sample.py</w:t>
+        <w:br/>
+        <w:t>```</w:t>
+        <w:br/>
+        <w:br/>
+        <w:t>---</w:t>
+        <w:br/>
+        <w:br/>
+        <w:t>## Part 2 — Python environment</w:t>
+        <w:br/>
+        <w:br/>
+        <w:t>**Create venv**</w:t>
+        <w:br/>
+        <w:br/>
+        <w:t>Mac / Linux:</w:t>
+        <w:br/>
+        <w:t>```</w:t>
+        <w:br/>
+        <w:t>python3 -m venv .venv</w:t>
+        <w:br/>
+        <w:t>```</w:t>
+        <w:br/>
+        <w:br/>
         <w:t>Windows:</w:t>
-      </w:r>
-      <w:r>
-        <w:t xml:space="preserve"> check </w:t>
-      </w:r>
-      <w:r>
-        <w:rPr>
-          <w:b/>
-        </w:rPr>
-        <w:t>"Add Python to PATH"</w:t>
-      </w:r>
-      <w:r>
-        <w:t xml:space="preserve"> before Install.</w:t>
-      </w:r>
-    </w:p>
-    <w:p>
-      <w:pPr>
-        <w:pStyle w:val="ListNumber"/>
-      </w:pPr>
-      <w:r>
-        <w:t>Verify:</w:t>
-      </w:r>
-    </w:p>
-    <w:p>
-      <w:pPr>
-        <w:spacing w:before="80" w:after="80"/>
-        <w:ind w:left="216"/>
-        <w:shd w:fill="F3F4F6" w:val="clear"/>
-      </w:pPr>
-      <w:r>
-        <w:rPr>
-          <w:rFonts w:ascii="Consolas" w:hAnsi="Consolas"/>
-          <w:sz w:val="18"/>
-        </w:rPr>
-        <w:t>python --version</w:t>
-      </w:r>
-    </w:p>
-    <w:p>
-      <w:pPr>
-        <w:pStyle w:val="Heading2"/>
-      </w:pPr>
-      <w:r>
-        <w:t>2. Install Git</w:t>
-      </w:r>
-    </w:p>
-    <w:p>
-      <w:pPr>
-        <w:pStyle w:val="ListNumber"/>
-      </w:pPr>
-      <w:r>
-        <w:t xml:space="preserve">Go to: </w:t>
-      </w:r>
-      <w:r>
-        <w:rPr>
-          <w:b/>
-        </w:rPr>
-        <w:t>https://git-scm.com/downloads</w:t>
-      </w:r>
-    </w:p>
-    <w:p>
-      <w:pPr>
-        <w:pStyle w:val="ListNumber"/>
-      </w:pPr>
-      <w:r>
-        <w:t>Install with defaults.</w:t>
-      </w:r>
-    </w:p>
-    <w:p>
-      <w:pPr>
-        <w:pStyle w:val="ListNumber"/>
-      </w:pPr>
-      <w:r>
-        <w:t>Verify:</w:t>
-      </w:r>
-    </w:p>
-    <w:p>
-      <w:pPr>
-        <w:spacing w:before="80" w:after="80"/>
-        <w:ind w:left="216"/>
-        <w:shd w:fill="F3F4F6" w:val="clear"/>
-      </w:pPr>
-      <w:r>
-        <w:rPr>
-          <w:rFonts w:ascii="Consolas" w:hAnsi="Consolas"/>
-          <w:sz w:val="18"/>
-        </w:rPr>
-        <w:t>git --version</w:t>
-      </w:r>
-    </w:p>
-    <w:p>
-      <w:pPr>
-        <w:pStyle w:val="Heading1"/>
-      </w:pPr>
-      <w:r>
-        <w:t>Part 1 — Get the code</w:t>
-      </w:r>
-    </w:p>
-    <w:p>
-      <w:pPr>
-        <w:spacing w:before="80" w:after="80"/>
-        <w:ind w:left="216"/>
-        <w:shd w:fill="F3F4F6" w:val="clear"/>
-      </w:pPr>
-      <w:r>
-        <w:rPr>
-          <w:rFonts w:ascii="Consolas" w:hAnsi="Consolas"/>
-          <w:sz w:val="18"/>
-        </w:rPr>
-        <w:t>cd ~</w:t>
-      </w:r>
-    </w:p>
-    <w:p>
-      <w:pPr>
-        <w:spacing w:before="80" w:after="80"/>
-        <w:ind w:left="216"/>
-        <w:shd w:fill="F3F4F6" w:val="clear"/>
-      </w:pPr>
-      <w:r>
-        <w:rPr>
-          <w:rFonts w:ascii="Consolas" w:hAnsi="Consolas"/>
-          <w:sz w:val="18"/>
-        </w:rPr>
-        <w:t>git clone https://github.com/data927/inventory-segmentor.git</w:t>
-      </w:r>
-    </w:p>
-    <w:p>
-      <w:pPr>
-        <w:spacing w:before="80" w:after="80"/>
-        <w:ind w:left="216"/>
-        <w:shd w:fill="F3F4F6" w:val="clear"/>
-      </w:pPr>
-      <w:r>
-        <w:rPr>
-          <w:rFonts w:ascii="Consolas" w:hAnsi="Consolas"/>
-          <w:sz w:val="18"/>
-        </w:rPr>
-        <w:t>cd inventory-segmentor</w:t>
-      </w:r>
-    </w:p>
-    <w:p>
-      <w:pPr>
-        <w:spacing w:before="80" w:after="80"/>
-        <w:ind w:left="216"/>
-        <w:shd w:fill="F3F4F6" w:val="clear"/>
-      </w:pPr>
-      <w:r>
-        <w:rPr>
-          <w:rFonts w:ascii="Consolas" w:hAnsi="Consolas"/>
-          <w:sz w:val="18"/>
-        </w:rPr>
-        <w:t>ls tools/build_quality_sample.py</w:t>
-      </w:r>
-    </w:p>
-    <w:p>
-      <w:pPr>
-        <w:pStyle w:val="Heading1"/>
-      </w:pPr>
-      <w:r>
-        <w:t>Part 2 — Python environment</w:t>
-      </w:r>
-    </w:p>
-    <w:p>
-      <w:r>
-        <w:rPr>
-          <w:b/>
-        </w:rPr>
-        <w:t>Create venv</w:t>
-      </w:r>
-    </w:p>
-    <w:p>
-      <w:r>
+        <w:br/>
+        <w:t>```</w:t>
+        <w:br/>
+        <w:t>python -m venv .venv</w:t>
+        <w:br/>
+        <w:t>```</w:t>
+        <w:br/>
+        <w:br/>
+        <w:t>**Activate**</w:t>
+        <w:br/>
+        <w:br/>
         <w:t>Mac / Linux:</w:t>
-      </w:r>
-    </w:p>
-    <w:p>
-      <w:pPr>
-        <w:spacing w:before="80" w:after="80"/>
-        <w:ind w:left="216"/>
-        <w:shd w:fill="F3F4F6" w:val="clear"/>
-      </w:pPr>
-      <w:r>
-        <w:rPr>
-          <w:rFonts w:ascii="Consolas" w:hAnsi="Consolas"/>
-          <w:sz w:val="18"/>
-        </w:rPr>
-        <w:t>python3 -m venv .venv</w:t>
-      </w:r>
-    </w:p>
-    <w:p>
-      <w:r>
+        <w:br/>
+        <w:t>```</w:t>
+        <w:br/>
+        <w:t>source .venv/bin/activate</w:t>
+        <w:br/>
+        <w:t>```</w:t>
+        <w:br/>
+        <w:br/>
         <w:t>Windows:</w:t>
-      </w:r>
-    </w:p>
-    <w:p>
-      <w:pPr>
-        <w:spacing w:before="80" w:after="80"/>
-        <w:ind w:left="216"/>
-        <w:shd w:fill="F3F4F6" w:val="clear"/>
-      </w:pPr>
-      <w:r>
-        <w:rPr>
-          <w:rFonts w:ascii="Consolas" w:hAnsi="Consolas"/>
-          <w:sz w:val="18"/>
-        </w:rPr>
-        <w:t>python -m venv .venv</w:t>
-      </w:r>
-    </w:p>
-    <w:p>
-      <w:r>
-        <w:rPr>
-          <w:b/>
-        </w:rPr>
-        <w:t>Activate</w:t>
-      </w:r>
-    </w:p>
-    <w:p>
-      <w:r>
+        <w:br/>
+        <w:t>```</w:t>
+        <w:br/>
+        <w:t>.venv\Scripts\activate</w:t>
+        <w:br/>
+        <w:t>```</w:t>
+        <w:br/>
+        <w:br/>
+        <w:t>You should see `(.venv)` at the start of the line.</w:t>
+        <w:br/>
+        <w:br/>
+        <w:t>**Install packages**</w:t>
+        <w:br/>
+        <w:br/>
+        <w:t>```</w:t>
+        <w:br/>
+        <w:t>pip install -r requirements.txt</w:t>
+        <w:br/>
+        <w:t>```</w:t>
+        <w:br/>
+        <w:br/>
+        <w:t>---</w:t>
+        <w:br/>
+        <w:br/>
+        <w:t>## Local dump — any parent folder (no Google needed)</w:t>
+        <w:br/>
+        <w:br/>
+        <w:t>Point at any parent folder. **Every immediate subfolder** is processed — names do not matter.</w:t>
+        <w:br/>
+        <w:br/>
+        <w:t>```</w:t>
+        <w:br/>
+        <w:t>/path/to/main/</w:t>
+        <w:br/>
+        <w:t xml:space="preserve">  Folder A/</w:t>
+        <w:br/>
+        <w:t xml:space="preserve">  Folder B/</w:t>
+        <w:br/>
+        <w:t xml:space="preserve">  ...</w:t>
+        <w:br/>
+        <w:t>```</w:t>
+        <w:br/>
+        <w:br/>
+        <w:t>Skips Parts 3–8. **`--entire`**: one account's full data. **`--as-is`**: walk order until **10GB**. **Default multi-folder**: first **1000 files** each, then fill to **15GB**. Copies onto the **Desktop**.</w:t>
+        <w:br/>
+        <w:br/>
+        <w:t>Full local-only guide: `CLIENT_SETUP_AI_LABS_SAMPLES_LOCAL.docx`</w:t>
+        <w:br/>
+        <w:br/>
+        <w:t>**Run — entire data of one account**</w:t>
+        <w:br/>
+        <w:br/>
+        <w:t>```</w:t>
+        <w:br/>
+        <w:t>python tools/build_quality_sample_local.py --root ~/Downloads/company-dump --only "Folder A" --entire</w:t>
+        <w:br/>
+        <w:t>```</w:t>
+        <w:br/>
+        <w:br/>
+        <w:t>**Run — as-is until 10GB**</w:t>
+        <w:br/>
+        <w:br/>
+        <w:t>```</w:t>
+        <w:br/>
+        <w:t>python tools/build_quality_sample_local.py --root ~/Downloads/company-dump --as-is --cap-gb 10</w:t>
+        <w:br/>
+        <w:t>```</w:t>
+        <w:br/>
+        <w:br/>
+        <w:t>**Run — all subfolders (capped sample)**</w:t>
+        <w:br/>
+        <w:br/>
         <w:t>Mac / Linux:</w:t>
-      </w:r>
-    </w:p>
-    <w:p>
-      <w:pPr>
-        <w:spacing w:before="80" w:after="80"/>
-        <w:ind w:left="216"/>
-        <w:shd w:fill="F3F4F6" w:val="clear"/>
-      </w:pPr>
-      <w:r>
-        <w:rPr>
-          <w:rFonts w:ascii="Consolas" w:hAnsi="Consolas"/>
-          <w:sz w:val="18"/>
-        </w:rPr>
+        <w:br/>
+        <w:br/>
+        <w:t>```</w:t>
+        <w:br/>
+        <w:t>python tools/build_quality_sample_local.py --root ~/Downloads/company-dump</w:t>
+        <w:br/>
+        <w:t>```</w:t>
+        <w:br/>
+        <w:br/>
+        <w:t>Windows:</w:t>
+        <w:br/>
+        <w:br/>
+        <w:t>```</w:t>
+        <w:br/>
+        <w:t>python tools/build_quality_sample_local.py --root C:\Users\YourName\Downloads\company-dump</w:t>
+        <w:br/>
+        <w:t>```</w:t>
+        <w:br/>
+        <w:br/>
+        <w:t>Creates:</w:t>
+        <w:br/>
+        <w:br/>
+        <w:t>```</w:t>
+        <w:br/>
+        <w:t>Desktop/AI Labs Sample Set (YYYY-MM-DD)/</w:t>
+        <w:br/>
+        <w:t xml:space="preserve">  Folder A/</w:t>
+        <w:br/>
+        <w:t xml:space="preserve">  Folder B/</w:t>
+        <w:br/>
+        <w:t>```</w:t>
+        <w:br/>
+        <w:br/>
+        <w:t>**Useful variants**</w:t>
+        <w:br/>
+        <w:br/>
+        <w:t>```</w:t>
+        <w:br/>
+        <w:t># First-pass file count per folder (default 1000 when multiple), then fill to 15GB</w:t>
+        <w:br/>
+        <w:t>python tools/build_quality_sample_local.py --root ~/Downloads/company-dump --limit 1000</w:t>
+        <w:br/>
+        <w:br/>
+        <w:t># Overall byte cap (default 15GB when multiple folders)</w:t>
+        <w:br/>
+        <w:t>python tools/build_quality_sample_local.py --root ~/Downloads/company-dump --cap-gb 15</w:t>
+        <w:br/>
+        <w:br/>
+        <w:t># Specific subfolders only (one name = entire account; two+ = capped sample)</w:t>
+        <w:br/>
+        <w:t>python tools/build_quality_sample_local.py --root ~/Downloads/company-dump --only "Folder A" "Folder B"</w:t>
+        <w:br/>
+        <w:br/>
+        <w:t># Explicit destination path</w:t>
+        <w:br/>
+        <w:t>python tools/build_quality_sample_local.py --root ~/Downloads/company-dump --dest "~/Desktop/AI Labs Sample Set"</w:t>
+        <w:br/>
+        <w:t>```</w:t>
+        <w:br/>
+        <w:br/>
+        <w:t>Manifest: `out/quality_sample_local_manifest.json`</w:t>
+        <w:br/>
+        <w:br/>
+        <w:t>---</w:t>
+        <w:br/>
+        <w:br/>
+        <w:t>## Part 3 — Create a Google Cloud OAuth client</w:t>
+        <w:br/>
+        <w:br/>
+        <w:t>One-time. If you already have a `client_secret_....json` for this project, skip to Part 4.</w:t>
+        <w:br/>
+        <w:br/>
+        <w:t>1. Open **https://console.cloud.google.com/** — sign in with the Google account you'll use.</w:t>
+        <w:br/>
+        <w:t>2. Top-left project dropdown → **New Project** → name it (e.g. `AI Labs Sample Set`) → **Create**. Select it when ready.</w:t>
+        <w:br/>
+        <w:t>3. **APIs &amp; Services** → **Library**:</w:t>
+        <w:br/>
+        <w:t xml:space="preserve">   - Enable **Google Drive API**</w:t>
+        <w:br/>
+        <w:t xml:space="preserve">   - Enable **Gmail API** (needed for Gmail samples)</w:t>
+        <w:br/>
+        <w:t>4. **APIs &amp; Services** → **OAuth consent screen**:</w:t>
+        <w:br/>
+        <w:t xml:space="preserve">   - User type: **External** (or **Internal** if Workspace you manage) → **Create**</w:t>
+        <w:br/>
+        <w:t xml:space="preserve">   - Fill **App name**, **User support email**, **Developer contact email** → **Save and Continue**</w:t>
+        <w:br/>
+        <w:t xml:space="preserve">   - **Scopes** → **Add or Remove Scopes** → check:</w:t>
+        <w:br/>
+        <w:t xml:space="preserve">     - `.../auth/drive`</w:t>
+        <w:br/>
+        <w:t xml:space="preserve">     - `.../auth/gmail.insert` (if you'll copy Gmail threads)</w:t>
+        <w:br/>
+        <w:t xml:space="preserve">   - → **Update** → **Save and Continue**</w:t>
+        <w:br/>
+        <w:t xml:space="preserve">   - **Test users** → **Add Users** → add your Google account → **Save and Continue** → **Back to Dashboard**</w:t>
+        <w:br/>
+        <w:t>5. **APIs &amp; Services** → **Credentials** → **Create Credentials** → **OAuth client ID**:</w:t>
+        <w:br/>
+        <w:t xml:space="preserve">   - Application type: **Desktop app**</w:t>
+        <w:br/>
+        <w:t xml:space="preserve">   - Name → **Create** → **Download JSON**</w:t>
+        <w:br/>
+        <w:t>6. Keep the downloaded file (e.g. `~/Downloads/client_secret_xxxx.json`).</w:t>
+        <w:br/>
+        <w:br/>
+        <w:t>---</w:t>
+        <w:br/>
+        <w:br/>
+        <w:t>## Part 4 — Connect OAuth credentials</w:t>
+        <w:br/>
+        <w:br/>
+        <w:t>```</w:t>
+        <w:br/>
+        <w:t>python setup.py</w:t>
+        <w:br/>
+        <w:t>```</w:t>
+        <w:br/>
+        <w:br/>
+        <w:t>Prompts:</w:t>
+        <w:br/>
+        <w:t>1. **API key** → press Enter (skip).</w:t>
+        <w:br/>
+        <w:t>2. **Set up Google Drive access? (y/n)** → `y`</w:t>
+        <w:br/>
+        <w:t>3. **Path to OAuth client JSON file** → paste path, e.g.:</w:t>
+        <w:br/>
+        <w:t xml:space="preserve">   - Mac: `~/Downloads/client_secret_xxxx.json`</w:t>
+        <w:br/>
+        <w:t xml:space="preserve">   - Windows: `C:\Users\YourName\Downloads\client_secret_xxxx.json`</w:t>
+        <w:br/>
+        <w:t>4. Authorize now → `y` → browser → sign in → **Allow**</w:t>
+        <w:br/>
+        <w:br/>
+        <w:t>Manual alternative: copy the JSON to `.secrets/google_oauth_client.json`, or set `GOOGLE_OAUTH_CLIENT_SECRETS=/path/to/file.json` in `.env`.</w:t>
+        <w:br/>
+        <w:br/>
+        <w:t>---</w:t>
+        <w:br/>
+        <w:br/>
+        <w:t>## Part 5 — Build sample (scan + transfer)</w:t>
+        <w:br/>
+        <w:br/>
+        <w:t>Skip if someone already gave you a manifest → go to Part 6.</w:t>
+        <w:br/>
+        <w:br/>
+        <w:t>Default: scans, selects, and copies into your Drive (and Gmail if included) in one run.</w:t>
+        <w:br/>
+        <w:br/>
+        <w:t>### Caps / selection (defaults)</w:t>
+        <w:br/>
+        <w:br/>
+        <w:t>| Source | Rule |</w:t>
+        <w:br/>
+        <w:t>| --- | --- |</w:t>
+        <w:br/>
+        <w:t>| Binary Drive files | Largest first, up to **15GB** |</w:t>
+        <w:br/>
+        <w:t>| Gmail threads | Whole threads, largest first, up to **12.5GB** |</w:t>
+        <w:br/>
+        <w:t>| Google Sheets | 350 (most recent) |</w:t>
+        <w:br/>
+        <w:t>| Google Docs | 300 (most recent) |</w:t>
+        <w:br/>
+        <w:t>| Google Slides | 150 (most recent) |</w:t>
+        <w:br/>
+        <w:br/>
+        <w:t>Native Docs/Sheets/Slides sit **on top of** the 15GB binary cap.</w:t>
+        <w:br/>
+        <w:br/>
+        <w:t>### 5A — My Drive only (no Service Account)</w:t>
+        <w:br/>
+        <w:br/>
+        <w:t>**Quality sample (capped scan + transfer):**</w:t>
+        <w:br/>
+        <w:br/>
+        <w:t>```</w:t>
+        <w:br/>
+        <w:t>python tools/build_quality_sample.py</w:t>
+        <w:br/>
+        <w:t>```</w:t>
+        <w:br/>
+        <w:br/>
+        <w:t>**Entire account — Drive only (no quality scan, no caps, no Gmail):**</w:t>
+        <w:br/>
+        <w:br/>
+        <w:t>Creates `AI Labs Sample Set (date)` in your My Drive and starts copying **immediately** — first folders are listed, then transfer runs in the background while the rest of the Drive is walked. Copies **every** file from the signed-in account.</w:t>
+        <w:br/>
+        <w:br/>
+        <w:t>```</w:t>
+        <w:br/>
+        <w:t>python tools/build_quality_sample.py --full-account</w:t>
+        <w:br/>
+        <w:t>```</w:t>
+        <w:br/>
+        <w:br/>
+        <w:t>**As-is until 10GB (no quality scan):**</w:t>
+        <w:br/>
+        <w:br/>
+        <w:t>Same immediate transfer, walk order as-is, stops when **10GB** of file data is queued. No Gmail.</w:t>
+        <w:br/>
+        <w:br/>
+        <w:t>```</w:t>
+        <w:br/>
+        <w:t>python tools/build_quality_sample.py --as-is</w:t>
+        <w:br/>
+        <w:t>```</w:t>
+        <w:br/>
+        <w:br/>
+        <w:t>Different size:</w:t>
+        <w:br/>
+        <w:br/>
+        <w:t>```</w:t>
+        <w:br/>
+        <w:t>python tools/build_quality_sample.py --as-is --cap-gb 10</w:t>
+        <w:br/>
+        <w:t>```</w:t>
+        <w:br/>
+        <w:br/>
+        <w:t>### 5B — Whole Workspace (Service Account + Domain-Wide Delegation)</w:t>
+        <w:br/>
+        <w:br/>
+        <w:t>**Operator — create Service Account**</w:t>
+        <w:br/>
+        <w:br/>
+        <w:t>1. [Google Cloud Console](https://console.cloud.google.com/) → project (can reuse Part 3) → **IAM &amp; Admin** → **Service Accounts** → **Create Service Account** → name → **Done**.</w:t>
+        <w:br/>
+        <w:t>2. Service account → **Keys** → **Add Key** → **Create new key** → **JSON** → save the file.</w:t>
+        <w:br/>
+        <w:t>3. **Details** → **Advanced settings** → copy **Client ID** → enable Domain-wide delegation if shown.</w:t>
+        <w:br/>
+        <w:t>4. **APIs &amp; Services** → **Library** → enable **Google Drive API**, **Admin SDK API**, **Gmail API**.</w:t>
+        <w:br/>
+        <w:t>5. Send only the **Client ID** to the Workspace super-admin (not the JSON key).</w:t>
+        <w:br/>
+        <w:br/>
+        <w:t>**Workspace super-admin — authorize**</w:t>
+        <w:br/>
+        <w:br/>
+        <w:t>6. [admin.google.com](https://admin.google.com) → **Security** → **Access and data control** → **API controls** → **Manage Domain Wide Delegation** → **Add new** → paste Client ID + scopes:</w:t>
+        <w:br/>
+        <w:br/>
+        <w:t>```</w:t>
+        <w:br/>
+        <w:t>https://www.googleapis.com/auth/drive.readonly,https://www.googleapis.com/auth/admin.directory.user.readonly,https://www.googleapis.com/auth/gmail.readonly</w:t>
+        <w:br/>
+        <w:t>```</w:t>
+        <w:br/>
+        <w:br/>
+        <w:t>→ **Authorise**. Wait 5–10 min if first run fails with `unauthorized_client`.</w:t>
+        <w:br/>
+        <w:br/>
+        <w:t>**Operator — save credentials**</w:t>
+        <w:br/>
+        <w:br/>
+        <w:t>```</w:t>
+        <w:br/>
+        <w:t>python setup.py</w:t>
+        <w:br/>
+        <w:t>```</w:t>
+        <w:br/>
+        <w:br/>
+        <w:t>When asked `Set up Service Account for full workspace scan? (y/n)` → `y` → path to JSON key → Workspace super-admin email (e.g. `admin@yourdomain.com`).</w:t>
+        <w:br/>
+        <w:br/>
+        <w:t>**Run — whole Workspace (scan + transfer)**</w:t>
+        <w:br/>
+        <w:br/>
+        <w:t>```</w:t>
+        <w:br/>
+        <w:t>python tools/build_quality_sample.py \</w:t>
+        <w:br/>
+        <w:t xml:space="preserve">  --service-account ~/Downloads/service_account.json \</w:t>
+        <w:br/>
+        <w:t xml:space="preserve">  --admin-email admin@yourdomain.com</w:t>
+        <w:br/>
+        <w:t>```</w:t>
+        <w:br/>
+        <w:br/>
+        <w:t>**Run — one account, entire My Drive (transfer only, no quality scan)**</w:t>
+        <w:br/>
+        <w:br/>
+        <w:t>Creates `AI Labs Sample Set (date)` and starts copying **as soon as the script begins** (walk and transfer overlap). Copies **everything** from that user's My Drive. No 15GB/12.5GB caps, no Gmail.</w:t>
+        <w:br/>
+        <w:br/>
+        <w:t>```</w:t>
+        <w:br/>
+        <w:t>python tools/build_quality_sample.py \</w:t>
+        <w:br/>
+        <w:t xml:space="preserve">  --service-account ~/Downloads/service_account.json \</w:t>
+        <w:br/>
+        <w:t xml:space="preserve">  --admin-email admin@yourdomain.com \</w:t>
+        <w:br/>
+        <w:t xml:space="preserve">  --users alice@yourdomain.com \</w:t>
+        <w:br/>
+        <w:t xml:space="preserve">  --full-account</w:t>
+        <w:br/>
+        <w:t>```</w:t>
+        <w:br/>
+        <w:br/>
+        <w:t>**Run — one account, as-is until 10GB (no quality scan)**</w:t>
+        <w:br/>
+        <w:br/>
+        <w:t>Walk order as-is, transfer starts immediately, stops once **10GB** is fulfilled. No Gmail.</w:t>
+        <w:br/>
+        <w:br/>
+        <w:t>```</w:t>
+        <w:br/>
+        <w:t>python tools/build_quality_sample.py \</w:t>
+        <w:br/>
+        <w:t xml:space="preserve">  --service-account ~/Downloads/service_account.json \</w:t>
+        <w:br/>
+        <w:t xml:space="preserve">  --admin-email admin@yourdomain.com \</w:t>
+        <w:br/>
+        <w:t xml:space="preserve">  --users alice@yourdomain.com \</w:t>
+        <w:br/>
+        <w:t xml:space="preserve">  --as-is</w:t>
+        <w:br/>
+        <w:t>```</w:t>
+        <w:br/>
+        <w:br/>
+        <w:t>```</w:t>
+        <w:br/>
+        <w:t>python tools/build_quality_sample.py \</w:t>
+        <w:br/>
+        <w:t xml:space="preserve">  --service-account ~/Downloads/service_account.json \</w:t>
+        <w:br/>
+        <w:t xml:space="preserve">  --admin-email admin@yourdomain.com \</w:t>
+        <w:br/>
+        <w:t xml:space="preserve">  --users alice@yourdomain.com \</w:t>
+        <w:br/>
+        <w:t xml:space="preserve">  --as-is --cap-gb 10</w:t>
+        <w:br/>
+        <w:t>```</w:t>
+        <w:br/>
+        <w:br/>
+        <w:t>**Run — specific users only (capped quality sample)**</w:t>
+        <w:br/>
+        <w:br/>
+        <w:t>```</w:t>
+        <w:br/>
+        <w:t>python tools/build_quality_sample.py \</w:t>
+        <w:br/>
+        <w:t xml:space="preserve">  --service-account ~/Downloads/service_account.json \</w:t>
+        <w:br/>
+        <w:t xml:space="preserve">  --admin-email admin@yourdomain.com \</w:t>
+        <w:br/>
+        <w:t xml:space="preserve">  --users alice@yourdomain.com bob@yourdomain.com</w:t>
+        <w:br/>
+        <w:t>```</w:t>
+        <w:br/>
+        <w:br/>
+        <w:t>**Run — only items before a date**</w:t>
+        <w:br/>
+        <w:br/>
+        <w:t>```</w:t>
+        <w:br/>
+        <w:t>python tools/build_quality_sample.py \</w:t>
+        <w:br/>
+        <w:t xml:space="preserve">  --service-account ~/Downloads/service_account.json \</w:t>
+        <w:br/>
+        <w:t xml:space="preserve">  --admin-email admin@yourdomain.com \</w:t>
+        <w:br/>
+        <w:t xml:space="preserve">  --before 2026-01-01</w:t>
+        <w:br/>
+        <w:t>```</w:t>
+        <w:br/>
+        <w:br/>
+        <w:t>**Run — huge Workspace (faster streaming; less fairness)**</w:t>
+        <w:br/>
+        <w:br/>
+        <w:t>```</w:t>
+        <w:br/>
+        <w:t>python tools/build_quality_sample.py \</w:t>
+        <w:br/>
+        <w:t xml:space="preserve">  --service-account ~/Downloads/service_account.json \</w:t>
+        <w:br/>
+        <w:t xml:space="preserve">  --admin-email admin@yourdomain.com \</w:t>
+        <w:br/>
+        <w:t xml:space="preserve">  --folders-per-round 1000</w:t>
+        <w:br/>
+        <w:t>```</w:t>
+        <w:br/>
+        <w:br/>
+        <w:t>**Run — manifest only (no transfer; hand off to someone else)**</w:t>
+        <w:br/>
+        <w:br/>
+        <w:t>```</w:t>
+        <w:br/>
+        <w:t>python tools/build_quality_sample.py \</w:t>
+        <w:br/>
+        <w:t xml:space="preserve">  --service-account ~/Downloads/service_account.json \</w:t>
+        <w:br/>
+        <w:t xml:space="preserve">  --admin-email admin@yourdomain.com \</w:t>
+        <w:br/>
+        <w:t xml:space="preserve">  --scan-only</w:t>
+        <w:br/>
+        <w:t>```</w:t>
+        <w:br/>
+        <w:br/>
+        <w:t>**Force a fresh scan** (if `out/quality_sample_manifest.json` already exists)</w:t>
+        <w:br/>
+        <w:br/>
+        <w:t>```</w:t>
+        <w:br/>
+        <w:t>python tools/build_quality_sample.py \</w:t>
+        <w:br/>
+        <w:t xml:space="preserve">  --service-account ~/Downloads/service_account.json \</w:t>
+        <w:br/>
+        <w:t xml:space="preserve">  --admin-email admin@yourdomain.com \</w:t>
+        <w:br/>
+        <w:t xml:space="preserve">  --rescan</w:t>
+        <w:br/>
+        <w:t>```</w:t>
+        <w:br/>
+        <w:br/>
+        <w:t>Re-run the **same** command anytime to resume (scan or transfer).</w:t>
+        <w:br/>
+        <w:br/>
+        <w:t>If Part 5 transferred everything → skip to **Part 7**.</w:t>
+        <w:br/>
+        <w:br/>
+        <w:t>### Optional flags</w:t>
+        <w:br/>
+        <w:br/>
+        <w:t>| Flag | Default | Meaning |</w:t>
+        <w:br/>
+        <w:t>| --- | --- | --- |</w:t>
+        <w:br/>
+        <w:t>| `--full-account` | off | Entire My Drive of one account → AI Labs Sample Set (no quality scan/caps/Gmail) |</w:t>
+        <w:br/>
+        <w:t>| `--as-is` | off | Walk-order Drive copy until `--cap-gb` (default 10GB); no quality scan/Gmail |</w:t>
+        <w:br/>
+        <w:t>| `--cap-gb` | `10` with `--as-is` | Byte cap (GB) for `--as-is` / optional trim for `--full-account` |</w:t>
+        <w:br/>
+        <w:t>| `--drive-cap-gb` | `15` | Drive binary cap (GB) |</w:t>
+        <w:br/>
+        <w:t>| `--gmail-cap-gb` | `12.5` | Gmail cap (GB) |</w:t>
+        <w:br/>
+        <w:t>| `--gsheets-limit` | `350` | Google Sheets count |</w:t>
+        <w:br/>
+        <w:t>| `--gdocs-limit` | `300` | Google Docs count |</w:t>
+        <w:br/>
+        <w:t>| `--gslides-limit` | `150` | Google Slides count |</w:t>
+        <w:br/>
+        <w:t>| `--gsheets-per-account` | `30` | Sheets guaranteed per account (Workspace) |</w:t>
+        <w:br/>
+        <w:t>| `--gdocs-per-account` | `40` | Docs guaranteed per account (Workspace) |</w:t>
+        <w:br/>
+        <w:t>| `--gslides-per-account` | `20` | Slides guaranteed per account (Workspace) |</w:t>
+        <w:br/>
+        <w:t>| `--out` | `out/quality_sample_manifest.json` | Manifest path |</w:t>
+        <w:br/>
+        <w:t>| `--gmail-query` | (none) | Gmail search filter |</w:t>
+        <w:br/>
+        <w:t>| `--before` | (none) | Only items before `YYYY-MM-DD` |</w:t>
+        <w:br/>
+        <w:t>| `--skip-drive` | off | Skip Drive |</w:t>
+        <w:br/>
+        <w:t>| `--skip-gmail` | off | Skip Gmail |</w:t>
+        <w:br/>
+        <w:t>| `--users` | (whole domain) | Limit to these emails |</w:t>
+        <w:br/>
+        <w:t>| `--folders-per-round` | `0` | `0` = full scan then transfer; `&gt;0` = streaming batches |</w:t>
+        <w:br/>
+        <w:t>| `--messages-per-round` | `2000` | Gmail batch size when streaming |</w:t>
+        <w:br/>
+        <w:t>| `--rescan` | off | Force fresh scan |</w:t>
+        <w:br/>
+        <w:t>| `--scan-only` | off | Manifest only, no transfer |</w:t>
+        <w:br/>
+        <w:t>| `--folder-name` | `AI Labs Sample Set` | Destination folder name |</w:t>
+        <w:br/>
+        <w:t>| `--dest-folder-id` | (none) | Use existing folder ID/URL |</w:t>
+        <w:br/>
+        <w:br/>
+        <w:t>Output: `out/quality_sample_manifest.json`</w:t>
+        <w:br/>
+        <w:br/>
+        <w:t>---</w:t>
+        <w:br/>
+        <w:br/>
+        <w:t>## Part 6 — Manual Drive copy (only after `--scan-only`)</w:t>
+        <w:br/>
+        <w:br/>
+        <w:t>Skip if Part 5 already transferred.</w:t>
+        <w:br/>
+        <w:br/>
+        <w:t>```</w:t>
+        <w:br/>
+        <w:t>cd ~/inventory-segmentor</w:t>
+        <w:br/>
         <w:t>source .venv/bin/activate</w:t>
-      </w:r>
-    </w:p>
-    <w:p>
-      <w:r>
+        <w:br/>
+        <w:t>```</w:t>
+        <w:br/>
+        <w:br/>
         <w:t>Windows:</w:t>
-      </w:r>
-    </w:p>
-    <w:p>
-      <w:pPr>
-        <w:spacing w:before="80" w:after="80"/>
-        <w:ind w:left="216"/>
-        <w:shd w:fill="F3F4F6" w:val="clear"/>
-      </w:pPr>
-      <w:r>
-        <w:rPr>
-          <w:rFonts w:ascii="Consolas" w:hAnsi="Consolas"/>
-          <w:sz w:val="18"/>
-        </w:rPr>
+        <w:br/>
+        <w:t>```</w:t>
+        <w:br/>
+        <w:t>cd %USERPROFILE%\inventory-segmentor</w:t>
+        <w:br/>
         <w:t>.venv\Scripts\activate</w:t>
-      </w:r>
-    </w:p>
-    <w:p>
-      <w:r>
-        <w:t xml:space="preserve">You should see </w:t>
-      </w:r>
-      <w:r>
-        <w:rPr>
-          <w:rFonts w:ascii="Consolas" w:hAnsi="Consolas"/>
-          <w:sz w:val="20"/>
-        </w:rPr>
-        <w:t>(.venv)</w:t>
-      </w:r>
-      <w:r>
-        <w:t xml:space="preserve"> at the start of the line.</w:t>
-      </w:r>
-    </w:p>
-    <w:p>
-      <w:r>
-        <w:rPr>
-          <w:b/>
-        </w:rPr>
-        <w:t>Install packages</w:t>
-      </w:r>
-    </w:p>
-    <w:p>
-      <w:pPr>
-        <w:spacing w:before="80" w:after="80"/>
-        <w:ind w:left="216"/>
-        <w:shd w:fill="F3F4F6" w:val="clear"/>
-      </w:pPr>
-      <w:r>
-        <w:rPr>
-          <w:rFonts w:ascii="Consolas" w:hAnsi="Consolas"/>
-          <w:sz w:val="18"/>
-        </w:rPr>
-        <w:t>pip install -r requirements.txt</w:t>
-      </w:r>
-    </w:p>
-    <w:p>
-      <w:pPr>
-        <w:pStyle w:val="Heading1"/>
-      </w:pPr>
-      <w:r>
-        <w:t>Local dump — email-named subfolders (no Google needed)</w:t>
-      </w:r>
-    </w:p>
-    <w:p>
-      <w:r>
-        <w:t>Use this when the dump is already on disk:</w:t>
-      </w:r>
-    </w:p>
-    <w:p>
-      <w:pPr>
-        <w:spacing w:before="80" w:after="80"/>
-        <w:ind w:left="216"/>
-        <w:shd w:fill="F3F4F6" w:val="clear"/>
-      </w:pPr>
-      <w:r>
-        <w:rPr>
-          <w:rFonts w:ascii="Consolas" w:hAnsi="Consolas"/>
-          <w:sz w:val="18"/>
-        </w:rPr>
-        <w:t>/path/to/main/</w:t>
-        <w:br/>
-        <w:t xml:space="preserve">  alice@company.com/</w:t>
-        <w:br/>
-        <w:t xml:space="preserve">  bob@company.com/</w:t>
+        <w:br/>
+        <w:t>```</w:t>
+        <w:br/>
+        <w:br/>
+        <w:t>Use `--manifest out/quality_sample_manifest.json` if Part 5 built a fresh list. Otherwise the bundled default is `data/ai_labs_1200_balanced_sample.json`.</w:t>
+        <w:br/>
+        <w:br/>
+        <w:t>**Preview**</w:t>
+        <w:br/>
+        <w:br/>
+        <w:t>```</w:t>
+        <w:br/>
+        <w:t>python tools/export_ai_labs_samples.py --dry-run</w:t>
+        <w:br/>
+        <w:t>```</w:t>
+        <w:br/>
+        <w:br/>
+        <w:t>With Part 5 manifest:</w:t>
+        <w:br/>
+        <w:t>```</w:t>
+        <w:br/>
+        <w:t>python tools/export_ai_labs_samples.py --manifest out/quality_sample_manifest.json --dry-run</w:t>
+        <w:br/>
+        <w:t>```</w:t>
+        <w:br/>
+        <w:br/>
+        <w:t>**Smoke test (5 files)**</w:t>
+        <w:br/>
+        <w:br/>
+        <w:t>```</w:t>
+        <w:br/>
+        <w:t>python tools/export_ai_labs_samples.py --limit 5</w:t>
+        <w:br/>
+        <w:t>```</w:t>
+        <w:br/>
+        <w:br/>
+        <w:t>Or:</w:t>
+        <w:br/>
+        <w:t>```</w:t>
+        <w:br/>
+        <w:t>python tools/export_ai_labs_samples.py --manifest out/quality_sample_manifest.json --limit 5</w:t>
+        <w:br/>
+        <w:t>```</w:t>
+        <w:br/>
+        <w:br/>
+        <w:t>Browser → sign in → **Allow**. Check Drive for `AI Labs Sample Set (YYYY-MM-DD)`.</w:t>
+        <w:br/>
+        <w:br/>
+        <w:t>**Full copy**</w:t>
+        <w:br/>
+        <w:br/>
+        <w:t>```</w:t>
+        <w:br/>
+        <w:t>python tools/export_ai_labs_samples.py</w:t>
+        <w:br/>
+        <w:t>```</w:t>
+        <w:br/>
+        <w:br/>
+        <w:t>Or:</w:t>
+        <w:br/>
+        <w:t>```</w:t>
+        <w:br/>
+        <w:t>python tools/export_ai_labs_samples.py --manifest out/quality_sample_manifest.json</w:t>
+        <w:br/>
+        <w:t>```</w:t>
+        <w:br/>
+        <w:br/>
+        <w:t>Custom folder name:</w:t>
+        <w:br/>
+        <w:t>```</w:t>
+        <w:br/>
+        <w:t>python tools/export_ai_labs_samples.py --folder-name "Goldsetu AI Labs Samples"</w:t>
+        <w:br/>
+        <w:t>```</w:t>
+        <w:br/>
+        <w:br/>
+        <w:t>Safe to stop and re-run the same command — resumes from checkpoint.</w:t>
+        <w:br/>
+        <w:br/>
+        <w:t>---</w:t>
+        <w:br/>
+        <w:br/>
+        <w:t>## Part 7 — Find output</w:t>
+        <w:br/>
+        <w:br/>
+        <w:t>Google Drive → **My Drive** → folder like `AI Labs Sample Set (YYYY-MM-DD)`</w:t>
+        <w:br/>
+        <w:br/>
+        <w:t>Part 5 transfer (by account):</w:t>
+        <w:br/>
+        <w:t>```</w:t>
+        <w:br/>
+        <w:t>AI Labs Sample Set (YYYY-MM-DD)/</w:t>
+        <w:br/>
+        <w:t xml:space="preserve">  alice@yourdomain.com/</w:t>
+        <w:br/>
+        <w:t xml:space="preserve">  bob@yourdomain.com/</w:t>
+        <w:br/>
+        <w:t>```</w:t>
+        <w:br/>
+        <w:br/>
+        <w:t>Part 6 transfer (by category):</w:t>
+        <w:br/>
+        <w:t>```</w:t>
+        <w:br/>
+        <w:t>AI Labs Sample Set (YYYY-MM-DD)/</w:t>
+        <w:br/>
+        <w:t xml:space="preserve">  Product &amp; Engineering/</w:t>
+        <w:br/>
+        <w:t xml:space="preserve">  Financial &amp; Legal/</w:t>
         <w:br/>
         <w:t xml:space="preserve">  ...</w:t>
-      </w:r>
-    </w:p>
-    <w:p>
-      <w:r>
-        <w:t xml:space="preserve">Skips Parts 3–8. Copies the </w:t>
-      </w:r>
-      <w:r>
-        <w:rPr>
-          <w:b/>
-        </w:rPr>
-        <w:t>first 1000 files</w:t>
-      </w:r>
-      <w:r>
-        <w:t xml:space="preserve"> in each email folder (whatever comes first — no size ranking) onto the </w:t>
-      </w:r>
-      <w:r>
-        <w:rPr>
-          <w:b/>
-        </w:rPr>
-        <w:t>Desktop</w:t>
-      </w:r>
-      <w:r>
-        <w:t>.</w:t>
-      </w:r>
-    </w:p>
-    <w:p>
-      <w:r>
-        <w:rPr>
-          <w:b/>
-        </w:rPr>
-        <w:t>Run</w:t>
-      </w:r>
-    </w:p>
-    <w:p>
-      <w:r>
-        <w:t>Mac / Linux — replace the path with your main folder:</w:t>
-      </w:r>
-    </w:p>
-    <w:p>
-      <w:pPr>
-        <w:spacing w:before="80" w:after="80"/>
-        <w:ind w:left="216"/>
-        <w:shd w:fill="F3F4F6" w:val="clear"/>
-      </w:pPr>
-      <w:r>
-        <w:rPr>
-          <w:rFonts w:ascii="Consolas" w:hAnsi="Consolas"/>
-          <w:sz w:val="18"/>
-        </w:rPr>
+        <w:br/>
+        <w:t>```</w:t>
+        <w:br/>
+        <w:br/>
+        <w:t>Script also prints a folder link when done.</w:t>
+        <w:br/>
+        <w:br/>
+        <w:t>---</w:t>
+        <w:br/>
+        <w:br/>
+        <w:t>## Part 8 — Manual Gmail copy (only after `--scan-only`)</w:t>
+        <w:br/>
+        <w:br/>
+        <w:t>Skip if Part 5 already inserted threads. Needs `"gmail_threads"` in the manifest.</w:t>
+        <w:br/>
+        <w:br/>
+        <w:t>### Add `gmail.insert` scope (if not done in Part 3)</w:t>
+        <w:br/>
+        <w:br/>
+        <w:t>1. Cloud Console → **APIs &amp; Services** → **OAuth consent screen**</w:t>
+        <w:br/>
+        <w:t>2. Enable **Gmail API** if needed (**Library** → **Gmail API** → **Enable**)</w:t>
+        <w:br/>
+        <w:t>3. **Edit App** → **Scopes** → add `.../auth/gmail.insert` → save</w:t>
+        <w:br/>
+        <w:t>4. Confirm your account is under **Test users**</w:t>
+        <w:br/>
+        <w:br/>
+        <w:t>### Copy threads</w:t>
+        <w:br/>
+        <w:br/>
+        <w:t>```</w:t>
+        <w:br/>
+        <w:t>python tools/export_ai_labs_gmail_threads.py --service-account ~/Downloads/service_account.json --dry-run</w:t>
+        <w:br/>
+        <w:t>```</w:t>
+        <w:br/>
+        <w:br/>
+        <w:t>```</w:t>
+        <w:br/>
+        <w:t>python tools/export_ai_labs_gmail_threads.py --service-account ~/Downloads/service_account.json --limit 5</w:t>
+        <w:br/>
+        <w:t>```</w:t>
+        <w:br/>
+        <w:br/>
+        <w:t>```</w:t>
+        <w:br/>
+        <w:t>python tools/export_ai_labs_gmail_threads.py --service-account ~/Downloads/service_account.json</w:t>
+        <w:br/>
+        <w:t>```</w:t>
+        <w:br/>
+        <w:br/>
+        <w:t>Browser on first insert → **Allow**. Threads land in **Inbox**. Re-run same command to resume.</w:t>
+        <w:br/>
+        <w:br/>
+        <w:t>Default manifest: `out/quality_sample_manifest.json` (override with `--manifest`).</w:t>
+        <w:br/>
+        <w:br/>
+        <w:t>---</w:t>
+        <w:br/>
+        <w:br/>
+        <w:t>## Troubleshooting</w:t>
+        <w:br/>
+        <w:br/>
+        <w:t>| Problem | Fix |</w:t>
+        <w:br/>
+        <w:t>| --- | --- |</w:t>
+        <w:br/>
+        <w:t>| Asked to sign in again | Use the **same** Google account for Parts 3–8 |</w:t>
+        <w:br/>
+        <w:t>| Many `FAIL` / `404` / `notFound` | Wrong account, or files moved/deleted since manifest |</w:t>
+        <w:br/>
+        <w:t>| Many `403` | Sign in as the account the manifest was built from |</w:t>
+        <w:br/>
+        <w:t>| App not verified / access blocked | Add account under OAuth **Test users** (Part 3) |</w:t>
+        <w:br/>
+        <w:t>| `OAuth client secrets not found` | Finish Parts 3–4, or put JSON at `.secrets/google_oauth_client.json` |</w:t>
+        <w:br/>
+        <w:t>| `sample manifest not found` | Pull latest code, or fix `--manifest` path |</w:t>
+        <w:br/>
+        <w:t>| Interrupted | Re-run the **same** command |</w:t>
+        <w:br/>
+        <w:t>| Fresh destination folder | Delete `out/ai_labs_samples.checkpoint.jsonl` and `out/ai_labs_samples.checkpoint.jsonl.dest.json`, re-run |</w:t>
+        <w:br/>
+        <w:t>| `--admin-email is required with --service-account` | Add `--admin-email`, or drop `--service-account` for My Drive mode |</w:t>
+        <w:br/>
+        <w:t>| No `gmail_threads` / Part 8 empty | Re-run Part 5 without `--skip-gmail` |</w:t>
+        <w:br/>
+        <w:t>| Gmail insert permission error | Add `gmail.insert` scope (Part 8 setup) |</w:t>
+        <w:br/>
+        <w:t>| Unexpected browser login in Part 5 | Destination OAuth consent (default transfer). Use `--scan-only` to skip |</w:t>
+        <w:br/>
+        <w:t>| Part 5 didn't re-scan | Manifest already exists — add `--rescan` |</w:t>
+        <w:br/>
+        <w:t>| Local: `--root not found` | Fix the path to the parent folder |</w:t>
+        <w:br/>
+        <w:t>| Local: no subfolders | `--root` must contain at least one subfolder |</w:t>
+        <w:br/>
+        <w:br/>
+        <w:t>---</w:t>
+        <w:br/>
+        <w:br/>
+        <w:t>## Quick reference</w:t>
+        <w:br/>
+        <w:br/>
+        <w:t>```</w:t>
+        <w:br/>
+        <w:t># Local dump → Desktop (every subfolder under --root)</w:t>
+        <w:br/>
         <w:t>python tools/build_quality_sample_local.py --root ~/Downloads/company-dump</w:t>
-      </w:r>
-    </w:p>
-    <w:p>
-      <w:r>
-        <w:t>Windows:</w:t>
-      </w:r>
-    </w:p>
-    <w:p>
-      <w:pPr>
-        <w:spacing w:before="80" w:after="80"/>
-        <w:ind w:left="216"/>
-        <w:shd w:fill="F3F4F6" w:val="clear"/>
-      </w:pPr>
-      <w:r>
-        <w:rPr>
-          <w:rFonts w:ascii="Consolas" w:hAnsi="Consolas"/>
-          <w:sz w:val="18"/>
-        </w:rPr>
-        <w:t>python tools/build_quality_sample_local.py --root C:\Users\YourName\Downloads\company-dump</w:t>
-      </w:r>
-    </w:p>
-    <w:p>
-      <w:r>
-        <w:t>Creates:</w:t>
-      </w:r>
-    </w:p>
-    <w:p>
-      <w:pPr>
-        <w:spacing w:before="80" w:after="80"/>
-        <w:ind w:left="216"/>
-        <w:shd w:fill="F3F4F6" w:val="clear"/>
-      </w:pPr>
-      <w:r>
-        <w:rPr>
-          <w:rFonts w:ascii="Consolas" w:hAnsi="Consolas"/>
-          <w:sz w:val="18"/>
-        </w:rPr>
-        <w:t>Desktop/AI Labs Sample Set (YYYY-MM-DD)/</w:t>
-        <w:br/>
-        <w:t xml:space="preserve">  alice@company.com/</w:t>
-        <w:br/>
-        <w:t xml:space="preserve">  bob@company.com/</w:t>
-      </w:r>
-    </w:p>
-    <w:p>
-      <w:r>
-        <w:rPr>
-          <w:b/>
-        </w:rPr>
-        <w:t>Useful variants</w:t>
-      </w:r>
-    </w:p>
-    <w:p>
-      <w:pPr>
-        <w:spacing w:before="80" w:after="80"/>
-        <w:ind w:left="216"/>
-        <w:shd w:fill="F3F4F6" w:val="clear"/>
-      </w:pPr>
-      <w:r>
-        <w:rPr>
-          <w:rFonts w:ascii="Consolas" w:hAnsi="Consolas"/>
-          <w:sz w:val="18"/>
-        </w:rPr>
-        <w:t># Different per-folder limit</w:t>
-        <w:br/>
-        <w:t>python tools/build_quality_sample_local.py --root ~/Downloads/company-dump --limit 1000</w:t>
-        <w:br/>
-        <w:br/>
-        <w:t># Specific accounts only</w:t>
-        <w:br/>
-        <w:t>python tools/build_quality_sample_local.py --root ~/Downloads/company-dump --users alice@company.com bob@company.com</w:t>
-        <w:br/>
-        <w:br/>
-        <w:t># Explicit destination path</w:t>
-        <w:br/>
-        <w:t>python tools/build_quality_sample_local.py --root ~/Downloads/company-dump --dest "~/Desktop/AI Labs Sample Set"</w:t>
-      </w:r>
-    </w:p>
-    <w:p>
-      <w:r>
-        <w:t xml:space="preserve">Manifest: </w:t>
-      </w:r>
-      <w:r>
-        <w:rPr>
-          <w:rFonts w:ascii="Consolas" w:hAnsi="Consolas"/>
-          <w:sz w:val="20"/>
-        </w:rPr>
-        <w:t>out/quality_sample_local_manifest.json</w:t>
-      </w:r>
-    </w:p>
-    <w:p>
-      <w:pPr>
-        <w:pStyle w:val="Heading1"/>
-      </w:pPr>
-      <w:r>
-        <w:t>Part 3 — Create a Google Cloud OAuth client</w:t>
-      </w:r>
-    </w:p>
-    <w:p>
-      <w:r>
-        <w:t xml:space="preserve">One-time. If you already have a </w:t>
-      </w:r>
-      <w:r>
-        <w:rPr>
-          <w:rFonts w:ascii="Consolas" w:hAnsi="Consolas"/>
-          <w:sz w:val="20"/>
-        </w:rPr>
-        <w:t>client_secret_....json</w:t>
-      </w:r>
-      <w:r>
-        <w:t xml:space="preserve"> for this project, skip to Part 4.</w:t>
-      </w:r>
-    </w:p>
-    <w:p>
-      <w:pPr>
-        <w:pStyle w:val="ListNumber"/>
-      </w:pPr>
-      <w:r>
-        <w:t xml:space="preserve">Open </w:t>
-      </w:r>
-      <w:r>
-        <w:rPr>
-          <w:b/>
-        </w:rPr>
-        <w:t>https://console.cloud.google.com/</w:t>
-      </w:r>
-      <w:r>
-        <w:t xml:space="preserve"> — sign in with the Google account you'll use.</w:t>
-      </w:r>
-    </w:p>
-    <w:p>
-      <w:pPr>
-        <w:pStyle w:val="ListNumber"/>
-      </w:pPr>
-      <w:r>
-        <w:t xml:space="preserve">Top-left project dropdown → </w:t>
-      </w:r>
-      <w:r>
-        <w:rPr>
-          <w:b/>
-        </w:rPr>
-        <w:t>New Project</w:t>
-      </w:r>
-      <w:r>
-        <w:t xml:space="preserve"> → name it (e.g. </w:t>
-      </w:r>
-      <w:r>
-        <w:rPr>
-          <w:rFonts w:ascii="Consolas" w:hAnsi="Consolas"/>
-          <w:sz w:val="20"/>
-        </w:rPr>
-        <w:t>AI Labs Sample Set</w:t>
-      </w:r>
-      <w:r>
-        <w:t xml:space="preserve">) → </w:t>
-      </w:r>
-      <w:r>
-        <w:rPr>
-          <w:b/>
-        </w:rPr>
-        <w:t>Create</w:t>
-      </w:r>
-      <w:r>
-        <w:t>. Select it when ready.</w:t>
-      </w:r>
-    </w:p>
-    <w:p>
-      <w:pPr>
-        <w:pStyle w:val="ListNumber"/>
-      </w:pPr>
-      <w:r>
-        <w:rPr>
-          <w:b/>
-        </w:rPr>
-        <w:t>APIs &amp; Services</w:t>
-      </w:r>
-      <w:r>
-        <w:t xml:space="preserve"> → </w:t>
-      </w:r>
-      <w:r>
-        <w:rPr>
-          <w:b/>
-        </w:rPr>
-        <w:t>Library</w:t>
-      </w:r>
-      <w:r>
-        <w:t>:</w:t>
-      </w:r>
-    </w:p>
-    <w:p>
-      <w:pPr>
-        <w:pStyle w:val="ListBullet"/>
-        <w:ind w:left="720"/>
-      </w:pPr>
-      <w:r>
-        <w:t xml:space="preserve">Enable </w:t>
-      </w:r>
-      <w:r>
-        <w:rPr>
-          <w:b/>
-        </w:rPr>
-        <w:t>Google Drive API</w:t>
-      </w:r>
-    </w:p>
-    <w:p>
-      <w:pPr>
-        <w:pStyle w:val="ListBullet"/>
-        <w:ind w:left="720"/>
-      </w:pPr>
-      <w:r>
-        <w:t xml:space="preserve">Enable </w:t>
-      </w:r>
-      <w:r>
-        <w:rPr>
-          <w:b/>
-        </w:rPr>
-        <w:t>Gmail API</w:t>
-      </w:r>
-      <w:r>
-        <w:t xml:space="preserve"> (needed for Gmail samples)</w:t>
-      </w:r>
-    </w:p>
-    <w:p>
-      <w:pPr>
-        <w:pStyle w:val="ListNumber"/>
-      </w:pPr>
-      <w:r>
-        <w:rPr>
-          <w:b/>
-        </w:rPr>
-        <w:t>APIs &amp; Services</w:t>
-      </w:r>
-      <w:r>
-        <w:t xml:space="preserve"> → </w:t>
-      </w:r>
-      <w:r>
-        <w:rPr>
-          <w:b/>
-        </w:rPr>
-        <w:t>OAuth consent screen</w:t>
-      </w:r>
-      <w:r>
-        <w:t>:</w:t>
-      </w:r>
-    </w:p>
-    <w:p>
-      <w:pPr>
-        <w:pStyle w:val="ListBullet"/>
-        <w:ind w:left="720"/>
-      </w:pPr>
-      <w:r>
-        <w:t xml:space="preserve">User type: </w:t>
-      </w:r>
-      <w:r>
-        <w:rPr>
-          <w:b/>
-        </w:rPr>
-        <w:t>External</w:t>
-      </w:r>
-      <w:r>
-        <w:t xml:space="preserve"> (or </w:t>
-      </w:r>
-      <w:r>
-        <w:rPr>
-          <w:b/>
-        </w:rPr>
-        <w:t>Internal</w:t>
-      </w:r>
-      <w:r>
-        <w:t xml:space="preserve"> if Workspace you manage) → </w:t>
-      </w:r>
-      <w:r>
-        <w:rPr>
-          <w:b/>
-        </w:rPr>
-        <w:t>Create</w:t>
-      </w:r>
-    </w:p>
-    <w:p>
-      <w:pPr>
-        <w:pStyle w:val="ListBullet"/>
-        <w:ind w:left="720"/>
-      </w:pPr>
-      <w:r>
-        <w:t xml:space="preserve">Fill </w:t>
-      </w:r>
-      <w:r>
-        <w:rPr>
-          <w:b/>
-        </w:rPr>
-        <w:t>App name</w:t>
-      </w:r>
-      <w:r>
-        <w:t xml:space="preserve">, </w:t>
-      </w:r>
-      <w:r>
-        <w:rPr>
-          <w:b/>
-        </w:rPr>
-        <w:t>User support email</w:t>
-      </w:r>
-      <w:r>
-        <w:t xml:space="preserve">, </w:t>
-      </w:r>
-      <w:r>
-        <w:rPr>
-          <w:b/>
-        </w:rPr>
-        <w:t>Developer contact email</w:t>
-      </w:r>
-      <w:r>
-        <w:t xml:space="preserve"> → </w:t>
-      </w:r>
-      <w:r>
-        <w:rPr>
-          <w:b/>
-        </w:rPr>
-        <w:t>Save and Continue</w:t>
-      </w:r>
-    </w:p>
-    <w:p>
-      <w:pPr>
-        <w:pStyle w:val="ListBullet"/>
-        <w:ind w:left="720"/>
-      </w:pPr>
-      <w:r>
-        <w:rPr>
-          <w:b/>
-        </w:rPr>
-        <w:t>Scopes</w:t>
-      </w:r>
-      <w:r>
-        <w:t xml:space="preserve"> → </w:t>
-      </w:r>
-      <w:r>
-        <w:rPr>
-          <w:b/>
-        </w:rPr>
-        <w:t>Add or Remove Scopes</w:t>
-      </w:r>
-      <w:r>
-        <w:t xml:space="preserve"> → check:</w:t>
-      </w:r>
-    </w:p>
-    <w:p>
-      <w:pPr>
-        <w:pStyle w:val="ListBullet"/>
-        <w:ind w:left="720"/>
-      </w:pPr>
-      <w:r>
-        <w:rPr>
-          <w:rFonts w:ascii="Consolas" w:hAnsi="Consolas"/>
-          <w:sz w:val="20"/>
-        </w:rPr>
-        <w:t>.../auth/drive</w:t>
-      </w:r>
-    </w:p>
-    <w:p>
-      <w:pPr>
-        <w:pStyle w:val="ListBullet"/>
-        <w:ind w:left="720"/>
-      </w:pPr>
-      <w:r>
-        <w:rPr>
-          <w:rFonts w:ascii="Consolas" w:hAnsi="Consolas"/>
-          <w:sz w:val="20"/>
-        </w:rPr>
-        <w:t>.../auth/gmail.insert</w:t>
-      </w:r>
-      <w:r>
-        <w:t xml:space="preserve"> (if you'll copy Gmail threads)</w:t>
-      </w:r>
-    </w:p>
-    <w:p>
-      <w:pPr>
-        <w:pStyle w:val="ListBullet"/>
-        <w:ind w:left="720"/>
-      </w:pPr>
-      <w:r>
-        <w:t xml:space="preserve">→ </w:t>
-      </w:r>
-      <w:r>
-        <w:rPr>
-          <w:b/>
-        </w:rPr>
-        <w:t>Update</w:t>
-      </w:r>
-      <w:r>
-        <w:t xml:space="preserve"> → </w:t>
-      </w:r>
-      <w:r>
-        <w:rPr>
-          <w:b/>
-        </w:rPr>
-        <w:t>Save and Continue</w:t>
-      </w:r>
-    </w:p>
-    <w:p>
-      <w:pPr>
-        <w:pStyle w:val="ListBullet"/>
-        <w:ind w:left="720"/>
-      </w:pPr>
-      <w:r>
-        <w:rPr>
-          <w:b/>
-        </w:rPr>
-        <w:t>Test users</w:t>
-      </w:r>
-      <w:r>
-        <w:t xml:space="preserve"> → </w:t>
-      </w:r>
-      <w:r>
-        <w:rPr>
-          <w:b/>
-        </w:rPr>
-        <w:t>Add Users</w:t>
-      </w:r>
-      <w:r>
-        <w:t xml:space="preserve"> → add your Google account → </w:t>
-      </w:r>
-      <w:r>
-        <w:rPr>
-          <w:b/>
-        </w:rPr>
-        <w:t>Save and Continue</w:t>
-      </w:r>
-      <w:r>
-        <w:t xml:space="preserve"> → </w:t>
-      </w:r>
-      <w:r>
-        <w:rPr>
-          <w:b/>
-        </w:rPr>
-        <w:t>Back to Dashboard</w:t>
-      </w:r>
-    </w:p>
-    <w:p>
-      <w:pPr>
-        <w:pStyle w:val="ListNumber"/>
-      </w:pPr>
-      <w:r>
-        <w:rPr>
-          <w:b/>
-        </w:rPr>
-        <w:t>APIs &amp; Services</w:t>
-      </w:r>
-      <w:r>
-        <w:t xml:space="preserve"> → </w:t>
-      </w:r>
-      <w:r>
-        <w:rPr>
-          <w:b/>
-        </w:rPr>
-        <w:t>Credentials</w:t>
-      </w:r>
-      <w:r>
-        <w:t xml:space="preserve"> → </w:t>
-      </w:r>
-      <w:r>
-        <w:rPr>
-          <w:b/>
-        </w:rPr>
-        <w:t>Create Credentials</w:t>
-      </w:r>
-      <w:r>
-        <w:t xml:space="preserve"> → </w:t>
-      </w:r>
-      <w:r>
-        <w:rPr>
-          <w:b/>
-        </w:rPr>
-        <w:t>OAuth client ID</w:t>
-      </w:r>
-      <w:r>
-        <w:t>:</w:t>
-      </w:r>
-    </w:p>
-    <w:p>
-      <w:pPr>
-        <w:pStyle w:val="ListBullet"/>
-        <w:ind w:left="720"/>
-      </w:pPr>
-      <w:r>
-        <w:t xml:space="preserve">Application type: </w:t>
-      </w:r>
-      <w:r>
-        <w:rPr>
-          <w:b/>
-        </w:rPr>
-        <w:t>Desktop app</w:t>
-      </w:r>
-    </w:p>
-    <w:p>
-      <w:pPr>
-        <w:pStyle w:val="ListBullet"/>
-        <w:ind w:left="720"/>
-      </w:pPr>
-      <w:r>
-        <w:t xml:space="preserve">Name → </w:t>
-      </w:r>
-      <w:r>
-        <w:rPr>
-          <w:b/>
-        </w:rPr>
-        <w:t>Create</w:t>
-      </w:r>
-      <w:r>
-        <w:t xml:space="preserve"> → </w:t>
-      </w:r>
-      <w:r>
-        <w:rPr>
-          <w:b/>
-        </w:rPr>
-        <w:t>Download JSON</w:t>
-      </w:r>
-    </w:p>
-    <w:p>
-      <w:pPr>
-        <w:pStyle w:val="ListNumber"/>
-      </w:pPr>
-      <w:r>
-        <w:t xml:space="preserve">Keep the downloaded file (e.g. </w:t>
-      </w:r>
-      <w:r>
-        <w:rPr>
-          <w:rFonts w:ascii="Consolas" w:hAnsi="Consolas"/>
-          <w:sz w:val="20"/>
-        </w:rPr>
-        <w:t>~/Downloads/client_secret_xxxx.json</w:t>
-      </w:r>
-      <w:r>
-        <w:t>).</w:t>
-      </w:r>
-    </w:p>
-    <w:p>
-      <w:pPr>
-        <w:pStyle w:val="Heading1"/>
-      </w:pPr>
-      <w:r>
-        <w:t>Part 4 — Connect OAuth credentials</w:t>
-      </w:r>
-    </w:p>
-    <w:p>
-      <w:pPr>
-        <w:spacing w:before="80" w:after="80"/>
-        <w:ind w:left="216"/>
-        <w:shd w:fill="F3F4F6" w:val="clear"/>
-      </w:pPr>
-      <w:r>
-        <w:rPr>
-          <w:rFonts w:ascii="Consolas" w:hAnsi="Consolas"/>
-          <w:sz w:val="18"/>
-        </w:rPr>
-        <w:t>python setup.py</w:t>
-      </w:r>
-    </w:p>
-    <w:p>
-      <w:r>
-        <w:t>Prompts:</w:t>
-      </w:r>
-    </w:p>
-    <w:p>
-      <w:pPr>
-        <w:pStyle w:val="ListNumber"/>
-      </w:pPr>
-      <w:r>
-        <w:rPr>
-          <w:b/>
-        </w:rPr>
-        <w:t>API key</w:t>
-      </w:r>
-      <w:r>
-        <w:t xml:space="preserve"> → press Enter (skip).</w:t>
-      </w:r>
-    </w:p>
-    <w:p>
-      <w:pPr>
-        <w:pStyle w:val="ListNumber"/>
-      </w:pPr>
-      <w:r>
-        <w:rPr>
-          <w:b/>
-        </w:rPr>
-        <w:t>Set up Google Drive access? (y/n)</w:t>
-      </w:r>
-      <w:r>
-        <w:t xml:space="preserve"> → </w:t>
-      </w:r>
-      <w:r>
-        <w:rPr>
-          <w:rFonts w:ascii="Consolas" w:hAnsi="Consolas"/>
-          <w:sz w:val="20"/>
-        </w:rPr>
-        <w:t>y</w:t>
-      </w:r>
-    </w:p>
-    <w:p>
-      <w:pPr>
-        <w:pStyle w:val="ListNumber"/>
-      </w:pPr>
-      <w:r>
-        <w:rPr>
-          <w:b/>
-        </w:rPr>
-        <w:t>Path to OAuth client JSON file</w:t>
-      </w:r>
-      <w:r>
-        <w:t xml:space="preserve"> → paste path, e.g.:</w:t>
-      </w:r>
-    </w:p>
-    <w:p>
-      <w:pPr>
-        <w:pStyle w:val="ListBullet"/>
-        <w:ind w:left="720"/>
-      </w:pPr>
-      <w:r>
-        <w:t xml:space="preserve">Mac: </w:t>
-      </w:r>
-      <w:r>
-        <w:rPr>
-          <w:rFonts w:ascii="Consolas" w:hAnsi="Consolas"/>
-          <w:sz w:val="20"/>
-        </w:rPr>
-        <w:t>~/Downloads/client_secret_xxxx.json</w:t>
-      </w:r>
-    </w:p>
-    <w:p>
-      <w:pPr>
-        <w:pStyle w:val="ListBullet"/>
-        <w:ind w:left="720"/>
-      </w:pPr>
-      <w:r>
-        <w:t xml:space="preserve">Windows: </w:t>
-      </w:r>
-      <w:r>
-        <w:rPr>
-          <w:rFonts w:ascii="Consolas" w:hAnsi="Consolas"/>
-          <w:sz w:val="20"/>
-        </w:rPr>
-        <w:t>C:\Users\YourName\Downloads\client_secret_xxxx.json</w:t>
-      </w:r>
-    </w:p>
-    <w:p>
-      <w:pPr>
-        <w:pStyle w:val="ListNumber"/>
-      </w:pPr>
-      <w:r>
-        <w:t xml:space="preserve">Authorize now → </w:t>
-      </w:r>
-      <w:r>
-        <w:rPr>
-          <w:rFonts w:ascii="Consolas" w:hAnsi="Consolas"/>
-          <w:sz w:val="20"/>
-        </w:rPr>
-        <w:t>y</w:t>
-      </w:r>
-      <w:r>
-        <w:t xml:space="preserve"> → browser → sign in → </w:t>
-      </w:r>
-      <w:r>
-        <w:rPr>
-          <w:b/>
-        </w:rPr>
-        <w:t>Allow</w:t>
-      </w:r>
-    </w:p>
-    <w:p>
-      <w:r>
-        <w:t xml:space="preserve">Manual alternative: copy the JSON to </w:t>
-      </w:r>
-      <w:r>
-        <w:rPr>
-          <w:rFonts w:ascii="Consolas" w:hAnsi="Consolas"/>
-          <w:sz w:val="20"/>
-        </w:rPr>
-        <w:t>.secrets/google_oauth_client.json</w:t>
-      </w:r>
-      <w:r>
-        <w:t xml:space="preserve">, or set </w:t>
-      </w:r>
-      <w:r>
-        <w:rPr>
-          <w:rFonts w:ascii="Consolas" w:hAnsi="Consolas"/>
-          <w:sz w:val="20"/>
-        </w:rPr>
-        <w:t>GOOGLE_OAUTH_CLIENT_SECRETS=/path/to/file.json</w:t>
-      </w:r>
-      <w:r>
-        <w:t xml:space="preserve"> in </w:t>
-      </w:r>
-      <w:r>
-        <w:rPr>
-          <w:rFonts w:ascii="Consolas" w:hAnsi="Consolas"/>
-          <w:sz w:val="20"/>
-        </w:rPr>
-        <w:t>.env</w:t>
-      </w:r>
-      <w:r>
-        <w:t>.</w:t>
-      </w:r>
-    </w:p>
-    <w:p>
-      <w:pPr>
-        <w:pStyle w:val="Heading1"/>
-      </w:pPr>
-      <w:r>
-        <w:t>Part 5 — Build sample (scan + transfer)</w:t>
-      </w:r>
-    </w:p>
-    <w:p>
-      <w:r>
-        <w:t>Skip if someone already gave you a manifest → go to Part 6.</w:t>
-      </w:r>
-    </w:p>
-    <w:p>
-      <w:r>
-        <w:t>Default: scans, selects, and copies into your Drive (and Gmail if included) in one run.</w:t>
-      </w:r>
-    </w:p>
-    <w:p>
-      <w:pPr>
-        <w:pStyle w:val="Heading2"/>
-      </w:pPr>
-      <w:r>
-        <w:t>Caps / selection (defaults)</w:t>
-      </w:r>
-    </w:p>
-    <w:tbl>
-      <w:tblPr>
-        <w:tblStyle w:val="TableGrid"/>
-        <w:tblW w:type="auto" w:w="0"/>
-        <w:tblLook w:firstColumn="1" w:firstRow="1" w:lastColumn="0" w:lastRow="0" w:noHBand="0" w:noVBand="1" w:val="04A0"/>
-      </w:tblPr>
-      <w:tblGrid>
-        <w:gridCol w:w="4896"/>
-        <w:gridCol w:w="4896"/>
-      </w:tblGrid>
-      <w:tr>
-        <w:tc>
-          <w:tcPr>
-            <w:tcW w:type="dxa" w:w="4896"/>
-          </w:tcPr>
-          <w:p>
-            <w:r>
-              <w:rPr>
-                <w:b/>
-              </w:rPr>
-            </w:r>
-            <w:r>
-              <w:rPr>
-                <w:b/>
-              </w:rPr>
-              <w:t>Source</w:t>
-            </w:r>
-          </w:p>
-        </w:tc>
-        <w:tc>
-          <w:tcPr>
-            <w:tcW w:type="dxa" w:w="4896"/>
-          </w:tcPr>
-          <w:p>
-            <w:r>
-              <w:rPr>
-                <w:b/>
-              </w:rPr>
-            </w:r>
-            <w:r>
-              <w:rPr>
-                <w:b/>
-              </w:rPr>
-              <w:t>Rule</w:t>
-            </w:r>
-          </w:p>
-        </w:tc>
-      </w:tr>
-      <w:tr>
-        <w:tc>
-          <w:tcPr>
-            <w:tcW w:type="dxa" w:w="4896"/>
-          </w:tcPr>
-          <w:p>
-            <w:r/>
-            <w:r>
-              <w:t>Binary Drive files</w:t>
-            </w:r>
-          </w:p>
-        </w:tc>
-        <w:tc>
-          <w:tcPr>
-            <w:tcW w:type="dxa" w:w="4896"/>
-          </w:tcPr>
-          <w:p>
-            <w:r/>
-            <w:r>
-              <w:t xml:space="preserve">Largest first, up to </w:t>
-            </w:r>
-            <w:r>
-              <w:rPr>
-                <w:b/>
-              </w:rPr>
-              <w:t>15GB</w:t>
-            </w:r>
-          </w:p>
-        </w:tc>
-      </w:tr>
-      <w:tr>
-        <w:tc>
-          <w:tcPr>
-            <w:tcW w:type="dxa" w:w="4896"/>
-          </w:tcPr>
-          <w:p>
-            <w:r/>
-            <w:r>
-              <w:t>Gmail threads</w:t>
-            </w:r>
-          </w:p>
-        </w:tc>
-        <w:tc>
-          <w:tcPr>
-            <w:tcW w:type="dxa" w:w="4896"/>
-          </w:tcPr>
-          <w:p>
-            <w:r/>
-            <w:r>
-              <w:t xml:space="preserve">Whole threads, largest first, up to </w:t>
-            </w:r>
-            <w:r>
-              <w:rPr>
-                <w:b/>
-              </w:rPr>
-              <w:t>12.5GB</w:t>
-            </w:r>
-          </w:p>
-        </w:tc>
-      </w:tr>
-      <w:tr>
-        <w:tc>
-          <w:tcPr>
-            <w:tcW w:type="dxa" w:w="4896"/>
-          </w:tcPr>
-          <w:p>
-            <w:r/>
-            <w:r>
-              <w:t>Google Sheets</w:t>
-            </w:r>
-          </w:p>
-        </w:tc>
-        <w:tc>
-          <w:tcPr>
-            <w:tcW w:type="dxa" w:w="4896"/>
-          </w:tcPr>
-          <w:p>
-            <w:r/>
-            <w:r>
-              <w:t>350 (most recent)</w:t>
-            </w:r>
-          </w:p>
-        </w:tc>
-      </w:tr>
-      <w:tr>
-        <w:tc>
-          <w:tcPr>
-            <w:tcW w:type="dxa" w:w="4896"/>
-          </w:tcPr>
-          <w:p>
-            <w:r/>
-            <w:r>
-              <w:t>Google Docs</w:t>
-            </w:r>
-          </w:p>
-        </w:tc>
-        <w:tc>
-          <w:tcPr>
-            <w:tcW w:type="dxa" w:w="4896"/>
-          </w:tcPr>
-          <w:p>
-            <w:r/>
-            <w:r>
-              <w:t>300 (most recent)</w:t>
-            </w:r>
-          </w:p>
-        </w:tc>
-      </w:tr>
-      <w:tr>
-        <w:tc>
-          <w:tcPr>
-            <w:tcW w:type="dxa" w:w="4896"/>
-          </w:tcPr>
-          <w:p>
-            <w:r/>
-            <w:r>
-              <w:t>Google Slides</w:t>
-            </w:r>
-          </w:p>
-        </w:tc>
-        <w:tc>
-          <w:tcPr>
-            <w:tcW w:type="dxa" w:w="4896"/>
-          </w:tcPr>
-          <w:p>
-            <w:r/>
-            <w:r>
-              <w:t>150 (most recent)</w:t>
-            </w:r>
-          </w:p>
-        </w:tc>
-      </w:tr>
-    </w:tbl>
-    <w:p/>
-    <w:p>
-      <w:r>
-        <w:t xml:space="preserve">Native Docs/Sheets/Slides sit </w:t>
-      </w:r>
-      <w:r>
-        <w:rPr>
-          <w:b/>
-        </w:rPr>
-        <w:t>on top of</w:t>
-      </w:r>
-      <w:r>
-        <w:t xml:space="preserve"> the 15GB binary cap.</w:t>
-      </w:r>
-    </w:p>
-    <w:p>
-      <w:pPr>
-        <w:pStyle w:val="Heading2"/>
-      </w:pPr>
-      <w:r>
-        <w:t>5A — My Drive only (no Service Account)</w:t>
-      </w:r>
-    </w:p>
-    <w:p>
-      <w:pPr>
-        <w:spacing w:before="80" w:after="80"/>
-        <w:ind w:left="216"/>
-        <w:shd w:fill="F3F4F6" w:val="clear"/>
-      </w:pPr>
-      <w:r>
-        <w:rPr>
-          <w:rFonts w:ascii="Consolas" w:hAnsi="Consolas"/>
-          <w:sz w:val="18"/>
-        </w:rPr>
+        <w:br/>
+        <w:br/>
+        <w:t># One account — entire My Drive → AI Labs Sample Set (no quality scan)</w:t>
+        <w:br/>
+        <w:t>python tools/build_quality_sample.py --full-account</w:t>
+        <w:br/>
+        <w:t>python tools/build_quality_sample.py \</w:t>
+        <w:br/>
+        <w:t xml:space="preserve">  --service-account ~/Downloads/service_account.json \</w:t>
+        <w:br/>
+        <w:t xml:space="preserve">  --admin-email admin@yourdomain.com \</w:t>
+        <w:br/>
+        <w:t xml:space="preserve">  --users alice@yourdomain.com \</w:t>
+        <w:br/>
+        <w:t xml:space="preserve">  --full-account</w:t>
+        <w:br/>
+        <w:br/>
+        <w:t># As-is until 10GB (walk order, transfer starts immediately)</w:t>
+        <w:br/>
+        <w:t>python tools/build_quality_sample.py --as-is</w:t>
+        <w:br/>
+        <w:t>python tools/build_quality_sample.py \</w:t>
+        <w:br/>
+        <w:t xml:space="preserve">  --service-account ~/Downloads/service_account.json \</w:t>
+        <w:br/>
+        <w:t xml:space="preserve">  --admin-email admin@yourdomain.com \</w:t>
+        <w:br/>
+        <w:t xml:space="preserve">  --users alice@yourdomain.com \</w:t>
+        <w:br/>
+        <w:t xml:space="preserve">  --as-is --cap-gb 10</w:t>
+        <w:br/>
+        <w:br/>
+        <w:t># My Drive only (capped quality sample)</w:t>
+        <w:br/>
         <w:t>python tools/build_quality_sample.py</w:t>
-      </w:r>
-    </w:p>
-    <w:p>
-      <w:pPr>
-        <w:pStyle w:val="Heading2"/>
-      </w:pPr>
-      <w:r>
-        <w:t>5B — Whole Workspace (Service Account + Domain-Wide Delegation)</w:t>
-      </w:r>
-    </w:p>
-    <w:p>
-      <w:r>
-        <w:rPr>
-          <w:b/>
-        </w:rPr>
-        <w:t>Operator — create Service Account</w:t>
-      </w:r>
-    </w:p>
-    <w:p>
-      <w:pPr>
-        <w:pStyle w:val="ListNumber"/>
-      </w:pPr>
-      <w:r>
-        <w:t xml:space="preserve">[Google Cloud Console](https://console.cloud.google.com/) → project (can reuse Part 3) → </w:t>
-      </w:r>
-      <w:r>
-        <w:rPr>
-          <w:b/>
-        </w:rPr>
-        <w:t>IAM &amp; Admin</w:t>
-      </w:r>
-      <w:r>
-        <w:t xml:space="preserve"> → </w:t>
-      </w:r>
-      <w:r>
-        <w:rPr>
-          <w:b/>
-        </w:rPr>
-        <w:t>Service Accounts</w:t>
-      </w:r>
-      <w:r>
-        <w:t xml:space="preserve"> → </w:t>
-      </w:r>
-      <w:r>
-        <w:rPr>
-          <w:b/>
-        </w:rPr>
-        <w:t>Create Service Account</w:t>
-      </w:r>
-      <w:r>
-        <w:t xml:space="preserve"> → name → </w:t>
-      </w:r>
-      <w:r>
-        <w:rPr>
-          <w:b/>
-        </w:rPr>
-        <w:t>Done</w:t>
-      </w:r>
-      <w:r>
-        <w:t>.</w:t>
-      </w:r>
-    </w:p>
-    <w:p>
-      <w:pPr>
-        <w:pStyle w:val="ListNumber"/>
-      </w:pPr>
-      <w:r>
-        <w:t xml:space="preserve">Service account → </w:t>
-      </w:r>
-      <w:r>
-        <w:rPr>
-          <w:b/>
-        </w:rPr>
-        <w:t>Keys</w:t>
-      </w:r>
-      <w:r>
-        <w:t xml:space="preserve"> → </w:t>
-      </w:r>
-      <w:r>
-        <w:rPr>
-          <w:b/>
-        </w:rPr>
-        <w:t>Add Key</w:t>
-      </w:r>
-      <w:r>
-        <w:t xml:space="preserve"> → </w:t>
-      </w:r>
-      <w:r>
-        <w:rPr>
-          <w:b/>
-        </w:rPr>
-        <w:t>Create new key</w:t>
-      </w:r>
-      <w:r>
-        <w:t xml:space="preserve"> → </w:t>
-      </w:r>
-      <w:r>
-        <w:rPr>
-          <w:b/>
-        </w:rPr>
-        <w:t>JSON</w:t>
-      </w:r>
-      <w:r>
-        <w:t xml:space="preserve"> → save the file.</w:t>
-      </w:r>
-    </w:p>
-    <w:p>
-      <w:pPr>
-        <w:pStyle w:val="ListNumber"/>
-      </w:pPr>
-      <w:r>
-        <w:rPr>
-          <w:b/>
-        </w:rPr>
-        <w:t>Details</w:t>
-      </w:r>
-      <w:r>
-        <w:t xml:space="preserve"> → </w:t>
-      </w:r>
-      <w:r>
-        <w:rPr>
-          <w:b/>
-        </w:rPr>
-        <w:t>Advanced settings</w:t>
-      </w:r>
-      <w:r>
-        <w:t xml:space="preserve"> → copy </w:t>
-      </w:r>
-      <w:r>
-        <w:rPr>
-          <w:b/>
-        </w:rPr>
-        <w:t>Client ID</w:t>
-      </w:r>
-      <w:r>
-        <w:t xml:space="preserve"> → enable Domain-wide delegation if shown.</w:t>
-      </w:r>
-    </w:p>
-    <w:p>
-      <w:pPr>
-        <w:pStyle w:val="ListNumber"/>
-      </w:pPr>
-      <w:r>
-        <w:rPr>
-          <w:b/>
-        </w:rPr>
-        <w:t>APIs &amp; Services</w:t>
-      </w:r>
-      <w:r>
-        <w:t xml:space="preserve"> → </w:t>
-      </w:r>
-      <w:r>
-        <w:rPr>
-          <w:b/>
-        </w:rPr>
-        <w:t>Library</w:t>
-      </w:r>
-      <w:r>
-        <w:t xml:space="preserve"> → enable </w:t>
-      </w:r>
-      <w:r>
-        <w:rPr>
-          <w:b/>
-        </w:rPr>
-        <w:t>Google Drive API</w:t>
-      </w:r>
-      <w:r>
-        <w:t xml:space="preserve">, </w:t>
-      </w:r>
-      <w:r>
-        <w:rPr>
-          <w:b/>
-        </w:rPr>
-        <w:t>Admin SDK API</w:t>
-      </w:r>
-      <w:r>
-        <w:t xml:space="preserve">, </w:t>
-      </w:r>
-      <w:r>
-        <w:rPr>
-          <w:b/>
-        </w:rPr>
-        <w:t>Gmail API</w:t>
-      </w:r>
-      <w:r>
-        <w:t>.</w:t>
-      </w:r>
-    </w:p>
-    <w:p>
-      <w:pPr>
-        <w:pStyle w:val="ListNumber"/>
-      </w:pPr>
-      <w:r>
-        <w:t xml:space="preserve">Send only the </w:t>
-      </w:r>
-      <w:r>
-        <w:rPr>
-          <w:b/>
-        </w:rPr>
-        <w:t>Client ID</w:t>
-      </w:r>
-      <w:r>
-        <w:t xml:space="preserve"> to the Workspace super-admin (not the JSON key).</w:t>
-      </w:r>
-    </w:p>
-    <w:p>
-      <w:r>
-        <w:rPr>
-          <w:b/>
-        </w:rPr>
-        <w:t>Workspace super-admin — authorize</w:t>
-      </w:r>
-    </w:p>
-    <w:p>
-      <w:pPr>
-        <w:pStyle w:val="ListNumber"/>
-      </w:pPr>
-      <w:r>
-        <w:t xml:space="preserve">[admin.google.com](https://admin.google.com) → </w:t>
-      </w:r>
-      <w:r>
-        <w:rPr>
-          <w:b/>
-        </w:rPr>
-        <w:t>Security</w:t>
-      </w:r>
-      <w:r>
-        <w:t xml:space="preserve"> → </w:t>
-      </w:r>
-      <w:r>
-        <w:rPr>
-          <w:b/>
-        </w:rPr>
-        <w:t>Access and data control</w:t>
-      </w:r>
-      <w:r>
-        <w:t xml:space="preserve"> → </w:t>
-      </w:r>
-      <w:r>
-        <w:rPr>
-          <w:b/>
-        </w:rPr>
-        <w:t>API controls</w:t>
-      </w:r>
-      <w:r>
-        <w:t xml:space="preserve"> → </w:t>
-      </w:r>
-      <w:r>
-        <w:rPr>
-          <w:b/>
-        </w:rPr>
-        <w:t>Manage Domain Wide Delegation</w:t>
-      </w:r>
-      <w:r>
-        <w:t xml:space="preserve"> → </w:t>
-      </w:r>
-      <w:r>
-        <w:rPr>
-          <w:b/>
-        </w:rPr>
-        <w:t>Add new</w:t>
-      </w:r>
-      <w:r>
-        <w:t xml:space="preserve"> → paste Client ID + scopes:</w:t>
-      </w:r>
-    </w:p>
-    <w:p>
-      <w:pPr>
-        <w:spacing w:before="80" w:after="80"/>
-        <w:ind w:left="216"/>
-        <w:shd w:fill="F3F4F6" w:val="clear"/>
-      </w:pPr>
-      <w:r>
-        <w:rPr>
-          <w:rFonts w:ascii="Consolas" w:hAnsi="Consolas"/>
-          <w:sz w:val="18"/>
-        </w:rPr>
-        <w:t>https://www.googleapis.com/auth/drive.readonly,https://www.googleapis.com/auth/admin.directory.user.readonly,https://www.googleapis.com/auth/gmail.readonly</w:t>
-      </w:r>
-    </w:p>
-    <w:p>
-      <w:r>
-        <w:t xml:space="preserve">→ </w:t>
-      </w:r>
-      <w:r>
-        <w:rPr>
-          <w:b/>
-        </w:rPr>
-        <w:t>Authorise</w:t>
-      </w:r>
-      <w:r>
-        <w:t xml:space="preserve">. Wait 5–10 min if first run fails with </w:t>
-      </w:r>
-      <w:r>
-        <w:rPr>
-          <w:rFonts w:ascii="Consolas" w:hAnsi="Consolas"/>
-          <w:sz w:val="20"/>
-        </w:rPr>
-        <w:t>unauthorized_client</w:t>
-      </w:r>
-      <w:r>
-        <w:t>.</w:t>
-      </w:r>
-    </w:p>
-    <w:p>
-      <w:r>
-        <w:rPr>
-          <w:b/>
-        </w:rPr>
-        <w:t>Operator — save credentials</w:t>
-      </w:r>
-    </w:p>
-    <w:p>
-      <w:pPr>
-        <w:spacing w:before="80" w:after="80"/>
-        <w:ind w:left="216"/>
-        <w:shd w:fill="F3F4F6" w:val="clear"/>
-      </w:pPr>
-      <w:r>
-        <w:rPr>
-          <w:rFonts w:ascii="Consolas" w:hAnsi="Consolas"/>
-          <w:sz w:val="18"/>
-        </w:rPr>
-        <w:t>python setup.py</w:t>
-      </w:r>
-    </w:p>
-    <w:p>
-      <w:r>
-        <w:t xml:space="preserve">When asked </w:t>
-      </w:r>
-      <w:r>
-        <w:rPr>
-          <w:rFonts w:ascii="Consolas" w:hAnsi="Consolas"/>
-          <w:sz w:val="20"/>
-        </w:rPr>
-        <w:t>Set up Service Account for full workspace scan? (y/n)</w:t>
-      </w:r>
-      <w:r>
-        <w:t xml:space="preserve"> → </w:t>
-      </w:r>
-      <w:r>
-        <w:rPr>
-          <w:rFonts w:ascii="Consolas" w:hAnsi="Consolas"/>
-          <w:sz w:val="20"/>
-        </w:rPr>
-        <w:t>y</w:t>
-      </w:r>
-      <w:r>
-        <w:t xml:space="preserve"> → path to JSON key → Workspace super-admin email (e.g. </w:t>
-      </w:r>
-      <w:r>
-        <w:rPr>
-          <w:rFonts w:ascii="Consolas" w:hAnsi="Consolas"/>
-          <w:sz w:val="20"/>
-        </w:rPr>
-        <w:t>admin@yourdomain.com</w:t>
-      </w:r>
-      <w:r>
-        <w:t>).</w:t>
-      </w:r>
-    </w:p>
-    <w:p>
-      <w:r>
-        <w:rPr>
-          <w:b/>
-        </w:rPr>
-        <w:t>Run — whole Workspace (scan + transfer)</w:t>
-      </w:r>
-    </w:p>
-    <w:p>
-      <w:pPr>
-        <w:spacing w:before="80" w:after="80"/>
-        <w:ind w:left="216"/>
-        <w:shd w:fill="F3F4F6" w:val="clear"/>
-      </w:pPr>
-      <w:r>
-        <w:rPr>
-          <w:rFonts w:ascii="Consolas" w:hAnsi="Consolas"/>
-          <w:sz w:val="18"/>
-        </w:rPr>
+        <w:br/>
+        <w:br/>
+        <w:t># Whole Workspace + transfer</w:t>
+        <w:br/>
         <w:t>python tools/build_quality_sample.py \</w:t>
         <w:br/>
         <w:t xml:space="preserve">  --service-account ~/Downloads/service_account.json \</w:t>
         <w:br/>
         <w:t xml:space="preserve">  --admin-email admin@yourdomain.com</w:t>
-      </w:r>
-    </w:p>
-    <w:p>
-      <w:r>
-        <w:rPr>
-          <w:b/>
-        </w:rPr>
-        <w:t>Run — specific users only</w:t>
-      </w:r>
-    </w:p>
-    <w:p>
-      <w:pPr>
-        <w:spacing w:before="80" w:after="80"/>
-        <w:ind w:left="216"/>
-        <w:shd w:fill="F3F4F6" w:val="clear"/>
-      </w:pPr>
-      <w:r>
-        <w:rPr>
-          <w:rFonts w:ascii="Consolas" w:hAnsi="Consolas"/>
-          <w:sz w:val="18"/>
-        </w:rPr>
+        <w:br/>
+        <w:br/>
+        <w:t># Manifest only (handoff)</w:t>
+        <w:br/>
         <w:t>python tools/build_quality_sample.py \</w:t>
         <w:br/>
         <w:t xml:space="preserve">  --service-account ~/Downloads/service_account.json \</w:t>
         <w:br/>
         <w:t xml:space="preserve">  --admin-email admin@yourdomain.com \</w:t>
         <w:br/>
-        <w:t xml:space="preserve">  --users alice@yourdomain.com bob@yourdomain.com</w:t>
-      </w:r>
-    </w:p>
-    <w:p>
-      <w:r>
-        <w:rPr>
-          <w:b/>
-        </w:rPr>
-        <w:t>Run — only items before a date</w:t>
-      </w:r>
-    </w:p>
-    <w:p>
-      <w:pPr>
-        <w:spacing w:before="80" w:after="80"/>
-        <w:ind w:left="216"/>
-        <w:shd w:fill="F3F4F6" w:val="clear"/>
-      </w:pPr>
-      <w:r>
-        <w:rPr>
-          <w:rFonts w:ascii="Consolas" w:hAnsi="Consolas"/>
-          <w:sz w:val="18"/>
-        </w:rPr>
+        <w:t xml:space="preserve">  --scan-only</w:t>
+        <w:br/>
+        <w:br/>
+        <w:t># Force rescan</w:t>
+        <w:br/>
         <w:t>python tools/build_quality_sample.py \</w:t>
         <w:br/>
         <w:t xml:space="preserve">  --service-account ~/Downloads/service_account.json \</w:t>
         <w:br/>
         <w:t xml:space="preserve">  --admin-email admin@yourdomain.com \</w:t>
         <w:br/>
-        <w:t xml:space="preserve">  --before 2026-01-01</w:t>
-      </w:r>
-    </w:p>
-    <w:p>
-      <w:r>
-        <w:rPr>
-          <w:b/>
-        </w:rPr>
-        <w:t>Run — huge Workspace (faster streaming; less fairness)</w:t>
-      </w:r>
-    </w:p>
-    <w:p>
-      <w:pPr>
-        <w:spacing w:before="80" w:after="80"/>
-        <w:ind w:left="216"/>
-        <w:shd w:fill="F3F4F6" w:val="clear"/>
-      </w:pPr>
-      <w:r>
-        <w:rPr>
-          <w:rFonts w:ascii="Consolas" w:hAnsi="Consolas"/>
-          <w:sz w:val="18"/>
-        </w:rPr>
-        <w:t>python tools/build_quality_sample.py \</w:t>
-        <w:br/>
-        <w:t xml:space="preserve">  --service-account ~/Downloads/service_account.json \</w:t>
-        <w:br/>
-        <w:t xml:space="preserve">  --admin-email admin@yourdomain.com \</w:t>
-        <w:br/>
-        <w:t xml:space="preserve">  --folders-per-round 1000</w:t>
-      </w:r>
-    </w:p>
-    <w:p>
-      <w:r>
-        <w:rPr>
-          <w:b/>
-        </w:rPr>
-        <w:t>Run — manifest only (no transfer; hand off to someone else)</w:t>
-      </w:r>
-    </w:p>
-    <w:p>
-      <w:pPr>
-        <w:spacing w:before="80" w:after="80"/>
-        <w:ind w:left="216"/>
-        <w:shd w:fill="F3F4F6" w:val="clear"/>
-      </w:pPr>
-      <w:r>
-        <w:rPr>
-          <w:rFonts w:ascii="Consolas" w:hAnsi="Consolas"/>
-          <w:sz w:val="18"/>
-        </w:rPr>
-        <w:t>python tools/build_quality_sample.py \</w:t>
-        <w:br/>
-        <w:t xml:space="preserve">  --service-account ~/Downloads/service_account.json \</w:t>
-        <w:br/>
-        <w:t xml:space="preserve">  --admin-email admin@yourdomain.com \</w:t>
-        <w:br/>
-        <w:t xml:space="preserve">  --scan-only</w:t>
-      </w:r>
-    </w:p>
-    <w:p>
-      <w:r>
-        <w:rPr>
-          <w:b/>
-        </w:rPr>
-        <w:t>Force a fresh scan</w:t>
-      </w:r>
-      <w:r>
-        <w:t xml:space="preserve"> (if </w:t>
-      </w:r>
-      <w:r>
-        <w:rPr>
-          <w:rFonts w:ascii="Consolas" w:hAnsi="Consolas"/>
-          <w:sz w:val="20"/>
-        </w:rPr>
-        <w:t>out/quality_sample_manifest.json</w:t>
-      </w:r>
-      <w:r>
-        <w:t xml:space="preserve"> already exists)</w:t>
-      </w:r>
-    </w:p>
-    <w:p>
-      <w:pPr>
-        <w:spacing w:before="80" w:after="80"/>
-        <w:ind w:left="216"/>
-        <w:shd w:fill="F3F4F6" w:val="clear"/>
-      </w:pPr>
-      <w:r>
-        <w:rPr>
-          <w:rFonts w:ascii="Consolas" w:hAnsi="Consolas"/>
-          <w:sz w:val="18"/>
-        </w:rPr>
-        <w:t>python tools/build_quality_sample.py \</w:t>
-        <w:br/>
-        <w:t xml:space="preserve">  --service-account ~/Downloads/service_account.json \</w:t>
-        <w:br/>
-        <w:t xml:space="preserve">  --admin-email admin@yourdomain.com \</w:t>
-        <w:br/>
         <w:t xml:space="preserve">  --rescan</w:t>
-      </w:r>
-    </w:p>
-    <w:p>
-      <w:r>
-        <w:t xml:space="preserve">Re-run the </w:t>
-      </w:r>
-      <w:r>
-        <w:rPr>
-          <w:b/>
-        </w:rPr>
-        <w:t>same</w:t>
-      </w:r>
-      <w:r>
-        <w:t xml:space="preserve"> command anytime to resume (scan or transfer).</w:t>
-      </w:r>
-    </w:p>
-    <w:p>
-      <w:r>
-        <w:t xml:space="preserve">If Part 5 transferred everything → skip to </w:t>
-      </w:r>
-      <w:r>
-        <w:rPr>
-          <w:b/>
-        </w:rPr>
-        <w:t>Part 7</w:t>
-      </w:r>
-      <w:r>
-        <w:t>.</w:t>
-      </w:r>
-    </w:p>
-    <w:p>
-      <w:pPr>
-        <w:pStyle w:val="Heading2"/>
-      </w:pPr>
-      <w:r>
-        <w:t>Optional flags</w:t>
-      </w:r>
-    </w:p>
-    <w:tbl>
-      <w:tblPr>
-        <w:tblStyle w:val="TableGrid"/>
-        <w:tblW w:type="auto" w:w="0"/>
-        <w:tblLook w:firstColumn="1" w:firstRow="1" w:lastColumn="0" w:lastRow="0" w:noHBand="0" w:noVBand="1" w:val="04A0"/>
-      </w:tblPr>
-      <w:tblGrid>
-        <w:gridCol w:w="3264"/>
-        <w:gridCol w:w="3264"/>
-        <w:gridCol w:w="3264"/>
-      </w:tblGrid>
-      <w:tr>
-        <w:tc>
-          <w:tcPr>
-            <w:tcW w:type="dxa" w:w="3264"/>
-          </w:tcPr>
-          <w:p>
-            <w:r>
-              <w:rPr>
-                <w:b/>
-              </w:rPr>
-            </w:r>
-            <w:r>
-              <w:rPr>
-                <w:b/>
-              </w:rPr>
-              <w:t>Flag</w:t>
-            </w:r>
-          </w:p>
-        </w:tc>
-        <w:tc>
-          <w:tcPr>
-            <w:tcW w:type="dxa" w:w="3264"/>
-          </w:tcPr>
-          <w:p>
-            <w:r>
-              <w:rPr>
-                <w:b/>
-              </w:rPr>
-            </w:r>
-            <w:r>
-              <w:rPr>
-                <w:b/>
-              </w:rPr>
-              <w:t>Default</w:t>
-            </w:r>
-          </w:p>
-        </w:tc>
-        <w:tc>
-          <w:tcPr>
-            <w:tcW w:type="dxa" w:w="3264"/>
-          </w:tcPr>
-          <w:p>
-            <w:r>
-              <w:rPr>
-                <w:b/>
-              </w:rPr>
-            </w:r>
-            <w:r>
-              <w:rPr>
-                <w:b/>
-              </w:rPr>
-              <w:t>Meaning</w:t>
-            </w:r>
-          </w:p>
-        </w:tc>
-      </w:tr>
-      <w:tr>
-        <w:tc>
-          <w:tcPr>
-            <w:tcW w:type="dxa" w:w="3264"/>
-          </w:tcPr>
-          <w:p>
-            <w:r/>
-            <w:r>
-              <w:rPr>
-                <w:rFonts w:ascii="Consolas" w:hAnsi="Consolas"/>
-                <w:sz w:val="20"/>
-              </w:rPr>
-              <w:t>--drive-cap-gb</w:t>
-            </w:r>
-          </w:p>
-        </w:tc>
-        <w:tc>
-          <w:tcPr>
-            <w:tcW w:type="dxa" w:w="3264"/>
-          </w:tcPr>
-          <w:p>
-            <w:r/>
-            <w:r>
-              <w:rPr>
-                <w:rFonts w:ascii="Consolas" w:hAnsi="Consolas"/>
-                <w:sz w:val="20"/>
-              </w:rPr>
-              <w:t>15</w:t>
-            </w:r>
-          </w:p>
-        </w:tc>
-        <w:tc>
-          <w:tcPr>
-            <w:tcW w:type="dxa" w:w="3264"/>
-          </w:tcPr>
-          <w:p>
-            <w:r/>
-            <w:r>
-              <w:t>Drive binary cap (GB)</w:t>
-            </w:r>
-          </w:p>
-        </w:tc>
-      </w:tr>
-      <w:tr>
-        <w:tc>
-          <w:tcPr>
-            <w:tcW w:type="dxa" w:w="3264"/>
-          </w:tcPr>
-          <w:p>
-            <w:r/>
-            <w:r>
-              <w:rPr>
-                <w:rFonts w:ascii="Consolas" w:hAnsi="Consolas"/>
-                <w:sz w:val="20"/>
-              </w:rPr>
-              <w:t>--gmail-cap-gb</w:t>
-            </w:r>
-          </w:p>
-        </w:tc>
-        <w:tc>
-          <w:tcPr>
-            <w:tcW w:type="dxa" w:w="3264"/>
-          </w:tcPr>
-          <w:p>
-            <w:r/>
-            <w:r>
-              <w:rPr>
-                <w:rFonts w:ascii="Consolas" w:hAnsi="Consolas"/>
-                <w:sz w:val="20"/>
-              </w:rPr>
-              <w:t>12.5</w:t>
-            </w:r>
-          </w:p>
-        </w:tc>
-        <w:tc>
-          <w:tcPr>
-            <w:tcW w:type="dxa" w:w="3264"/>
-          </w:tcPr>
-          <w:p>
-            <w:r/>
-            <w:r>
-              <w:t>Gmail cap (GB)</w:t>
-            </w:r>
-          </w:p>
-        </w:tc>
-      </w:tr>
-      <w:tr>
-        <w:tc>
-          <w:tcPr>
-            <w:tcW w:type="dxa" w:w="3264"/>
-          </w:tcPr>
-          <w:p>
-            <w:r/>
-            <w:r>
-              <w:rPr>
-                <w:rFonts w:ascii="Consolas" w:hAnsi="Consolas"/>
-                <w:sz w:val="20"/>
-              </w:rPr>
-              <w:t>--gsheets-limit</w:t>
-            </w:r>
-          </w:p>
-        </w:tc>
-        <w:tc>
-          <w:tcPr>
-            <w:tcW w:type="dxa" w:w="3264"/>
-          </w:tcPr>
-          <w:p>
-            <w:r/>
-            <w:r>
-              <w:rPr>
-                <w:rFonts w:ascii="Consolas" w:hAnsi="Consolas"/>
-                <w:sz w:val="20"/>
-              </w:rPr>
-              <w:t>350</w:t>
-            </w:r>
-          </w:p>
-        </w:tc>
-        <w:tc>
-          <w:tcPr>
-            <w:tcW w:type="dxa" w:w="3264"/>
-          </w:tcPr>
-          <w:p>
-            <w:r/>
-            <w:r>
-              <w:t>Google Sheets count</w:t>
-            </w:r>
-          </w:p>
-        </w:tc>
-      </w:tr>
-      <w:tr>
-        <w:tc>
-          <w:tcPr>
-            <w:tcW w:type="dxa" w:w="3264"/>
-          </w:tcPr>
-          <w:p>
-            <w:r/>
-            <w:r>
-              <w:rPr>
-                <w:rFonts w:ascii="Consolas" w:hAnsi="Consolas"/>
-                <w:sz w:val="20"/>
-              </w:rPr>
-              <w:t>--gdocs-limit</w:t>
-            </w:r>
-          </w:p>
-        </w:tc>
-        <w:tc>
-          <w:tcPr>
-            <w:tcW w:type="dxa" w:w="3264"/>
-          </w:tcPr>
-          <w:p>
-            <w:r/>
-            <w:r>
-              <w:rPr>
-                <w:rFonts w:ascii="Consolas" w:hAnsi="Consolas"/>
-                <w:sz w:val="20"/>
-              </w:rPr>
-              <w:t>300</w:t>
-            </w:r>
-          </w:p>
-        </w:tc>
-        <w:tc>
-          <w:tcPr>
-            <w:tcW w:type="dxa" w:w="3264"/>
-          </w:tcPr>
-          <w:p>
-            <w:r/>
-            <w:r>
-              <w:t>Google Docs count</w:t>
-            </w:r>
-          </w:p>
-        </w:tc>
-      </w:tr>
-      <w:tr>
-        <w:tc>
-          <w:tcPr>
-            <w:tcW w:type="dxa" w:w="3264"/>
-          </w:tcPr>
-          <w:p>
-            <w:r/>
-            <w:r>
-              <w:rPr>
-                <w:rFonts w:ascii="Consolas" w:hAnsi="Consolas"/>
-                <w:sz w:val="20"/>
-              </w:rPr>
-              <w:t>--gslides-limit</w:t>
-            </w:r>
-          </w:p>
-        </w:tc>
-        <w:tc>
-          <w:tcPr>
-            <w:tcW w:type="dxa" w:w="3264"/>
-          </w:tcPr>
-          <w:p>
-            <w:r/>
-            <w:r>
-              <w:rPr>
-                <w:rFonts w:ascii="Consolas" w:hAnsi="Consolas"/>
-                <w:sz w:val="20"/>
-              </w:rPr>
-              <w:t>150</w:t>
-            </w:r>
-          </w:p>
-        </w:tc>
-        <w:tc>
-          <w:tcPr>
-            <w:tcW w:type="dxa" w:w="3264"/>
-          </w:tcPr>
-          <w:p>
-            <w:r/>
-            <w:r>
-              <w:t>Google Slides count</w:t>
-            </w:r>
-          </w:p>
-        </w:tc>
-      </w:tr>
-      <w:tr>
-        <w:tc>
-          <w:tcPr>
-            <w:tcW w:type="dxa" w:w="3264"/>
-          </w:tcPr>
-          <w:p>
-            <w:r/>
-            <w:r>
-              <w:rPr>
-                <w:rFonts w:ascii="Consolas" w:hAnsi="Consolas"/>
-                <w:sz w:val="20"/>
-              </w:rPr>
-              <w:t>--gsheets-per-account</w:t>
-            </w:r>
-          </w:p>
-        </w:tc>
-        <w:tc>
-          <w:tcPr>
-            <w:tcW w:type="dxa" w:w="3264"/>
-          </w:tcPr>
-          <w:p>
-            <w:r/>
-            <w:r>
-              <w:rPr>
-                <w:rFonts w:ascii="Consolas" w:hAnsi="Consolas"/>
-                <w:sz w:val="20"/>
-              </w:rPr>
-              <w:t>30</w:t>
-            </w:r>
-          </w:p>
-        </w:tc>
-        <w:tc>
-          <w:tcPr>
-            <w:tcW w:type="dxa" w:w="3264"/>
-          </w:tcPr>
-          <w:p>
-            <w:r/>
-            <w:r>
-              <w:t>Sheets guaranteed per account (Workspace)</w:t>
-            </w:r>
-          </w:p>
-        </w:tc>
-      </w:tr>
-      <w:tr>
-        <w:tc>
-          <w:tcPr>
-            <w:tcW w:type="dxa" w:w="3264"/>
-          </w:tcPr>
-          <w:p>
-            <w:r/>
-            <w:r>
-              <w:rPr>
-                <w:rFonts w:ascii="Consolas" w:hAnsi="Consolas"/>
-                <w:sz w:val="20"/>
-              </w:rPr>
-              <w:t>--gdocs-per-account</w:t>
-            </w:r>
-          </w:p>
-        </w:tc>
-        <w:tc>
-          <w:tcPr>
-            <w:tcW w:type="dxa" w:w="3264"/>
-          </w:tcPr>
-          <w:p>
-            <w:r/>
-            <w:r>
-              <w:rPr>
-                <w:rFonts w:ascii="Consolas" w:hAnsi="Consolas"/>
-                <w:sz w:val="20"/>
-              </w:rPr>
-              <w:t>40</w:t>
-            </w:r>
-          </w:p>
-        </w:tc>
-        <w:tc>
-          <w:tcPr>
-            <w:tcW w:type="dxa" w:w="3264"/>
-          </w:tcPr>
-          <w:p>
-            <w:r/>
-            <w:r>
-              <w:t>Docs guaranteed per account (Workspace)</w:t>
-            </w:r>
-          </w:p>
-        </w:tc>
-      </w:tr>
-      <w:tr>
-        <w:tc>
-          <w:tcPr>
-            <w:tcW w:type="dxa" w:w="3264"/>
-          </w:tcPr>
-          <w:p>
-            <w:r/>
-            <w:r>
-              <w:rPr>
-                <w:rFonts w:ascii="Consolas" w:hAnsi="Consolas"/>
-                <w:sz w:val="20"/>
-              </w:rPr>
-              <w:t>--gslides-per-account</w:t>
-            </w:r>
-          </w:p>
-        </w:tc>
-        <w:tc>
-          <w:tcPr>
-            <w:tcW w:type="dxa" w:w="3264"/>
-          </w:tcPr>
-          <w:p>
-            <w:r/>
-            <w:r>
-              <w:rPr>
-                <w:rFonts w:ascii="Consolas" w:hAnsi="Consolas"/>
-                <w:sz w:val="20"/>
-              </w:rPr>
-              <w:t>20</w:t>
-            </w:r>
-          </w:p>
-        </w:tc>
-        <w:tc>
-          <w:tcPr>
-            <w:tcW w:type="dxa" w:w="3264"/>
-          </w:tcPr>
-          <w:p>
-            <w:r/>
-            <w:r>
-              <w:t>Slides guaranteed per account (Workspace)</w:t>
-            </w:r>
-          </w:p>
-        </w:tc>
-      </w:tr>
-      <w:tr>
-        <w:tc>
-          <w:tcPr>
-            <w:tcW w:type="dxa" w:w="3264"/>
-          </w:tcPr>
-          <w:p>
-            <w:r/>
-            <w:r>
-              <w:rPr>
-                <w:rFonts w:ascii="Consolas" w:hAnsi="Consolas"/>
-                <w:sz w:val="20"/>
-              </w:rPr>
-              <w:t>--out</w:t>
-            </w:r>
-          </w:p>
-        </w:tc>
-        <w:tc>
-          <w:tcPr>
-            <w:tcW w:type="dxa" w:w="3264"/>
-          </w:tcPr>
-          <w:p>
-            <w:r/>
-            <w:r>
-              <w:rPr>
-                <w:rFonts w:ascii="Consolas" w:hAnsi="Consolas"/>
-                <w:sz w:val="20"/>
-              </w:rPr>
-              <w:t>out/quality_sample_manifest.json</w:t>
-            </w:r>
-          </w:p>
-        </w:tc>
-        <w:tc>
-          <w:tcPr>
-            <w:tcW w:type="dxa" w:w="3264"/>
-          </w:tcPr>
-          <w:p>
-            <w:r/>
-            <w:r>
-              <w:t>Manifest path</w:t>
-            </w:r>
-          </w:p>
-        </w:tc>
-      </w:tr>
-      <w:tr>
-        <w:tc>
-          <w:tcPr>
-            <w:tcW w:type="dxa" w:w="3264"/>
-          </w:tcPr>
-          <w:p>
-            <w:r/>
-            <w:r>
-              <w:rPr>
-                <w:rFonts w:ascii="Consolas" w:hAnsi="Consolas"/>
-                <w:sz w:val="20"/>
-              </w:rPr>
-              <w:t>--gmail-query</w:t>
-            </w:r>
-          </w:p>
-        </w:tc>
-        <w:tc>
-          <w:tcPr>
-            <w:tcW w:type="dxa" w:w="3264"/>
-          </w:tcPr>
-          <w:p>
-            <w:r/>
-            <w:r>
-              <w:t>(none)</w:t>
-            </w:r>
-          </w:p>
-        </w:tc>
-        <w:tc>
-          <w:tcPr>
-            <w:tcW w:type="dxa" w:w="3264"/>
-          </w:tcPr>
-          <w:p>
-            <w:r/>
-            <w:r>
-              <w:t>Gmail search filter</w:t>
-            </w:r>
-          </w:p>
-        </w:tc>
-      </w:tr>
-      <w:tr>
-        <w:tc>
-          <w:tcPr>
-            <w:tcW w:type="dxa" w:w="3264"/>
-          </w:tcPr>
-          <w:p>
-            <w:r/>
-            <w:r>
-              <w:rPr>
-                <w:rFonts w:ascii="Consolas" w:hAnsi="Consolas"/>
-                <w:sz w:val="20"/>
-              </w:rPr>
-              <w:t>--before</w:t>
-            </w:r>
-          </w:p>
-        </w:tc>
-        <w:tc>
-          <w:tcPr>
-            <w:tcW w:type="dxa" w:w="3264"/>
-          </w:tcPr>
-          <w:p>
-            <w:r/>
-            <w:r>
-              <w:t>(none)</w:t>
-            </w:r>
-          </w:p>
-        </w:tc>
-        <w:tc>
-          <w:tcPr>
-            <w:tcW w:type="dxa" w:w="3264"/>
-          </w:tcPr>
-          <w:p>
-            <w:r/>
-            <w:r>
-              <w:t xml:space="preserve">Only items before </w:t>
-            </w:r>
-            <w:r>
-              <w:rPr>
-                <w:rFonts w:ascii="Consolas" w:hAnsi="Consolas"/>
-                <w:sz w:val="20"/>
-              </w:rPr>
-              <w:t>YYYY-MM-DD</w:t>
-            </w:r>
-          </w:p>
-        </w:tc>
-      </w:tr>
-      <w:tr>
-        <w:tc>
-          <w:tcPr>
-            <w:tcW w:type="dxa" w:w="3264"/>
-          </w:tcPr>
-          <w:p>
-            <w:r/>
-            <w:r>
-              <w:rPr>
-                <w:rFonts w:ascii="Consolas" w:hAnsi="Consolas"/>
-                <w:sz w:val="20"/>
-              </w:rPr>
-              <w:t>--skip-drive</w:t>
-            </w:r>
-          </w:p>
-        </w:tc>
-        <w:tc>
-          <w:tcPr>
-            <w:tcW w:type="dxa" w:w="3264"/>
-          </w:tcPr>
-          <w:p>
-            <w:r/>
-            <w:r>
-              <w:t>off</w:t>
-            </w:r>
-          </w:p>
-        </w:tc>
-        <w:tc>
-          <w:tcPr>
-            <w:tcW w:type="dxa" w:w="3264"/>
-          </w:tcPr>
-          <w:p>
-            <w:r/>
-            <w:r>
-              <w:t>Skip Drive</w:t>
-            </w:r>
-          </w:p>
-        </w:tc>
-      </w:tr>
-      <w:tr>
-        <w:tc>
-          <w:tcPr>
-            <w:tcW w:type="dxa" w:w="3264"/>
-          </w:tcPr>
-          <w:p>
-            <w:r/>
-            <w:r>
-              <w:rPr>
-                <w:rFonts w:ascii="Consolas" w:hAnsi="Consolas"/>
-                <w:sz w:val="20"/>
-              </w:rPr>
-              <w:t>--skip-gmail</w:t>
-            </w:r>
-          </w:p>
-        </w:tc>
-        <w:tc>
-          <w:tcPr>
-            <w:tcW w:type="dxa" w:w="3264"/>
-          </w:tcPr>
-          <w:p>
-            <w:r/>
-            <w:r>
-              <w:t>off</w:t>
-            </w:r>
-          </w:p>
-        </w:tc>
-        <w:tc>
-          <w:tcPr>
-            <w:tcW w:type="dxa" w:w="3264"/>
-          </w:tcPr>
-          <w:p>
-            <w:r/>
-            <w:r>
-              <w:t>Skip Gmail</w:t>
-            </w:r>
-          </w:p>
-        </w:tc>
-      </w:tr>
-      <w:tr>
-        <w:tc>
-          <w:tcPr>
-            <w:tcW w:type="dxa" w:w="3264"/>
-          </w:tcPr>
-          <w:p>
-            <w:r/>
-            <w:r>
-              <w:rPr>
-                <w:rFonts w:ascii="Consolas" w:hAnsi="Consolas"/>
-                <w:sz w:val="20"/>
-              </w:rPr>
-              <w:t>--users</w:t>
-            </w:r>
-          </w:p>
-        </w:tc>
-        <w:tc>
-          <w:tcPr>
-            <w:tcW w:type="dxa" w:w="3264"/>
-          </w:tcPr>
-          <w:p>
-            <w:r/>
-            <w:r>
-              <w:t>(whole domain)</w:t>
-            </w:r>
-          </w:p>
-        </w:tc>
-        <w:tc>
-          <w:tcPr>
-            <w:tcW w:type="dxa" w:w="3264"/>
-          </w:tcPr>
-          <w:p>
-            <w:r/>
-            <w:r>
-              <w:t>Limit to these emails</w:t>
-            </w:r>
-          </w:p>
-        </w:tc>
-      </w:tr>
-      <w:tr>
-        <w:tc>
-          <w:tcPr>
-            <w:tcW w:type="dxa" w:w="3264"/>
-          </w:tcPr>
-          <w:p>
-            <w:r/>
-            <w:r>
-              <w:rPr>
-                <w:rFonts w:ascii="Consolas" w:hAnsi="Consolas"/>
-                <w:sz w:val="20"/>
-              </w:rPr>
-              <w:t>--folders-per-round</w:t>
-            </w:r>
-          </w:p>
-        </w:tc>
-        <w:tc>
-          <w:tcPr>
-            <w:tcW w:type="dxa" w:w="3264"/>
-          </w:tcPr>
-          <w:p>
-            <w:r/>
-            <w:r>
-              <w:rPr>
-                <w:rFonts w:ascii="Consolas" w:hAnsi="Consolas"/>
-                <w:sz w:val="20"/>
-              </w:rPr>
-              <w:t>0</w:t>
-            </w:r>
-          </w:p>
-        </w:tc>
-        <w:tc>
-          <w:tcPr>
-            <w:tcW w:type="dxa" w:w="3264"/>
-          </w:tcPr>
-          <w:p>
-            <w:r/>
-            <w:r>
-              <w:rPr>
-                <w:rFonts w:ascii="Consolas" w:hAnsi="Consolas"/>
-                <w:sz w:val="20"/>
-              </w:rPr>
-              <w:t>0</w:t>
-            </w:r>
-            <w:r>
-              <w:t xml:space="preserve"> = full scan then transfer; </w:t>
-            </w:r>
-            <w:r>
-              <w:rPr>
-                <w:rFonts w:ascii="Consolas" w:hAnsi="Consolas"/>
-                <w:sz w:val="20"/>
-              </w:rPr>
-              <w:t>&gt;0</w:t>
-            </w:r>
-            <w:r>
-              <w:t xml:space="preserve"> = streaming batches</w:t>
-            </w:r>
-          </w:p>
-        </w:tc>
-      </w:tr>
-      <w:tr>
-        <w:tc>
-          <w:tcPr>
-            <w:tcW w:type="dxa" w:w="3264"/>
-          </w:tcPr>
-          <w:p>
-            <w:r/>
-            <w:r>
-              <w:rPr>
-                <w:rFonts w:ascii="Consolas" w:hAnsi="Consolas"/>
-                <w:sz w:val="20"/>
-              </w:rPr>
-              <w:t>--messages-per-round</w:t>
-            </w:r>
-          </w:p>
-        </w:tc>
-        <w:tc>
-          <w:tcPr>
-            <w:tcW w:type="dxa" w:w="3264"/>
-          </w:tcPr>
-          <w:p>
-            <w:r/>
-            <w:r>
-              <w:rPr>
-                <w:rFonts w:ascii="Consolas" w:hAnsi="Consolas"/>
-                <w:sz w:val="20"/>
-              </w:rPr>
-              <w:t>2000</w:t>
-            </w:r>
-          </w:p>
-        </w:tc>
-        <w:tc>
-          <w:tcPr>
-            <w:tcW w:type="dxa" w:w="3264"/>
-          </w:tcPr>
-          <w:p>
-            <w:r/>
-            <w:r>
-              <w:t>Gmail batch size when streaming</w:t>
-            </w:r>
-          </w:p>
-        </w:tc>
-      </w:tr>
-      <w:tr>
-        <w:tc>
-          <w:tcPr>
-            <w:tcW w:type="dxa" w:w="3264"/>
-          </w:tcPr>
-          <w:p>
-            <w:r/>
-            <w:r>
-              <w:rPr>
-                <w:rFonts w:ascii="Consolas" w:hAnsi="Consolas"/>
-                <w:sz w:val="20"/>
-              </w:rPr>
-              <w:t>--rescan</w:t>
-            </w:r>
-          </w:p>
-        </w:tc>
-        <w:tc>
-          <w:tcPr>
-            <w:tcW w:type="dxa" w:w="3264"/>
-          </w:tcPr>
-          <w:p>
-            <w:r/>
-            <w:r>
-              <w:t>off</w:t>
-            </w:r>
-          </w:p>
-        </w:tc>
-        <w:tc>
-          <w:tcPr>
-            <w:tcW w:type="dxa" w:w="3264"/>
-          </w:tcPr>
-          <w:p>
-            <w:r/>
-            <w:r>
-              <w:t>Force fresh scan</w:t>
-            </w:r>
-          </w:p>
-        </w:tc>
-      </w:tr>
-      <w:tr>
-        <w:tc>
-          <w:tcPr>
-            <w:tcW w:type="dxa" w:w="3264"/>
-          </w:tcPr>
-          <w:p>
-            <w:r/>
-            <w:r>
-              <w:rPr>
-                <w:rFonts w:ascii="Consolas" w:hAnsi="Consolas"/>
-                <w:sz w:val="20"/>
-              </w:rPr>
-              <w:t>--scan-only</w:t>
-            </w:r>
-          </w:p>
-        </w:tc>
-        <w:tc>
-          <w:tcPr>
-            <w:tcW w:type="dxa" w:w="3264"/>
-          </w:tcPr>
-          <w:p>
-            <w:r/>
-            <w:r>
-              <w:t>off</w:t>
-            </w:r>
-          </w:p>
-        </w:tc>
-        <w:tc>
-          <w:tcPr>
-            <w:tcW w:type="dxa" w:w="3264"/>
-          </w:tcPr>
-          <w:p>
-            <w:r/>
-            <w:r>
-              <w:t>Manifest only, no transfer</w:t>
-            </w:r>
-          </w:p>
-        </w:tc>
-      </w:tr>
-      <w:tr>
-        <w:tc>
-          <w:tcPr>
-            <w:tcW w:type="dxa" w:w="3264"/>
-          </w:tcPr>
-          <w:p>
-            <w:r/>
-            <w:r>
-              <w:rPr>
-                <w:rFonts w:ascii="Consolas" w:hAnsi="Consolas"/>
-                <w:sz w:val="20"/>
-              </w:rPr>
-              <w:t>--folder-name</w:t>
-            </w:r>
-          </w:p>
-        </w:tc>
-        <w:tc>
-          <w:tcPr>
-            <w:tcW w:type="dxa" w:w="3264"/>
-          </w:tcPr>
-          <w:p>
-            <w:r/>
-            <w:r>
-              <w:rPr>
-                <w:rFonts w:ascii="Consolas" w:hAnsi="Consolas"/>
-                <w:sz w:val="20"/>
-              </w:rPr>
-              <w:t>AI Labs Sample Set</w:t>
-            </w:r>
-          </w:p>
-        </w:tc>
-        <w:tc>
-          <w:tcPr>
-            <w:tcW w:type="dxa" w:w="3264"/>
-          </w:tcPr>
-          <w:p>
-            <w:r/>
-            <w:r>
-              <w:t>Destination folder name</w:t>
-            </w:r>
-          </w:p>
-        </w:tc>
-      </w:tr>
-      <w:tr>
-        <w:tc>
-          <w:tcPr>
-            <w:tcW w:type="dxa" w:w="3264"/>
-          </w:tcPr>
-          <w:p>
-            <w:r/>
-            <w:r>
-              <w:rPr>
-                <w:rFonts w:ascii="Consolas" w:hAnsi="Consolas"/>
-                <w:sz w:val="20"/>
-              </w:rPr>
-              <w:t>--dest-folder-id</w:t>
-            </w:r>
-          </w:p>
-        </w:tc>
-        <w:tc>
-          <w:tcPr>
-            <w:tcW w:type="dxa" w:w="3264"/>
-          </w:tcPr>
-          <w:p>
-            <w:r/>
-            <w:r>
-              <w:t>(none)</w:t>
-            </w:r>
-          </w:p>
-        </w:tc>
-        <w:tc>
-          <w:tcPr>
-            <w:tcW w:type="dxa" w:w="3264"/>
-          </w:tcPr>
-          <w:p>
-            <w:r/>
-            <w:r>
-              <w:t>Use existing folder ID/URL</w:t>
-            </w:r>
-          </w:p>
-        </w:tc>
-      </w:tr>
-    </w:tbl>
-    <w:p/>
-    <w:p>
-      <w:r>
-        <w:t xml:space="preserve">Output: </w:t>
-      </w:r>
-      <w:r>
-        <w:rPr>
-          <w:rFonts w:ascii="Consolas" w:hAnsi="Consolas"/>
-          <w:sz w:val="20"/>
-        </w:rPr>
-        <w:t>out/quality_sample_manifest.json</w:t>
-      </w:r>
-    </w:p>
-    <w:p>
-      <w:pPr>
-        <w:pStyle w:val="Heading1"/>
-      </w:pPr>
-      <w:r>
-        <w:t>Part 6 — Manual Drive copy (only after `--scan-only`)</w:t>
-      </w:r>
-    </w:p>
-    <w:p>
-      <w:r>
-        <w:t>Skip if Part 5 already transferred.</w:t>
-      </w:r>
-    </w:p>
-    <w:p>
-      <w:pPr>
-        <w:spacing w:before="80" w:after="80"/>
-        <w:ind w:left="216"/>
-        <w:shd w:fill="F3F4F6" w:val="clear"/>
-      </w:pPr>
-      <w:r>
-        <w:rPr>
-          <w:rFonts w:ascii="Consolas" w:hAnsi="Consolas"/>
-          <w:sz w:val="18"/>
-        </w:rPr>
-        <w:t>cd ~/inventory-segmentor</w:t>
-        <w:br/>
-        <w:t>source .venv/bin/activate</w:t>
-      </w:r>
-    </w:p>
-    <w:p>
-      <w:r>
-        <w:t>Windows:</w:t>
-      </w:r>
-    </w:p>
-    <w:p>
-      <w:pPr>
-        <w:spacing w:before="80" w:after="80"/>
-        <w:ind w:left="216"/>
-        <w:shd w:fill="F3F4F6" w:val="clear"/>
-      </w:pPr>
-      <w:r>
-        <w:rPr>
-          <w:rFonts w:ascii="Consolas" w:hAnsi="Consolas"/>
-          <w:sz w:val="18"/>
-        </w:rPr>
-        <w:t>cd %USERPROFILE%\inventory-segmentor</w:t>
-        <w:br/>
-        <w:t>.venv\Scripts\activate</w:t>
-      </w:r>
-    </w:p>
-    <w:p>
-      <w:r>
-        <w:t xml:space="preserve">Use </w:t>
-      </w:r>
-      <w:r>
-        <w:rPr>
-          <w:rFonts w:ascii="Consolas" w:hAnsi="Consolas"/>
-          <w:sz w:val="20"/>
-        </w:rPr>
-        <w:t>--manifest out/quality_sample_manifest.json</w:t>
-      </w:r>
-      <w:r>
-        <w:t xml:space="preserve"> if Part 5 built a fresh list. Otherwise the bundled default is </w:t>
-      </w:r>
-      <w:r>
-        <w:rPr>
-          <w:rFonts w:ascii="Consolas" w:hAnsi="Consolas"/>
-          <w:sz w:val="20"/>
-        </w:rPr>
-        <w:t>data/ai_labs_1200_balanced_sample.json</w:t>
-      </w:r>
-      <w:r>
-        <w:t>.</w:t>
-      </w:r>
-    </w:p>
-    <w:p>
-      <w:r>
-        <w:rPr>
-          <w:b/>
-        </w:rPr>
-        <w:t>Preview</w:t>
-      </w:r>
-    </w:p>
-    <w:p>
-      <w:pPr>
-        <w:spacing w:before="80" w:after="80"/>
-        <w:ind w:left="216"/>
-        <w:shd w:fill="F3F4F6" w:val="clear"/>
-      </w:pPr>
-      <w:r>
-        <w:rPr>
-          <w:rFonts w:ascii="Consolas" w:hAnsi="Consolas"/>
-          <w:sz w:val="18"/>
-        </w:rPr>
-        <w:t>python tools/export_ai_labs_samples.py --dry-run</w:t>
-      </w:r>
-    </w:p>
-    <w:p>
-      <w:r>
-        <w:t>With Part 5 manifest:</w:t>
-      </w:r>
-    </w:p>
-    <w:p>
-      <w:pPr>
-        <w:spacing w:before="80" w:after="80"/>
-        <w:ind w:left="216"/>
-        <w:shd w:fill="F3F4F6" w:val="clear"/>
-      </w:pPr>
-      <w:r>
-        <w:rPr>
-          <w:rFonts w:ascii="Consolas" w:hAnsi="Consolas"/>
-          <w:sz w:val="18"/>
-        </w:rPr>
+        <w:br/>
+        <w:br/>
+        <w:t># Manual Drive copy (after --scan-only)</w:t>
+        <w:br/>
         <w:t>python tools/export_ai_labs_samples.py --manifest out/quality_sample_manifest.json --dry-run</w:t>
-      </w:r>
-    </w:p>
-    <w:p>
-      <w:r>
-        <w:rPr>
-          <w:b/>
-        </w:rPr>
-        <w:t>Smoke test (5 files)</w:t>
-      </w:r>
-    </w:p>
-    <w:p>
-      <w:pPr>
-        <w:spacing w:before="80" w:after="80"/>
-        <w:ind w:left="216"/>
-        <w:shd w:fill="F3F4F6" w:val="clear"/>
-      </w:pPr>
-      <w:r>
-        <w:rPr>
-          <w:rFonts w:ascii="Consolas" w:hAnsi="Consolas"/>
-          <w:sz w:val="18"/>
-        </w:rPr>
-        <w:t>python tools/export_ai_labs_samples.py --limit 5</w:t>
-      </w:r>
-    </w:p>
-    <w:p>
-      <w:r>
-        <w:t>Or:</w:t>
-      </w:r>
-    </w:p>
-    <w:p>
-      <w:pPr>
-        <w:spacing w:before="80" w:after="80"/>
-        <w:ind w:left="216"/>
-        <w:shd w:fill="F3F4F6" w:val="clear"/>
-      </w:pPr>
-      <w:r>
-        <w:rPr>
-          <w:rFonts w:ascii="Consolas" w:hAnsi="Consolas"/>
-          <w:sz w:val="18"/>
-        </w:rPr>
+        <w:br/>
         <w:t>python tools/export_ai_labs_samples.py --manifest out/quality_sample_manifest.json --limit 5</w:t>
-      </w:r>
-    </w:p>
-    <w:p>
-      <w:r>
-        <w:t xml:space="preserve">Browser → sign in → </w:t>
-      </w:r>
-      <w:r>
-        <w:rPr>
-          <w:b/>
-        </w:rPr>
-        <w:t>Allow</w:t>
-      </w:r>
-      <w:r>
-        <w:t xml:space="preserve">. Check Drive for </w:t>
-      </w:r>
-      <w:r>
-        <w:rPr>
-          <w:rFonts w:ascii="Consolas" w:hAnsi="Consolas"/>
-          <w:sz w:val="20"/>
-        </w:rPr>
-        <w:t>AI Labs Sample Set (YYYY-MM-DD)</w:t>
-      </w:r>
-      <w:r>
-        <w:t>.</w:t>
-      </w:r>
-    </w:p>
-    <w:p>
-      <w:r>
-        <w:rPr>
-          <w:b/>
-        </w:rPr>
-        <w:t>Full copy</w:t>
-      </w:r>
-    </w:p>
-    <w:p>
-      <w:pPr>
-        <w:spacing w:before="80" w:after="80"/>
-        <w:ind w:left="216"/>
-        <w:shd w:fill="F3F4F6" w:val="clear"/>
-      </w:pPr>
-      <w:r>
-        <w:rPr>
-          <w:rFonts w:ascii="Consolas" w:hAnsi="Consolas"/>
-          <w:sz w:val="18"/>
-        </w:rPr>
-        <w:t>python tools/export_ai_labs_samples.py</w:t>
-      </w:r>
-    </w:p>
-    <w:p>
-      <w:r>
-        <w:t>Or:</w:t>
-      </w:r>
-    </w:p>
-    <w:p>
-      <w:pPr>
-        <w:spacing w:before="80" w:after="80"/>
-        <w:ind w:left="216"/>
-        <w:shd w:fill="F3F4F6" w:val="clear"/>
-      </w:pPr>
-      <w:r>
-        <w:rPr>
-          <w:rFonts w:ascii="Consolas" w:hAnsi="Consolas"/>
-          <w:sz w:val="18"/>
-        </w:rPr>
+        <w:br/>
         <w:t>python tools/export_ai_labs_samples.py --manifest out/quality_sample_manifest.json</w:t>
-      </w:r>
-    </w:p>
-    <w:p>
-      <w:r>
-        <w:t>Custom folder name:</w:t>
-      </w:r>
-    </w:p>
-    <w:p>
-      <w:pPr>
-        <w:spacing w:before="80" w:after="80"/>
-        <w:ind w:left="216"/>
-        <w:shd w:fill="F3F4F6" w:val="clear"/>
-      </w:pPr>
-      <w:r>
-        <w:rPr>
-          <w:rFonts w:ascii="Consolas" w:hAnsi="Consolas"/>
-          <w:sz w:val="18"/>
-        </w:rPr>
-        <w:t>python tools/export_ai_labs_samples.py --folder-name "Goldsetu AI Labs Samples"</w:t>
-      </w:r>
-    </w:p>
-    <w:p>
-      <w:r>
-        <w:t>Safe to stop and re-run the same command — resumes from checkpoint.</w:t>
-      </w:r>
-    </w:p>
-    <w:p>
-      <w:pPr>
-        <w:pStyle w:val="Heading1"/>
-      </w:pPr>
-      <w:r>
-        <w:t>Part 7 — Find output</w:t>
-      </w:r>
-    </w:p>
-    <w:p>
-      <w:r>
-        <w:t xml:space="preserve">Google Drive → </w:t>
-      </w:r>
-      <w:r>
-        <w:rPr>
-          <w:b/>
-        </w:rPr>
-        <w:t>My Drive</w:t>
-      </w:r>
-      <w:r>
-        <w:t xml:space="preserve"> → folder like </w:t>
-      </w:r>
-      <w:r>
-        <w:rPr>
-          <w:rFonts w:ascii="Consolas" w:hAnsi="Consolas"/>
-          <w:sz w:val="20"/>
-        </w:rPr>
-        <w:t>AI Labs Sample Set (YYYY-MM-DD)</w:t>
-      </w:r>
-    </w:p>
-    <w:p>
-      <w:r>
-        <w:t>Part 5 transfer (by account):</w:t>
-      </w:r>
-    </w:p>
-    <w:p>
-      <w:pPr>
-        <w:spacing w:before="80" w:after="80"/>
-        <w:ind w:left="216"/>
-        <w:shd w:fill="F3F4F6" w:val="clear"/>
-      </w:pPr>
-      <w:r>
-        <w:rPr>
-          <w:rFonts w:ascii="Consolas" w:hAnsi="Consolas"/>
-          <w:sz w:val="18"/>
-        </w:rPr>
-        <w:t>AI Labs Sample Set (YYYY-MM-DD)/</w:t>
-        <w:br/>
-        <w:t xml:space="preserve">  alice@yourdomain.com/</w:t>
-        <w:br/>
-        <w:t xml:space="preserve">  bob@yourdomain.com/</w:t>
-      </w:r>
-    </w:p>
-    <w:p>
-      <w:r>
-        <w:t>Part 6 transfer (by category):</w:t>
-      </w:r>
-    </w:p>
-    <w:p>
-      <w:pPr>
-        <w:spacing w:before="80" w:after="80"/>
-        <w:ind w:left="216"/>
-        <w:shd w:fill="F3F4F6" w:val="clear"/>
-      </w:pPr>
-      <w:r>
-        <w:rPr>
-          <w:rFonts w:ascii="Consolas" w:hAnsi="Consolas"/>
-          <w:sz w:val="18"/>
-        </w:rPr>
-        <w:t>AI Labs Sample Set (YYYY-MM-DD)/</w:t>
-        <w:br/>
-        <w:t xml:space="preserve">  Product &amp; Engineering/</w:t>
-        <w:br/>
-        <w:t xml:space="preserve">  Financial &amp; Legal/</w:t>
-        <w:br/>
-        <w:t xml:space="preserve">  ...</w:t>
-      </w:r>
-    </w:p>
-    <w:p>
-      <w:r>
-        <w:t>Script also prints a folder link when done.</w:t>
-      </w:r>
-    </w:p>
-    <w:p>
-      <w:pPr>
-        <w:pStyle w:val="Heading1"/>
-      </w:pPr>
-      <w:r>
-        <w:t>Part 8 — Manual Gmail copy (only after `--scan-only`)</w:t>
-      </w:r>
-    </w:p>
-    <w:p>
-      <w:r>
-        <w:t xml:space="preserve">Skip if Part 5 already inserted threads. Needs </w:t>
-      </w:r>
-      <w:r>
-        <w:rPr>
-          <w:rFonts w:ascii="Consolas" w:hAnsi="Consolas"/>
-          <w:sz w:val="20"/>
-        </w:rPr>
-        <w:t>"gmail_threads"</w:t>
-      </w:r>
-      <w:r>
-        <w:t xml:space="preserve"> in the manifest.</w:t>
-      </w:r>
-    </w:p>
-    <w:p>
-      <w:pPr>
-        <w:pStyle w:val="Heading2"/>
-      </w:pPr>
-      <w:r>
-        <w:t>Add `gmail.insert` scope (if not done in Part 3)</w:t>
-      </w:r>
-    </w:p>
-    <w:p>
-      <w:pPr>
-        <w:pStyle w:val="ListNumber"/>
-      </w:pPr>
-      <w:r>
-        <w:t xml:space="preserve">Cloud Console → </w:t>
-      </w:r>
-      <w:r>
-        <w:rPr>
-          <w:b/>
-        </w:rPr>
-        <w:t>APIs &amp; Services</w:t>
-      </w:r>
-      <w:r>
-        <w:t xml:space="preserve"> → </w:t>
-      </w:r>
-      <w:r>
-        <w:rPr>
-          <w:b/>
-        </w:rPr>
-        <w:t>OAuth consent screen</w:t>
-      </w:r>
-    </w:p>
-    <w:p>
-      <w:pPr>
-        <w:pStyle w:val="ListNumber"/>
-      </w:pPr>
-      <w:r>
-        <w:t xml:space="preserve">Enable </w:t>
-      </w:r>
-      <w:r>
-        <w:rPr>
-          <w:b/>
-        </w:rPr>
-        <w:t>Gmail API</w:t>
-      </w:r>
-      <w:r>
-        <w:t xml:space="preserve"> if needed (</w:t>
-      </w:r>
-      <w:r>
-        <w:rPr>
-          <w:b/>
-        </w:rPr>
-        <w:t>Library</w:t>
-      </w:r>
-      <w:r>
-        <w:t xml:space="preserve"> → </w:t>
-      </w:r>
-      <w:r>
-        <w:rPr>
-          <w:b/>
-        </w:rPr>
-        <w:t>Gmail API</w:t>
-      </w:r>
-      <w:r>
-        <w:t xml:space="preserve"> → </w:t>
-      </w:r>
-      <w:r>
-        <w:rPr>
-          <w:b/>
-        </w:rPr>
-        <w:t>Enable</w:t>
-      </w:r>
-      <w:r>
-        <w:t>)</w:t>
-      </w:r>
-    </w:p>
-    <w:p>
-      <w:pPr>
-        <w:pStyle w:val="ListNumber"/>
-      </w:pPr>
-      <w:r>
-        <w:rPr>
-          <w:b/>
-        </w:rPr>
-        <w:t>Edit App</w:t>
-      </w:r>
-      <w:r>
-        <w:t xml:space="preserve"> → </w:t>
-      </w:r>
-      <w:r>
-        <w:rPr>
-          <w:b/>
-        </w:rPr>
-        <w:t>Scopes</w:t>
-      </w:r>
-      <w:r>
-        <w:t xml:space="preserve"> → add </w:t>
-      </w:r>
-      <w:r>
-        <w:rPr>
-          <w:rFonts w:ascii="Consolas" w:hAnsi="Consolas"/>
-          <w:sz w:val="20"/>
-        </w:rPr>
-        <w:t>.../auth/gmail.insert</w:t>
-      </w:r>
-      <w:r>
-        <w:t xml:space="preserve"> → save</w:t>
-      </w:r>
-    </w:p>
-    <w:p>
-      <w:pPr>
-        <w:pStyle w:val="ListNumber"/>
-      </w:pPr>
-      <w:r>
-        <w:t xml:space="preserve">Confirm your account is under </w:t>
-      </w:r>
-      <w:r>
-        <w:rPr>
-          <w:b/>
-        </w:rPr>
-        <w:t>Test users</w:t>
-      </w:r>
-    </w:p>
-    <w:p>
-      <w:pPr>
-        <w:pStyle w:val="Heading2"/>
-      </w:pPr>
-      <w:r>
-        <w:t>Copy threads</w:t>
-      </w:r>
-    </w:p>
-    <w:p>
-      <w:pPr>
-        <w:spacing w:before="80" w:after="80"/>
-        <w:ind w:left="216"/>
-        <w:shd w:fill="F3F4F6" w:val="clear"/>
-      </w:pPr>
-      <w:r>
-        <w:rPr>
-          <w:rFonts w:ascii="Consolas" w:hAnsi="Consolas"/>
-          <w:sz w:val="18"/>
-        </w:rPr>
-        <w:t>python tools/export_ai_labs_gmail_threads.py --service-account ~/Downloads/service_account.json --dry-run</w:t>
-      </w:r>
-    </w:p>
-    <w:p>
-      <w:pPr>
-        <w:spacing w:before="80" w:after="80"/>
-        <w:ind w:left="216"/>
-        <w:shd w:fill="F3F4F6" w:val="clear"/>
-      </w:pPr>
-      <w:r>
-        <w:rPr>
-          <w:rFonts w:ascii="Consolas" w:hAnsi="Consolas"/>
-          <w:sz w:val="18"/>
-        </w:rPr>
-        <w:t>python tools/export_ai_labs_gmail_threads.py --service-account ~/Downloads/service_account.json --limit 5</w:t>
-      </w:r>
-    </w:p>
-    <w:p>
-      <w:pPr>
-        <w:spacing w:before="80" w:after="80"/>
-        <w:ind w:left="216"/>
-        <w:shd w:fill="F3F4F6" w:val="clear"/>
-      </w:pPr>
-      <w:r>
-        <w:rPr>
-          <w:rFonts w:ascii="Consolas" w:hAnsi="Consolas"/>
-          <w:sz w:val="18"/>
-        </w:rPr>
+        <w:br/>
+        <w:br/>
+        <w:t># Manual Gmail copy (after --scan-only)</w:t>
+        <w:br/>
         <w:t>python tools/export_ai_labs_gmail_threads.py --service-account ~/Downloads/service_account.json</w:t>
-      </w:r>
-    </w:p>
-    <w:p>
-      <w:r>
-        <w:t xml:space="preserve">Browser on first insert → </w:t>
-      </w:r>
-      <w:r>
-        <w:rPr>
-          <w:b/>
-        </w:rPr>
-        <w:t>Allow</w:t>
-      </w:r>
-      <w:r>
-        <w:t xml:space="preserve">. Threads land in </w:t>
-      </w:r>
-      <w:r>
-        <w:rPr>
-          <w:b/>
-        </w:rPr>
-        <w:t>Inbox</w:t>
-      </w:r>
-      <w:r>
-        <w:t>. Re-run same command to resume.</w:t>
-      </w:r>
-    </w:p>
-    <w:p>
-      <w:r>
-        <w:t xml:space="preserve">Default manifest: </w:t>
-      </w:r>
-      <w:r>
-        <w:rPr>
-          <w:rFonts w:ascii="Consolas" w:hAnsi="Consolas"/>
-          <w:sz w:val="20"/>
-        </w:rPr>
-        <w:t>out/quality_sample_manifest.json</w:t>
-      </w:r>
-      <w:r>
-        <w:t xml:space="preserve"> (override with </w:t>
-      </w:r>
-      <w:r>
-        <w:rPr>
-          <w:rFonts w:ascii="Consolas" w:hAnsi="Consolas"/>
-          <w:sz w:val="20"/>
-        </w:rPr>
-        <w:t>--manifest</w:t>
-      </w:r>
-      <w:r>
-        <w:t>).</w:t>
-      </w:r>
-    </w:p>
-    <w:p>
-      <w:pPr>
-        <w:pStyle w:val="Heading1"/>
-      </w:pPr>
-      <w:r>
-        <w:t>Troubleshooting</w:t>
-      </w:r>
-    </w:p>
-    <w:tbl>
-      <w:tblPr>
-        <w:tblStyle w:val="TableGrid"/>
-        <w:tblW w:type="auto" w:w="0"/>
-        <w:tblLook w:firstColumn="1" w:firstRow="1" w:lastColumn="0" w:lastRow="0" w:noHBand="0" w:noVBand="1" w:val="04A0"/>
-      </w:tblPr>
-      <w:tblGrid>
-        <w:gridCol w:w="4896"/>
-        <w:gridCol w:w="4896"/>
-      </w:tblGrid>
-      <w:tr>
-        <w:tc>
-          <w:tcPr>
-            <w:tcW w:type="dxa" w:w="4896"/>
-          </w:tcPr>
-          <w:p>
-            <w:r>
-              <w:rPr>
-                <w:b/>
-              </w:rPr>
-            </w:r>
-            <w:r>
-              <w:rPr>
-                <w:b/>
-              </w:rPr>
-              <w:t>Problem</w:t>
-            </w:r>
-          </w:p>
-        </w:tc>
-        <w:tc>
-          <w:tcPr>
-            <w:tcW w:type="dxa" w:w="4896"/>
-          </w:tcPr>
-          <w:p>
-            <w:r>
-              <w:rPr>
-                <w:b/>
-              </w:rPr>
-            </w:r>
-            <w:r>
-              <w:rPr>
-                <w:b/>
-              </w:rPr>
-              <w:t>Fix</w:t>
-            </w:r>
-          </w:p>
-        </w:tc>
-      </w:tr>
-      <w:tr>
-        <w:tc>
-          <w:tcPr>
-            <w:tcW w:type="dxa" w:w="4896"/>
-          </w:tcPr>
-          <w:p>
-            <w:r/>
-            <w:r>
-              <w:t>Asked to sign in again</w:t>
-            </w:r>
-          </w:p>
-        </w:tc>
-        <w:tc>
-          <w:tcPr>
-            <w:tcW w:type="dxa" w:w="4896"/>
-          </w:tcPr>
-          <w:p>
-            <w:r/>
-            <w:r>
-              <w:t xml:space="preserve">Use the </w:t>
-            </w:r>
-            <w:r>
-              <w:rPr>
-                <w:b/>
-              </w:rPr>
-              <w:t>same</w:t>
-            </w:r>
-            <w:r>
-              <w:t xml:space="preserve"> Google account for Parts 3–8</w:t>
-            </w:r>
-          </w:p>
-        </w:tc>
-      </w:tr>
-      <w:tr>
-        <w:tc>
-          <w:tcPr>
-            <w:tcW w:type="dxa" w:w="4896"/>
-          </w:tcPr>
-          <w:p>
-            <w:r/>
-            <w:r>
-              <w:t xml:space="preserve">Many </w:t>
-            </w:r>
-            <w:r>
-              <w:rPr>
-                <w:rFonts w:ascii="Consolas" w:hAnsi="Consolas"/>
-                <w:sz w:val="20"/>
-              </w:rPr>
-              <w:t>FAIL</w:t>
-            </w:r>
-            <w:r>
-              <w:t xml:space="preserve"> / </w:t>
-            </w:r>
-            <w:r>
-              <w:rPr>
-                <w:rFonts w:ascii="Consolas" w:hAnsi="Consolas"/>
-                <w:sz w:val="20"/>
-              </w:rPr>
-              <w:t>404</w:t>
-            </w:r>
-            <w:r>
-              <w:t xml:space="preserve"> / </w:t>
-            </w:r>
-            <w:r>
-              <w:rPr>
-                <w:rFonts w:ascii="Consolas" w:hAnsi="Consolas"/>
-                <w:sz w:val="20"/>
-              </w:rPr>
-              <w:t>notFound</w:t>
-            </w:r>
-          </w:p>
-        </w:tc>
-        <w:tc>
-          <w:tcPr>
-            <w:tcW w:type="dxa" w:w="4896"/>
-          </w:tcPr>
-          <w:p>
-            <w:r/>
-            <w:r>
-              <w:t>Wrong account, or files moved/deleted since manifest</w:t>
-            </w:r>
-          </w:p>
-        </w:tc>
-      </w:tr>
-      <w:tr>
-        <w:tc>
-          <w:tcPr>
-            <w:tcW w:type="dxa" w:w="4896"/>
-          </w:tcPr>
-          <w:p>
-            <w:r/>
-            <w:r>
-              <w:t xml:space="preserve">Many </w:t>
-            </w:r>
-            <w:r>
-              <w:rPr>
-                <w:rFonts w:ascii="Consolas" w:hAnsi="Consolas"/>
-                <w:sz w:val="20"/>
-              </w:rPr>
-              <w:t>403</w:t>
-            </w:r>
-          </w:p>
-        </w:tc>
-        <w:tc>
-          <w:tcPr>
-            <w:tcW w:type="dxa" w:w="4896"/>
-          </w:tcPr>
-          <w:p>
-            <w:r/>
-            <w:r>
-              <w:t>Sign in as the account the manifest was built from</w:t>
-            </w:r>
-          </w:p>
-        </w:tc>
-      </w:tr>
-      <w:tr>
-        <w:tc>
-          <w:tcPr>
-            <w:tcW w:type="dxa" w:w="4896"/>
-          </w:tcPr>
-          <w:p>
-            <w:r/>
-            <w:r>
-              <w:t>App not verified / access blocked</w:t>
-            </w:r>
-          </w:p>
-        </w:tc>
-        <w:tc>
-          <w:tcPr>
-            <w:tcW w:type="dxa" w:w="4896"/>
-          </w:tcPr>
-          <w:p>
-            <w:r/>
-            <w:r>
-              <w:t xml:space="preserve">Add account under OAuth </w:t>
-            </w:r>
-            <w:r>
-              <w:rPr>
-                <w:b/>
-              </w:rPr>
-              <w:t>Test users</w:t>
-            </w:r>
-            <w:r>
-              <w:t xml:space="preserve"> (Part 3)</w:t>
-            </w:r>
-          </w:p>
-        </w:tc>
-      </w:tr>
-      <w:tr>
-        <w:tc>
-          <w:tcPr>
-            <w:tcW w:type="dxa" w:w="4896"/>
-          </w:tcPr>
-          <w:p>
-            <w:r/>
-            <w:r>
-              <w:rPr>
-                <w:rFonts w:ascii="Consolas" w:hAnsi="Consolas"/>
-                <w:sz w:val="20"/>
-              </w:rPr>
-              <w:t>OAuth client secrets not found</w:t>
-            </w:r>
-          </w:p>
-        </w:tc>
-        <w:tc>
-          <w:tcPr>
-            <w:tcW w:type="dxa" w:w="4896"/>
-          </w:tcPr>
-          <w:p>
-            <w:r/>
-            <w:r>
-              <w:t xml:space="preserve">Finish Parts 3–4, or put JSON at </w:t>
-            </w:r>
-            <w:r>
-              <w:rPr>
-                <w:rFonts w:ascii="Consolas" w:hAnsi="Consolas"/>
-                <w:sz w:val="20"/>
-              </w:rPr>
-              <w:t>.secrets/google_oauth_client.json</w:t>
-            </w:r>
-          </w:p>
-        </w:tc>
-      </w:tr>
-      <w:tr>
-        <w:tc>
-          <w:tcPr>
-            <w:tcW w:type="dxa" w:w="4896"/>
-          </w:tcPr>
-          <w:p>
-            <w:r/>
-            <w:r>
-              <w:rPr>
-                <w:rFonts w:ascii="Consolas" w:hAnsi="Consolas"/>
-                <w:sz w:val="20"/>
-              </w:rPr>
-              <w:t>sample manifest not found</w:t>
-            </w:r>
-          </w:p>
-        </w:tc>
-        <w:tc>
-          <w:tcPr>
-            <w:tcW w:type="dxa" w:w="4896"/>
-          </w:tcPr>
-          <w:p>
-            <w:r/>
-            <w:r>
-              <w:t xml:space="preserve">Pull latest code, or fix </w:t>
-            </w:r>
-            <w:r>
-              <w:rPr>
-                <w:rFonts w:ascii="Consolas" w:hAnsi="Consolas"/>
-                <w:sz w:val="20"/>
-              </w:rPr>
-              <w:t>--manifest</w:t>
-            </w:r>
-            <w:r>
-              <w:t xml:space="preserve"> path</w:t>
-            </w:r>
-          </w:p>
-        </w:tc>
-      </w:tr>
-      <w:tr>
-        <w:tc>
-          <w:tcPr>
-            <w:tcW w:type="dxa" w:w="4896"/>
-          </w:tcPr>
-          <w:p>
-            <w:r/>
-            <w:r>
-              <w:t>Interrupted</w:t>
-            </w:r>
-          </w:p>
-        </w:tc>
-        <w:tc>
-          <w:tcPr>
-            <w:tcW w:type="dxa" w:w="4896"/>
-          </w:tcPr>
-          <w:p>
-            <w:r/>
-            <w:r>
-              <w:t xml:space="preserve">Re-run the </w:t>
-            </w:r>
-            <w:r>
-              <w:rPr>
-                <w:b/>
-              </w:rPr>
-              <w:t>same</w:t>
-            </w:r>
-            <w:r>
-              <w:t xml:space="preserve"> command</w:t>
-            </w:r>
-          </w:p>
-        </w:tc>
-      </w:tr>
-      <w:tr>
-        <w:tc>
-          <w:tcPr>
-            <w:tcW w:type="dxa" w:w="4896"/>
-          </w:tcPr>
-          <w:p>
-            <w:r/>
-            <w:r>
-              <w:t>Fresh destination folder</w:t>
-            </w:r>
-          </w:p>
-        </w:tc>
-        <w:tc>
-          <w:tcPr>
-            <w:tcW w:type="dxa" w:w="4896"/>
-          </w:tcPr>
-          <w:p>
-            <w:r/>
-            <w:r>
-              <w:t xml:space="preserve">Delete </w:t>
-            </w:r>
-            <w:r>
-              <w:rPr>
-                <w:rFonts w:ascii="Consolas" w:hAnsi="Consolas"/>
-                <w:sz w:val="20"/>
-              </w:rPr>
-              <w:t>out/ai_labs_samples.checkpoint.jsonl</w:t>
-            </w:r>
-            <w:r>
-              <w:t xml:space="preserve"> and </w:t>
-            </w:r>
-            <w:r>
-              <w:rPr>
-                <w:rFonts w:ascii="Consolas" w:hAnsi="Consolas"/>
-                <w:sz w:val="20"/>
-              </w:rPr>
-              <w:t>out/ai_labs_samples.checkpoint.jsonl.dest.json</w:t>
-            </w:r>
-            <w:r>
-              <w:t>, re-run</w:t>
-            </w:r>
-          </w:p>
-        </w:tc>
-      </w:tr>
-      <w:tr>
-        <w:tc>
-          <w:tcPr>
-            <w:tcW w:type="dxa" w:w="4896"/>
-          </w:tcPr>
-          <w:p>
-            <w:r/>
-            <w:r>
-              <w:rPr>
-                <w:rFonts w:ascii="Consolas" w:hAnsi="Consolas"/>
-                <w:sz w:val="20"/>
-              </w:rPr>
-              <w:t>--admin-email is required with --service-account</w:t>
-            </w:r>
-          </w:p>
-        </w:tc>
-        <w:tc>
-          <w:tcPr>
-            <w:tcW w:type="dxa" w:w="4896"/>
-          </w:tcPr>
-          <w:p>
-            <w:r/>
-            <w:r>
-              <w:t xml:space="preserve">Add </w:t>
-            </w:r>
-            <w:r>
-              <w:rPr>
-                <w:rFonts w:ascii="Consolas" w:hAnsi="Consolas"/>
-                <w:sz w:val="20"/>
-              </w:rPr>
-              <w:t>--admin-email</w:t>
-            </w:r>
-            <w:r>
-              <w:t xml:space="preserve">, or drop </w:t>
-            </w:r>
-            <w:r>
-              <w:rPr>
-                <w:rFonts w:ascii="Consolas" w:hAnsi="Consolas"/>
-                <w:sz w:val="20"/>
-              </w:rPr>
-              <w:t>--service-account</w:t>
-            </w:r>
-            <w:r>
-              <w:t xml:space="preserve"> for My Drive mode</w:t>
-            </w:r>
-          </w:p>
-        </w:tc>
-      </w:tr>
-      <w:tr>
-        <w:tc>
-          <w:tcPr>
-            <w:tcW w:type="dxa" w:w="4896"/>
-          </w:tcPr>
-          <w:p>
-            <w:r/>
-            <w:r>
-              <w:t xml:space="preserve">No </w:t>
-            </w:r>
-            <w:r>
-              <w:rPr>
-                <w:rFonts w:ascii="Consolas" w:hAnsi="Consolas"/>
-                <w:sz w:val="20"/>
-              </w:rPr>
-              <w:t>gmail_threads</w:t>
-            </w:r>
-            <w:r>
-              <w:t xml:space="preserve"> / Part 8 empty</w:t>
-            </w:r>
-          </w:p>
-        </w:tc>
-        <w:tc>
-          <w:tcPr>
-            <w:tcW w:type="dxa" w:w="4896"/>
-          </w:tcPr>
-          <w:p>
-            <w:r/>
-            <w:r>
-              <w:t xml:space="preserve">Re-run Part 5 without </w:t>
-            </w:r>
-            <w:r>
-              <w:rPr>
-                <w:rFonts w:ascii="Consolas" w:hAnsi="Consolas"/>
-                <w:sz w:val="20"/>
-              </w:rPr>
-              <w:t>--skip-gmail</w:t>
-            </w:r>
-          </w:p>
-        </w:tc>
-      </w:tr>
-      <w:tr>
-        <w:tc>
-          <w:tcPr>
-            <w:tcW w:type="dxa" w:w="4896"/>
-          </w:tcPr>
-          <w:p>
-            <w:r/>
-            <w:r>
-              <w:t>Gmail insert permission error</w:t>
-            </w:r>
-          </w:p>
-        </w:tc>
-        <w:tc>
-          <w:tcPr>
-            <w:tcW w:type="dxa" w:w="4896"/>
-          </w:tcPr>
-          <w:p>
-            <w:r/>
-            <w:r>
-              <w:t xml:space="preserve">Add </w:t>
-            </w:r>
-            <w:r>
-              <w:rPr>
-                <w:rFonts w:ascii="Consolas" w:hAnsi="Consolas"/>
-                <w:sz w:val="20"/>
-              </w:rPr>
-              <w:t>gmail.insert</w:t>
-            </w:r>
-            <w:r>
-              <w:t xml:space="preserve"> scope (Part 8 setup)</w:t>
-            </w:r>
-          </w:p>
-        </w:tc>
-      </w:tr>
-      <w:tr>
-        <w:tc>
-          <w:tcPr>
-            <w:tcW w:type="dxa" w:w="4896"/>
-          </w:tcPr>
-          <w:p>
-            <w:r/>
-            <w:r>
-              <w:t>Unexpected browser login in Part 5</w:t>
-            </w:r>
-          </w:p>
-        </w:tc>
-        <w:tc>
-          <w:tcPr>
-            <w:tcW w:type="dxa" w:w="4896"/>
-          </w:tcPr>
-          <w:p>
-            <w:r/>
-            <w:r>
-              <w:t xml:space="preserve">Destination OAuth consent (default transfer). Use </w:t>
-            </w:r>
-            <w:r>
-              <w:rPr>
-                <w:rFonts w:ascii="Consolas" w:hAnsi="Consolas"/>
-                <w:sz w:val="20"/>
-              </w:rPr>
-              <w:t>--scan-only</w:t>
-            </w:r>
-            <w:r>
-              <w:t xml:space="preserve"> to skip</w:t>
-            </w:r>
-          </w:p>
-        </w:tc>
-      </w:tr>
-      <w:tr>
-        <w:tc>
-          <w:tcPr>
-            <w:tcW w:type="dxa" w:w="4896"/>
-          </w:tcPr>
-          <w:p>
-            <w:r/>
-            <w:r>
-              <w:t>Part 5 didn't re-scan</w:t>
-            </w:r>
-          </w:p>
-        </w:tc>
-        <w:tc>
-          <w:tcPr>
-            <w:tcW w:type="dxa" w:w="4896"/>
-          </w:tcPr>
-          <w:p>
-            <w:r/>
-            <w:r>
-              <w:t xml:space="preserve">Manifest already exists — add </w:t>
-            </w:r>
-            <w:r>
-              <w:rPr>
-                <w:rFonts w:ascii="Consolas" w:hAnsi="Consolas"/>
-                <w:sz w:val="20"/>
-              </w:rPr>
-              <w:t>--rescan</w:t>
-            </w:r>
-          </w:p>
-        </w:tc>
-      </w:tr>
-      <w:tr>
-        <w:tc>
-          <w:tcPr>
-            <w:tcW w:type="dxa" w:w="4896"/>
-          </w:tcPr>
-          <w:p>
-            <w:r/>
-            <w:r>
-              <w:t xml:space="preserve">Local: </w:t>
-            </w:r>
-            <w:r>
-              <w:rPr>
-                <w:rFonts w:ascii="Consolas" w:hAnsi="Consolas"/>
-                <w:sz w:val="20"/>
-              </w:rPr>
-              <w:t>--root not found</w:t>
-            </w:r>
-          </w:p>
-        </w:tc>
-        <w:tc>
-          <w:tcPr>
-            <w:tcW w:type="dxa" w:w="4896"/>
-          </w:tcPr>
-          <w:p>
-            <w:r/>
-            <w:r>
-              <w:t>Fix the path to the main folder that contains the email subfolders</w:t>
-            </w:r>
-          </w:p>
-        </w:tc>
-      </w:tr>
-      <w:tr>
-        <w:tc>
-          <w:tcPr>
-            <w:tcW w:type="dxa" w:w="4896"/>
-          </w:tcPr>
-          <w:p>
-            <w:r/>
-            <w:r>
-              <w:t>Local: no account subfolders</w:t>
-            </w:r>
-          </w:p>
-        </w:tc>
-        <w:tc>
-          <w:tcPr>
-            <w:tcW w:type="dxa" w:w="4896"/>
-          </w:tcPr>
-          <w:p>
-            <w:r/>
-            <w:r>
-              <w:t xml:space="preserve">Top-level folders under </w:t>
-            </w:r>
-            <w:r>
-              <w:rPr>
-                <w:rFonts w:ascii="Consolas" w:hAnsi="Consolas"/>
-                <w:sz w:val="20"/>
-              </w:rPr>
-              <w:t>--root</w:t>
-            </w:r>
-            <w:r>
-              <w:t xml:space="preserve"> must be named like </w:t>
-            </w:r>
-            <w:r>
-              <w:rPr>
-                <w:rFonts w:ascii="Consolas" w:hAnsi="Consolas"/>
-                <w:sz w:val="20"/>
-              </w:rPr>
-              <w:t>user@domain.com</w:t>
-            </w:r>
-          </w:p>
-        </w:tc>
-      </w:tr>
-    </w:tbl>
-    <w:p/>
-    <w:p>
-      <w:pPr>
-        <w:pStyle w:val="Heading1"/>
-      </w:pPr>
-      <w:r>
-        <w:t>Quick reference</w:t>
-      </w:r>
-    </w:p>
-    <w:p>
-      <w:pPr>
-        <w:spacing w:before="80" w:after="80"/>
-        <w:ind w:left="216"/>
-        <w:shd w:fill="F3F4F6" w:val="clear"/>
-      </w:pPr>
-      <w:r>
-        <w:rPr>
-          <w:rFonts w:ascii="Consolas" w:hAnsi="Consolas"/>
-          <w:sz w:val="18"/>
-        </w:rPr>
-        <w:t># Local dump → Desktop (email-named subfolders)</w:t>
-        <w:br/>
-        <w:t>python tools/build_quality_sample_local.py --root ~/Downloads/company-dump</w:t>
-        <w:br/>
-        <w:br/>
-        <w:t># My Drive only</w:t>
-        <w:br/>
-        <w:t>python tools/build_quality_sample.py</w:t>
-        <w:br/>
-        <w:br/>
-        <w:t># Whole Workspace + transfer</w:t>
-        <w:br/>
-        <w:t>python tools/build_quality_sample.py \</w:t>
-        <w:br/>
-        <w:t xml:space="preserve">  --service-account ~/Downloads/service_account.json \</w:t>
-        <w:br/>
-        <w:t xml:space="preserve">  --admin-email admin@yourdomain.com</w:t>
-        <w:br/>
-        <w:br/>
-        <w:t># Manifest only (handoff)</w:t>
-        <w:br/>
-        <w:t>python tools/build_quality_sample.py \</w:t>
-        <w:br/>
-        <w:t xml:space="preserve">  --service-account ~/Downloads/service_account.json \</w:t>
-        <w:br/>
-        <w:t xml:space="preserve">  --admin-email admin@yourdomain.com \</w:t>
-        <w:br/>
-        <w:t xml:space="preserve">  --scan-only</w:t>
-        <w:br/>
-        <w:br/>
-        <w:t># Force rescan</w:t>
-        <w:br/>
-        <w:t>python tools/build_quality_sample.py \</w:t>
-        <w:br/>
-        <w:t xml:space="preserve">  --service-account ~/Downloads/service_account.json \</w:t>
-        <w:br/>
-        <w:t xml:space="preserve">  --admin-email admin@yourdomain.com \</w:t>
-        <w:br/>
-        <w:t xml:space="preserve">  --rescan</w:t>
-        <w:br/>
-        <w:br/>
-        <w:t># Manual Drive copy (after --scan-only)</w:t>
-        <w:br/>
-        <w:t>python tools/export_ai_labs_samples.py --manifest out/quality_sample_manifest.json --dry-run</w:t>
-        <w:br/>
-        <w:t>python tools/export_ai_labs_samples.py --manifest out/quality_sample_manifest.json --limit 5</w:t>
-        <w:br/>
-        <w:t>python tools/export_ai_labs_samples.py --manifest out/quality_sample_manifest.json</w:t>
-        <w:br/>
-        <w:br/>
-        <w:t># Manual Gmail copy (after --scan-only)</w:t>
-        <w:br/>
-        <w:t>python tools/export_ai_labs_gmail_threads.py --service-account ~/Downloads/service_account.json</w:t>
-      </w:r>
-    </w:p>
-    <w:p>
-      <w:r>
+        <w:br/>
+        <w:t>```</w:t>
+        <w:br/>
+        <w:br/>
         <w:t>Manifests:</w:t>
-      </w:r>
-    </w:p>
-    <w:p>
-      <w:pPr>
-        <w:pStyle w:val="ListBullet"/>
-      </w:pPr>
-      <w:r>
-        <w:t xml:space="preserve">Bundled default: </w:t>
-      </w:r>
-      <w:r>
-        <w:rPr>
-          <w:rFonts w:ascii="Consolas" w:hAnsi="Consolas"/>
-          <w:sz w:val="20"/>
-        </w:rPr>
-        <w:t>data/ai_labs_1200_balanced_sample.json</w:t>
-      </w:r>
-    </w:p>
-    <w:p>
-      <w:pPr>
-        <w:pStyle w:val="ListBullet"/>
-      </w:pPr>
-      <w:r>
-        <w:t xml:space="preserve">Fresh from Part 5 (Drive): </w:t>
-      </w:r>
-      <w:r>
-        <w:rPr>
-          <w:rFonts w:ascii="Consolas" w:hAnsi="Consolas"/>
-          <w:sz w:val="20"/>
-        </w:rPr>
-        <w:t>out/quality_sample_manifest.json</w:t>
-      </w:r>
-    </w:p>
-    <w:p>
-      <w:pPr>
-        <w:pStyle w:val="ListBullet"/>
-      </w:pPr>
-      <w:r>
-        <w:t xml:space="preserve">Fresh from local dump: </w:t>
-      </w:r>
-      <w:r>
-        <w:rPr>
-          <w:rFonts w:ascii="Consolas" w:hAnsi="Consolas"/>
-          <w:sz w:val="20"/>
-        </w:rPr>
-        <w:t>out/quality_sample_local_manifest.json</w:t>
+        <w:br/>
+        <w:t>- Bundled default: `data/ai_labs_1200_balanced_sample.json`</w:t>
+        <w:br/>
+        <w:t>- Fresh from Part 5 (Drive): `out/quality_sample_manifest.json`</w:t>
+        <w:br/>
+        <w:t>- Fresh from local dump: `out/quality_sample_local_manifest.json`</w:t>
+        <w:br/>
       </w:r>
     </w:p>
     <w:sectPr>
       <w:pgSz w:w="12240" w:h="15840"/>
-      <w:pgMar w:top="1080" w:right="1224" w:bottom="1080" w:left="1224" w:header="720" w:footer="720" w:gutter="0"/>
+      <w:pgMar w:top="1440" w:right="1800" w:bottom="1440" w:left="1800" w:header="720" w:footer="720" w:gutter="0"/>
       <w:cols w:space="720"/>
       <w:docGrid w:linePitch="360"/>
     </w:sectPr>
@@ -4580,10 +1396,6 @@
     <w:name w:val="Normal"/>
     <w:qFormat/>
     <w:rsid w:val="00FC693F"/>
-    <w:rPr>
-      <w:rFonts w:ascii="Calibri" w:hAnsi="Calibri"/>
-      <w:sz w:val="22"/>
-    </w:rPr>
   </w:style>
   <w:style w:type="paragraph" w:styleId="Header">
     <w:name w:val="header"/>

--- a/CLIENT_SETUP_AI_LABS_SAMPLES.docx
+++ b/CLIENT_SETUP_AI_LABS_SAMPLES.docx
@@ -70,14 +70,14 @@
         <w:br/>
         <w:t>```</w:t>
         <w:br/>
-        <w:t>git clone https://github.com/data927/inventory-segmentor.git</w:t>
+        <w:t>git clone https://github.com/data927/inventory-samples.git</w:t>
         <w:br/>
         <w:t>```</w:t>
         <w:br/>
         <w:br/>
         <w:t>```</w:t>
         <w:br/>
-        <w:t>cd inventory-segmentor</w:t>
+        <w:t>cd inventory-samples</w:t>
         <w:br/>
         <w:t>```</w:t>
         <w:br/>
@@ -693,7 +693,7 @@
         <w:br/>
         <w:t>```</w:t>
         <w:br/>
-        <w:t>cd ~/inventory-segmentor</w:t>
+        <w:t>cd ~/inventory-samples</w:t>
         <w:br/>
         <w:t>source .venv/bin/activate</w:t>
         <w:br/>
@@ -704,7 +704,7 @@
         <w:br/>
         <w:t>```</w:t>
         <w:br/>
-        <w:t>cd %USERPROFILE%\inventory-segmentor</w:t>
+        <w:t>cd %USERPROFILE%\inventory-samples</w:t>
         <w:br/>
         <w:t>.venv\Scripts\activate</w:t>
         <w:br/>

--- a/CLIENT_SETUP_AI_LABS_SAMPLES.docx
+++ b/CLIENT_SETUP_AI_LABS_SAMPLES.docx
@@ -447,7 +447,7 @@
         <w:br/>
         <w:t>```</w:t>
         <w:br/>
-        <w:t>https://www.googleapis.com/auth/drive.readonly,https://www.googleapis.com/auth/admin.directory.user.readonly,https://www.googleapis.com/auth/gmail.readonly</w:t>
+        <w:t>https://www.googleapis.com/auth/drive,https://www.googleapis.com/auth/admin.directory.user.readonly,https://www.googleapis.com/auth/gmail.readonly</w:t>
         <w:br/>
         <w:t>```</w:t>
         <w:br/>
@@ -455,6 +455,9 @@
         <w:t>→ **Authorise**. Wait 5–10 min if first run fails with `unauthorized_client`.</w:t>
         <w:br/>
         <w:br/>
+        <w:t>Use the full `drive` scope (not only `drive.readonly`) so `--full-account` / `--as-is` can create the sample folder in the **super-admin** My Drive and copy via Domain-Wide Delegation with **no personal OAuth browser login**.</w:t>
+        <w:br/>
+        <w:br/>
         <w:t>**Operator — save credentials**</w:t>
         <w:br/>
         <w:br/>
@@ -485,7 +488,7 @@
         <w:t>**Run — one account, entire My Drive (transfer only, no quality scan)**</w:t>
         <w:br/>
         <w:br/>
-        <w:t>Creates `AI Labs Sample Set (date)` and starts copying **as soon as the script begins** (walk and transfer overlap). Copies **everything** from that user's My Drive. No 15GB/12.5GB caps, no Gmail.</w:t>
+        <w:t>Uses **Domain-Wide Delegation only** (service account + super-admin). Creates `AI Labs Sample Set (date)` in the **admin** My Drive and starts copying immediately. No personal OAuth login, no Gmail.</w:t>
         <w:br/>
         <w:br/>
         <w:t>```</w:t>
@@ -506,22 +509,7 @@
         <w:t>**Run — one account, as-is until 10GB (no quality scan)**</w:t>
         <w:br/>
         <w:br/>
-        <w:t>Walk order as-is, transfer starts immediately, stops once **10GB** is fulfilled. No Gmail.</w:t>
-        <w:br/>
-        <w:br/>
-        <w:t>```</w:t>
-        <w:br/>
-        <w:t>python tools/build_quality_sample.py \</w:t>
-        <w:br/>
-        <w:t xml:space="preserve">  --service-account ~/Downloads/service_account.json \</w:t>
-        <w:br/>
-        <w:t xml:space="preserve">  --admin-email admin@yourdomain.com \</w:t>
-        <w:br/>
-        <w:t xml:space="preserve">  --users alice@yourdomain.com \</w:t>
-        <w:br/>
-        <w:t xml:space="preserve">  --as-is</w:t>
-        <w:br/>
-        <w:t>```</w:t>
+        <w:t>Same DWD path; walk order as-is; stops at **10GB**. Folder lands in the **admin** My Drive.</w:t>
         <w:br/>
         <w:br/>
         <w:t>```</w:t>

--- a/CLIENT_SETUP_AI_LABS_SAMPLES.docx
+++ b/CLIENT_SETUP_AI_LABS_SAMPLES.docx
@@ -172,7 +172,7 @@
         <w:t>```</w:t>
         <w:br/>
         <w:br/>
-        <w:t>Skips Parts 3–8. **`--entire`**: one account's full data. **`--as-is`**: walk order until **10GB**. **Default multi-folder**: first **1000 files** each, then fill to **15GB**. Copies onto the **Desktop**.</w:t>
+        <w:t>Skips Parts 3–8. **`--entire`**: one account's full data. **`--as-is`**: walk order until **40GB**. **Default multi-folder**: first **1000 files** each, then fill to **15GB**. Copies onto the **Desktop**.</w:t>
         <w:br/>
         <w:br/>
         <w:t>Full local-only guide: `CLIENT_SETUP_AI_LABS_SAMPLES_LOCAL.docx`</w:t>
@@ -188,12 +188,12 @@
         <w:t>```</w:t>
         <w:br/>
         <w:br/>
-        <w:t>**Run — as-is until 10GB**</w:t>
+        <w:t>**Run — as-is until 40GB**</w:t>
         <w:br/>
         <w:br/>
         <w:t>```</w:t>
         <w:br/>
-        <w:t>python tools/build_quality_sample_local.py --root ~/Downloads/company-dump --as-is --cap-gb 10</w:t>
+        <w:t>python tools/build_quality_sample_local.py --root ~/Downloads/company-dump --as-is --cap-gb 40</w:t>
         <w:br/>
         <w:t>```</w:t>
         <w:br/>
@@ -399,10 +399,10 @@
         <w:t>```</w:t>
         <w:br/>
         <w:br/>
-        <w:t>**As-is until 10GB (no quality scan):**</w:t>
-        <w:br/>
-        <w:br/>
-        <w:t>Same immediate transfer, walk order as-is, stops when **10GB** of file data is queued. No Gmail.</w:t>
+        <w:t>**As-is until 40GB (no quality scan):**</w:t>
+        <w:br/>
+        <w:br/>
+        <w:t>Same immediate transfer, walk order as-is, stops when **40GB** of file data is queued. Folder is shared with the selected user (writer). No Gmail.</w:t>
         <w:br/>
         <w:br/>
         <w:t>```</w:t>
@@ -417,7 +417,7 @@
         <w:br/>
         <w:t>```</w:t>
         <w:br/>
-        <w:t>python tools/build_quality_sample.py --as-is --cap-gb 10</w:t>
+        <w:t>python tools/build_quality_sample.py --as-is --cap-gb 40</w:t>
         <w:br/>
         <w:t>```</w:t>
         <w:br/>
@@ -506,10 +506,10 @@
         <w:t>```</w:t>
         <w:br/>
         <w:br/>
-        <w:t>**Run — one account, as-is until 10GB (no quality scan)**</w:t>
-        <w:br/>
-        <w:br/>
-        <w:t>Same DWD path; walk order as-is; stops at **10GB**. Folder lands in the **admin** My Drive.</w:t>
+        <w:t>**Run — one account, as-is until 40GB (no quality scan)**</w:t>
+        <w:br/>
+        <w:br/>
+        <w:t>Same DWD path; walk order as-is; stops at **40GB**. Folder lands in the **admin** My Drive and is **shared with the selected user** so they can open it too.</w:t>
         <w:br/>
         <w:br/>
         <w:t>```</w:t>
@@ -522,7 +522,7 @@
         <w:br/>
         <w:t xml:space="preserve">  --users alice@yourdomain.com \</w:t>
         <w:br/>
-        <w:t xml:space="preserve">  --as-is --cap-gb 10</w:t>
+        <w:t xml:space="preserve">  --as-is --cap-gb 40</w:t>
         <w:br/>
         <w:t>```</w:t>
         <w:br/>
@@ -622,7 +622,7 @@
         <w:br/>
         <w:t>| `--full-account` | off | Entire My Drive of one account → AI Labs Sample Set (no quality scan/caps/Gmail) |</w:t>
         <w:br/>
-        <w:t>| `--as-is` | off | Walk-order Drive copy until `--cap-gb` (default 10GB); no quality scan/Gmail |</w:t>
+        <w:t>| `--as-is` | off | Walk-order Drive copy until `--cap-gb` (default 40GB); no quality scan/Gmail |</w:t>
         <w:br/>
         <w:t>| `--cap-gb` | `10` with `--as-is` | Byte cap (GB) for `--as-is` / optional trim for `--full-account` |</w:t>
         <w:br/>
@@ -934,7 +934,7 @@
         <w:t xml:space="preserve">  --full-account</w:t>
         <w:br/>
         <w:br/>
-        <w:t># As-is until 10GB (walk order, transfer starts immediately)</w:t>
+        <w:t># As-is until 40GB (walk order, transfer starts immediately)</w:t>
         <w:br/>
         <w:t>python tools/build_quality_sample.py --as-is</w:t>
         <w:br/>
@@ -946,7 +946,7 @@
         <w:br/>
         <w:t xml:space="preserve">  --users alice@yourdomain.com \</w:t>
         <w:br/>
-        <w:t xml:space="preserve">  --as-is --cap-gb 10</w:t>
+        <w:t xml:space="preserve">  --as-is --cap-gb 40</w:t>
         <w:br/>
         <w:br/>
         <w:t># My Drive only (capped quality sample)</w:t>

--- a/CLIENT_SETUP_AI_LABS_SAMPLES.docx
+++ b/CLIENT_SETUP_AI_LABS_SAMPLES.docx
@@ -386,10 +386,10 @@
         <w:t>```</w:t>
         <w:br/>
         <w:br/>
-        <w:t>**Entire account — Drive only (no quality scan, no caps, no Gmail):**</w:t>
-        <w:br/>
-        <w:br/>
-        <w:t>Creates `AI Labs Sample Set (date)` in your My Drive and starts copying **immediately** — first folders are listed, then transfer runs in the background while the rest of the Drive is walked. Copies **every** file from the signed-in account.</w:t>
+        <w:t>**Entire account / full-account sample (Drive 5GB + Gmail):**</w:t>
+        <w:br/>
+        <w:br/>
+        <w:t>Creates `AI Labs Sample Set (date)` in admin My Drive (DWD), shares with the selected user, copies Drive as-is until **5GB**, then scans + transfers that user's **full Gmail**.</w:t>
         <w:br/>
         <w:br/>
         <w:t>```</w:t>
@@ -399,6 +399,24 @@
         <w:t>```</w:t>
         <w:br/>
         <w:br/>
+        <w:t>Workspace:</w:t>
+        <w:br/>
+        <w:br/>
+        <w:t>```</w:t>
+        <w:br/>
+        <w:t>python tools/build_quality_sample.py \</w:t>
+        <w:br/>
+        <w:t xml:space="preserve">  --service-account ~/Downloads/service_account.json \</w:t>
+        <w:br/>
+        <w:t xml:space="preserve">  --admin-email admin@yourdomain.com \</w:t>
+        <w:br/>
+        <w:t xml:space="preserve">  --users alice@yourdomain.com \</w:t>
+        <w:br/>
+        <w:t xml:space="preserve">  --full-account</w:t>
+        <w:br/>
+        <w:t>```</w:t>
+        <w:br/>
+        <w:br/>
         <w:t>**As-is until 40GB (no quality scan):**</w:t>
         <w:br/>
         <w:br/>
@@ -485,10 +503,10 @@
         <w:t>```</w:t>
         <w:br/>
         <w:br/>
-        <w:t>**Run — one account, entire My Drive (transfer only, no quality scan)**</w:t>
-        <w:br/>
-        <w:br/>
-        <w:t>Uses **Domain-Wide Delegation only** (service account + super-admin). Creates `AI Labs Sample Set (date)` in the **admin** My Drive and starts copying immediately. No personal OAuth login, no Gmail.</w:t>
+        <w:t>**Run — one account, Drive 5GB + full Gmail (no quality scan)**</w:t>
+        <w:br/>
+        <w:br/>
+        <w:t>Uses **Domain-Wide Delegation**. Creates `AI Labs Sample Set (date)` in the **admin** My Drive (shared with the selected user), copies Drive **as-is until 5GB**, then scans + transfers that user's **entire Gmail**.</w:t>
         <w:br/>
         <w:br/>
         <w:t>```</w:t>
@@ -620,11 +638,11 @@
         <w:br/>
         <w:t>| --- | --- | --- |</w:t>
         <w:br/>
-        <w:t>| `--full-account` | off | Entire My Drive of one account → AI Labs Sample Set (no quality scan/caps/Gmail) |</w:t>
+        <w:t>| `--full-account` | off | One account: Drive as-is to **5GB** + full Gmail scan/transfer (DWD) |</w:t>
         <w:br/>
         <w:t>| `--as-is` | off | Walk-order Drive copy until `--cap-gb` (default 40GB); no quality scan/Gmail |</w:t>
         <w:br/>
-        <w:t>| `--cap-gb` | `10` with `--as-is` | Byte cap (GB) for `--as-is` / optional trim for `--full-account` |</w:t>
+        <w:t>| `--cap-gb` | `5` / `40` | Drive byte cap (GB): default 5 with `--full-account`, 40 with `--as-is` |</w:t>
         <w:br/>
         <w:t>| `--drive-cap-gb` | `15` | Drive binary cap (GB) |</w:t>
         <w:br/>
@@ -919,7 +937,7 @@
         <w:t>python tools/build_quality_sample_local.py --root ~/Downloads/company-dump</w:t>
         <w:br/>
         <w:br/>
-        <w:t># One account — entire My Drive → AI Labs Sample Set (no quality scan)</w:t>
+        <w:t># One account — Drive 5GB + full Gmail</w:t>
         <w:br/>
         <w:t>python tools/build_quality_sample.py --full-account</w:t>
         <w:br/>

--- a/CLIENT_SETUP_AI_LABS_SAMPLES.docx
+++ b/CLIENT_SETUP_AI_LABS_SAMPLES.docx
@@ -386,10 +386,10 @@
         <w:t>```</w:t>
         <w:br/>
         <w:br/>
-        <w:t>**Entire account / full-account sample (Drive 5GB + Gmail):**</w:t>
-        <w:br/>
-        <w:br/>
-        <w:t>Creates `AI Labs Sample Set (date)` in admin My Drive (DWD), shares with the selected user, copies Drive as-is until **5GB**, then scans + transfers that user's **full Gmail**.</w:t>
+        <w:t>**Entire account / full-account sample (Drive 5GB + Gmail sample):**</w:t>
+        <w:br/>
+        <w:br/>
+        <w:t>Creates `AI Labs Sample Set (date)` in admin My Drive (DWD), shares with the selected user, copies Drive as-is until **5GB**, then Gmail: first **100** messages → up to **20** threads (discovery order), **3GB** cap.</w:t>
         <w:br/>
         <w:br/>
         <w:t>```</w:t>
@@ -503,10 +503,10 @@
         <w:t>```</w:t>
         <w:br/>
         <w:br/>
-        <w:t>**Run — one account, Drive 5GB + full Gmail (no quality scan)**</w:t>
-        <w:br/>
-        <w:br/>
-        <w:t>Uses **Domain-Wide Delegation**. Creates `AI Labs Sample Set (date)` in the **admin** My Drive (shared with the selected user), copies Drive **as-is until 5GB**, then scans + transfers that user's **entire Gmail**.</w:t>
+        <w:t>**Run — one account, Drive 5GB + Gmail sample (no quality scan)**</w:t>
+        <w:br/>
+        <w:br/>
+        <w:t>Uses **Domain-Wide Delegation**. Creates `AI Labs Sample Set (date)` in the **admin** My Drive (shared with the selected user), copies Drive **as-is until 5GB**, then Gmail sample: first **100** messages → up to **20** threads, **3GB** cap.</w:t>
         <w:br/>
         <w:br/>
         <w:t>```</w:t>
@@ -638,7 +638,7 @@
         <w:br/>
         <w:t>| --- | --- | --- |</w:t>
         <w:br/>
-        <w:t>| `--full-account` | off | One account: Drive as-is to **5GB** + full Gmail scan/transfer (DWD) |</w:t>
+        <w:t>| `--full-account` | off | One account: Drive as-is to **5GB** + Gmail first **100** msgs → **20** threads (**3GB** cap) |</w:t>
         <w:br/>
         <w:t>| `--as-is` | off | Walk-order Drive copy until `--cap-gb` (default 40GB); no quality scan/Gmail |</w:t>
         <w:br/>
@@ -937,7 +937,7 @@
         <w:t>python tools/build_quality_sample_local.py --root ~/Downloads/company-dump</w:t>
         <w:br/>
         <w:br/>
-        <w:t># One account — Drive 5GB + full Gmail</w:t>
+        <w:t># One account — Drive 5GB + Gmail (100 msgs → 20 threads, 3GB)</w:t>
         <w:br/>
         <w:t>python tools/build_quality_sample.py --full-account</w:t>
         <w:br/>

--- a/CLIENT_SETUP_AI_LABS_SAMPLES.docx
+++ b/CLIENT_SETUP_AI_LABS_SAMPLES.docx
@@ -389,7 +389,7 @@
         <w:t>**Entire account / full-account sample (Drive 5GB + Gmail sample):**</w:t>
         <w:br/>
         <w:br/>
-        <w:t>Creates `AI Labs Sample Set (date)` in admin My Drive (DWD), shares with the selected user, copies Drive as-is until **5GB**, then Gmail: first **100** messages → up to **20** threads (discovery order), **3GB** cap.</w:t>
+        <w:t>Creates `AI Labs Sample Set (date)` in admin My Drive (DWD), shares with the selected user, copies Drive as-is until **5GB** (walk + transfer finish first), then Gmail: first **100** messages → up to **20** threads (discovery order), **3GB** cap. Destination Gmail insert needs the operator's `gmail.insert` OAuth (same as Part 8).</w:t>
         <w:br/>
         <w:br/>
         <w:t>```</w:t>
@@ -506,7 +506,7 @@
         <w:t>**Run — one account, Drive 5GB + Gmail sample (no quality scan)**</w:t>
         <w:br/>
         <w:br/>
-        <w:t>Uses **Domain-Wide Delegation**. Creates `AI Labs Sample Set (date)` in the **admin** My Drive (shared with the selected user), copies Drive **as-is until 5GB**, then Gmail sample: first **100** messages → up to **20** threads, **3GB** cap.</w:t>
+        <w:t>Uses **Domain-Wide Delegation**. Creates `AI Labs Sample Set (date)` in the **admin** My Drive (shared with the selected user), copies Drive **as-is until 5GB** and waits until that transfer finishes, then Gmail sample: first **100** messages → up to **20** threads, **3GB** cap. Gmail insert uses the destination account's OAuth (`gmail.insert` — Part 8).</w:t>
         <w:br/>
         <w:br/>
         <w:t>```</w:t>

--- a/CLIENT_SETUP_AI_LABS_SAMPLES.docx
+++ b/CLIENT_SETUP_AI_LABS_SAMPLES.docx
@@ -443,24 +443,121 @@
         <w:t>### 5B — Whole Workspace (Service Account + Domain-Wide Delegation)</w:t>
         <w:br/>
         <w:br/>
-        <w:t>**Operator — create Service Account**</w:t>
-        <w:br/>
-        <w:br/>
-        <w:t>1. [Google Cloud Console](https://console.cloud.google.com/) → project (can reuse Part 3) → **IAM &amp; Admin** → **Service Accounts** → **Create Service Account** → name → **Done**.</w:t>
-        <w:br/>
-        <w:t>2. Service account → **Keys** → **Add Key** → **Create new key** → **JSON** → save the file.</w:t>
-        <w:br/>
-        <w:t>3. **Details** → **Advanced settings** → copy **Client ID** → enable Domain-wide delegation if shown.</w:t>
-        <w:br/>
-        <w:t>4. **APIs &amp; Services** → **Library** → enable **Google Drive API**, **Admin SDK API**, **Gmail API**.</w:t>
-        <w:br/>
-        <w:t>5. Send only the **Client ID** to the Workspace super-admin (not the JSON key).</w:t>
-        <w:br/>
-        <w:br/>
-        <w:t>**Workspace super-admin — authorize**</w:t>
-        <w:br/>
-        <w:br/>
-        <w:t>6. [admin.google.com](https://admin.google.com) → **Security** → **Access and data control** → **API controls** → **Manage Domain Wide Delegation** → **Add new** → paste Client ID + scopes:</w:t>
+        <w:t>Use this for `--full-account`, `--as-is`, or a whole-Workspace quality sample. Two people are involved:</w:t>
+        <w:br/>
+        <w:br/>
+        <w:t>- **Operator** — creates the Google Cloud service account + JSON key (Parts A–C below).</w:t>
+        <w:br/>
+        <w:t>- **Workspace super-admin** — authorizes Domain-Wide Delegation in Admin Console (Part D).</w:t>
+        <w:br/>
+        <w:br/>
+        <w:t>---</w:t>
+        <w:br/>
+        <w:br/>
+        <w:t>#### A. Operator — create the Google Cloud project + enable APIs</w:t>
+        <w:br/>
+        <w:br/>
+        <w:t>1. Open **https://console.cloud.google.com/** and sign in.</w:t>
+        <w:br/>
+        <w:t>2. Top bar → project dropdown → pick the project from Part 3, or **New Project** → name it → **Create** → select it.</w:t>
+        <w:br/>
+        <w:t>3. Left menu → **APIs &amp; Services** → **Library**.</w:t>
+        <w:br/>
+        <w:t>4. Search and **Enable** each of these (if not already enabled):</w:t>
+        <w:br/>
+        <w:t xml:space="preserve">   - **Google Drive API**</w:t>
+        <w:br/>
+        <w:t xml:space="preserve">   - **Admin SDK API**</w:t>
+        <w:br/>
+        <w:t xml:space="preserve">   - **Gmail API**</w:t>
+        <w:br/>
+        <w:br/>
+        <w:t>---</w:t>
+        <w:br/>
+        <w:br/>
+        <w:t>#### B. Operator — create the Service Account + JSON key</w:t>
+        <w:br/>
+        <w:br/>
+        <w:t>1. Left menu → **IAM &amp; Admin** → **Service Accounts**.</w:t>
+        <w:br/>
+        <w:t>2. Click **+ Create Service Account**.</w:t>
+        <w:br/>
+        <w:t>3. **Service account name** — e.g. `ai-labs-samples` → **Create and Continue**.</w:t>
+        <w:br/>
+        <w:t>4. **Grant this service account access to project** — skip (click **Continue**). Optional roles are not required for DWD.</w:t>
+        <w:br/>
+        <w:t>5. **Grant users access** — skip → **Done**.</w:t>
+        <w:br/>
+        <w:t>6. In the service accounts list, click the new account (email looks like `ai-labs-samples@PROJECT_ID.iam.gserviceaccount.com`).</w:t>
+        <w:br/>
+        <w:t>7. Open the **Details** tab.</w:t>
+        <w:br/>
+        <w:t>8. Expand **Advanced settings** (or **Show domain-wide delegation**):</w:t>
+        <w:br/>
+        <w:t xml:space="preserve">   - Check **Enable Google Workspace Domain-wide Delegation** if a checkbox is shown.</w:t>
+        <w:br/>
+        <w:t xml:space="preserve">   - **Product name for the consent screen** — any name (e.g. `AI Labs Samples`) if asked → **Save**.</w:t>
+        <w:br/>
+        <w:t>9. Still on **Details**, copy the **Unique ID** / **Client ID** (long **numeric** string, e.g. `123456789012345678901`).</w:t>
+        <w:br/>
+        <w:t xml:space="preserve">   - This is the ID the super-admin pastes into Admin Console — **not** the service account email.</w:t>
+        <w:br/>
+        <w:t>10. Open the **Keys** tab → **Add Key** → **Create new key** → type **JSON** → **Create**.</w:t>
+        <w:br/>
+        <w:t>11. Save the downloaded file somewhere safe, e.g. `~/Downloads/service_account.json`.</w:t>
+        <w:br/>
+        <w:t>12. Send the Workspace super-admin **only**:</w:t>
+        <w:br/>
+        <w:t xml:space="preserve">    - the **Client ID** (numeric), and</w:t>
+        <w:br/>
+        <w:t xml:space="preserve">    - the **exact scopes list** from Part D below.  </w:t>
+        <w:br/>
+        <w:t xml:space="preserve">    Do **not** send the JSON key unless they are also the operator.</w:t>
+        <w:br/>
+        <w:br/>
+        <w:t>---</w:t>
+        <w:br/>
+        <w:br/>
+        <w:t>#### C. Operator — (optional) confirm Client ID location</w:t>
+        <w:br/>
+        <w:br/>
+        <w:t>If you lost the Client ID:</w:t>
+        <w:br/>
+        <w:br/>
+        <w:t>1. **IAM &amp; Admin** → **Service Accounts** → click the account.</w:t>
+        <w:br/>
+        <w:t>2. **Details** → **Unique ID** / **OAuth 2 Client ID** (digits only).</w:t>
+        <w:br/>
+        <w:br/>
+        <w:t>Or: **APIs &amp; Services** → **Credentials** → under **OAuth 2.0 Client IDs**, find the service account’s client → copy **Client ID**.</w:t>
+        <w:br/>
+        <w:br/>
+        <w:t>---</w:t>
+        <w:br/>
+        <w:br/>
+        <w:t>#### D. Workspace super-admin — authorize Domain-Wide Delegation</w:t>
+        <w:br/>
+        <w:br/>
+        <w:t>Must be signed in as a **super admin** of the Google Workspace domain.</w:t>
+        <w:br/>
+        <w:br/>
+        <w:t>1. Open **https://admin.google.com/**.</w:t>
+        <w:br/>
+        <w:t>2. Left menu → **Security**.</w:t>
+        <w:br/>
+        <w:t xml:space="preserve">   - If you don’t see it: click **Show more** / **Directory** areas until **Security** appears (super-admin only).</w:t>
+        <w:br/>
+        <w:t>3. **Security** → **Access and data control** → **API controls**.</w:t>
+        <w:br/>
+        <w:t xml:space="preserve">   - Older UI path: **Security** → **API controls**.</w:t>
+        <w:br/>
+        <w:t>4. Under **Domain wide delegation**, click **Manage Domain Wide Delegation** (or **Manage domain-wide delegation**).</w:t>
+        <w:br/>
+        <w:t>5. Click **Add new**.</w:t>
+        <w:br/>
+        <w:t>6. **Client ID** — paste the **numeric** Client ID from the operator (Part B step 9).</w:t>
+        <w:br/>
+        <w:t>7. **OAuth scopes** — paste **exactly** this comma-separated list (one line, no spaces after commas is fine; spaces after commas also OK):</w:t>
         <w:br/>
         <w:br/>
         <w:t>```</w:t>
@@ -470,13 +567,34 @@
         <w:t>```</w:t>
         <w:br/>
         <w:br/>
-        <w:t>→ **Authorise**. Wait 5–10 min if first run fails with `unauthorized_client`.</w:t>
-        <w:br/>
-        <w:br/>
-        <w:t>Use the full `drive` scope (not only `drive.readonly`) so `--full-account` / `--as-is` can create the sample folder in the **super-admin** My Drive and copy via Domain-Wide Delegation with **no personal OAuth browser login**.</w:t>
-        <w:br/>
-        <w:br/>
-        <w:t>**Operator — save credentials**</w:t>
+        <w:t>Same scopes, one per line for checking:</w:t>
+        <w:br/>
+        <w:br/>
+        <w:t>| Scope | Why |</w:t>
+        <w:br/>
+        <w:t>| --- | --- |</w:t>
+        <w:br/>
+        <w:t>| `https://www.googleapis.com/auth/drive` | Create sample folder in **admin** My Drive, share it, and copy files as the selected user. **Must be full `drive`, not `drive.readonly`.** |</w:t>
+        <w:br/>
+        <w:t>| `https://www.googleapis.com/auth/admin.directory.user.readonly` | List Workspace users (whole-domain scan). Not required if you always pass `--users EMAIL`. |</w:t>
+        <w:br/>
+        <w:t>| `https://www.googleapis.com/auth/gmail.readonly` | Read the selected user’s mailbox for Gmail sample (`--full-account`). |</w:t>
+        <w:br/>
+        <w:br/>
+        <w:t>8. Click **Authorise** (or **Authorize**).</w:t>
+        <w:br/>
+        <w:t>9. Confirm the new row appears in the Domain-wide delegation list with that Client ID and those scopes.</w:t>
+        <w:br/>
+        <w:t>10. Wait **5–10 minutes** before the first run. If you see `RefreshError: unauthorized_client` or `unauthorized_client`, wait and retry — scopes often need a few minutes to propagate. Double-check you used **full** `drive` (not `drive.readonly`) and the correct numeric Client ID.</w:t>
+        <w:br/>
+        <w:br/>
+        <w:t>**Editing scopes later:** open the same Client ID row → **Edit** → replace the scopes string → **Authorise** again → wait 5–10 min.</w:t>
+        <w:br/>
+        <w:br/>
+        <w:t>---</w:t>
+        <w:br/>
+        <w:br/>
+        <w:t>#### E. Operator — save Service Account path (optional helper)</w:t>
         <w:br/>
         <w:br/>
         <w:t>```</w:t>
@@ -486,7 +604,19 @@
         <w:t>```</w:t>
         <w:br/>
         <w:br/>
-        <w:t>When asked `Set up Service Account for full workspace scan? (y/n)` → `y` → path to JSON key → Workspace super-admin email (e.g. `admin@yourdomain.com`).</w:t>
+        <w:t>When asked `Set up Service Account for full workspace scan? (y/n)` → `y` → path to JSON key → Workspace **super-admin** email (e.g. `admin@yourdomain.com`).</w:t>
+        <w:br/>
+        <w:br/>
+        <w:t>You can also pass paths on every command with `--service-account` and `--admin-email` (examples below) without `setup.py`.</w:t>
+        <w:br/>
+        <w:br/>
+        <w:t>**`--admin-email` must be a real super-admin (or admin) user in the domain** — the script impersonates that user to create the sample folder in **their** My Drive, then shares it with `--users`.</w:t>
+        <w:br/>
+        <w:br/>
+        <w:t>---</w:t>
+        <w:br/>
+        <w:br/>
+        <w:t>#### F. Run commands (after DWD is authorized)</w:t>
         <w:br/>
         <w:br/>
         <w:t>**Run — whole Workspace (scan + transfer)**</w:t>
@@ -916,6 +1046,12 @@
         <w:t>| Gmail insert permission error | Add `gmail.insert` scope (Part 8 setup) |</w:t>
         <w:br/>
         <w:t>| Unexpected browser login in Part 5 | Destination OAuth consent (default transfer). Use `--scan-only` to skip |</w:t>
+        <w:br/>
+        <w:t>| `unauthorized_client` / `RefreshError` with `--service-account` | Super-admin must authorize DWD (Part 5B §D). Use **numeric Client ID**, full `drive` scope (not `drive.readonly`), wait 5–10 min after Authorize |</w:t>
+        <w:br/>
+        <w:t>| DWD: wrong Client ID | Paste the service account **Unique ID** (digits), not the `...@....iam.gserviceaccount.com` email |</w:t>
+        <w:br/>
+        <w:t>| DWD: folder create / copy denied | Scopes must include `https://www.googleapis.com/auth/drive` (full). Edit the DWD row and re-authorize |</w:t>
         <w:br/>
         <w:t>| Part 5 didn't re-scan | Manifest already exists — add `--rescan` |</w:t>
         <w:br/>
